--- a/downloads/teacher/ai-5-week-16.docx
+++ b/downloads/teacher/ai-5-week-16.docx
@@ -2203,6 +2203,396 @@
         <w:t>For your Image-pattern Network Investigation, save the input, procedure, observed result and limitation of this check. Label this worked example as practice; use a different, previously unreviewed case when checking independent understanding.</w:t>
       </w:r>
     </w:p>
+    <w:p>
+      <w:pPr>
+        <w:pStyle w:val="Heading1"/>
+      </w:pPr>
+      <w:r>
+        <w:t>07. Prepare, teach and assess</w:t>
+      </w:r>
+    </w:p>
+    <w:p>
+      <w:r>
+        <w:t>Teaching target: Separate a weight penalty from prediction error</w:t>
+      </w:r>
+    </w:p>
+    <w:p>
+      <w:r>
+        <w:t>Prepare the labelled worked-case picture, the matching workbook, fictional input cards and a place for individual responses. Check a local Python 3 environment before class; have a paper-trace version ready.</w:t>
+      </w:r>
+    </w:p>
+    <w:tbl>
+      <w:tblPr>
+        <w:tblStyle w:val="LightShading-Accent1"/>
+        <w:tblW w:type="auto" w:w="0"/>
+        <w:tblLook w:firstColumn="1" w:firstRow="1" w:lastColumn="0" w:lastRow="0" w:noHBand="0" w:noVBand="1" w:val="04A0"/>
+      </w:tblPr>
+      <w:tblGrid>
+        <w:gridCol w:w="3408"/>
+        <w:gridCol w:w="3408"/>
+        <w:gridCol w:w="3408"/>
+      </w:tblGrid>
+      <w:tr>
+        <w:trPr>
+          <w:tblHeader/>
+        </w:trPr>
+        <w:tc>
+          <w:tcPr>
+            <w:tcW w:type="dxa" w:w="3408"/>
+          </w:tcPr>
+          <w:p>
+            <w:r>
+              <w:t>Session</w:t>
+            </w:r>
+          </w:p>
+        </w:tc>
+        <w:tc>
+          <w:tcPr>
+            <w:tcW w:type="dxa" w:w="3408"/>
+          </w:tcPr>
+          <w:p>
+            <w:r>
+              <w:t>Plan</w:t>
+            </w:r>
+          </w:p>
+        </w:tc>
+        <w:tc>
+          <w:tcPr>
+            <w:tcW w:type="dxa" w:w="3408"/>
+          </w:tcPr>
+          <w:p>
+            <w:r>
+              <w:t>Resources</w:t>
+            </w:r>
+          </w:p>
+        </w:tc>
+      </w:tr>
+      <w:tr>
+        <w:tc>
+          <w:tcPr>
+            <w:tcW w:type="dxa" w:w="3408"/>
+          </w:tcPr>
+          <w:p>
+            <w:r>
+              <w:t>Session 1 · Understand · 45 min</w:t>
+            </w:r>
+          </w:p>
+        </w:tc>
+        <w:tc>
+          <w:tcPr>
+            <w:tcW w:type="dxa" w:w="3408"/>
+          </w:tcPr>
+          <w:p>
+            <w:r>
+              <w:t>0–7: recall and prerequisite; 7–15: inspect the concrete case and predict; 15–30: teacher models the worked trace; 30–40: learners explain a step using the text and visual; 40–45: check the core idea.</w:t>
+            </w:r>
+          </w:p>
+        </w:tc>
+        <w:tc>
+          <w:tcPr>
+            <w:tcW w:type="dxa" w:w="3408"/>
+          </w:tcPr>
+          <w:p>
+            <w:r>
+              <w:t>Sections 1–6; record the brief recall in the workbook.</w:t>
+            </w:r>
+          </w:p>
+        </w:tc>
+      </w:tr>
+      <w:tr>
+        <w:tc>
+          <w:tcPr>
+            <w:tcW w:type="dxa" w:w="3408"/>
+          </w:tcPr>
+          <w:p>
+            <w:r>
+              <w:t>Session 2 · Practise · 45 min</w:t>
+            </w:r>
+          </w:p>
+        </w:tc>
+        <w:tc>
+          <w:tcPr>
+            <w:tcW w:type="dxa" w:w="3408"/>
+          </w:tcPr>
+          <w:p>
+            <w:r>
+              <w:t>0–5: retrieve the procedure; 5–15: W2 completion practice; 15–23: explain and check with a partner; 23–30: each learner answers the misconception check; 30–40: targeted reteaching or a harder variation; 40–45: prepare the investigation.</w:t>
+            </w:r>
+          </w:p>
+        </w:tc>
+        <w:tc>
+          <w:tcPr>
+            <w:tcW w:type="dxa" w:w="3408"/>
+          </w:tcPr>
+          <w:p>
+            <w:r>
+              <w:t>Sections 7–10; use the matching workbook W2 and misconception check.</w:t>
+            </w:r>
+          </w:p>
+        </w:tc>
+      </w:tr>
+      <w:tr>
+        <w:tc>
+          <w:tcPr>
+            <w:tcW w:type="dxa" w:w="3408"/>
+          </w:tcPr>
+          <w:p>
+            <w:r>
+              <w:t>Session 3 · Investigate and transfer · 45 min</w:t>
+            </w:r>
+          </w:p>
+        </w:tc>
+        <w:tc>
+          <w:tcPr>
+            <w:tcW w:type="dxa" w:w="3408"/>
+          </w:tcPr>
+          <w:p>
+            <w:r>
+              <w:t>0–5: retrieve the decision rule; 5–20: investigate or trace; 20–30: start the independent case; 30–38: connect the project; 38–43: act on feedback; 43–45: plan the return check.</w:t>
+            </w:r>
+          </w:p>
+        </w:tc>
+        <w:tc>
+          <w:tcPr>
+            <w:tcW w:type="dxa" w:w="3408"/>
+          </w:tcPr>
+          <w:p>
+            <w:r>
+              <w:t>Sections 9 and 11–14. Give extra time to finish the full task set; use Section 15 when the week includes a coding lab.</w:t>
+            </w:r>
+          </w:p>
+        </w:tc>
+      </w:tr>
+    </w:tbl>
+    <w:p>
+      <w:r>
+        <w:t>Before class, solve the supported practice: Start v = 1.6 with lambda = 0.5 and rate 0.1. Calculate both gradient contributions, new v and new prediction MSE.</w:t>
+      </w:r>
+    </w:p>
+    <w:p>
+      <w:r>
+        <w:t>Reasoned practice answer: Teacher explanation: Data gradient -2, penalty gradient 1.6, total -0.4. New v = 1.64; prediction MSE is 2.5 times 0.36 squared = 0.324.</w:t>
+      </w:r>
+    </w:p>
+    <w:p>
+      <w:r>
+        <w:t>Check every learner before discussion: Use the worked case for Regularisation and early stopping. Proposed explanation: “Zero prediction error means no regularised update”. Decide whether this explanation is supported. Point to the step or supplied fact that decides; explain your repair if needed.</w:t>
+      </w:r>
+    </w:p>
+    <w:p>
+      <w:r>
+        <w:t>Misconception repair: The penalty gradient can remain nonzero.</w:t>
+      </w:r>
+    </w:p>
+    <w:p>
+      <w:r>
+        <w:t>Support: read the exact case aloud, enlarge the labelled picture, supply input cards and model only the first deciding step. Accept a spoken explanation or drawing; retain the reasoning goal.</w:t>
+      </w:r>
+    </w:p>
+    <w:p>
+      <w:r>
+        <w:t>Extension: Change patience from 1 to2 under the same tie rule. Require a prediction and a reason before comparing. Expected result: Stop at checkpoint 4; still restore checkpoint 2. Reason: Checkpoints 3 and 4 are two consecutive non-improvements; a later stop does not redefine the best checkpoint.</w:t>
+      </w:r>
+    </w:p>
+    <w:p>
+      <w:r>
+        <w:t>Independent assessment: withhold the reserved answer until the learner has attempted the new case. Record support separately from correctness.</w:t>
+      </w:r>
+    </w:p>
+    <w:tbl>
+      <w:tblPr>
+        <w:tblStyle w:val="LightShading-Accent1"/>
+        <w:tblW w:type="auto" w:w="0"/>
+        <w:tblLook w:firstColumn="1" w:firstRow="1" w:lastColumn="0" w:lastRow="0" w:noHBand="0" w:noVBand="1" w:val="04A0"/>
+      </w:tblPr>
+      <w:tblGrid>
+        <w:gridCol w:w="2556"/>
+        <w:gridCol w:w="2556"/>
+        <w:gridCol w:w="2556"/>
+        <w:gridCol w:w="2556"/>
+      </w:tblGrid>
+      <w:tr>
+        <w:trPr>
+          <w:tblHeader/>
+        </w:trPr>
+        <w:tc>
+          <w:tcPr>
+            <w:tcW w:type="dxa" w:w="2556"/>
+          </w:tcPr>
+          <w:p>
+            <w:r>
+              <w:t>Criterion</w:t>
+            </w:r>
+          </w:p>
+        </w:tc>
+        <w:tc>
+          <w:tcPr>
+            <w:tcW w:type="dxa" w:w="2556"/>
+          </w:tcPr>
+          <w:p>
+            <w:r>
+              <w:t>Not yet</w:t>
+            </w:r>
+          </w:p>
+        </w:tc>
+        <w:tc>
+          <w:tcPr>
+            <w:tcW w:type="dxa" w:w="2556"/>
+          </w:tcPr>
+          <w:p>
+            <w:r>
+              <w:t>With support</w:t>
+            </w:r>
+          </w:p>
+        </w:tc>
+        <w:tc>
+          <w:tcPr>
+            <w:tcW w:type="dxa" w:w="2556"/>
+          </w:tcPr>
+          <w:p>
+            <w:r>
+              <w:t>Independent</w:t>
+            </w:r>
+          </w:p>
+        </w:tc>
+      </w:tr>
+      <w:tr>
+        <w:tc>
+          <w:tcPr>
+            <w:tcW w:type="dxa" w:w="2556"/>
+          </w:tcPr>
+          <w:p>
+            <w:r>
+              <w:t>Explanation</w:t>
+            </w:r>
+          </w:p>
+        </w:tc>
+        <w:tc>
+          <w:tcPr>
+            <w:tcW w:type="dxa" w:w="2556"/>
+          </w:tcPr>
+          <w:p>
+            <w:r>
+              <w:t>Names an answer without a deciding fact</w:t>
+            </w:r>
+          </w:p>
+        </w:tc>
+        <w:tc>
+          <w:tcPr>
+            <w:tcW w:type="dxa" w:w="2556"/>
+          </w:tcPr>
+          <w:p>
+            <w:r>
+              <w:t>Uses a hint to link fact and decision</w:t>
+            </w:r>
+          </w:p>
+        </w:tc>
+        <w:tc>
+          <w:tcPr>
+            <w:tcW w:type="dxa" w:w="2556"/>
+          </w:tcPr>
+          <w:p>
+            <w:r>
+              <w:t>Explains the deciding fact in own words</w:t>
+            </w:r>
+          </w:p>
+        </w:tc>
+      </w:tr>
+      <w:tr>
+        <w:tc>
+          <w:tcPr>
+            <w:tcW w:type="dxa" w:w="2556"/>
+          </w:tcPr>
+          <w:p>
+            <w:r>
+              <w:t>Trace or test</w:t>
+            </w:r>
+          </w:p>
+        </w:tc>
+        <w:tc>
+          <w:tcPr>
+            <w:tcW w:type="dxa" w:w="2556"/>
+          </w:tcPr>
+          <w:p>
+            <w:r>
+              <w:t>Cannot connect input and result</w:t>
+            </w:r>
+          </w:p>
+        </w:tc>
+        <w:tc>
+          <w:tcPr>
+            <w:tcW w:type="dxa" w:w="2556"/>
+          </w:tcPr>
+          <w:p>
+            <w:r>
+              <w:t>Completes steps with prompts</w:t>
+            </w:r>
+          </w:p>
+        </w:tc>
+        <w:tc>
+          <w:tcPr>
+            <w:tcW w:type="dxa" w:w="2556"/>
+          </w:tcPr>
+          <w:p>
+            <w:r>
+              <w:t>Traces or tests a changed case accurately</w:t>
+            </w:r>
+          </w:p>
+        </w:tc>
+      </w:tr>
+      <w:tr>
+        <w:tc>
+          <w:tcPr>
+            <w:tcW w:type="dxa" w:w="2556"/>
+          </w:tcPr>
+          <w:p>
+            <w:r>
+              <w:t>Limits and revision</w:t>
+            </w:r>
+          </w:p>
+        </w:tc>
+        <w:tc>
+          <w:tcPr>
+            <w:tcW w:type="dxa" w:w="2556"/>
+          </w:tcPr>
+          <w:p>
+            <w:r>
+              <w:t>Claims more than evidence supports</w:t>
+            </w:r>
+          </w:p>
+        </w:tc>
+        <w:tc>
+          <w:tcPr>
+            <w:tcW w:type="dxa" w:w="2556"/>
+          </w:tcPr>
+          <w:p>
+            <w:r>
+              <w:t>Names a limit after a prompt</w:t>
+            </w:r>
+          </w:p>
+        </w:tc>
+        <w:tc>
+          <w:tcPr>
+            <w:tcW w:type="dxa" w:w="2556"/>
+          </w:tcPr>
+          <w:p>
+            <w:r>
+              <w:t>States a defensible limit and useful next test</w:t>
+            </w:r>
+          </w:p>
+        </w:tc>
+      </w:tr>
+    </w:tbl>
+    <w:p>
+      <w:r>
+        <w:t>Project checkpoint: Test changed cases. Keep normal, boundary and failure cases; compare expected and observed results.</w:t>
+      </w:r>
+    </w:p>
+    <w:p>
+      <w:r>
+        <w:t>Use the weekly teacher answer for topic-specific reasoning. A saved progress tick is an activity record; judge mastery from the learner’s explanation and evidence.</w:t>
+      </w:r>
+    </w:p>
     <w:sectPr>
       <w:pgSz w:w="12240" w:h="15840"/>
       <w:pgMar w:top="936" w:right="1008" w:bottom="936" w:left="1008" w:header="720" w:footer="720" w:gutter="0"/>

--- a/downloads/teacher/ai-5-week-16.docx
+++ b/downloads/teacher/ai-5-week-16.docx
@@ -2593,6 +2593,39 @@
         <w:t>Use the weekly teacher answer for topic-specific reasoning. A saved progress tick is an activity record; judge mastery from the learner’s explanation and evidence.</w:t>
       </w:r>
     </w:p>
+    <w:p>
+      <w:pPr>
+        <w:pStyle w:val="Heading1"/>
+      </w:pPr>
+      <w:r>
+        <w:t>08. Use feedback, labs and repair paths</w:t>
+      </w:r>
+    </w:p>
+    <w:p>
+      <w:r>
+        <w:t>Use the two formative questions as supported practice, not as independent mastery scores. Discuss the deciding evidence rather than accepting a guessed selection.</w:t>
+      </w:r>
+    </w:p>
+    <w:p>
+      <w:r>
+        <w:t>The feedback comes from the reviewed public worked case. Do not reveal the separately reserved independent teacher answer until the learner has attempted that case.</w:t>
+      </w:r>
+    </w:p>
+    <w:p>
+      <w:r>
+        <w:t>Ask students to predict before running code. Preserve errors and actual outputs; collect a changed test and an explanation. The branch-boundary and indexing lessons deliberately include failure cases.</w:t>
+      </w:r>
+    </w:p>
+    <w:p>
+      <w:r>
+        <w:t>Use the earlier worked-explanation links to address a specific missing building block, then return to the current question. Adapt this suggestion after observing the learner; it is not an automatic diagnosis.</w:t>
+      </w:r>
+    </w:p>
+    <w:p>
+      <w:r>
+        <w:t>Collect the completed-work portfolio as evidence. Record support separately from correctness, and assess explanation, trace/test and limitations. Progress ticks and quiz selections alone do not establish mastery.</w:t>
+      </w:r>
+    </w:p>
     <w:sectPr>
       <w:pgSz w:w="12240" w:h="15840"/>
       <w:pgMar w:top="936" w:right="1008" w:bottom="936" w:left="1008" w:header="720" w:footer="720" w:gutter="0"/>

--- a/downloads/teacher/ai-5-week-16.docx
+++ b/downloads/teacher/ai-5-week-16.docx
@@ -29,16 +29,51 @@
       </w:r>
     </w:p>
     <w:p>
-      <w:pPr>
-        <w:pStyle w:val="Heading3"/>
-      </w:pPr>
-      <w:r>
-        <w:t>Teach the learning cycle</w:t>
+      <w:r>
+        <w:t>Prepare Regularisation and early stopping: check the target, prerequisites, resources and adaptable teaching schedule.</w:t>
       </w:r>
     </w:p>
     <w:p>
-      <w:r>
-        <w:t>Primary target: Separate a weight penalty from prediction error</w:t>
+      <w:pPr>
+        <w:pStyle w:val="Heading3"/>
+      </w:pPr>
+      <w:r>
+        <w:t>Teach the learning cycle</w:t>
+      </w:r>
+    </w:p>
+    <w:p>
+      <w:pPr>
+        <w:spacing w:line="336" w:lineRule="auto" w:after="180"/>
+      </w:pPr>
+      <w:r>
+        <w:rPr>
+          <w:b w:val="0"/>
+        </w:rPr>
+        <w:t xml:space="preserve">Primary target: Separate a </w:t>
+      </w:r>
+      <w:r>
+        <w:rPr>
+          <w:b/>
+        </w:rPr>
+        <w:t>weight penalty</w:t>
+      </w:r>
+      <w:r>
+        <w:rPr>
+          <w:b w:val="0"/>
+        </w:rPr>
+        <w:t xml:space="preserve"> from </w:t>
+      </w:r>
+      <w:r>
+        <w:rPr>
+          <w:b/>
+        </w:rPr>
+        <w:t>prediction</w:t>
+      </w:r>
+      <w:r>
+        <w:rPr>
+          <w:b w:val="0"/>
+        </w:rPr>
+        <w:t xml:space="preserve"> error</w:t>
       </w:r>
     </w:p>
     <w:tbl>
@@ -185,16 +220,37 @@
       </w:tr>
     </w:tbl>
     <w:p>
-      <w:r>
-        <w:t>This is a starting allocation of 135 minutes, not a validated duration. Preserve all named topics. Schedule extra time for connected examples, the full investigation, independent cases and project building. Repeated copies of a case share one recorded attempt; they are not new evidence.</w:t>
+      <w:pPr>
+        <w:spacing w:line="336" w:lineRule="auto" w:after="180"/>
+      </w:pPr>
+      <w:r>
+        <w:rPr>
+          <w:b w:val="0"/>
+        </w:rPr>
+        <w:t>This is a starting allocation of 135 minutes, not a validated duration. Preserve all named topics. Schedule extra time for connected examples, the full investigation, independent cases and project building.</w:t>
       </w:r>
     </w:p>
     <w:p>
       <w:pPr>
-        <w:pStyle w:val="Heading3"/>
-      </w:pPr>
-      <w:r>
-        <w:t>Retrieval answer guidance</w:t>
+        <w:spacing w:line="336" w:lineRule="auto" w:after="180"/>
+      </w:pPr>
+      <w:r>
+        <w:rPr>
+          <w:b w:val="0"/>
+        </w:rPr>
+        <w:t xml:space="preserve">Repeated copies of a case share one recorded attempt; they are not new </w:t>
+      </w:r>
+      <w:r>
+        <w:rPr>
+          <w:b/>
+        </w:rPr>
+        <w:t>evidence</w:t>
+      </w:r>
+      <w:r>
+        <w:rPr>
+          <w:b w:val="0"/>
+        </w:rPr>
+        <w:t>.</w:t>
       </w:r>
     </w:p>
     <w:p>
@@ -202,132 +258,342 @@
         <w:pStyle w:val="Heading3"/>
       </w:pPr>
       <w:r>
-        <w:t>Training and validation curves</w:t>
+        <w:t>Retrieval answer guidance</w:t>
       </w:r>
     </w:p>
     <w:p>
-      <w:r>
-        <w:t>Without opening the old lesson, explain one key idea from Training and validation curves. Give an example and a mistake that the idea helps you avoid.</w:t>
+      <w:pPr>
+        <w:pStyle w:val="Heading3"/>
+      </w:pPr>
+      <w:r>
+        <w:t>Training and validation curves</w:t>
       </w:r>
     </w:p>
     <w:p>
-      <w:r>
-        <w:t>Look for: Compute comparable training and validation losses at saved checkpoints</w:t>
+      <w:pPr>
+        <w:spacing w:line="336" w:lineRule="auto" w:after="180"/>
+      </w:pPr>
+      <w:r>
+        <w:rPr>
+          <w:b w:val="0"/>
+        </w:rPr>
+        <w:t xml:space="preserve">Without opening the old lesson, explain one key idea from </w:t>
+      </w:r>
+      <w:r>
+        <w:rPr>
+          <w:b/>
+        </w:rPr>
+        <w:t>Training</w:t>
+      </w:r>
+      <w:r>
+        <w:rPr>
+          <w:b w:val="0"/>
+        </w:rPr>
+        <w:t xml:space="preserve"> and validation curves. Give an example and a mistake that the idea helps you avoid.</w:t>
       </w:r>
     </w:p>
     <w:p>
-      <w:r>
-        <w:t>Reference example, not the only acceptable wording: Teacher explanation: Predictions [3, 4], residuals [-1.5, -2], squares [2.25, 4], MSE 3.125.</w:t>
+      <w:pPr>
+        <w:spacing w:line="336" w:lineRule="auto" w:after="180"/>
+      </w:pPr>
+      <w:r>
+        <w:rPr>
+          <w:b w:val="0"/>
+        </w:rPr>
+        <w:t xml:space="preserve">Look for: Compute comparable </w:t>
+      </w:r>
+      <w:r>
+        <w:rPr>
+          <w:b/>
+        </w:rPr>
+        <w:t>training</w:t>
+      </w:r>
+      <w:r>
+        <w:rPr>
+          <w:b w:val="0"/>
+        </w:rPr>
+        <w:t xml:space="preserve"> and validation losses at saved checkpoints</w:t>
       </w:r>
     </w:p>
     <w:p>
       <w:pPr>
-        <w:pStyle w:val="Heading3"/>
-      </w:pPr>
-      <w:r>
-        <w:t>Batching and epochs</w:t>
+        <w:spacing w:line="336" w:lineRule="auto" w:after="180"/>
+      </w:pPr>
+      <w:r>
+        <w:rPr>
+          <w:b w:val="0"/>
+        </w:rPr>
+        <w:t xml:space="preserve">Reference example, not the only acceptable wording: Teacher explanation: </w:t>
+      </w:r>
+      <w:r>
+        <w:rPr>
+          <w:b/>
+        </w:rPr>
+        <w:t>Prediction</w:t>
+      </w:r>
+      <w:r>
+        <w:rPr>
+          <w:b w:val="0"/>
+        </w:rPr>
+        <w:t>s [3, 4], residuals [-1.5, -2], squares [2.25, 4], MSE 3.125.</w:t>
       </w:r>
     </w:p>
     <w:p>
-      <w:r>
-        <w:t>Without opening the old lesson, explain one key idea from Batching and epochs. Give an example and a mistake that the idea helps you avoid.</w:t>
+      <w:pPr>
+        <w:pStyle w:val="Heading3"/>
+      </w:pPr>
+      <w:r>
+        <w:t>Batching and epochs</w:t>
       </w:r>
     </w:p>
     <w:p>
-      <w:r>
-        <w:t>Look for: Distinguish an example a batch an update and an epoch</w:t>
+      <w:pPr>
+        <w:spacing w:line="336" w:lineRule="auto" w:after="180"/>
+      </w:pPr>
+      <w:r>
+        <w:rPr>
+          <w:b w:val="0"/>
+        </w:rPr>
+        <w:t>Without opening the old lesson, explain one key idea from Batching and epochs. Give an example and a mistake that the idea helps you avoid.</w:t>
       </w:r>
     </w:p>
     <w:p>
-      <w:r>
-        <w:t>Reference example, not the only acceptable wording: Teacher explanation: Batch lengths 4, 4, 2; three updates per epoch, nine total updates and 30 example visits.</w:t>
+      <w:pPr>
+        <w:spacing w:line="336" w:lineRule="auto" w:after="180"/>
+      </w:pPr>
+      <w:r>
+        <w:rPr>
+          <w:b w:val="0"/>
+        </w:rPr>
+        <w:t>Look for: Distinguish an example a batch an update and an epoch</w:t>
       </w:r>
     </w:p>
     <w:p>
       <w:pPr>
-        <w:pStyle w:val="Heading3"/>
-      </w:pPr>
-      <w:r>
-        <w:t>Gradients with a numerical check</w:t>
+        <w:spacing w:line="336" w:lineRule="auto" w:after="180"/>
+      </w:pPr>
+      <w:r>
+        <w:rPr>
+          <w:b w:val="0"/>
+        </w:rPr>
+        <w:t>Reference example, not the only acceptable wording: Teacher explanation: Batch lengths 4, 4, 2; three updates per epoch, nine total updates and 30 example visits.</w:t>
       </w:r>
     </w:p>
     <w:p>
-      <w:r>
-        <w:t>Without opening the old lesson, explain one key idea from Gradients with a numerical check. Give an example and a mistake that the idea helps you avoid.</w:t>
+      <w:pPr>
+        <w:pStyle w:val="Heading3"/>
+      </w:pPr>
+      <w:r>
+        <w:t>Gradients with a numerical check</w:t>
       </w:r>
     </w:p>
     <w:p>
-      <w:r>
-        <w:t>Look for: Estimate one partial derivative while other parameters stay fixed</w:t>
+      <w:pPr>
+        <w:spacing w:line="336" w:lineRule="auto" w:after="180"/>
+      </w:pPr>
+      <w:r>
+        <w:rPr>
+          <w:b w:val="0"/>
+        </w:rPr>
+        <w:t>Without opening the old lesson, explain one key idea from Gradients with a numerical check. Give an example and a mistake that the idea helps you avoid.</w:t>
       </w:r>
     </w:p>
     <w:p>
-      <w:r>
-        <w:t>Reference example, not the only acceptable wording: Teacher explanation: Prediction 3, residual 0, loss 0, gradient [0, 0].</w:t>
+      <w:pPr>
+        <w:spacing w:line="336" w:lineRule="auto" w:after="180"/>
+      </w:pPr>
+      <w:r>
+        <w:rPr>
+          <w:b w:val="0"/>
+        </w:rPr>
+        <w:t>Look for: Estimate one partial derivative while other parameters stay fixed</w:t>
       </w:r>
     </w:p>
     <w:p>
-      <w:r>
-        <w:t>Use two 45-minute sessions. Keep prediction error, penalty and total objective in separate columns. Teach early stopping as a second mechanism with a precise state machine on paper. Cover future curve values until a decision is made; do not reward retrospective selection as if it were a live stopping rule.</w:t>
+      <w:pPr>
+        <w:spacing w:line="336" w:lineRule="auto" w:after="180"/>
+      </w:pPr>
+      <w:r>
+        <w:rPr>
+          <w:b w:val="0"/>
+        </w:rPr>
+        <w:t xml:space="preserve">Reference example, not the only acceptable wording: Teacher explanation: </w:t>
+      </w:r>
+      <w:r>
+        <w:rPr>
+          <w:b/>
+        </w:rPr>
+        <w:t>Prediction</w:t>
+      </w:r>
+      <w:r>
+        <w:rPr>
+          <w:b w:val="0"/>
+        </w:rPr>
+        <w:t xml:space="preserve"> 3, residual 0, loss 0, gradient [0, 0].</w:t>
       </w:r>
     </w:p>
     <w:p>
       <w:pPr>
-        <w:pStyle w:val="Heading3"/>
-      </w:pPr>
-      <w:r>
-        <w:t>Outcomes</w:t>
+        <w:spacing w:line="336" w:lineRule="auto" w:after="180"/>
+      </w:pPr>
+      <w:r>
+        <w:rPr>
+          <w:b w:val="0"/>
+        </w:rPr>
+        <w:t xml:space="preserve">Use two 45-minute sessions. Keep </w:t>
+      </w:r>
+      <w:r>
+        <w:rPr>
+          <w:b/>
+        </w:rPr>
+        <w:t>prediction</w:t>
+      </w:r>
+      <w:r>
+        <w:rPr>
+          <w:b w:val="0"/>
+        </w:rPr>
+        <w:t xml:space="preserve"> error, penalty and total objective in separate columns. Teach early stopping as a second </w:t>
+      </w:r>
+      <w:r>
+        <w:rPr>
+          <w:b/>
+        </w:rPr>
+        <w:t>mechanism</w:t>
+      </w:r>
+      <w:r>
+        <w:rPr>
+          <w:b w:val="0"/>
+        </w:rPr>
+        <w:t xml:space="preserve"> with a precise state machine on paper.</w:t>
       </w:r>
     </w:p>
     <w:p>
-      <w:r>
-        <w:t>Separate a weight penalty from prediction error</w:t>
+      <w:pPr>
+        <w:spacing w:line="336" w:lineRule="auto" w:after="180"/>
+      </w:pPr>
+      <w:r>
+        <w:rPr>
+          <w:b w:val="0"/>
+        </w:rPr>
+        <w:t>Cover future curve values until a decision is made; do not reward retrospective selection as if it were a live stopping rule.</w:t>
       </w:r>
     </w:p>
     <w:p>
-      <w:r>
-        <w:t>Trace a regularised update under a stated objective</w:t>
+      <w:pPr>
+        <w:pStyle w:val="Heading3"/>
+      </w:pPr>
+      <w:r>
+        <w:t>Outcomes</w:t>
       </w:r>
     </w:p>
     <w:p>
-      <w:r>
-        <w:t>Apply a stopping rule and restore the best observed checkpoint</w:t>
+      <w:pPr>
+        <w:spacing w:line="336" w:lineRule="auto" w:after="180"/>
+      </w:pPr>
+      <w:r>
+        <w:rPr>
+          <w:b w:val="0"/>
+        </w:rPr>
+        <w:t xml:space="preserve">Separate a </w:t>
+      </w:r>
+      <w:r>
+        <w:rPr>
+          <w:b/>
+        </w:rPr>
+        <w:t>weight penalty</w:t>
+      </w:r>
+      <w:r>
+        <w:rPr>
+          <w:b w:val="0"/>
+        </w:rPr>
+        <w:t xml:space="preserve"> from </w:t>
+      </w:r>
+      <w:r>
+        <w:rPr>
+          <w:b/>
+        </w:rPr>
+        <w:t>prediction</w:t>
+      </w:r>
+      <w:r>
+        <w:rPr>
+          <w:b w:val="0"/>
+        </w:rPr>
+        <w:t xml:space="preserve"> error</w:t>
       </w:r>
     </w:p>
     <w:p>
       <w:pPr>
-        <w:pStyle w:val="Heading3"/>
-      </w:pPr>
-      <w:r>
-        <w:t>Preparation</w:t>
+        <w:spacing w:line="336" w:lineRule="auto" w:after="180"/>
+      </w:pPr>
+      <w:r>
+        <w:rPr>
+          <w:b w:val="0"/>
+        </w:rPr>
+        <w:t>Trace a regularised update under a stated objective</w:t>
       </w:r>
     </w:p>
     <w:p>
-      <w:r>
-        <w:t>Printed lesson and workbook; paper and pencil</w:t>
+      <w:pPr>
+        <w:spacing w:line="336" w:lineRule="auto" w:after="180"/>
+      </w:pPr>
+      <w:r>
+        <w:rPr>
+          <w:b w:val="0"/>
+        </w:rPr>
+        <w:t xml:space="preserve">Apply a stopping rule and </w:t>
+      </w:r>
+      <w:r>
+        <w:rPr>
+          <w:b/>
+        </w:rPr>
+        <w:t>restore</w:t>
+      </w:r>
+      <w:r>
+        <w:rPr>
+          <w:b w:val="0"/>
+        </w:rPr>
+        <w:t xml:space="preserve"> the best observed checkpoint</w:t>
       </w:r>
     </w:p>
     <w:p>
-      <w:r>
-        <w:t>Calculator and optional local Python 3 editor; no packages or AI accounts needed</w:t>
+      <w:pPr>
+        <w:pStyle w:val="Heading3"/>
+      </w:pPr>
+      <w:r>
+        <w:t>Preparation</w:t>
       </w:r>
     </w:p>
     <w:p>
-      <w:r>
-        <w:t>Use the fictional examples supplied; prepare the fresh retry before class</w:t>
+      <w:pPr>
+        <w:spacing w:line="336" w:lineRule="auto" w:after="180"/>
+      </w:pPr>
+      <w:r>
+        <w:rPr>
+          <w:b w:val="0"/>
+        </w:rPr>
+        <w:t>Printed lesson and workbook; paper and pencil</w:t>
       </w:r>
     </w:p>
     <w:p>
       <w:pPr>
-        <w:pStyle w:val="Heading3"/>
-      </w:pPr>
-      <w:r>
-        <w:t>Prerequisite answer</w:t>
+        <w:spacing w:line="336" w:lineRule="auto" w:after="180"/>
+      </w:pPr>
+      <w:r>
+        <w:rPr>
+          <w:b w:val="0"/>
+        </w:rPr>
+        <w:t>Calculator and optional local Python 3 editor; no packages or AI accounts needed</w:t>
       </w:r>
     </w:p>
     <w:p>
-      <w:r>
-        <w:t>Restore the parameters saved at the chosen checkpoint. The last parameters produced by training may have a different validation loss.</w:t>
+      <w:pPr>
+        <w:spacing w:line="336" w:lineRule="auto" w:after="180"/>
+      </w:pPr>
+      <w:r>
+        <w:rPr>
+          <w:b w:val="0"/>
+        </w:rPr>
+        <w:t>Use the fictional examples supplied; prepare the fresh retry before class</w:t>
       </w:r>
     </w:p>
     <w:p>
@@ -335,50 +601,285 @@
         <w:pStyle w:val="Heading3"/>
       </w:pPr>
       <w:r>
-        <w:t>End goal for the pictorial case</w:t>
+        <w:t>Prerequisite answer</w:t>
       </w:r>
     </w:p>
     <w:p>
-      <w:r>
-        <w:t>By the end, I can explain regularisation and early stopping using a traced example and a stated limitation.</w:t>
+      <w:pPr>
+        <w:spacing w:line="336" w:lineRule="auto" w:after="180"/>
+      </w:pPr>
+      <w:r>
+        <w:rPr>
+          <w:b/>
+        </w:rPr>
+        <w:t>Restore</w:t>
+      </w:r>
+      <w:r>
+        <w:rPr>
+          <w:b w:val="0"/>
+        </w:rPr>
+        <w:t xml:space="preserve"> the parameters saved at the chosen checkpoint. The last parameters produced by </w:t>
+      </w:r>
+      <w:r>
+        <w:rPr>
+          <w:b/>
+        </w:rPr>
+        <w:t>training</w:t>
+      </w:r>
+      <w:r>
+        <w:rPr>
+          <w:b w:val="0"/>
+        </w:rPr>
+        <w:t xml:space="preserve"> may have a different validation loss.</w:t>
       </w:r>
     </w:p>
     <w:p>
-      <w:r>
-        <w:t>This added worked case illustrates the week’s main idea. Retain all original and connected topics; schedule its practice within the teaching cycle.</w:t>
+      <w:pPr>
+        <w:pStyle w:val="Heading3"/>
+      </w:pPr>
+      <w:r>
+        <w:t>End goal for the pictorial case</w:t>
       </w:r>
     </w:p>
     <w:p>
       <w:pPr>
-        <w:pStyle w:val="Heading1"/>
-      </w:pPr>
-      <w:r>
-        <w:t>02. Explain and model the mechanism</w:t>
+        <w:spacing w:line="336" w:lineRule="auto" w:after="180"/>
+      </w:pPr>
+      <w:r>
+        <w:rPr>
+          <w:b w:val="0"/>
+        </w:rPr>
+        <w:t xml:space="preserve">By the end, I can explain </w:t>
+      </w:r>
+      <w:r>
+        <w:rPr>
+          <w:b/>
+        </w:rPr>
+        <w:t>regularisation</w:t>
+      </w:r>
+      <w:r>
+        <w:rPr>
+          <w:b w:val="0"/>
+        </w:rPr>
+        <w:t xml:space="preserve"> and early stopping using a traced example and a stated limitation.</w:t>
       </w:r>
     </w:p>
     <w:p>
-      <w:r>
-        <w:t>Keep h = ReLU(x), y = vh, train only v on (1, 2) and (2, 4), and freeze all hidden parameters and the zero output bias. Training MSE is L(v) = 2.5(v - 2) squared. Define J(v) = L(v) + lambda times v squared, with lambda nonnegative. Only this one output weight is penalised here.</w:t>
+      <w:pPr>
+        <w:spacing w:line="336" w:lineRule="auto" w:after="180"/>
+      </w:pPr>
+      <w:r>
+        <w:rPr>
+          <w:b w:val="0"/>
+        </w:rPr>
+        <w:t>This added worked case illustrates the week’s main idea. Retain all original and connected topics; schedule its practice within the teaching cycle.</w:t>
       </w:r>
     </w:p>
     <w:p>
-      <w:r>
-        <w:t>For lambda = 0.5, the penalty at v = 1.5 is 0.5 times 2.25 = 1.125. Prediction MSE is 0.625, so total objective J is 1.75. Keep these quantities separate in logs. A smaller total objective does not automatically mean a smaller prediction error.</w:t>
+      <w:pPr>
+        <w:pStyle w:val="Heading1"/>
+      </w:pPr>
+      <w:r>
+        <w:t>02. Explain and model the mechanism</w:t>
       </w:r>
     </w:p>
     <w:p>
       <w:r>
-        <w:t>Among these three candidates, the smallest penalised objective is at v = 1.5, whereas the smallest training MSE is at v = 2. Penalising a weight changes the tradeoff. It does not guarantee better validation performance or fair outcomes.</w:t>
+        <w:t>Model Regularisation and early stopping using the supplied case, labelled mechanism and reasoning. Make the scope of each conclusion explicit.</w:t>
       </w:r>
     </w:p>
     <w:p>
-      <w:r>
-        <w:t>The data gradient is 5(v - 2). The penalty gradient is 2 times lambda times v, giving total gradient 5(v - 2) + 2 lambda v. At v = 1.5 and lambda = 0.5, these contributions are -2.5 and 1.5, so total gradient is -1. A rate 0.1 step gives v = 1.6.</w:t>
+      <w:pPr>
+        <w:spacing w:line="336" w:lineRule="auto" w:after="180"/>
+      </w:pPr>
+      <w:r>
+        <w:rPr>
+          <w:b w:val="0"/>
+        </w:rPr>
+        <w:t xml:space="preserve">Keep h = ReLU(x), y = vh, train only v on (1, 2) and (2, 4), and freeze all hidden parameters and the zero </w:t>
+      </w:r>
+      <w:r>
+        <w:rPr>
+          <w:b/>
+        </w:rPr>
+        <w:t>output</w:t>
+      </w:r>
+      <w:r>
+        <w:rPr>
+          <w:b w:val="0"/>
+        </w:rPr>
+        <w:t xml:space="preserve"> bias. </w:t>
+      </w:r>
+      <w:r>
+        <w:rPr>
+          <w:b/>
+        </w:rPr>
+        <w:t>Training</w:t>
+      </w:r>
+      <w:r>
+        <w:rPr>
+          <w:b w:val="0"/>
+        </w:rPr>
+        <w:t xml:space="preserve"> MSE is L(v) = 2.5(v - 2) squared.</w:t>
       </w:r>
     </w:p>
     <w:p>
-      <w:r>
-        <w:t>Assume finite numeric values and nonnegative penalty. At the new v, data loss is 0.4, penalty 1.28 and total 1.68. Choose penalty strength using a declared validation prediction metric, not by comparing total objectives with different lambdas as if they were the same measure.</w:t>
+      <w:pPr>
+        <w:spacing w:line="336" w:lineRule="auto" w:after="180"/>
+      </w:pPr>
+      <w:r>
+        <w:rPr>
+          <w:b w:val="0"/>
+        </w:rPr>
+        <w:t xml:space="preserve">Define J(v) = L(v) + lambda times v squared, with lambda nonnegative. Only this one </w:t>
+      </w:r>
+      <w:r>
+        <w:rPr>
+          <w:b/>
+        </w:rPr>
+        <w:t>output</w:t>
+      </w:r>
+      <w:r>
+        <w:rPr>
+          <w:b w:val="0"/>
+        </w:rPr>
+        <w:t xml:space="preserve"> weight is penalised here.</w:t>
+      </w:r>
+    </w:p>
+    <w:p>
+      <w:pPr>
+        <w:spacing w:line="336" w:lineRule="auto" w:after="180"/>
+      </w:pPr>
+      <w:r>
+        <w:rPr>
+          <w:b w:val="0"/>
+        </w:rPr>
+        <w:t xml:space="preserve">For lambda = 0.5, the penalty at v = 1.5 is 0.5 times 2.25 = 1.125. </w:t>
+      </w:r>
+      <w:r>
+        <w:rPr>
+          <w:b/>
+        </w:rPr>
+        <w:t>Prediction</w:t>
+      </w:r>
+      <w:r>
+        <w:rPr>
+          <w:b w:val="0"/>
+        </w:rPr>
+        <w:t xml:space="preserve"> MSE is 0.625, so total objective J is 1.75. Keep these quantities separate in logs.</w:t>
+      </w:r>
+    </w:p>
+    <w:p>
+      <w:pPr>
+        <w:spacing w:line="336" w:lineRule="auto" w:after="180"/>
+      </w:pPr>
+      <w:r>
+        <w:rPr>
+          <w:b w:val="0"/>
+        </w:rPr>
+        <w:t xml:space="preserve">A smaller total objective does not automatically mean a smaller </w:t>
+      </w:r>
+      <w:r>
+        <w:rPr>
+          <w:b/>
+        </w:rPr>
+        <w:t>prediction</w:t>
+      </w:r>
+      <w:r>
+        <w:rPr>
+          <w:b w:val="0"/>
+        </w:rPr>
+        <w:t xml:space="preserve"> error.</w:t>
+      </w:r>
+    </w:p>
+    <w:p>
+      <w:pPr>
+        <w:spacing w:line="336" w:lineRule="auto" w:after="180"/>
+      </w:pPr>
+      <w:r>
+        <w:rPr>
+          <w:b w:val="0"/>
+        </w:rPr>
+        <w:t xml:space="preserve">Among these three candidates, the smallest penalised objective is at v = 1.5, whereas the smallest </w:t>
+      </w:r>
+      <w:r>
+        <w:rPr>
+          <w:b/>
+        </w:rPr>
+        <w:t>training</w:t>
+      </w:r>
+      <w:r>
+        <w:rPr>
+          <w:b w:val="0"/>
+        </w:rPr>
+        <w:t xml:space="preserve"> MSE is at v = 2. Penalising a weight changes the tradeoff.</w:t>
+      </w:r>
+    </w:p>
+    <w:p>
+      <w:pPr>
+        <w:spacing w:line="336" w:lineRule="auto" w:after="180"/>
+      </w:pPr>
+      <w:r>
+        <w:rPr>
+          <w:b w:val="0"/>
+        </w:rPr>
+        <w:t>It does not guarantee better validation performance or fair outcomes.</w:t>
+      </w:r>
+    </w:p>
+    <w:p>
+      <w:pPr>
+        <w:spacing w:line="336" w:lineRule="auto" w:after="180"/>
+      </w:pPr>
+      <w:r>
+        <w:rPr>
+          <w:b w:val="0"/>
+        </w:rPr>
+        <w:t>The data gradient is 5(v - 2). The penalty gradient is 2 times lambda times v, giving total gradient 5(v - 2) + 2 lambda v. At v = 1.5 and lambda = 0.5, these contributions are -2.5 and 1.5, so total gradient is -1.</w:t>
+      </w:r>
+    </w:p>
+    <w:p>
+      <w:pPr>
+        <w:spacing w:line="336" w:lineRule="auto" w:after="180"/>
+      </w:pPr>
+      <w:r>
+        <w:rPr>
+          <w:b w:val="0"/>
+        </w:rPr>
+        <w:t>A rate 0.1 step gives v = 1.6.</w:t>
+      </w:r>
+    </w:p>
+    <w:p>
+      <w:pPr>
+        <w:spacing w:line="336" w:lineRule="auto" w:after="180"/>
+      </w:pPr>
+      <w:r>
+        <w:rPr>
+          <w:b w:val="0"/>
+        </w:rPr>
+        <w:t>Assume finite numeric values and nonnegative penalty. At the new v, data loss is 0.4, penalty 1.28 and total 1.68.</w:t>
+      </w:r>
+    </w:p>
+    <w:p>
+      <w:pPr>
+        <w:spacing w:line="336" w:lineRule="auto" w:after="180"/>
+      </w:pPr>
+      <w:r>
+        <w:rPr>
+          <w:b w:val="0"/>
+        </w:rPr>
+        <w:t xml:space="preserve">Choose penalty strength using a declared validation </w:t>
+      </w:r>
+      <w:r>
+        <w:rPr>
+          <w:b/>
+        </w:rPr>
+        <w:t>prediction</w:t>
+      </w:r>
+      <w:r>
+        <w:rPr>
+          <w:b w:val="0"/>
+        </w:rPr>
+        <w:t xml:space="preserve"> metric, not by comparing total objectives with different lambdas as if they were the same measure.</w:t>
       </w:r>
     </w:p>
     <w:tbl>
@@ -662,21 +1163,105 @@
       </w:r>
     </w:p>
     <w:p>
-      <w:r>
-        <w:t>Guided: miss counts at epochs 3, 4, 5, 6 are 1, 0, 1, 2. Stop at 6 and restore 4. Exit: using final parameters ignores restoration; selecting patience with test losses uses test data for development. Restore the selected checkpoint, choose policy using validation, then freeze it before evaluating suitable untouched final examples.</w:t>
+      <w:pPr>
+        <w:pStyle w:val="Heading3"/>
+      </w:pPr>
+      <w:r>
+        <w:t>Explain Regularisation and early stopping · 1</w:t>
       </w:r>
     </w:p>
     <w:p>
       <w:pPr>
-        <w:pStyle w:val="Heading3"/>
-      </w:pPr>
-      <w:r>
-        <w:t>Model the reasoning aloud</w:t>
+        <w:spacing w:line="336" w:lineRule="auto" w:after="180"/>
+      </w:pPr>
+      <w:r>
+        <w:rPr>
+          <w:b w:val="0"/>
+        </w:rPr>
+        <w:t xml:space="preserve">Guided: miss counts at epochs 3, 4, 5, 6 are 1, 0, 1, 2. Stop at 6 and </w:t>
+      </w:r>
+      <w:r>
+        <w:rPr>
+          <w:b/>
+        </w:rPr>
+        <w:t>restore</w:t>
+      </w:r>
+      <w:r>
+        <w:rPr>
+          <w:b w:val="0"/>
+        </w:rPr>
+        <w:t xml:space="preserve"> 4. Exit: using final parameters ignores restoration; selecting </w:t>
+      </w:r>
+      <w:r>
+        <w:rPr>
+          <w:b/>
+        </w:rPr>
+        <w:t>patience</w:t>
+      </w:r>
+      <w:r>
+        <w:rPr>
+          <w:b w:val="0"/>
+        </w:rPr>
+        <w:t xml:space="preserve"> with test losses uses test data for development.</w:t>
       </w:r>
     </w:p>
     <w:p>
-      <w:r>
-        <w:t>Use the complete worked example below before asking learners to complete W2. Reveal a small part, invite a prediction, then explain the deciding step. These teacher notes contain solutions; do not reveal the independent case answer during modelling.</w:t>
+      <w:pPr>
+        <w:spacing w:line="336" w:lineRule="auto" w:after="180"/>
+      </w:pPr>
+      <w:r>
+        <w:rPr>
+          <w:b/>
+        </w:rPr>
+        <w:t>Restore</w:t>
+      </w:r>
+      <w:r>
+        <w:rPr>
+          <w:b w:val="0"/>
+        </w:rPr>
+        <w:t xml:space="preserve"> the selected checkpoint, choose policy using validation, then freeze it before evaluating suitable untouched final examples.</w:t>
+      </w:r>
+    </w:p>
+    <w:p>
+      <w:pPr>
+        <w:pStyle w:val="Heading3"/>
+      </w:pPr>
+      <w:r>
+        <w:t>Model the reasoning aloud</w:t>
+      </w:r>
+    </w:p>
+    <w:p>
+      <w:pPr>
+        <w:spacing w:line="336" w:lineRule="auto" w:after="180"/>
+      </w:pPr>
+      <w:r>
+        <w:rPr>
+          <w:b w:val="0"/>
+        </w:rPr>
+        <w:t xml:space="preserve">Use the complete worked example below before asking learners to complete W2. Reveal a small part, invite a </w:t>
+      </w:r>
+      <w:r>
+        <w:rPr>
+          <w:b/>
+        </w:rPr>
+        <w:t>prediction</w:t>
+      </w:r>
+      <w:r>
+        <w:rPr>
+          <w:b w:val="0"/>
+        </w:rPr>
+        <w:t>, then explain the deciding step.</w:t>
+      </w:r>
+    </w:p>
+    <w:p>
+      <w:pPr>
+        <w:spacing w:line="336" w:lineRule="auto" w:after="180"/>
+      </w:pPr>
+      <w:r>
+        <w:rPr>
+          <w:b w:val="0"/>
+        </w:rPr>
+        <w:t>These teacher notes contain solutions; do not reveal the independent case answer during modelling.</w:t>
       </w:r>
     </w:p>
     <w:p>
@@ -966,7 +1551,13 @@
       </w:tr>
     </w:tbl>
     <w:p>
-      <w:r>
+      <w:pPr>
+        <w:spacing w:line="336" w:lineRule="auto" w:after="180"/>
+      </w:pPr>
+      <w:r>
+        <w:rPr>
+          <w:b w:val="0"/>
+        </w:rPr>
         <w:t>Use the diagram and verbal explanation together. Ask learners to match a sentence to a specific visual step; do not assign learners fixed visual or auditory learning styles.</w:t>
       </w:r>
     </w:p>
@@ -979,8 +1570,38 @@
       </w:r>
     </w:p>
     <w:p>
-      <w:r>
-        <w:t>Separate a regularisation penalty from prediction loss and an early-stopping rule.</w:t>
+      <w:pPr>
+        <w:spacing w:line="336" w:lineRule="auto" w:after="180"/>
+      </w:pPr>
+      <w:r>
+        <w:rPr>
+          <w:b w:val="0"/>
+        </w:rPr>
+        <w:t xml:space="preserve">Separate a </w:t>
+      </w:r>
+      <w:r>
+        <w:rPr>
+          <w:b/>
+        </w:rPr>
+        <w:t>regularisation</w:t>
+      </w:r>
+      <w:r>
+        <w:rPr>
+          <w:b w:val="0"/>
+        </w:rPr>
+        <w:t xml:space="preserve"> penalty from </w:t>
+      </w:r>
+      <w:r>
+        <w:rPr>
+          <w:b/>
+        </w:rPr>
+        <w:t>prediction</w:t>
+      </w:r>
+      <w:r>
+        <w:rPr>
+          <w:b w:val="0"/>
+        </w:rPr>
+        <w:t xml:space="preserve"> loss and an early-stopping rule.</w:t>
       </w:r>
     </w:p>
     <w:p>
@@ -992,13 +1613,67 @@
       </w:r>
     </w:p>
     <w:p>
-      <w:r>
-        <w:t>Toy objective J(a)=(a-3)²+2a²; start a = 0; gradient 6a-6; rate 1/6. Separate validation losses:[5, 3, 3, 4], patience 1, no ties as improvement.</w:t>
+      <w:pPr>
+        <w:pStyle w:val="Heading3"/>
+      </w:pPr>
+      <w:r>
+        <w:t>Supplied facts</w:t>
       </w:r>
     </w:p>
     <w:p>
-      <w:r>
-        <w:t>All inputs and outcomes in this worked example are invented classroom data; no real model run is claimed.</w:t>
+      <w:pPr>
+        <w:spacing w:line="336" w:lineRule="auto" w:after="180"/>
+        <w:shd w:fill="F1F6FC"/>
+      </w:pPr>
+      <w:r>
+        <w:rPr>
+          <w:b w:val="0"/>
+        </w:rPr>
+        <w:t xml:space="preserve">Toy objective J(a)=(a-3)²+2a²; start a = 0; gradient 6a-6; rate 1/6. Separate validation losses:[5, 3, 3, 4], </w:t>
+      </w:r>
+      <w:r>
+        <w:rPr>
+          <w:b/>
+        </w:rPr>
+        <w:t>patience</w:t>
+      </w:r>
+      <w:r>
+        <w:rPr>
+          <w:b w:val="0"/>
+        </w:rPr>
+        <w:t xml:space="preserve"> 1, no ties as improvement.</w:t>
+      </w:r>
+    </w:p>
+    <w:p>
+      <w:pPr>
+        <w:pStyle w:val="Heading3"/>
+      </w:pPr>
+      <w:r>
+        <w:t>Supplied facts</w:t>
+      </w:r>
+    </w:p>
+    <w:p>
+      <w:pPr>
+        <w:spacing w:line="336" w:lineRule="auto" w:after="180"/>
+        <w:shd w:fill="F1F6FC"/>
+      </w:pPr>
+      <w:r>
+        <w:rPr>
+          <w:b w:val="0"/>
+        </w:rPr>
+        <w:t xml:space="preserve">All </w:t>
+      </w:r>
+      <w:r>
+        <w:rPr>
+          <w:b/>
+        </w:rPr>
+        <w:t>input</w:t>
+      </w:r>
+      <w:r>
+        <w:rPr>
+          <w:b w:val="0"/>
+        </w:rPr>
+        <w:t>s and outcomes in this worked example are invented classroom data; no real model run is claimed.</w:t>
       </w:r>
     </w:p>
     <w:p>
@@ -1161,21 +1836,89 @@
       </w:r>
     </w:p>
     <w:p>
-      <w:r>
-        <w:t>Regularisation adds a parameter penalty to the training objective. Here it discourages large a, so the objective balances prediction error against that penalty. Early stopping is a different decision based on the supplied validation sequence. A tied validation loss is not improvement under this policy; stop when the patience allowance is used and restore the best checkpoint.</w:t>
+      <w:pPr>
+        <w:pStyle w:val="Heading3"/>
+      </w:pPr>
+      <w:r>
+        <w:t>Why the result follows</w:t>
       </w:r>
     </w:p>
     <w:p>
       <w:pPr>
-        <w:pStyle w:val="Heading3"/>
-      </w:pPr>
-      <w:r>
-        <w:t>What this example does not establish</w:t>
+        <w:spacing w:line="336" w:lineRule="auto" w:after="180"/>
+        <w:shd w:fill="F1F6FC"/>
+      </w:pPr>
+      <w:r>
+        <w:rPr>
+          <w:b/>
+        </w:rPr>
+        <w:t>Regularisation</w:t>
+      </w:r>
+      <w:r>
+        <w:rPr>
+          <w:b w:val="0"/>
+        </w:rPr>
+        <w:t xml:space="preserve"> adds a parameter penalty to the </w:t>
+      </w:r>
+      <w:r>
+        <w:rPr>
+          <w:b/>
+        </w:rPr>
+        <w:t>training</w:t>
+      </w:r>
+      <w:r>
+        <w:rPr>
+          <w:b w:val="0"/>
+        </w:rPr>
+        <w:t xml:space="preserve"> objective. Here it discourages large a, so the objective balances </w:t>
+      </w:r>
+      <w:r>
+        <w:rPr>
+          <w:b/>
+        </w:rPr>
+        <w:t>prediction</w:t>
+      </w:r>
+      <w:r>
+        <w:rPr>
+          <w:b w:val="0"/>
+        </w:rPr>
+        <w:t xml:space="preserve"> error against that penalty.</w:t>
       </w:r>
     </w:p>
     <w:p>
-      <w:r>
-        <w:t>Regularisation and early stopping are different tools; neither guarantees better performance in every dataset.</w:t>
+      <w:pPr>
+        <w:spacing w:line="336" w:lineRule="auto" w:after="180"/>
+        <w:shd w:fill="F1F6FC"/>
+      </w:pPr>
+      <w:r>
+        <w:rPr>
+          <w:b w:val="0"/>
+        </w:rPr>
+        <w:t xml:space="preserve">Early stopping is a different decision based on the supplied validation sequence. A tied validation loss is not improvement under this policy; stop when the </w:t>
+      </w:r>
+      <w:r>
+        <w:rPr>
+          <w:b/>
+        </w:rPr>
+        <w:t>patience</w:t>
+      </w:r>
+      <w:r>
+        <w:rPr>
+          <w:b w:val="0"/>
+        </w:rPr>
+        <w:t xml:space="preserve"> allowance is used and </w:t>
+      </w:r>
+      <w:r>
+        <w:rPr>
+          <w:b/>
+        </w:rPr>
+        <w:t>restore</w:t>
+      </w:r>
+      <w:r>
+        <w:rPr>
+          <w:b w:val="0"/>
+        </w:rPr>
+        <w:t xml:space="preserve"> the best checkpoint.</w:t>
       </w:r>
     </w:p>
     <w:p>
@@ -1183,22 +1926,41 @@
         <w:pStyle w:val="Heading3"/>
       </w:pPr>
       <w:r>
-        <w:t>Change one thing in the pictured case</w:t>
+        <w:t>What this example does not establish</w:t>
       </w:r>
     </w:p>
     <w:p>
-      <w:r>
-        <w:t>Change: Change patience from 1 to2 under the same tie rule.</w:t>
+      <w:pPr>
+        <w:pStyle w:val="Heading3"/>
+      </w:pPr>
+      <w:r>
+        <w:t>Keep the stated limit</w:t>
       </w:r>
     </w:p>
     <w:p>
-      <w:r>
-        <w:t>Prediction: Stop at checkpoint 4; still restore checkpoint 2.</w:t>
+      <w:pPr>
+        <w:spacing w:line="336" w:lineRule="auto" w:after="180"/>
+        <w:shd w:fill="FFF5E6"/>
+      </w:pPr>
+      <w:r>
+        <w:rPr>
+          <w:b/>
+        </w:rPr>
+        <w:t>Regularisation</w:t>
+      </w:r>
+      <w:r>
+        <w:rPr>
+          <w:b w:val="0"/>
+        </w:rPr>
+        <w:t xml:space="preserve"> and early stopping are different tools; neither guarantees better performance in every dataset.</w:t>
       </w:r>
     </w:p>
     <w:p>
-      <w:r>
-        <w:t>Reason: Checkpoints 3 and 4 are two consecutive non-improvements; a later stop does not redefine the best checkpoint.</w:t>
+      <w:pPr>
+        <w:pStyle w:val="Heading3"/>
+      </w:pPr>
+      <w:r>
+        <w:t>Change one thing in the pictured case</w:t>
       </w:r>
     </w:p>
     <w:p>
@@ -1206,20 +1968,164 @@
         <w:pStyle w:val="Heading3"/>
       </w:pPr>
       <w:r>
-        <w:t>Ask while showing the picture</w:t>
+        <w:t>Change one thing</w:t>
       </w:r>
     </w:p>
     <w:p>
-      <w:r>
-        <w:t>Cover the result. Ask learners to name the inputs and predict the next step. Uncover one step, connect the icon to the actual procedure, and explain its evidence. Then change the supplied condition and compare. The picture is a representation; it does not document execution of a real AI model.</w:t>
+      <w:pPr>
+        <w:spacing w:line="336" w:lineRule="auto" w:after="180"/>
+        <w:shd w:fill="F5F1FB"/>
+      </w:pPr>
+      <w:r>
+        <w:rPr>
+          <w:b w:val="0"/>
+        </w:rPr>
+        <w:t xml:space="preserve">Change: Change </w:t>
+      </w:r>
+      <w:r>
+        <w:rPr>
+          <w:b/>
+        </w:rPr>
+        <w:t>patience</w:t>
+      </w:r>
+      <w:r>
+        <w:rPr>
+          <w:b w:val="0"/>
+        </w:rPr>
+        <w:t xml:space="preserve"> from 1 to2 under the same tie rule.</w:t>
       </w:r>
     </w:p>
     <w:p>
       <w:pPr>
+        <w:pStyle w:val="Heading3"/>
+      </w:pPr>
+      <w:r>
+        <w:t>Predicted result</w:t>
+      </w:r>
+    </w:p>
+    <w:p>
+      <w:pPr>
+        <w:spacing w:line="336" w:lineRule="auto" w:after="180"/>
+        <w:shd w:fill="F1F6FC"/>
+      </w:pPr>
+      <w:r>
+        <w:rPr>
+          <w:b/>
+        </w:rPr>
+        <w:t>Prediction</w:t>
+      </w:r>
+      <w:r>
+        <w:rPr>
+          <w:b w:val="0"/>
+        </w:rPr>
+        <w:t xml:space="preserve">: Stop at checkpoint 4; still </w:t>
+      </w:r>
+      <w:r>
+        <w:rPr>
+          <w:b/>
+        </w:rPr>
+        <w:t>restore</w:t>
+      </w:r>
+      <w:r>
+        <w:rPr>
+          <w:b w:val="0"/>
+        </w:rPr>
+        <w:t xml:space="preserve"> checkpoint 2.</w:t>
+      </w:r>
+    </w:p>
+    <w:p>
+      <w:pPr>
+        <w:pStyle w:val="Heading3"/>
+      </w:pPr>
+      <w:r>
+        <w:t>Why the result follows</w:t>
+      </w:r>
+    </w:p>
+    <w:p>
+      <w:pPr>
+        <w:spacing w:line="336" w:lineRule="auto" w:after="180"/>
+        <w:shd w:fill="F1F6FC"/>
+      </w:pPr>
+      <w:r>
+        <w:rPr>
+          <w:b w:val="0"/>
+        </w:rPr>
+        <w:t>Reason: Checkpoints 3 and 4 are two consecutive non-improvements; a later stop does not redefine the best checkpoint.</w:t>
+      </w:r>
+    </w:p>
+    <w:p>
+      <w:pPr>
+        <w:pStyle w:val="Heading3"/>
+      </w:pPr>
+      <w:r>
+        <w:t>Ask while showing the picture</w:t>
+      </w:r>
+    </w:p>
+    <w:p>
+      <w:pPr>
+        <w:pStyle w:val="Heading3"/>
+      </w:pPr>
+      <w:r>
+        <w:t>Ask while showing the picture · 2</w:t>
+      </w:r>
+    </w:p>
+    <w:p>
+      <w:pPr>
+        <w:spacing w:line="336" w:lineRule="auto" w:after="180"/>
+      </w:pPr>
+      <w:r>
+        <w:rPr>
+          <w:b w:val="0"/>
+        </w:rPr>
+        <w:t xml:space="preserve">Cover the result. Ask learners to name the </w:t>
+      </w:r>
+      <w:r>
+        <w:rPr>
+          <w:b/>
+        </w:rPr>
+        <w:t>input</w:t>
+      </w:r>
+      <w:r>
+        <w:rPr>
+          <w:b w:val="0"/>
+        </w:rPr>
+        <w:t xml:space="preserve">s and predict the next step. Uncover one step, connect the icon to the actual procedure, and explain its </w:t>
+      </w:r>
+      <w:r>
+        <w:rPr>
+          <w:b/>
+        </w:rPr>
+        <w:t>evidence</w:t>
+      </w:r>
+      <w:r>
+        <w:rPr>
+          <w:b w:val="0"/>
+        </w:rPr>
+        <w:t>. Then change the supplied condition and compare.</w:t>
+      </w:r>
+    </w:p>
+    <w:p>
+      <w:pPr>
+        <w:spacing w:line="336" w:lineRule="auto" w:after="180"/>
+      </w:pPr>
+      <w:r>
+        <w:rPr>
+          <w:b w:val="0"/>
+        </w:rPr>
+        <w:t>The picture is a representation; it does not document execution of a real AI model.</w:t>
+      </w:r>
+    </w:p>
+    <w:p>
+      <w:pPr>
         <w:pStyle w:val="Heading1"/>
       </w:pPr>
       <w:r>
         <w:t>03. Demonstrate and guide practice</w:t>
+      </w:r>
+    </w:p>
+    <w:p>
+      <w:r>
+        <w:t>Demonstrate Regularisation and early stopping, reduce support deliberately and check individual reasoning before discussing answers.</w:t>
       </w:r>
     </w:p>
     <w:tbl>
@@ -1435,36 +2341,100 @@
       </w:tr>
     </w:tbl>
     <w:p>
-      <w:r>
-        <w:t>Use the worked example in Sections 3 and 6. Collect a prediction before revealing its result; ask the learner to point to each intermediate fact.</w:t>
+      <w:pPr>
+        <w:spacing w:line="336" w:lineRule="auto" w:after="180"/>
+      </w:pPr>
+      <w:r>
+        <w:rPr>
+          <w:b w:val="0"/>
+        </w:rPr>
+        <w:t xml:space="preserve">Use the worked example in Sections 3 and 6. Collect a </w:t>
+      </w:r>
+      <w:r>
+        <w:rPr>
+          <w:b/>
+        </w:rPr>
+        <w:t>prediction</w:t>
+      </w:r>
+      <w:r>
+        <w:rPr>
+          <w:b w:val="0"/>
+        </w:rPr>
+        <w:t xml:space="preserve"> before revealing its result; ask the learner to point to each intermediate fact.</w:t>
       </w:r>
     </w:p>
     <w:p>
-      <w:r>
-        <w:t>Use a ledger with columns epoch, metric, best epoch and miss count; cover future rows. Extension: solve 5(v - 2) + 2 lambda v = 0 to obtain v = 10 / (5 + 2 lambda). For nonnegative lambda, discuss why the optimum moves toward zero without claiming this always improves prediction.</w:t>
+      <w:pPr>
+        <w:spacing w:line="336" w:lineRule="auto" w:after="180"/>
+      </w:pPr>
+      <w:r>
+        <w:rPr>
+          <w:b w:val="0"/>
+        </w:rPr>
+        <w:t>Use a ledger with columns epoch, metric, best epoch and miss count; cover future rows. Extension: solve 5(v - 2) + 2 lambda v = 0 to obtain v = 10 / (5 + 2 lambda).</w:t>
       </w:r>
     </w:p>
     <w:p>
       <w:pPr>
-        <w:pStyle w:val="Heading3"/>
-      </w:pPr>
-      <w:r>
-        <w:t>Reduce help deliberately</w:t>
+        <w:spacing w:line="336" w:lineRule="auto" w:after="180"/>
+      </w:pPr>
+      <w:r>
+        <w:rPr>
+          <w:b w:val="0"/>
+        </w:rPr>
+        <w:t xml:space="preserve">For nonnegative lambda, discuss why the optimum moves toward zero without claiming this always improves </w:t>
+      </w:r>
+      <w:r>
+        <w:rPr>
+          <w:b/>
+        </w:rPr>
+        <w:t>prediction</w:t>
+      </w:r>
+      <w:r>
+        <w:rPr>
+          <w:b w:val="0"/>
+        </w:rPr>
+        <w:t>.</w:t>
       </w:r>
     </w:p>
     <w:p>
-      <w:r>
-        <w:t>Completion task: Start v = 1.6 with lambda = 0.5 and rate 0.1. Calculate both gradient contributions, new v and new prediction MSE.</w:t>
+      <w:pPr>
+        <w:pStyle w:val="Heading3"/>
+      </w:pPr>
+      <w:r>
+        <w:t>Reduce help deliberately</w:t>
       </w:r>
     </w:p>
     <w:p>
-      <w:r>
-        <w:t>Teacher check: Teacher explanation: Data gradient -2, penalty gradient 1.6, total -0.4. New v = 1.64; prediction MSE is 2.5 times 0.36 squared = 0.324.</w:t>
+      <w:pPr>
+        <w:pStyle w:val="Heading3"/>
+      </w:pPr>
+      <w:r>
+        <w:t>Completion practice</w:t>
       </w:r>
     </w:p>
     <w:p>
-      <w:r>
-        <w:t>Start by identifying the given inputs together. Leave the intermediate steps blank. If needed, model one step, then withdraw that help on the next step. Move to a full trace only when the partial trace is understood. For partners, alternate explainer and checker; collect a response from every learner before discussion.</w:t>
+      <w:pPr>
+        <w:spacing w:line="336" w:lineRule="auto" w:after="180"/>
+        <w:shd w:fill="F5F1FB"/>
+      </w:pPr>
+      <w:r>
+        <w:rPr>
+          <w:b w:val="0"/>
+        </w:rPr>
+        <w:t xml:space="preserve">Completion task: Start v = 1.6 with lambda = 0.5 and rate 0.1. Calculate both gradient contributions, new v and new </w:t>
+      </w:r>
+      <w:r>
+        <w:rPr>
+          <w:b/>
+        </w:rPr>
+        <w:t>prediction</w:t>
+      </w:r>
+      <w:r>
+        <w:rPr>
+          <w:b w:val="0"/>
+        </w:rPr>
+        <w:t xml:space="preserve"> MSE.</w:t>
       </w:r>
     </w:p>
     <w:p>
@@ -1472,22 +2442,65 @@
         <w:pStyle w:val="Heading3"/>
       </w:pPr>
       <w:r>
-        <w:t>Individual reasoning check</w:t>
+        <w:t>Reasoning to listen for</w:t>
       </w:r>
     </w:p>
     <w:p>
-      <w:r>
-        <w:t>Use the worked case for Regularisation and early stopping. Proposed explanation: “Zero prediction error means no regularised update”. Decide whether this explanation is supported. Point to the step or supplied fact that decides; explain your repair if needed.</w:t>
+      <w:pPr>
+        <w:spacing w:line="336" w:lineRule="auto" w:after="180"/>
+        <w:shd w:fill="F1F6FC"/>
+      </w:pPr>
+      <w:r>
+        <w:rPr>
+          <w:b w:val="0"/>
+        </w:rPr>
+        <w:t xml:space="preserve">Teacher check: Teacher explanation: Data gradient -2, penalty gradient 1.6, total -0.4. New v = 1.64; </w:t>
+      </w:r>
+      <w:r>
+        <w:rPr>
+          <w:b/>
+        </w:rPr>
+        <w:t>prediction</w:t>
+      </w:r>
+      <w:r>
+        <w:rPr>
+          <w:b w:val="0"/>
+        </w:rPr>
+        <w:t xml:space="preserve"> MSE is 2.5 times 0.36 squared = 0.324.</w:t>
       </w:r>
     </w:p>
     <w:p>
-      <w:r>
-        <w:t>Expected correction: The penalty gradient can remain nonzero.</w:t>
+      <w:pPr>
+        <w:spacing w:line="336" w:lineRule="auto" w:after="180"/>
+      </w:pPr>
+      <w:r>
+        <w:rPr>
+          <w:b w:val="0"/>
+        </w:rPr>
+        <w:t xml:space="preserve">Start by identifying the given </w:t>
+      </w:r>
+      <w:r>
+        <w:rPr>
+          <w:b/>
+        </w:rPr>
+        <w:t>input</w:t>
+      </w:r>
+      <w:r>
+        <w:rPr>
+          <w:b w:val="0"/>
+        </w:rPr>
+        <w:t>s together. Leave the intermediate steps blank. If needed, model one step, then withdraw that help on the next step. Move to a full trace only when the partial trace is understood.</w:t>
       </w:r>
     </w:p>
     <w:p>
-      <w:r>
-        <w:t>Collect explanations, not only yes/no votes. If a misunderstanding is common, re-model the relevant step for the class. If it affects a few learners, give a short targeted group explanation while others solve a more demanding variation.</w:t>
+      <w:pPr>
+        <w:spacing w:line="336" w:lineRule="auto" w:after="180"/>
+      </w:pPr>
+      <w:r>
+        <w:rPr>
+          <w:b w:val="0"/>
+        </w:rPr>
+        <w:t>For partners, alternate explainer and checker; collect a response from every learner before discussion.</w:t>
       </w:r>
     </w:p>
     <w:p>
@@ -1495,63 +2508,397 @@
         <w:pStyle w:val="Heading3"/>
       </w:pPr>
       <w:r>
-        <w:t>Pictorial practice question</w:t>
+        <w:t>Individual reasoning check</w:t>
       </w:r>
     </w:p>
     <w:p>
-      <w:r>
-        <w:t>Why should the penalty value not be reported as validation error? Point to the relevant step in the picture, then write the changed result and the rule or evidence that supports it.</w:t>
+      <w:pPr>
+        <w:spacing w:line="336" w:lineRule="auto" w:after="180"/>
+      </w:pPr>
+      <w:r>
+        <w:rPr>
+          <w:b w:val="0"/>
+        </w:rPr>
+        <w:t xml:space="preserve">Use the worked case for </w:t>
+      </w:r>
+      <w:r>
+        <w:rPr>
+          <w:b/>
+        </w:rPr>
+        <w:t>Regularisation</w:t>
+      </w:r>
+      <w:r>
+        <w:rPr>
+          <w:b w:val="0"/>
+        </w:rPr>
+        <w:t xml:space="preserve"> and early stopping. Proposed explanation: “Zero </w:t>
+      </w:r>
+      <w:r>
+        <w:rPr>
+          <w:b/>
+        </w:rPr>
+        <w:t>prediction</w:t>
+      </w:r>
+      <w:r>
+        <w:rPr>
+          <w:b w:val="0"/>
+        </w:rPr>
+        <w:t xml:space="preserve"> error means no regularised update”. Decide whether this explanation is supported.</w:t>
       </w:r>
     </w:p>
     <w:p>
       <w:pPr>
-        <w:pStyle w:val="Heading3"/>
-      </w:pPr>
-      <w:r>
-        <w:t>Reasoned teacher answer</w:t>
+        <w:spacing w:line="336" w:lineRule="auto" w:after="180"/>
+      </w:pPr>
+      <w:r>
+        <w:rPr>
+          <w:b w:val="0"/>
+        </w:rPr>
+        <w:t>Point to the step or supplied fact that decides; explain your repair if needed.</w:t>
       </w:r>
     </w:p>
     <w:p>
-      <w:r>
-        <w:t>It is part of the training objective, not the measured validation prediction loss. Report these separate quantities with their definitions. Changed-case check: Stop at checkpoint 4; still restore checkpoint 2. Checkpoints 3 and 4 are two consecutive non-improvements; a later stop does not redefine the best checkpoint.</w:t>
+      <w:pPr>
+        <w:pStyle w:val="Heading3"/>
+      </w:pPr>
+      <w:r>
+        <w:t>Expected repair</w:t>
       </w:r>
     </w:p>
     <w:p>
-      <w:r>
-        <w:t>Changed-case reasoning: Stop at checkpoint 4; still restore checkpoint 2. Checkpoints 3 and 4 are two consecutive non-improvements; a later stop does not redefine the best checkpoint.</w:t>
+      <w:pPr>
+        <w:spacing w:line="336" w:lineRule="auto" w:after="180"/>
+        <w:shd w:fill="F1F6FC"/>
+      </w:pPr>
+      <w:r>
+        <w:rPr>
+          <w:b w:val="0"/>
+        </w:rPr>
+        <w:t>Expected correction: The penalty gradient can remain nonzero.</w:t>
       </w:r>
     </w:p>
     <w:p>
-      <w:r>
-        <w:t>Collect each learner’s explanation before discussion. Use the first missing connection between input, deciding step and result to choose support. This question is worked-case practice, not fresh mastery evidence.</w:t>
+      <w:pPr>
+        <w:spacing w:line="336" w:lineRule="auto" w:after="180"/>
+      </w:pPr>
+      <w:r>
+        <w:rPr>
+          <w:b w:val="0"/>
+        </w:rPr>
+        <w:t>Collect explanations, not only yes/no votes. If a misunderstanding is common, re-model the relevant step for the class.</w:t>
       </w:r>
     </w:p>
     <w:p>
       <w:pPr>
-        <w:pStyle w:val="Heading1"/>
-      </w:pPr>
-      <w:r>
-        <w:t>04. Run the investigation and diagnose misconceptions</w:t>
+        <w:spacing w:line="336" w:lineRule="auto" w:after="180"/>
+      </w:pPr>
+      <w:r>
+        <w:rPr>
+          <w:b w:val="0"/>
+        </w:rPr>
+        <w:t>If it affects a few learners, give a short targeted group explanation while others solve a more demanding variation.</w:t>
       </w:r>
     </w:p>
     <w:p>
-      <w:r>
-        <w:t>Zero prediction error means no regularised update: The penalty gradient can remain nonzero.</w:t>
+      <w:pPr>
+        <w:pStyle w:val="Heading3"/>
+      </w:pPr>
+      <w:r>
+        <w:t>Pictorial practice question</w:t>
       </w:r>
     </w:p>
     <w:p>
-      <w:r>
-        <w:t>Early stopping adds a weight penalty: It limits training duration using a validation rule; a weight penalty changes the objective.</w:t>
+      <w:pPr>
+        <w:spacing w:line="336" w:lineRule="auto" w:after="180"/>
+      </w:pPr>
+      <w:r>
+        <w:rPr>
+          <w:b w:val="0"/>
+        </w:rPr>
+        <w:t xml:space="preserve">Why should the penalty value not be reported as validation error? Point to the relevant step in the picture, then write the changed result and the rule or </w:t>
+      </w:r>
+      <w:r>
+        <w:rPr>
+          <w:b/>
+        </w:rPr>
+        <w:t>evidence</w:t>
+      </w:r>
+      <w:r>
+        <w:rPr>
+          <w:b w:val="0"/>
+        </w:rPr>
+        <w:t xml:space="preserve"> that supports it.</w:t>
       </w:r>
     </w:p>
     <w:p>
-      <w:r>
-        <w:t>Restore the epoch where stopping happened: Restore the best observed checkpoint under the declared rule, which can be earlier.</w:t>
+      <w:pPr>
+        <w:pStyle w:val="Heading3"/>
+      </w:pPr>
+      <w:r>
+        <w:t>Reasoned teacher answer</w:t>
       </w:r>
     </w:p>
     <w:p>
-      <w:r>
-        <w:t>Use Section 9 for the evidence ledger. Add a boundary or missing-input case and record the expected response before checking. More successful repeats of one case do not establish wider coverage.</w:t>
+      <w:pPr>
+        <w:spacing w:line="336" w:lineRule="auto" w:after="180"/>
+      </w:pPr>
+      <w:r>
+        <w:rPr>
+          <w:b w:val="0"/>
+        </w:rPr>
+        <w:t xml:space="preserve">It is part of the </w:t>
+      </w:r>
+      <w:r>
+        <w:rPr>
+          <w:b/>
+        </w:rPr>
+        <w:t>training</w:t>
+      </w:r>
+      <w:r>
+        <w:rPr>
+          <w:b w:val="0"/>
+        </w:rPr>
+        <w:t xml:space="preserve"> objective, not the measured validation </w:t>
+      </w:r>
+      <w:r>
+        <w:rPr>
+          <w:b/>
+        </w:rPr>
+        <w:t>prediction</w:t>
+      </w:r>
+      <w:r>
+        <w:rPr>
+          <w:b w:val="0"/>
+        </w:rPr>
+        <w:t xml:space="preserve"> loss. Report these separate quantities with their definitions. Changed-case check: Stop at checkpoint 4; still </w:t>
+      </w:r>
+      <w:r>
+        <w:rPr>
+          <w:b/>
+        </w:rPr>
+        <w:t>restore</w:t>
+      </w:r>
+      <w:r>
+        <w:rPr>
+          <w:b w:val="0"/>
+        </w:rPr>
+        <w:t xml:space="preserve"> checkpoint 2.</w:t>
+      </w:r>
+    </w:p>
+    <w:p>
+      <w:pPr>
+        <w:spacing w:line="336" w:lineRule="auto" w:after="180"/>
+      </w:pPr>
+      <w:r>
+        <w:rPr>
+          <w:b w:val="0"/>
+        </w:rPr>
+        <w:t>Checkpoints 3 and 4 are two consecutive non-improvements; a later stop does not redefine the best checkpoint.</w:t>
+      </w:r>
+    </w:p>
+    <w:p>
+      <w:pPr>
+        <w:spacing w:line="336" w:lineRule="auto" w:after="180"/>
+      </w:pPr>
+      <w:r>
+        <w:rPr>
+          <w:b w:val="0"/>
+        </w:rPr>
+        <w:t xml:space="preserve">Changed-case reasoning: Stop at checkpoint 4; still </w:t>
+      </w:r>
+      <w:r>
+        <w:rPr>
+          <w:b/>
+        </w:rPr>
+        <w:t>restore</w:t>
+      </w:r>
+      <w:r>
+        <w:rPr>
+          <w:b w:val="0"/>
+        </w:rPr>
+        <w:t xml:space="preserve"> checkpoint 2. Checkpoints 3 and 4 are two consecutive non-improvements; a later stop does not redefine the best checkpoint.</w:t>
+      </w:r>
+    </w:p>
+    <w:p>
+      <w:pPr>
+        <w:spacing w:line="336" w:lineRule="auto" w:after="180"/>
+      </w:pPr>
+      <w:r>
+        <w:rPr>
+          <w:b w:val="0"/>
+        </w:rPr>
+        <w:t xml:space="preserve">Collect each learner’s explanation before discussion. Use the first missing connection between </w:t>
+      </w:r>
+      <w:r>
+        <w:rPr>
+          <w:b/>
+        </w:rPr>
+        <w:t>input</w:t>
+      </w:r>
+      <w:r>
+        <w:rPr>
+          <w:b w:val="0"/>
+        </w:rPr>
+        <w:t xml:space="preserve">, deciding step and result to choose support. This question is worked-case practice, not fresh mastery </w:t>
+      </w:r>
+      <w:r>
+        <w:rPr>
+          <w:b/>
+        </w:rPr>
+        <w:t>evidence</w:t>
+      </w:r>
+      <w:r>
+        <w:rPr>
+          <w:b w:val="0"/>
+        </w:rPr>
+        <w:t>.</w:t>
+      </w:r>
+    </w:p>
+    <w:p>
+      <w:pPr>
+        <w:pStyle w:val="Heading1"/>
+      </w:pPr>
+      <w:r>
+        <w:t>04. Run the investigation and diagnose misconceptions</w:t>
+      </w:r>
+    </w:p>
+    <w:p>
+      <w:r>
+        <w:t>Run the Regularisation and early stopping investigation and use the first unsupported step to choose a teaching response.</w:t>
+      </w:r>
+    </w:p>
+    <w:p>
+      <w:pPr>
+        <w:spacing w:line="336" w:lineRule="auto" w:after="180"/>
+      </w:pPr>
+      <w:r>
+        <w:rPr>
+          <w:b w:val="0"/>
+        </w:rPr>
+        <w:t xml:space="preserve">Zero </w:t>
+      </w:r>
+      <w:r>
+        <w:rPr>
+          <w:b/>
+        </w:rPr>
+        <w:t>prediction</w:t>
+      </w:r>
+      <w:r>
+        <w:rPr>
+          <w:b w:val="0"/>
+        </w:rPr>
+        <w:t xml:space="preserve"> error means no regularised update: The penalty gradient can remain nonzero.</w:t>
+      </w:r>
+    </w:p>
+    <w:p>
+      <w:pPr>
+        <w:spacing w:line="336" w:lineRule="auto" w:after="180"/>
+      </w:pPr>
+      <w:r>
+        <w:rPr>
+          <w:b w:val="0"/>
+        </w:rPr>
+        <w:t xml:space="preserve">Early stopping adds a </w:t>
+      </w:r>
+      <w:r>
+        <w:rPr>
+          <w:b/>
+        </w:rPr>
+        <w:t>weight penalty</w:t>
+      </w:r>
+      <w:r>
+        <w:rPr>
+          <w:b w:val="0"/>
+        </w:rPr>
+        <w:t xml:space="preserve">: It limits </w:t>
+      </w:r>
+      <w:r>
+        <w:rPr>
+          <w:b/>
+        </w:rPr>
+        <w:t>training</w:t>
+      </w:r>
+      <w:r>
+        <w:rPr>
+          <w:b w:val="0"/>
+        </w:rPr>
+        <w:t xml:space="preserve"> duration using a validation rule; a </w:t>
+      </w:r>
+      <w:r>
+        <w:rPr>
+          <w:b/>
+        </w:rPr>
+        <w:t>weight penalty</w:t>
+      </w:r>
+      <w:r>
+        <w:rPr>
+          <w:b w:val="0"/>
+        </w:rPr>
+        <w:t xml:space="preserve"> changes the objective.</w:t>
+      </w:r>
+    </w:p>
+    <w:p>
+      <w:pPr>
+        <w:spacing w:line="336" w:lineRule="auto" w:after="180"/>
+      </w:pPr>
+      <w:r>
+        <w:rPr>
+          <w:b/>
+        </w:rPr>
+        <w:t>Restore</w:t>
+      </w:r>
+      <w:r>
+        <w:rPr>
+          <w:b w:val="0"/>
+        </w:rPr>
+        <w:t xml:space="preserve"> the epoch where stopping happened: </w:t>
+      </w:r>
+      <w:r>
+        <w:rPr>
+          <w:b/>
+        </w:rPr>
+        <w:t>Restore</w:t>
+      </w:r>
+      <w:r>
+        <w:rPr>
+          <w:b w:val="0"/>
+        </w:rPr>
+        <w:t xml:space="preserve"> the best observed checkpoint under the declared rule, which can be earlier.</w:t>
+      </w:r>
+    </w:p>
+    <w:p>
+      <w:pPr>
+        <w:spacing w:line="336" w:lineRule="auto" w:after="180"/>
+      </w:pPr>
+      <w:r>
+        <w:rPr>
+          <w:b w:val="0"/>
+        </w:rPr>
+        <w:t xml:space="preserve">Use Section 9 for the </w:t>
+      </w:r>
+      <w:r>
+        <w:rPr>
+          <w:b/>
+        </w:rPr>
+        <w:t>evidence</w:t>
+      </w:r>
+      <w:r>
+        <w:rPr>
+          <w:b w:val="0"/>
+        </w:rPr>
+        <w:t xml:space="preserve"> ledger. Add a boundary or missing-</w:t>
+      </w:r>
+      <w:r>
+        <w:rPr>
+          <w:b/>
+        </w:rPr>
+        <w:t>input</w:t>
+      </w:r>
+      <w:r>
+        <w:rPr>
+          <w:b w:val="0"/>
+        </w:rPr>
+        <w:t xml:space="preserve"> case and record the expected response before checking. More successful repeats of one case do not establish wider coverage.</w:t>
       </w:r>
     </w:p>
     <w:p>
@@ -1709,29 +3056,38 @@
       </w:tr>
     </w:tbl>
     <w:p>
-      <w:r>
-        <w:t>Offer an oral explanation, drawing, enlarged visual or fewer examples when that removes a reading/writing barrier. Keep the same reasoning goal. Stretch secure learners by changing a boundary or assumption and asking them to defend the effect, not simply by assigning more of the same questions.</w:t>
+      <w:pPr>
+        <w:spacing w:line="336" w:lineRule="auto" w:after="180"/>
+      </w:pPr>
+      <w:r>
+        <w:rPr>
+          <w:b w:val="0"/>
+        </w:rPr>
+        <w:t>Offer an oral explanation, drawing, enlarged visual or fewer examples when that removes a reading/writing barrier. Keep the same reasoning goal.</w:t>
       </w:r>
     </w:p>
     <w:p>
       <w:pPr>
-        <w:pStyle w:val="Heading1"/>
-      </w:pPr>
-      <w:r>
-        <w:t>05. Assess and explain the answers</w:t>
+        <w:spacing w:line="336" w:lineRule="auto" w:after="180"/>
+      </w:pPr>
+      <w:r>
+        <w:rPr>
+          <w:b w:val="0"/>
+        </w:rPr>
+        <w:t>Stretch secure learners by changing a boundary or assumption and asking them to defend the effect, not simply by assigning more of the same questions.</w:t>
       </w:r>
     </w:p>
     <w:p>
       <w:pPr>
-        <w:pStyle w:val="Heading3"/>
-      </w:pPr>
-      <w:r>
-        <w:t>Guided and exit questions</w:t>
+        <w:pStyle w:val="Heading1"/>
+      </w:pPr>
+      <w:r>
+        <w:t>05. Assess and explain the answers</w:t>
       </w:r>
     </w:p>
     <w:p>
       <w:r>
-        <w:t>Guided: miss counts at epochs 3, 4, 5, 6 are 1, 0, 1, 2. Stop at 6 and restore 4. Exit: using final parameters ignores restoration; selecting patience with test losses uses test data for development. Restore the selected checkpoint, choose policy using validation, then freeze it before evaluating suitable untouched final examples.</w:t>
+        <w:t>Use the Regularisation and early stopping questions, teacher keys and criteria after the relevant attempts. Previously discussed cases are practice; protect the separately selected independent task.</w:t>
       </w:r>
     </w:p>
     <w:p>
@@ -1739,17 +3095,59 @@
         <w:pStyle w:val="Heading3"/>
       </w:pPr>
       <w:r>
-        <w:t>W1 Separate the objective terms</w:t>
+        <w:t>Guided and exit questions</w:t>
       </w:r>
     </w:p>
     <w:p>
-      <w:r>
-        <w:t>At v = 2 and lambda = 0.5 in the lesson, compute prediction MSE, penalty, total objective and total gradient. Does zero training MSE make this gradient zero?</w:t>
+      <w:pPr>
+        <w:spacing w:line="336" w:lineRule="auto" w:after="180"/>
+      </w:pPr>
+      <w:r>
+        <w:rPr>
+          <w:b w:val="0"/>
+        </w:rPr>
+        <w:t xml:space="preserve">Guided: miss counts at epochs 3, 4, 5, 6 are 1, 0, 1, 2. Stop at 6 and </w:t>
+      </w:r>
+      <w:r>
+        <w:rPr>
+          <w:b/>
+        </w:rPr>
+        <w:t>restore</w:t>
+      </w:r>
+      <w:r>
+        <w:rPr>
+          <w:b w:val="0"/>
+        </w:rPr>
+        <w:t xml:space="preserve"> 4. Exit: using final parameters ignores restoration; selecting </w:t>
+      </w:r>
+      <w:r>
+        <w:rPr>
+          <w:b/>
+        </w:rPr>
+        <w:t>patience</w:t>
+      </w:r>
+      <w:r>
+        <w:rPr>
+          <w:b w:val="0"/>
+        </w:rPr>
+        <w:t xml:space="preserve"> with test losses uses test data for development.</w:t>
       </w:r>
     </w:p>
     <w:p>
-      <w:r>
-        <w:t>Teacher explanation: MSE 0, penalty 2, total J 2, total gradient 2. Zero data gradient does not remove the penalty gradient.</w:t>
+      <w:pPr>
+        <w:spacing w:line="336" w:lineRule="auto" w:after="180"/>
+      </w:pPr>
+      <w:r>
+        <w:rPr>
+          <w:b/>
+        </w:rPr>
+        <w:t>Restore</w:t>
+      </w:r>
+      <w:r>
+        <w:rPr>
+          <w:b w:val="0"/>
+        </w:rPr>
+        <w:t xml:space="preserve"> the selected checkpoint, choose policy using validation, then freeze it before evaluating suitable untouched final examples.</w:t>
       </w:r>
     </w:p>
     <w:p>
@@ -1757,17 +3155,51 @@
         <w:pStyle w:val="Heading3"/>
       </w:pPr>
       <w:r>
-        <w:t>W2 Trace the next update</w:t>
+        <w:t>W1 Separate the objective terms</w:t>
       </w:r>
     </w:p>
     <w:p>
-      <w:r>
-        <w:t>Start v = 1.6 with lambda = 0.5 and rate 0.1. Calculate both gradient contributions, new v and new prediction MSE.</w:t>
+      <w:pPr>
+        <w:pStyle w:val="Heading3"/>
+      </w:pPr>
+      <w:r>
+        <w:t>Workbook question · W1</w:t>
       </w:r>
     </w:p>
     <w:p>
-      <w:r>
-        <w:t>Teacher explanation: Data gradient -2, penalty gradient 1.6, total -0.4. New v = 1.64; prediction MSE is 2.5 times 0.36 squared = 0.324.</w:t>
+      <w:pPr>
+        <w:spacing w:line="336" w:lineRule="auto" w:after="180"/>
+        <w:shd w:fill="F5F1FB"/>
+      </w:pPr>
+      <w:r>
+        <w:rPr>
+          <w:b w:val="0"/>
+        </w:rPr>
+        <w:t xml:space="preserve">At v = 2 and lambda = 0.5 in the lesson, compute </w:t>
+      </w:r>
+      <w:r>
+        <w:rPr>
+          <w:b/>
+        </w:rPr>
+        <w:t>prediction</w:t>
+      </w:r>
+      <w:r>
+        <w:rPr>
+          <w:b w:val="0"/>
+        </w:rPr>
+        <w:t xml:space="preserve"> MSE, penalty, total objective and total gradient. Does zero </w:t>
+      </w:r>
+      <w:r>
+        <w:rPr>
+          <w:b/>
+        </w:rPr>
+        <w:t>training</w:t>
+      </w:r>
+      <w:r>
+        <w:rPr>
+          <w:b w:val="0"/>
+        </w:rPr>
+        <w:t xml:space="preserve"> MSE make this gradient zero?</w:t>
       </w:r>
     </w:p>
     <w:p>
@@ -1775,17 +3207,27 @@
         <w:pStyle w:val="Heading3"/>
       </w:pPr>
       <w:r>
-        <w:t>W3 Apply patience without peeking</w:t>
+        <w:t>Teacher reasoning · W1</w:t>
       </w:r>
     </w:p>
     <w:p>
-      <w:r>
-        <w:t>Validation MSE at epochs 0 to 7 is [4, 2, 1.5, 1.6, 1.4, 1.45, 1.46, 1.3]. Apply the lesson policy with patience 2. Give the stop epoch, restored epoch and why the listed epoch 7 cannot change this decision.</w:t>
+      <w:pPr>
+        <w:spacing w:line="336" w:lineRule="auto" w:after="180"/>
+        <w:shd w:fill="F1F6FC"/>
+      </w:pPr>
+      <w:r>
+        <w:rPr>
+          <w:b w:val="0"/>
+        </w:rPr>
+        <w:t>Teacher explanation: MSE 0, penalty 2, total J 2, total gradient 2. Zero data gradient does not remove the penalty gradient.</w:t>
       </w:r>
     </w:p>
     <w:p>
-      <w:r>
-        <w:t>Teacher explanation: Stop at epoch 6 after misses at 5 and 6; restore epoch 4 with MSE 1.4. A live run has stopped before observing epoch 7; hindsight cannot be included in that policy decision.</w:t>
+      <w:pPr>
+        <w:pStyle w:val="Heading3"/>
+      </w:pPr>
+      <w:r>
+        <w:t>W2 Trace the next update</w:t>
       </w:r>
     </w:p>
     <w:p>
@@ -1793,61 +3235,155 @@
         <w:pStyle w:val="Heading3"/>
       </w:pPr>
       <w:r>
-        <w:t>W4 Transfer both rules independently</w:t>
+        <w:t>Workbook question · W2</w:t>
       </w:r>
     </w:p>
     <w:p>
-      <w:r>
-        <w:t>For a new objective J(a) = (a - 2) squared + a squared, gradient 4a - 4, start a = 0 and take one step at rate 0.25. Give new a, prediction error term, penalty and total J. Separately apply patience 2 with strict improvement to validation values [3, 2, 2, 2, 1] at epochs 0 to 4; report the stop and restored epochs.</w:t>
+      <w:pPr>
+        <w:spacing w:line="336" w:lineRule="auto" w:after="180"/>
+        <w:shd w:fill="F5F1FB"/>
+      </w:pPr>
+      <w:r>
+        <w:rPr>
+          <w:b w:val="0"/>
+        </w:rPr>
+        <w:t xml:space="preserve">Start v = 1.6 with lambda = 0.5 and rate 0.1. Calculate both gradient contributions, new v and new </w:t>
+      </w:r>
+      <w:r>
+        <w:rPr>
+          <w:b/>
+        </w:rPr>
+        <w:t>prediction</w:t>
+      </w:r>
+      <w:r>
+        <w:rPr>
+          <w:b w:val="0"/>
+        </w:rPr>
+        <w:t xml:space="preserve"> MSE.</w:t>
       </w:r>
     </w:p>
     <w:p>
-      <w:r>
-        <w:t>Teacher explanation: The update gives a = 1. Prediction error 1, penalty 1, total J 2. For the separate curve, epoch 1 is best at 2; ties at 2 and 3 are two misses, so stop at epoch 3 and restore epoch 1. Epoch 4 is not observed by that live policy.</w:t>
+      <w:pPr>
+        <w:pStyle w:val="Heading3"/>
+      </w:pPr>
+      <w:r>
+        <w:t>Teacher reasoning · W2</w:t>
       </w:r>
     </w:p>
     <w:p>
       <w:pPr>
-        <w:pStyle w:val="Heading3"/>
-      </w:pPr>
-      <w:r>
-        <w:t>W5 Compare penalties fairly</w:t>
+        <w:spacing w:line="336" w:lineRule="auto" w:after="180"/>
+        <w:shd w:fill="F1F6FC"/>
+      </w:pPr>
+      <w:r>
+        <w:rPr>
+          <w:b w:val="0"/>
+        </w:rPr>
+        <w:t xml:space="preserve">Teacher explanation: Data gradient -2, penalty gradient 1.6, total -0.4. New v = 1.64; </w:t>
+      </w:r>
+      <w:r>
+        <w:rPr>
+          <w:b/>
+        </w:rPr>
+        <w:t>prediction</w:t>
+      </w:r>
+      <w:r>
+        <w:rPr>
+          <w:b w:val="0"/>
+        </w:rPr>
+        <w:t xml:space="preserve"> MSE is 2.5 times 0.36 squared = 0.324.</w:t>
       </w:r>
     </w:p>
     <w:p>
-      <w:r>
-        <w:t>A team compares lambda 0 and lambda 0.5 by choosing whichever has the smaller penalised training objective. Explain why this does not establish the better prediction model and name a suitable development comparison.</w:t>
+      <w:pPr>
+        <w:pStyle w:val="Heading3"/>
+      </w:pPr>
+      <w:r>
+        <w:t>W3 Apply patience without peeking</w:t>
       </w:r>
     </w:p>
     <w:p>
-      <w:r>
-        <w:t>Teacher explanation: The objectives use different penalties, and both are training quantities. Compare the candidates on the same fixed validation examples using the same declared prediction metric, such as ordinary MSE. Reserve final test examples from setting selection.</w:t>
+      <w:pPr>
+        <w:pStyle w:val="Heading3"/>
+      </w:pPr>
+      <w:r>
+        <w:t>Workbook question · W3</w:t>
       </w:r>
     </w:p>
     <w:p>
       <w:pPr>
-        <w:pStyle w:val="Heading3"/>
-      </w:pPr>
-      <w:r>
-        <w:t>Independent assessment and fresh retry</w:t>
+        <w:spacing w:line="336" w:lineRule="auto" w:after="180"/>
+        <w:shd w:fill="F5F1FB"/>
+      </w:pPr>
+      <w:r>
+        <w:rPr>
+          <w:b w:val="0"/>
+        </w:rPr>
+        <w:t xml:space="preserve">Validation MSE at epochs 0 to 7 is [4, 2, 1.5, 1.6, 1.4, 1.45, 1.46, 1.3]. Apply the lesson policy with </w:t>
+      </w:r>
+      <w:r>
+        <w:rPr>
+          <w:b/>
+        </w:rPr>
+        <w:t>patience</w:t>
+      </w:r>
+      <w:r>
+        <w:rPr>
+          <w:b w:val="0"/>
+        </w:rPr>
+        <w:t xml:space="preserve"> 2. Give the stop epoch, </w:t>
+      </w:r>
+      <w:r>
+        <w:rPr>
+          <w:b/>
+        </w:rPr>
+        <w:t>restore</w:t>
+      </w:r>
+      <w:r>
+        <w:rPr>
+          <w:b w:val="0"/>
+        </w:rPr>
+        <w:t>d epoch and why the listed epoch 7 cannot change this decision.</w:t>
       </w:r>
     </w:p>
     <w:p>
-      <w:r>
-        <w:t>W4 requires a = 1 and terms 1, 1, 2 plus stop epoch 3 and restored epoch 1. Fresh retry: J(b) = (b - 3) squared + 0.5b squared, gradient 3b - 6; start b = 0, rate 0.25. New b = 1.5, data term 2.25, penalty 1.125, total 3.375. On validation [5, 3, 3.2, 3.1] with patience 2, stop at 3 and restore 1.</w:t>
+      <w:pPr>
+        <w:pStyle w:val="Heading3"/>
+      </w:pPr>
+      <w:r>
+        <w:t>Teacher reasoning · W3</w:t>
       </w:r>
     </w:p>
     <w:p>
       <w:pPr>
-        <w:pStyle w:val="Heading3"/>
-      </w:pPr>
-      <w:r>
-        <w:t>Assess independent transfer</w:t>
+        <w:spacing w:line="336" w:lineRule="auto" w:after="180"/>
+        <w:shd w:fill="F1F6FC"/>
+      </w:pPr>
+      <w:r>
+        <w:rPr>
+          <w:b w:val="0"/>
+        </w:rPr>
+        <w:t xml:space="preserve">Teacher explanation: Stop at epoch 6 after misses at 5 and 6; </w:t>
+      </w:r>
+      <w:r>
+        <w:rPr>
+          <w:b/>
+        </w:rPr>
+        <w:t>restore</w:t>
+      </w:r>
+      <w:r>
+        <w:rPr>
+          <w:b w:val="0"/>
+        </w:rPr>
+        <w:t xml:space="preserve"> epoch 4 with MSE 1.4. A live run has stopped before observing epoch 7; hindsight cannot be included in that policy decision.</w:t>
       </w:r>
     </w:p>
     <w:p>
-      <w:r>
-        <w:t>Selected case: For a new objective J(a) = (a - 2) squared + a squared, gradient 4a - 4, start a = 0 and take one step at rate 0.25. Give new a, prediction error term, penalty and total J. Separately apply patience 2 with strict improvement to validation values [3, 2, 2, 2, 1] at epochs 0 to 4; report the stop and restored epochs.</w:t>
+      <w:pPr>
+        <w:pStyle w:val="Heading3"/>
+      </w:pPr>
+      <w:r>
+        <w:t>W4 Transfer both rules independently</w:t>
       </w:r>
     </w:p>
     <w:p>
@@ -1855,12 +3391,447 @@
         <w:pStyle w:val="Heading3"/>
       </w:pPr>
       <w:r>
-        <w:t>Selected case answer</w:t>
+        <w:t>Workbook question · W4</w:t>
       </w:r>
     </w:p>
     <w:p>
-      <w:r>
-        <w:t>Teacher explanation: The update gives a = 1. Prediction error 1, penalty 1, total J 2. For the separate curve, epoch 1 is best at 2; ties at 2 and 3 are two misses, so stop at epoch 3 and restore epoch 1. Epoch 4 is not observed by that live policy.</w:t>
+      <w:pPr>
+        <w:spacing w:line="336" w:lineRule="auto" w:after="180"/>
+        <w:shd w:fill="F5F1FB"/>
+      </w:pPr>
+      <w:r>
+        <w:rPr>
+          <w:b w:val="0"/>
+        </w:rPr>
+        <w:t xml:space="preserve">For a new objective J(a) = (a - 2) squared + a squared, gradient 4a - 4, start a = 0 and take one step at rate 0.25. Give new a, </w:t>
+      </w:r>
+      <w:r>
+        <w:rPr>
+          <w:b/>
+        </w:rPr>
+        <w:t>prediction</w:t>
+      </w:r>
+      <w:r>
+        <w:rPr>
+          <w:b w:val="0"/>
+        </w:rPr>
+        <w:t xml:space="preserve"> error term, penalty and total J.</w:t>
+      </w:r>
+    </w:p>
+    <w:p>
+      <w:pPr>
+        <w:spacing w:line="336" w:lineRule="auto" w:after="180"/>
+        <w:shd w:fill="F5F1FB"/>
+      </w:pPr>
+      <w:r>
+        <w:rPr>
+          <w:b w:val="0"/>
+        </w:rPr>
+        <w:t xml:space="preserve">Separately apply </w:t>
+      </w:r>
+      <w:r>
+        <w:rPr>
+          <w:b/>
+        </w:rPr>
+        <w:t>patience</w:t>
+      </w:r>
+      <w:r>
+        <w:rPr>
+          <w:b w:val="0"/>
+        </w:rPr>
+        <w:t xml:space="preserve"> 2 with strict improvement to validation values [3, 2, 2, 2, 1] at epochs 0 to 4; report the stop and </w:t>
+      </w:r>
+      <w:r>
+        <w:rPr>
+          <w:b/>
+        </w:rPr>
+        <w:t>restore</w:t>
+      </w:r>
+      <w:r>
+        <w:rPr>
+          <w:b w:val="0"/>
+        </w:rPr>
+        <w:t>d epochs.</w:t>
+      </w:r>
+    </w:p>
+    <w:p>
+      <w:pPr>
+        <w:pStyle w:val="Heading3"/>
+      </w:pPr>
+      <w:r>
+        <w:t>Teacher reasoning · W4</w:t>
+      </w:r>
+    </w:p>
+    <w:p>
+      <w:pPr>
+        <w:spacing w:line="336" w:lineRule="auto" w:after="180"/>
+        <w:shd w:fill="F1F6FC"/>
+      </w:pPr>
+      <w:r>
+        <w:rPr>
+          <w:b w:val="0"/>
+        </w:rPr>
+        <w:t xml:space="preserve">Teacher explanation: The update gives a = 1. </w:t>
+      </w:r>
+      <w:r>
+        <w:rPr>
+          <w:b/>
+        </w:rPr>
+        <w:t>Prediction</w:t>
+      </w:r>
+      <w:r>
+        <w:rPr>
+          <w:b w:val="0"/>
+        </w:rPr>
+        <w:t xml:space="preserve"> error 1, penalty 1, total J 2. For the separate curve, epoch 1 is best at 2; ties at 2 and 3 are two misses, so stop at epoch 3 and </w:t>
+      </w:r>
+      <w:r>
+        <w:rPr>
+          <w:b/>
+        </w:rPr>
+        <w:t>restore</w:t>
+      </w:r>
+      <w:r>
+        <w:rPr>
+          <w:b w:val="0"/>
+        </w:rPr>
+        <w:t xml:space="preserve"> epoch 1.</w:t>
+      </w:r>
+    </w:p>
+    <w:p>
+      <w:pPr>
+        <w:spacing w:line="336" w:lineRule="auto" w:after="180"/>
+        <w:shd w:fill="F1F6FC"/>
+      </w:pPr>
+      <w:r>
+        <w:rPr>
+          <w:b w:val="0"/>
+        </w:rPr>
+        <w:t>Epoch 4 is not observed by that live policy.</w:t>
+      </w:r>
+    </w:p>
+    <w:p>
+      <w:pPr>
+        <w:pStyle w:val="Heading3"/>
+      </w:pPr>
+      <w:r>
+        <w:t>W5 Compare penalties fairly</w:t>
+      </w:r>
+    </w:p>
+    <w:p>
+      <w:pPr>
+        <w:pStyle w:val="Heading3"/>
+      </w:pPr>
+      <w:r>
+        <w:t>Workbook question · W5</w:t>
+      </w:r>
+    </w:p>
+    <w:p>
+      <w:pPr>
+        <w:spacing w:line="336" w:lineRule="auto" w:after="180"/>
+        <w:shd w:fill="F5F1FB"/>
+      </w:pPr>
+      <w:r>
+        <w:rPr>
+          <w:b w:val="0"/>
+        </w:rPr>
+        <w:t xml:space="preserve">A team compares lambda 0 and lambda 0.5 by choosing whichever has the smaller penalised </w:t>
+      </w:r>
+      <w:r>
+        <w:rPr>
+          <w:b/>
+        </w:rPr>
+        <w:t>training</w:t>
+      </w:r>
+      <w:r>
+        <w:rPr>
+          <w:b w:val="0"/>
+        </w:rPr>
+        <w:t xml:space="preserve"> objective. Explain why this does not establish the better </w:t>
+      </w:r>
+      <w:r>
+        <w:rPr>
+          <w:b/>
+        </w:rPr>
+        <w:t>prediction</w:t>
+      </w:r>
+      <w:r>
+        <w:rPr>
+          <w:b w:val="0"/>
+        </w:rPr>
+        <w:t xml:space="preserve"> model and name a suitable development comparison.</w:t>
+      </w:r>
+    </w:p>
+    <w:p>
+      <w:pPr>
+        <w:pStyle w:val="Heading3"/>
+      </w:pPr>
+      <w:r>
+        <w:t>Teacher reasoning · W5</w:t>
+      </w:r>
+    </w:p>
+    <w:p>
+      <w:pPr>
+        <w:spacing w:line="336" w:lineRule="auto" w:after="180"/>
+        <w:shd w:fill="F1F6FC"/>
+      </w:pPr>
+      <w:r>
+        <w:rPr>
+          <w:b w:val="0"/>
+        </w:rPr>
+        <w:t xml:space="preserve">Teacher explanation: The objectives use different penalties, and both are </w:t>
+      </w:r>
+      <w:r>
+        <w:rPr>
+          <w:b/>
+        </w:rPr>
+        <w:t>training</w:t>
+      </w:r>
+      <w:r>
+        <w:rPr>
+          <w:b w:val="0"/>
+        </w:rPr>
+        <w:t xml:space="preserve"> quantities. Compare the candidates on the same fixed validation examples using the same declared </w:t>
+      </w:r>
+      <w:r>
+        <w:rPr>
+          <w:b/>
+        </w:rPr>
+        <w:t>prediction</w:t>
+      </w:r>
+      <w:r>
+        <w:rPr>
+          <w:b w:val="0"/>
+        </w:rPr>
+        <w:t xml:space="preserve"> metric, such as ordinary MSE.</w:t>
+      </w:r>
+    </w:p>
+    <w:p>
+      <w:pPr>
+        <w:spacing w:line="336" w:lineRule="auto" w:after="180"/>
+        <w:shd w:fill="F1F6FC"/>
+      </w:pPr>
+      <w:r>
+        <w:rPr>
+          <w:b w:val="0"/>
+        </w:rPr>
+        <w:t>Reserve final test examples from setting selection.</w:t>
+      </w:r>
+    </w:p>
+    <w:p>
+      <w:pPr>
+        <w:pStyle w:val="Heading3"/>
+      </w:pPr>
+      <w:r>
+        <w:t>Independent assessment and fresh retry</w:t>
+      </w:r>
+    </w:p>
+    <w:p>
+      <w:pPr>
+        <w:pStyle w:val="Heading3"/>
+      </w:pPr>
+      <w:r>
+        <w:t>Teacher key · Independent assessment and fresh retry</w:t>
+      </w:r>
+    </w:p>
+    <w:p>
+      <w:pPr>
+        <w:spacing w:line="336" w:lineRule="auto" w:after="180"/>
+        <w:shd w:fill="F1F6FC"/>
+      </w:pPr>
+      <w:r>
+        <w:rPr>
+          <w:b w:val="0"/>
+        </w:rPr>
+        <w:t xml:space="preserve">W4 requires a = 1 and terms 1, 1, 2 plus stop epoch 3 and </w:t>
+      </w:r>
+      <w:r>
+        <w:rPr>
+          <w:b/>
+        </w:rPr>
+        <w:t>restore</w:t>
+      </w:r>
+      <w:r>
+        <w:rPr>
+          <w:b w:val="0"/>
+        </w:rPr>
+        <w:t>d epoch 1. Fresh retry: J(b) = (b - 3) squared + 0.5b squared, gradient 3b - 6; start b = 0, rate 0.25. New b = 1.5, data term 2.25, penalty 1.125, total 3.375.</w:t>
+      </w:r>
+    </w:p>
+    <w:p>
+      <w:pPr>
+        <w:spacing w:line="336" w:lineRule="auto" w:after="180"/>
+        <w:shd w:fill="F1F6FC"/>
+      </w:pPr>
+      <w:r>
+        <w:rPr>
+          <w:b w:val="0"/>
+        </w:rPr>
+        <w:t xml:space="preserve">On validation [5, 3, 3.2, 3.1] with </w:t>
+      </w:r>
+      <w:r>
+        <w:rPr>
+          <w:b/>
+        </w:rPr>
+        <w:t>patience</w:t>
+      </w:r>
+      <w:r>
+        <w:rPr>
+          <w:b w:val="0"/>
+        </w:rPr>
+        <w:t xml:space="preserve"> 2, stop at 3 and </w:t>
+      </w:r>
+      <w:r>
+        <w:rPr>
+          <w:b/>
+        </w:rPr>
+        <w:t>restore</w:t>
+      </w:r>
+      <w:r>
+        <w:rPr>
+          <w:b w:val="0"/>
+        </w:rPr>
+        <w:t xml:space="preserve"> 1.</w:t>
+      </w:r>
+    </w:p>
+    <w:p>
+      <w:pPr>
+        <w:pStyle w:val="Heading3"/>
+      </w:pPr>
+      <w:r>
+        <w:t>Assess independent transfer</w:t>
+      </w:r>
+    </w:p>
+    <w:p>
+      <w:pPr>
+        <w:pStyle w:val="Heading3"/>
+      </w:pPr>
+      <w:r>
+        <w:t>Independent question · withhold the key</w:t>
+      </w:r>
+    </w:p>
+    <w:p>
+      <w:pPr>
+        <w:spacing w:line="336" w:lineRule="auto" w:after="180"/>
+        <w:shd w:fill="F5F1FB"/>
+      </w:pPr>
+      <w:r>
+        <w:rPr>
+          <w:b w:val="0"/>
+        </w:rPr>
+        <w:t xml:space="preserve">Selected case: For a new objective J(a) = (a - 2) squared + a squared, gradient 4a - 4, start a = 0 and take one step at rate 0.25. Give new a, </w:t>
+      </w:r>
+      <w:r>
+        <w:rPr>
+          <w:b/>
+        </w:rPr>
+        <w:t>prediction</w:t>
+      </w:r>
+      <w:r>
+        <w:rPr>
+          <w:b w:val="0"/>
+        </w:rPr>
+        <w:t xml:space="preserve"> error term, penalty and total J.</w:t>
+      </w:r>
+    </w:p>
+    <w:p>
+      <w:pPr>
+        <w:spacing w:line="336" w:lineRule="auto" w:after="180"/>
+        <w:shd w:fill="F5F1FB"/>
+      </w:pPr>
+      <w:r>
+        <w:rPr>
+          <w:b w:val="0"/>
+        </w:rPr>
+        <w:t xml:space="preserve">Separately apply </w:t>
+      </w:r>
+      <w:r>
+        <w:rPr>
+          <w:b/>
+        </w:rPr>
+        <w:t>patience</w:t>
+      </w:r>
+      <w:r>
+        <w:rPr>
+          <w:b w:val="0"/>
+        </w:rPr>
+        <w:t xml:space="preserve"> 2 with strict improvement to validation values [3, 2, 2, 2, 1] at epochs 0 to 4; report the stop and </w:t>
+      </w:r>
+      <w:r>
+        <w:rPr>
+          <w:b/>
+        </w:rPr>
+        <w:t>restore</w:t>
+      </w:r>
+      <w:r>
+        <w:rPr>
+          <w:b w:val="0"/>
+        </w:rPr>
+        <w:t>d epochs.</w:t>
+      </w:r>
+    </w:p>
+    <w:p>
+      <w:pPr>
+        <w:pStyle w:val="Heading3"/>
+      </w:pPr>
+      <w:r>
+        <w:t>Selected case answer</w:t>
+      </w:r>
+    </w:p>
+    <w:p>
+      <w:pPr>
+        <w:pStyle w:val="Heading3"/>
+      </w:pPr>
+      <w:r>
+        <w:t>Teacher key · Selected case answer</w:t>
+      </w:r>
+    </w:p>
+    <w:p>
+      <w:pPr>
+        <w:spacing w:line="336" w:lineRule="auto" w:after="180"/>
+        <w:shd w:fill="F1F6FC"/>
+      </w:pPr>
+      <w:r>
+        <w:rPr>
+          <w:b w:val="0"/>
+        </w:rPr>
+        <w:t xml:space="preserve">Teacher explanation: The update gives a = 1. </w:t>
+      </w:r>
+      <w:r>
+        <w:rPr>
+          <w:b/>
+        </w:rPr>
+        <w:t>Prediction</w:t>
+      </w:r>
+      <w:r>
+        <w:rPr>
+          <w:b w:val="0"/>
+        </w:rPr>
+        <w:t xml:space="preserve"> error 1, penalty 1, total J 2. For the separate curve, epoch 1 is best at 2; ties at 2 and 3 are two misses, so stop at epoch 3 and </w:t>
+      </w:r>
+      <w:r>
+        <w:rPr>
+          <w:b/>
+        </w:rPr>
+        <w:t>restore</w:t>
+      </w:r>
+      <w:r>
+        <w:rPr>
+          <w:b w:val="0"/>
+        </w:rPr>
+        <w:t xml:space="preserve"> epoch 1.</w:t>
+      </w:r>
+    </w:p>
+    <w:p>
+      <w:pPr>
+        <w:spacing w:line="336" w:lineRule="auto" w:after="180"/>
+        <w:shd w:fill="F1F6FC"/>
+      </w:pPr>
+      <w:r>
+        <w:rPr>
+          <w:b w:val="0"/>
+        </w:rPr>
+        <w:t>Epoch 4 is not observed by that live policy.</w:t>
       </w:r>
     </w:p>
     <w:tbl>
@@ -1966,67 +3937,281 @@
       </w:tr>
     </w:tbl>
     <w:p>
-      <w:r>
-        <w:t>Record each dimension as not yet, with support, or independent. Accept a valid alternative procedure with a defensible trace. Do not penalise an honestly recorded model failure if the learner correctly explains its evidence and limits.</w:t>
+      <w:pPr>
+        <w:pStyle w:val="Heading3"/>
+      </w:pPr>
+      <w:r>
+        <w:t>Teacher key · Selected case answer</w:t>
       </w:r>
     </w:p>
     <w:p>
       <w:pPr>
-        <w:pStyle w:val="Heading3"/>
-      </w:pPr>
-      <w:r>
-        <w:t>Feedback that the learner uses</w:t>
+        <w:spacing w:line="336" w:lineRule="auto" w:after="180"/>
+        <w:shd w:fill="F1F6FC"/>
+      </w:pPr>
+      <w:r>
+        <w:rPr>
+          <w:b w:val="0"/>
+        </w:rPr>
+        <w:t>Record each dimension as not yet, with support, or independent. Accept a valid alternative procedure with a defensible trace.</w:t>
       </w:r>
     </w:p>
     <w:p>
-      <w:r>
-        <w:t>Name the earliest unsupported step and give one action to repair it. Have the learner make that repair now and explain why. Then assess the relevant skill on a fresh, fully specified case. Confirm it was not previously practised with feedback; solve and check the new case before assigning it. A follow-up design prompt is a starting brief, not automatically an equivalent test.</w:t>
+      <w:pPr>
+        <w:spacing w:line="336" w:lineRule="auto" w:after="180"/>
+        <w:shd w:fill="F1F6FC"/>
+      </w:pPr>
+      <w:r>
+        <w:rPr>
+          <w:b w:val="0"/>
+        </w:rPr>
+        <w:t xml:space="preserve">Do not penalise an honestly recorded model failure if the learner correctly explains its </w:t>
+      </w:r>
+      <w:r>
+        <w:rPr>
+          <w:b/>
+        </w:rPr>
+        <w:t>evidence</w:t>
+      </w:r>
+      <w:r>
+        <w:rPr>
+          <w:b w:val="0"/>
+        </w:rPr>
+        <w:t xml:space="preserve"> and limits.</w:t>
       </w:r>
     </w:p>
     <w:p>
       <w:pPr>
-        <w:pStyle w:val="Heading1"/>
-      </w:pPr>
-      <w:r>
-        <w:t>06. Connect the project, support and next lesson</w:t>
+        <w:pStyle w:val="Heading3"/>
+      </w:pPr>
+      <w:r>
+        <w:t>Feedback that the learner uses</w:t>
       </w:r>
     </w:p>
     <w:p>
-      <w:r>
-        <w:t>Add a labelled regularisation and early stopping evidence sheet to Image-pattern Network Investigation. Show how you can separate a weight penalty from prediction error. Use the supplied fictional case and keep its inputs, intermediate steps, calculation or prediction, and limitation. Connect this record to last week’s record; a matching answer without a trace is insufficient.</w:t>
+      <w:pPr>
+        <w:spacing w:line="336" w:lineRule="auto" w:after="180"/>
+      </w:pPr>
+      <w:r>
+        <w:rPr>
+          <w:b w:val="0"/>
+        </w:rPr>
+        <w:t>Name the earliest unsupported step and give one action to repair it. Have the learner make that repair now and explain why. Then assess the relevant skill on a fresh, fully specified case.</w:t>
       </w:r>
     </w:p>
     <w:p>
-      <w:r>
-        <w:t>Use a ledger with columns epoch, metric, best epoch and miss count; cover future rows. Extension: solve 5(v - 2) + 2 lambda v = 0 to obtain v = 10 / (5 + 2 lambda). For nonnegative lambda, discuss why the optimum moves toward zero without claiming this always improves prediction.</w:t>
+      <w:pPr>
+        <w:spacing w:line="336" w:lineRule="auto" w:after="180"/>
+      </w:pPr>
+      <w:r>
+        <w:rPr>
+          <w:b w:val="0"/>
+        </w:rPr>
+        <w:t>Confirm it was not previously practised with feedback; solve and check the new case before assigning it. A follow-up design prompt is a starting brief, not automatically an equivalent test.</w:t>
       </w:r>
     </w:p>
     <w:p>
-      <w:r>
-        <w:t>Week 17 investigates initialisation and reproducibility.</w:t>
+      <w:pPr>
+        <w:pStyle w:val="Heading1"/>
+      </w:pPr>
+      <w:r>
+        <w:t>06. Connect the project, support and next lesson</w:t>
       </w:r>
     </w:p>
     <w:p>
       <w:r>
-        <w:t>Retain the project ledger and assess a changed case after support. Check the relevant prerequisite before carrying this component forward.</w:t>
+        <w:t>Connect Regularisation and early stopping to Image-pattern Network Investigation, adapt support and plan a later changed-case check.</w:t>
       </w:r>
     </w:p>
     <w:p>
       <w:pPr>
-        <w:pStyle w:val="Heading3"/>
-      </w:pPr>
-      <w:r>
-        <w:t>Plan the delayed return</w:t>
+        <w:spacing w:line="336" w:lineRule="auto" w:after="180"/>
+      </w:pPr>
+      <w:r>
+        <w:rPr>
+          <w:b w:val="0"/>
+        </w:rPr>
+        <w:t xml:space="preserve">Add a labelled </w:t>
+      </w:r>
+      <w:r>
+        <w:rPr>
+          <w:b/>
+        </w:rPr>
+        <w:t>regularisation</w:t>
+      </w:r>
+      <w:r>
+        <w:rPr>
+          <w:b w:val="0"/>
+        </w:rPr>
+        <w:t xml:space="preserve"> and early stopping </w:t>
+      </w:r>
+      <w:r>
+        <w:rPr>
+          <w:b/>
+        </w:rPr>
+        <w:t>evidence</w:t>
+      </w:r>
+      <w:r>
+        <w:rPr>
+          <w:b w:val="0"/>
+        </w:rPr>
+        <w:t xml:space="preserve"> sheet to Image-pattern Network Investigation. Show how you can separate a </w:t>
+      </w:r>
+      <w:r>
+        <w:rPr>
+          <w:b/>
+        </w:rPr>
+        <w:t>weight penalty</w:t>
+      </w:r>
+      <w:r>
+        <w:rPr>
+          <w:b w:val="0"/>
+        </w:rPr>
+        <w:t xml:space="preserve"> from </w:t>
+      </w:r>
+      <w:r>
+        <w:rPr>
+          <w:b/>
+        </w:rPr>
+        <w:t>prediction</w:t>
+      </w:r>
+      <w:r>
+        <w:rPr>
+          <w:b w:val="0"/>
+        </w:rPr>
+        <w:t xml:space="preserve"> error.</w:t>
       </w:r>
     </w:p>
     <w:p>
-      <w:r>
-        <w:t>Suggested return points in this level: ai-5/17, ai-5/19, ai-5/22. Use actual classroom dates, adjusting for holidays and gaps. One, three and six teaching weeks are scheduling choices, not a claimed optimal spacing.</w:t>
+      <w:pPr>
+        <w:spacing w:line="336" w:lineRule="auto" w:after="180"/>
+      </w:pPr>
+      <w:r>
+        <w:rPr>
+          <w:b w:val="0"/>
+        </w:rPr>
+        <w:t xml:space="preserve">Use the supplied fictional case and keep its </w:t>
+      </w:r>
+      <w:r>
+        <w:rPr>
+          <w:b/>
+        </w:rPr>
+        <w:t>input</w:t>
+      </w:r>
+      <w:r>
+        <w:rPr>
+          <w:b w:val="0"/>
+        </w:rPr>
+        <w:t xml:space="preserve">s, intermediate steps, calculation or </w:t>
+      </w:r>
+      <w:r>
+        <w:rPr>
+          <w:b/>
+        </w:rPr>
+        <w:t>prediction</w:t>
+      </w:r>
+      <w:r>
+        <w:rPr>
+          <w:b w:val="0"/>
+        </w:rPr>
+        <w:t>, and limitation. Connect this record to last week’s record; a matching answer without a trace is insufficient.</w:t>
       </w:r>
     </w:p>
     <w:p>
-      <w:r>
-        <w:t>At a delayed check, ask for the idea from memory and a changed application. Compare with the earlier independent response and record support used. For a new level, revisit the previous capstone before checking the new prerequisites.</w:t>
+      <w:pPr>
+        <w:spacing w:line="336" w:lineRule="auto" w:after="180"/>
+      </w:pPr>
+      <w:r>
+        <w:rPr>
+          <w:b w:val="0"/>
+        </w:rPr>
+        <w:t>Use a ledger with columns epoch, metric, best epoch and miss count; cover future rows. Extension: solve 5(v - 2) + 2 lambda v = 0 to obtain v = 10 / (5 + 2 lambda).</w:t>
+      </w:r>
+    </w:p>
+    <w:p>
+      <w:pPr>
+        <w:spacing w:line="336" w:lineRule="auto" w:after="180"/>
+      </w:pPr>
+      <w:r>
+        <w:rPr>
+          <w:b w:val="0"/>
+        </w:rPr>
+        <w:t xml:space="preserve">For nonnegative lambda, discuss why the optimum moves toward zero without claiming this always improves </w:t>
+      </w:r>
+      <w:r>
+        <w:rPr>
+          <w:b/>
+        </w:rPr>
+        <w:t>prediction</w:t>
+      </w:r>
+      <w:r>
+        <w:rPr>
+          <w:b w:val="0"/>
+        </w:rPr>
+        <w:t>.</w:t>
+      </w:r>
+    </w:p>
+    <w:p>
+      <w:pPr>
+        <w:spacing w:line="336" w:lineRule="auto" w:after="180"/>
+      </w:pPr>
+      <w:r>
+        <w:rPr>
+          <w:b w:val="0"/>
+        </w:rPr>
+        <w:t>Week 17 investigates initialisation and reproducibility.</w:t>
+      </w:r>
+    </w:p>
+    <w:p>
+      <w:pPr>
+        <w:spacing w:line="336" w:lineRule="auto" w:after="180"/>
+      </w:pPr>
+      <w:r>
+        <w:rPr>
+          <w:b w:val="0"/>
+        </w:rPr>
+        <w:t>Retain the project ledger and assess a changed case after support. Check the relevant prerequisite before carrying this component forward.</w:t>
+      </w:r>
+    </w:p>
+    <w:p>
+      <w:pPr>
+        <w:pStyle w:val="Heading3"/>
+      </w:pPr>
+      <w:r>
+        <w:t>Plan the delayed return</w:t>
+      </w:r>
+    </w:p>
+    <w:p>
+      <w:pPr>
+        <w:spacing w:line="336" w:lineRule="auto" w:after="180"/>
+      </w:pPr>
+      <w:r>
+        <w:rPr>
+          <w:b w:val="0"/>
+        </w:rPr>
+        <w:t>Suggested return points in this level: ai-5/17, ai-5/19, ai-5/22. Use actual classroom dates, adjusting for holidays and gaps. One, three and six teaching weeks are scheduling choices, not a claimed optimal spacing.</w:t>
+      </w:r>
+    </w:p>
+    <w:p>
+      <w:pPr>
+        <w:spacing w:line="336" w:lineRule="auto" w:after="180"/>
+      </w:pPr>
+      <w:r>
+        <w:rPr>
+          <w:b w:val="0"/>
+        </w:rPr>
+        <w:t>At a delayed check, ask for the idea from memory and a changed application. Compare with the earlier independent response and record support used.</w:t>
+      </w:r>
+    </w:p>
+    <w:p>
+      <w:pPr>
+        <w:spacing w:line="336" w:lineRule="auto" w:after="180"/>
+      </w:pPr>
+      <w:r>
+        <w:rPr>
+          <w:b w:val="0"/>
+        </w:rPr>
+        <w:t>For a new level, revisit the previous capstone before checking the new prerequisites.</w:t>
       </w:r>
     </w:p>
     <w:tbl>
@@ -2186,8 +4371,26 @@
       </w:tr>
     </w:tbl>
     <w:p>
-      <w:r>
-        <w:t>Use the evidence to choose reteaching or the next step. A completed page, confidence rating or attractive project does not by itself demonstrate understanding.</w:t>
+      <w:pPr>
+        <w:spacing w:line="336" w:lineRule="auto" w:after="180"/>
+      </w:pPr>
+      <w:r>
+        <w:rPr>
+          <w:b w:val="0"/>
+        </w:rPr>
+        <w:t xml:space="preserve">Use the </w:t>
+      </w:r>
+      <w:r>
+        <w:rPr>
+          <w:b/>
+        </w:rPr>
+        <w:t>evidence</w:t>
+      </w:r>
+      <w:r>
+        <w:rPr>
+          <w:b w:val="0"/>
+        </w:rPr>
+        <w:t xml:space="preserve"> to choose reteaching or the next step. A completed page, confidence rating or attractive project does not by itself demonstrate understanding.</w:t>
       </w:r>
     </w:p>
     <w:p>
@@ -2199,26 +4402,117 @@
       </w:r>
     </w:p>
     <w:p>
-      <w:r>
-        <w:t>For your Image-pattern Network Investigation, save the input, procedure, observed result and limitation of this check. Label this worked example as practice; use a different, previously unreviewed case when checking independent understanding.</w:t>
+      <w:pPr>
+        <w:spacing w:line="336" w:lineRule="auto" w:after="180"/>
+      </w:pPr>
+      <w:r>
+        <w:rPr>
+          <w:b w:val="0"/>
+        </w:rPr>
+        <w:t xml:space="preserve">For your Image-pattern Network Investigation, save the </w:t>
+      </w:r>
+      <w:r>
+        <w:rPr>
+          <w:b/>
+        </w:rPr>
+        <w:t>input</w:t>
+      </w:r>
+      <w:r>
+        <w:rPr>
+          <w:b w:val="0"/>
+        </w:rPr>
+        <w:t>, procedure, observed result and limitation of this check.</w:t>
       </w:r>
     </w:p>
     <w:p>
       <w:pPr>
-        <w:pStyle w:val="Heading1"/>
-      </w:pPr>
-      <w:r>
-        <w:t>07. Prepare, teach and assess</w:t>
+        <w:spacing w:line="336" w:lineRule="auto" w:after="180"/>
+      </w:pPr>
+      <w:r>
+        <w:rPr>
+          <w:b w:val="0"/>
+        </w:rPr>
+        <w:t>Label this worked example as practice; use a different, previously unreviewed case when checking independent understanding.</w:t>
       </w:r>
     </w:p>
     <w:p>
-      <w:r>
-        <w:t>Teaching target: Separate a weight penalty from prediction error</w:t>
+      <w:pPr>
+        <w:pStyle w:val="Heading1"/>
+      </w:pPr>
+      <w:r>
+        <w:t>07. Prepare, teach and assess</w:t>
       </w:r>
     </w:p>
     <w:p>
       <w:r>
-        <w:t>Prepare the labelled worked-case picture, the matching workbook, fictional input cards and a place for individual responses. Check a local Python 3 environment before class; have a paper-trace version ready.</w:t>
+        <w:t>Use this preparation summary alongside the detailed Regularisation and early stopping lesson; it is a checklist rather than a replacement for the full sequence.</w:t>
+      </w:r>
+    </w:p>
+    <w:p>
+      <w:pPr>
+        <w:pStyle w:val="Heading3"/>
+      </w:pPr>
+      <w:r>
+        <w:t>Teaching target</w:t>
+      </w:r>
+    </w:p>
+    <w:p>
+      <w:pPr>
+        <w:spacing w:line="336" w:lineRule="auto" w:after="180"/>
+        <w:shd w:fill="EDF7F3"/>
+      </w:pPr>
+      <w:r>
+        <w:rPr>
+          <w:b w:val="0"/>
+        </w:rPr>
+        <w:t xml:space="preserve">Teaching target: Separate a </w:t>
+      </w:r>
+      <w:r>
+        <w:rPr>
+          <w:b/>
+        </w:rPr>
+        <w:t>weight penalty</w:t>
+      </w:r>
+      <w:r>
+        <w:rPr>
+          <w:b w:val="0"/>
+        </w:rPr>
+        <w:t xml:space="preserve"> from </w:t>
+      </w:r>
+      <w:r>
+        <w:rPr>
+          <w:b/>
+        </w:rPr>
+        <w:t>prediction</w:t>
+      </w:r>
+      <w:r>
+        <w:rPr>
+          <w:b w:val="0"/>
+        </w:rPr>
+        <w:t xml:space="preserve"> error</w:t>
+      </w:r>
+    </w:p>
+    <w:p>
+      <w:pPr>
+        <w:spacing w:line="336" w:lineRule="auto" w:after="180"/>
+      </w:pPr>
+      <w:r>
+        <w:rPr>
+          <w:b w:val="0"/>
+        </w:rPr>
+        <w:t xml:space="preserve">Prepare the labelled worked-case picture, the matching workbook, fictional </w:t>
+      </w:r>
+      <w:r>
+        <w:rPr>
+          <w:b/>
+        </w:rPr>
+        <w:t>input</w:t>
+      </w:r>
+      <w:r>
+        <w:rPr>
+          <w:b w:val="0"/>
+        </w:rPr>
+        <w:t xml:space="preserve"> cards and a place for individual responses. Check a local Python 3 environment before class; have a paper-trace version ready.</w:t>
       </w:r>
     </w:p>
     <w:tbl>
@@ -2365,37 +4659,243 @@
       </w:tr>
     </w:tbl>
     <w:p>
-      <w:r>
-        <w:t>Before class, solve the supported practice: Start v = 1.6 with lambda = 0.5 and rate 0.1. Calculate both gradient contributions, new v and new prediction MSE.</w:t>
+      <w:pPr>
+        <w:spacing w:line="336" w:lineRule="auto" w:after="180"/>
+      </w:pPr>
+      <w:r>
+        <w:rPr>
+          <w:b w:val="0"/>
+        </w:rPr>
+        <w:t xml:space="preserve">Before class, solve the supported practice: Start v = 1.6 with lambda = 0.5 and rate 0.1. Calculate both gradient contributions, new v and new </w:t>
+      </w:r>
+      <w:r>
+        <w:rPr>
+          <w:b/>
+        </w:rPr>
+        <w:t>prediction</w:t>
+      </w:r>
+      <w:r>
+        <w:rPr>
+          <w:b w:val="0"/>
+        </w:rPr>
+        <w:t xml:space="preserve"> MSE.</w:t>
       </w:r>
     </w:p>
     <w:p>
-      <w:r>
-        <w:t>Reasoned practice answer: Teacher explanation: Data gradient -2, penalty gradient 1.6, total -0.4. New v = 1.64; prediction MSE is 2.5 times 0.36 squared = 0.324.</w:t>
+      <w:pPr>
+        <w:pStyle w:val="Heading3"/>
+      </w:pPr>
+      <w:r>
+        <w:t>Supported practice answer</w:t>
       </w:r>
     </w:p>
     <w:p>
-      <w:r>
-        <w:t>Check every learner before discussion: Use the worked case for Regularisation and early stopping. Proposed explanation: “Zero prediction error means no regularised update”. Decide whether this explanation is supported. Point to the step or supplied fact that decides; explain your repair if needed.</w:t>
+      <w:pPr>
+        <w:spacing w:line="336" w:lineRule="auto" w:after="180"/>
+        <w:shd w:fill="F1F6FC"/>
+      </w:pPr>
+      <w:r>
+        <w:rPr>
+          <w:b w:val="0"/>
+        </w:rPr>
+        <w:t xml:space="preserve">Reasoned practice answer: Teacher explanation: Data gradient -2, penalty gradient 1.6, total -0.4. New v = 1.64; </w:t>
+      </w:r>
+      <w:r>
+        <w:rPr>
+          <w:b/>
+        </w:rPr>
+        <w:t>prediction</w:t>
+      </w:r>
+      <w:r>
+        <w:rPr>
+          <w:b w:val="0"/>
+        </w:rPr>
+        <w:t xml:space="preserve"> MSE is 2.5 times 0.36 squared = 0.324.</w:t>
       </w:r>
     </w:p>
     <w:p>
-      <w:r>
-        <w:t>Misconception repair: The penalty gradient can remain nonzero.</w:t>
+      <w:pPr>
+        <w:spacing w:line="336" w:lineRule="auto" w:after="180"/>
+      </w:pPr>
+      <w:r>
+        <w:rPr>
+          <w:b w:val="0"/>
+        </w:rPr>
+        <w:t xml:space="preserve">Check every learner before discussion: Use the worked case for </w:t>
+      </w:r>
+      <w:r>
+        <w:rPr>
+          <w:b/>
+        </w:rPr>
+        <w:t>Regularisation</w:t>
+      </w:r>
+      <w:r>
+        <w:rPr>
+          <w:b w:val="0"/>
+        </w:rPr>
+        <w:t xml:space="preserve"> and early stopping. Proposed explanation: “Zero </w:t>
+      </w:r>
+      <w:r>
+        <w:rPr>
+          <w:b/>
+        </w:rPr>
+        <w:t>prediction</w:t>
+      </w:r>
+      <w:r>
+        <w:rPr>
+          <w:b w:val="0"/>
+        </w:rPr>
+        <w:t xml:space="preserve"> error means no regularised update”. Decide whether this explanation is supported.</w:t>
       </w:r>
     </w:p>
     <w:p>
-      <w:r>
-        <w:t>Support: read the exact case aloud, enlarge the labelled picture, supply input cards and model only the first deciding step. Accept a spoken explanation or drawing; retain the reasoning goal.</w:t>
+      <w:pPr>
+        <w:spacing w:line="336" w:lineRule="auto" w:after="180"/>
+      </w:pPr>
+      <w:r>
+        <w:rPr>
+          <w:b w:val="0"/>
+        </w:rPr>
+        <w:t>Point to the step or supplied fact that decides; explain your repair if needed.</w:t>
       </w:r>
     </w:p>
     <w:p>
-      <w:r>
-        <w:t>Extension: Change patience from 1 to2 under the same tie rule. Require a prediction and a reason before comparing. Expected result: Stop at checkpoint 4; still restore checkpoint 2. Reason: Checkpoints 3 and 4 are two consecutive non-improvements; a later stop does not redefine the best checkpoint.</w:t>
+      <w:pPr>
+        <w:pStyle w:val="Heading3"/>
+      </w:pPr>
+      <w:r>
+        <w:t>Repair the misconception</w:t>
       </w:r>
     </w:p>
     <w:p>
-      <w:r>
+      <w:pPr>
+        <w:spacing w:line="336" w:lineRule="auto" w:after="180"/>
+        <w:shd w:fill="FFF5E6"/>
+      </w:pPr>
+      <w:r>
+        <w:rPr>
+          <w:b w:val="0"/>
+        </w:rPr>
+        <w:t>Misconception repair: The penalty gradient can remain nonzero.</w:t>
+      </w:r>
+    </w:p>
+    <w:p>
+      <w:pPr>
+        <w:pStyle w:val="Heading3"/>
+      </w:pPr>
+      <w:r>
+        <w:t>Support without giving away the answer</w:t>
+      </w:r>
+    </w:p>
+    <w:p>
+      <w:pPr>
+        <w:spacing w:line="336" w:lineRule="auto" w:after="180"/>
+        <w:shd w:fill="F1F6F8"/>
+      </w:pPr>
+      <w:r>
+        <w:rPr>
+          <w:b w:val="0"/>
+        </w:rPr>
+        <w:t xml:space="preserve">Support: read the exact case aloud, enlarge the labelled picture, supply </w:t>
+      </w:r>
+      <w:r>
+        <w:rPr>
+          <w:b/>
+        </w:rPr>
+        <w:t>input</w:t>
+      </w:r>
+      <w:r>
+        <w:rPr>
+          <w:b w:val="0"/>
+        </w:rPr>
+        <w:t xml:space="preserve"> cards and model only the first deciding step. Accept a spoken explanation or drawing; retain the reasoning goal.</w:t>
+      </w:r>
+    </w:p>
+    <w:p>
+      <w:pPr>
+        <w:pStyle w:val="Heading3"/>
+      </w:pPr>
+      <w:r>
+        <w:t>Extend the reasoning</w:t>
+      </w:r>
+    </w:p>
+    <w:p>
+      <w:pPr>
+        <w:spacing w:line="336" w:lineRule="auto" w:after="180"/>
+        <w:shd w:fill="F5F1FB"/>
+      </w:pPr>
+      <w:r>
+        <w:rPr>
+          <w:b w:val="0"/>
+        </w:rPr>
+        <w:t xml:space="preserve">Extension: Change </w:t>
+      </w:r>
+      <w:r>
+        <w:rPr>
+          <w:b/>
+        </w:rPr>
+        <w:t>patience</w:t>
+      </w:r>
+      <w:r>
+        <w:rPr>
+          <w:b w:val="0"/>
+        </w:rPr>
+        <w:t xml:space="preserve"> from 1 to2 under the same tie rule. Require a </w:t>
+      </w:r>
+      <w:r>
+        <w:rPr>
+          <w:b/>
+        </w:rPr>
+        <w:t>prediction</w:t>
+      </w:r>
+      <w:r>
+        <w:rPr>
+          <w:b w:val="0"/>
+        </w:rPr>
+        <w:t xml:space="preserve"> and a reason before comparing. Expected result: Stop at checkpoint 4; still </w:t>
+      </w:r>
+      <w:r>
+        <w:rPr>
+          <w:b/>
+        </w:rPr>
+        <w:t>restore</w:t>
+      </w:r>
+      <w:r>
+        <w:rPr>
+          <w:b w:val="0"/>
+        </w:rPr>
+        <w:t xml:space="preserve"> checkpoint 2.</w:t>
+      </w:r>
+    </w:p>
+    <w:p>
+      <w:pPr>
+        <w:spacing w:line="336" w:lineRule="auto" w:after="180"/>
+        <w:shd w:fill="F5F1FB"/>
+      </w:pPr>
+      <w:r>
+        <w:rPr>
+          <w:b w:val="0"/>
+        </w:rPr>
+        <w:t>Reason: Checkpoints 3 and 4 are two consecutive non-improvements; a later stop does not redefine the best checkpoint.</w:t>
+      </w:r>
+    </w:p>
+    <w:p>
+      <w:pPr>
+        <w:pStyle w:val="Heading3"/>
+      </w:pPr>
+      <w:r>
+        <w:t>Protect the independent attempt</w:t>
+      </w:r>
+    </w:p>
+    <w:p>
+      <w:pPr>
+        <w:spacing w:line="336" w:lineRule="auto" w:after="180"/>
+        <w:shd w:fill="FFF5E6"/>
+      </w:pPr>
+      <w:r>
+        <w:rPr>
+          <w:b w:val="0"/>
+        </w:rPr>
         <w:t>Independent assessment: withhold the reserved answer until the learner has attempted the new case. Record support separately from correctness.</w:t>
       </w:r>
     </w:p>
@@ -2584,46 +5084,1110 @@
       </w:tr>
     </w:tbl>
     <w:p>
-      <w:r>
-        <w:t>Project checkpoint: Test changed cases. Keep normal, boundary and failure cases; compare expected and observed results.</w:t>
+      <w:pPr>
+        <w:pStyle w:val="Heading3"/>
+      </w:pPr>
+      <w:r>
+        <w:t>Project checkpoint</w:t>
       </w:r>
     </w:p>
     <w:p>
-      <w:r>
-        <w:t>Use the weekly teacher answer for topic-specific reasoning. A saved progress tick is an activity record; judge mastery from the learner’s explanation and evidence.</w:t>
+      <w:pPr>
+        <w:spacing w:line="336" w:lineRule="auto" w:after="180"/>
+        <w:shd w:fill="EDF7F3"/>
+      </w:pPr>
+      <w:r>
+        <w:rPr>
+          <w:b w:val="0"/>
+        </w:rPr>
+        <w:t>Project checkpoint: Test changed cases. Keep normal, boundary and failure cases; compare expected and observed results.</w:t>
       </w:r>
     </w:p>
     <w:p>
       <w:pPr>
-        <w:pStyle w:val="Heading1"/>
-      </w:pPr>
-      <w:r>
-        <w:t>08. Use feedback, labs and repair paths</w:t>
+        <w:spacing w:line="336" w:lineRule="auto" w:after="180"/>
+      </w:pPr>
+      <w:r>
+        <w:rPr>
+          <w:b w:val="0"/>
+        </w:rPr>
+        <w:t xml:space="preserve">Use the weekly teacher answer for topic-specific reasoning. A saved progress tick is an activity record; judge mastery from the learner’s explanation and </w:t>
+      </w:r>
+      <w:r>
+        <w:rPr>
+          <w:b/>
+        </w:rPr>
+        <w:t>evidence</w:t>
+      </w:r>
+      <w:r>
+        <w:rPr>
+          <w:b w:val="0"/>
+        </w:rPr>
+        <w:t>.</w:t>
       </w:r>
     </w:p>
     <w:p>
-      <w:r>
-        <w:t>Use the two formative questions as supported practice, not as independent mastery scores. Discuss the deciding evidence rather than accepting a guessed selection.</w:t>
+      <w:pPr>
+        <w:pStyle w:val="Heading1"/>
+      </w:pPr>
+      <w:r>
+        <w:t>08. Use feedback, labs and repair paths</w:t>
       </w:r>
     </w:p>
     <w:p>
       <w:r>
-        <w:t>The feedback comes from the reviewed public worked case. Do not reveal the separately reserved independent teacher answer until the learner has attempted that case.</w:t>
+        <w:t>Use feedback, earlier review and portfolios purposefully. Apply the coding routine only when this lesson has an executable lab.</w:t>
       </w:r>
     </w:p>
     <w:p>
-      <w:r>
-        <w:t>Ask students to predict before running code. Preserve errors and actual outputs; collect a changed test and an explanation. The branch-boundary and indexing lessons deliberately include failure cases.</w:t>
+      <w:pPr>
+        <w:spacing w:line="336" w:lineRule="auto" w:after="180"/>
+      </w:pPr>
+      <w:r>
+        <w:rPr>
+          <w:b w:val="0"/>
+        </w:rPr>
+        <w:t xml:space="preserve">Use the two formative questions as supported practice, not as independent mastery scores. Discuss the deciding </w:t>
+      </w:r>
+      <w:r>
+        <w:rPr>
+          <w:b/>
+        </w:rPr>
+        <w:t>evidence</w:t>
+      </w:r>
+      <w:r>
+        <w:rPr>
+          <w:b w:val="0"/>
+        </w:rPr>
+        <w:t xml:space="preserve"> rather than accepting a guessed selection.</w:t>
       </w:r>
     </w:p>
     <w:p>
-      <w:r>
-        <w:t>Use the earlier worked-explanation links to address a specific missing building block, then return to the current question. Adapt this suggestion after observing the learner; it is not an automatic diagnosis.</w:t>
+      <w:pPr>
+        <w:spacing w:line="336" w:lineRule="auto" w:after="180"/>
+      </w:pPr>
+      <w:r>
+        <w:rPr>
+          <w:b w:val="0"/>
+        </w:rPr>
+        <w:t>The feedback comes from the reviewed public worked case. Do not reveal the separately reserved independent teacher answer until the learner has attempted that case.</w:t>
       </w:r>
     </w:p>
     <w:p>
-      <w:r>
-        <w:t>Collect the completed-work portfolio as evidence. Record support separately from correctness, and assess explanation, trace/test and limitations. Progress ticks and quiz selections alone do not establish mastery.</w:t>
+      <w:pPr>
+        <w:spacing w:line="336" w:lineRule="auto" w:after="180"/>
+      </w:pPr>
+      <w:r>
+        <w:rPr>
+          <w:b w:val="0"/>
+        </w:rPr>
+        <w:t xml:space="preserve">Ask students to predict before running code. Preserve errors and actual </w:t>
+      </w:r>
+      <w:r>
+        <w:rPr>
+          <w:b/>
+        </w:rPr>
+        <w:t>output</w:t>
+      </w:r>
+      <w:r>
+        <w:rPr>
+          <w:b w:val="0"/>
+        </w:rPr>
+        <w:t>s; collect a changed test and an explanation. The branch-boundary and indexing lessons deliberately include failure cases.</w:t>
+      </w:r>
+    </w:p>
+    <w:p>
+      <w:pPr>
+        <w:spacing w:line="336" w:lineRule="auto" w:after="180"/>
+      </w:pPr>
+      <w:r>
+        <w:rPr>
+          <w:b w:val="0"/>
+        </w:rPr>
+        <w:t>Use the earlier worked-explanation links to address a specific missing building block, then return to the current question. Adapt this suggestion after observing the learner; it is not an automatic diagnosis.</w:t>
+      </w:r>
+    </w:p>
+    <w:p>
+      <w:pPr>
+        <w:spacing w:line="336" w:lineRule="auto" w:after="180"/>
+      </w:pPr>
+      <w:r>
+        <w:rPr>
+          <w:b w:val="0"/>
+        </w:rPr>
+        <w:t xml:space="preserve">Collect the completed-work portfolio as </w:t>
+      </w:r>
+      <w:r>
+        <w:rPr>
+          <w:b/>
+        </w:rPr>
+        <w:t>evidence</w:t>
+      </w:r>
+      <w:r>
+        <w:rPr>
+          <w:b w:val="0"/>
+        </w:rPr>
+        <w:t>. Record support separately from correctness, and assess explanation, trace/test and limitations. Progress ticks and quiz selections alone do not establish mastery.</w:t>
+      </w:r>
+    </w:p>
+    <w:p>
+      <w:pPr>
+        <w:pStyle w:val="Heading1"/>
+      </w:pPr>
+      <w:r>
+        <w:t>09. Visual concept journey</w:t>
+      </w:r>
+    </w:p>
+    <w:p>
+      <w:r>
+        <w:t>Show one Regularisation and early stopping graphic at a time, request a prediction and discuss its trace before the independent assessment.</w:t>
+      </w:r>
+    </w:p>
+    <w:p>
+      <w:pPr>
+        <w:spacing w:line="336" w:lineRule="auto" w:after="180"/>
+      </w:pPr>
+      <w:r>
+        <w:rPr>
+          <w:b w:val="0"/>
+        </w:rPr>
+        <w:t xml:space="preserve">Use one picture at a time. Hide a worked result before asking for a </w:t>
+      </w:r>
+      <w:r>
+        <w:rPr>
+          <w:b/>
+        </w:rPr>
+        <w:t>prediction</w:t>
+      </w:r>
+      <w:r>
+        <w:rPr>
+          <w:b w:val="0"/>
+        </w:rPr>
+        <w:t>, then reveal it for feedback. These are supported teaching cases; retain the separate independent assessment for a fresh first attempt.</w:t>
+      </w:r>
+    </w:p>
+    <w:p>
+      <w:pPr>
+        <w:pStyle w:val="Heading3"/>
+      </w:pPr>
+      <w:r>
+        <w:t>01. Regularisation and early stopping: the case</w:t>
+      </w:r>
+    </w:p>
+    <w:p>
+      <w:r>
+        <w:drawing>
+          <wp:inline xmlns:a="http://schemas.openxmlformats.org/drawingml/2006/main" xmlns:pic="http://schemas.openxmlformats.org/drawingml/2006/picture">
+            <wp:extent cx="5486400" cy="3291840"/>
+            <wp:docPr id="2" name="Picture 2" descr="Separate a regularisation penalty from prediction loss and an early-stopping rule. Supplied facts: Toy objective J(a)=(a-3)²+2a²; start a = 0; gradient 6a-6; rate 1/6. Separate validation losses:[5, 3, 3, 4], patience 1, no ties as improvement. All inputs and outcomes in this worked example are invented classroom data; no real model run is claimed."/>
+            <wp:cNvGraphicFramePr>
+              <a:graphicFrameLocks noChangeAspect="1"/>
+            </wp:cNvGraphicFramePr>
+            <a:graphic>
+              <a:graphicData uri="http://schemas.openxmlformats.org/drawingml/2006/picture">
+                <pic:pic>
+                  <pic:nvPicPr>
+                    <pic:cNvPr id="0" name="academy-story-ai-5-16-01.png"/>
+                    <pic:cNvPicPr/>
+                  </pic:nvPicPr>
+                  <pic:blipFill>
+                    <a:blip r:embed="rId10"/>
+                    <a:stretch>
+                      <a:fillRect/>
+                    </a:stretch>
+                  </pic:blipFill>
+                  <pic:spPr>
+                    <a:xfrm>
+                      <a:off x="0" y="0"/>
+                      <a:ext cx="5486400" cy="3291840"/>
+                    </a:xfrm>
+                    <a:prstGeom prst="rect"/>
+                  </pic:spPr>
+                </pic:pic>
+              </a:graphicData>
+            </a:graphic>
+          </wp:inline>
+        </w:drawing>
+      </w:r>
+    </w:p>
+    <w:p>
+      <w:pPr>
+        <w:spacing w:line="336" w:lineRule="auto" w:after="180"/>
+      </w:pPr>
+      <w:r>
+        <w:rPr>
+          <w:b w:val="0"/>
+        </w:rPr>
+        <w:t xml:space="preserve">Separate a </w:t>
+      </w:r>
+      <w:r>
+        <w:rPr>
+          <w:b/>
+        </w:rPr>
+        <w:t>regularisation</w:t>
+      </w:r>
+      <w:r>
+        <w:rPr>
+          <w:b w:val="0"/>
+        </w:rPr>
+        <w:t xml:space="preserve"> penalty from </w:t>
+      </w:r>
+      <w:r>
+        <w:rPr>
+          <w:b/>
+        </w:rPr>
+        <w:t>prediction</w:t>
+      </w:r>
+      <w:r>
+        <w:rPr>
+          <w:b w:val="0"/>
+        </w:rPr>
+        <w:t xml:space="preserve"> loss and an early-stopping rule. Supplied facts: Toy objective J(a)=(a-3)²+2a²; start a = 0; gradient 6a-6; rate 1/6.</w:t>
+      </w:r>
+    </w:p>
+    <w:p>
+      <w:pPr>
+        <w:spacing w:line="336" w:lineRule="auto" w:after="180"/>
+      </w:pPr>
+      <w:r>
+        <w:rPr>
+          <w:b w:val="0"/>
+        </w:rPr>
+        <w:t xml:space="preserve">Separate validation losses:[5, 3, 3, 4], </w:t>
+      </w:r>
+      <w:r>
+        <w:rPr>
+          <w:b/>
+        </w:rPr>
+        <w:t>patience</w:t>
+      </w:r>
+      <w:r>
+        <w:rPr>
+          <w:b w:val="0"/>
+        </w:rPr>
+        <w:t xml:space="preserve"> 1, no ties as improvement. All </w:t>
+      </w:r>
+      <w:r>
+        <w:rPr>
+          <w:b/>
+        </w:rPr>
+        <w:t>input</w:t>
+      </w:r>
+      <w:r>
+        <w:rPr>
+          <w:b w:val="0"/>
+        </w:rPr>
+        <w:t>s and outcomes in this worked example are invented classroom data; no real model run is claimed.</w:t>
+      </w:r>
+    </w:p>
+    <w:p>
+      <w:pPr>
+        <w:spacing w:line="336" w:lineRule="auto" w:after="180"/>
+        <w:shd w:fill="F5F1FB"/>
+      </w:pPr>
+      <w:r>
+        <w:rPr>
+          <w:b w:val="0"/>
+        </w:rPr>
+        <w:t>Point to the given fact that matters most. Explain why it matters.</w:t>
+      </w:r>
+    </w:p>
+    <w:p>
+      <w:pPr>
+        <w:pStyle w:val="Heading3"/>
+      </w:pPr>
+      <w:r>
+        <w:t>Discuss while showing the picture</w:t>
+      </w:r>
+    </w:p>
+    <w:p>
+      <w:pPr>
+        <w:spacing w:line="336" w:lineRule="auto" w:after="180"/>
+        <w:shd w:fill="F1F6F8"/>
+      </w:pPr>
+      <w:r>
+        <w:rPr>
+          <w:b w:val="0"/>
+        </w:rPr>
+        <w:t>Teacher prompt: Point to the given fact that matters most. Explain why it matters. Ask learners to describe one label or arrow in ordinary words. Use the adjacent transcript if the image is difficult to see.</w:t>
+      </w:r>
+    </w:p>
+    <w:p>
+      <w:pPr>
+        <w:pStyle w:val="Heading3"/>
+      </w:pPr>
+      <w:r>
+        <w:t>02. Follow the deciding steps</w:t>
+      </w:r>
+    </w:p>
+    <w:p>
+      <w:r>
+        <w:drawing>
+          <wp:inline xmlns:a="http://schemas.openxmlformats.org/drawingml/2006/main" xmlns:pic="http://schemas.openxmlformats.org/drawingml/2006/picture">
+            <wp:extent cx="5486400" cy="3337560"/>
+            <wp:docPr id="3" name="Picture 3" descr="Regularised update: At 0 gradient -6; update gives a = 1. → Split objective: At 1 prediction term 4, penalty 2, total 6; at 0 total 9. → Early-stop separately: Best validation checkpoint is 2 with loss 3; checkpoint 3 is no improvement, so stop at 3."/>
+            <wp:cNvGraphicFramePr>
+              <a:graphicFrameLocks noChangeAspect="1"/>
+            </wp:cNvGraphicFramePr>
+            <a:graphic>
+              <a:graphicData uri="http://schemas.openxmlformats.org/drawingml/2006/picture">
+                <pic:pic>
+                  <pic:nvPicPr>
+                    <pic:cNvPr id="0" name="academy-story-ai-5-16-02.png"/>
+                    <pic:cNvPicPr/>
+                  </pic:nvPicPr>
+                  <pic:blipFill>
+                    <a:blip r:embed="rId11"/>
+                    <a:stretch>
+                      <a:fillRect/>
+                    </a:stretch>
+                  </pic:blipFill>
+                  <pic:spPr>
+                    <a:xfrm>
+                      <a:off x="0" y="0"/>
+                      <a:ext cx="5486400" cy="3337560"/>
+                    </a:xfrm>
+                    <a:prstGeom prst="rect"/>
+                  </pic:spPr>
+                </pic:pic>
+              </a:graphicData>
+            </a:graphic>
+          </wp:inline>
+        </w:drawing>
+      </w:r>
+    </w:p>
+    <w:p>
+      <w:pPr>
+        <w:spacing w:line="336" w:lineRule="auto" w:after="180"/>
+      </w:pPr>
+      <w:r>
+        <w:rPr>
+          <w:b w:val="0"/>
+        </w:rPr>
+        <w:t xml:space="preserve">Regularised update: At 0 gradient -6; update gives a = 1. → Split objective: At 1 </w:t>
+      </w:r>
+      <w:r>
+        <w:rPr>
+          <w:b/>
+        </w:rPr>
+        <w:t>prediction</w:t>
+      </w:r>
+      <w:r>
+        <w:rPr>
+          <w:b w:val="0"/>
+        </w:rPr>
+        <w:t xml:space="preserve"> term 4, penalty 2, total 6; at 0 total 9. → Early-stop separately: Best validation checkpoint is 2 with loss 3; checkpoint 3 is no improvement, so stop at 3.</w:t>
+      </w:r>
+    </w:p>
+    <w:p>
+      <w:pPr>
+        <w:spacing w:line="336" w:lineRule="auto" w:after="180"/>
+        <w:shd w:fill="F5F1FB"/>
+      </w:pPr>
+      <w:r>
+        <w:rPr>
+          <w:b w:val="0"/>
+        </w:rPr>
+        <w:t xml:space="preserve">Point to each numbered stage and explain which recorded </w:t>
+      </w:r>
+      <w:r>
+        <w:rPr>
+          <w:b/>
+        </w:rPr>
+        <w:t>input</w:t>
+      </w:r>
+      <w:r>
+        <w:rPr>
+          <w:b w:val="0"/>
+        </w:rPr>
+        <w:t xml:space="preserve"> it uses.</w:t>
+      </w:r>
+    </w:p>
+    <w:p>
+      <w:pPr>
+        <w:pStyle w:val="Heading3"/>
+      </w:pPr>
+      <w:r>
+        <w:t>Discuss while showing the picture</w:t>
+      </w:r>
+    </w:p>
+    <w:p>
+      <w:pPr>
+        <w:spacing w:line="336" w:lineRule="auto" w:after="180"/>
+        <w:shd w:fill="F1F6F8"/>
+      </w:pPr>
+      <w:r>
+        <w:rPr>
+          <w:b w:val="0"/>
+        </w:rPr>
+        <w:t xml:space="preserve">Teacher prompt: Point to each numbered stage and explain which recorded </w:t>
+      </w:r>
+      <w:r>
+        <w:rPr>
+          <w:b/>
+        </w:rPr>
+        <w:t>input</w:t>
+      </w:r>
+      <w:r>
+        <w:rPr>
+          <w:b w:val="0"/>
+        </w:rPr>
+        <w:t xml:space="preserve"> it uses. Ask learners to describe one label or arrow in ordinary words. Use the adjacent transcript if the image is difficult to see.</w:t>
+      </w:r>
+    </w:p>
+    <w:p>
+      <w:pPr>
+        <w:pStyle w:val="Heading3"/>
+      </w:pPr>
+      <w:r>
+        <w:t>03. Patience two with strict improvement</w:t>
+      </w:r>
+    </w:p>
+    <w:p>
+      <w:r>
+        <w:drawing>
+          <wp:inline xmlns:a="http://schemas.openxmlformats.org/drawingml/2006/main" xmlns:pic="http://schemas.openxmlformats.org/drawingml/2006/picture">
+            <wp:extent cx="5486400" cy="2834640"/>
+            <wp:docPr id="4" name="Picture 4" descr="Patience two with strict improvement. 0 then 1 then 2 | 4 then 2 then 1.5 | Save each improved state. 3 then 4 | 1.6 then 1.4 | Wait once then reset. 5 then 6 | 1.45 then 1.46 | Two misses so stop at 6"/>
+            <wp:cNvGraphicFramePr>
+              <a:graphicFrameLocks noChangeAspect="1"/>
+            </wp:cNvGraphicFramePr>
+            <a:graphic>
+              <a:graphicData uri="http://schemas.openxmlformats.org/drawingml/2006/picture">
+                <pic:pic>
+                  <pic:nvPicPr>
+                    <pic:cNvPr id="0" name="academy-story-ai-5-16-03.png"/>
+                    <pic:cNvPicPr/>
+                  </pic:nvPicPr>
+                  <pic:blipFill>
+                    <a:blip r:embed="rId12"/>
+                    <a:stretch>
+                      <a:fillRect/>
+                    </a:stretch>
+                  </pic:blipFill>
+                  <pic:spPr>
+                    <a:xfrm>
+                      <a:off x="0" y="0"/>
+                      <a:ext cx="5486400" cy="2834640"/>
+                    </a:xfrm>
+                    <a:prstGeom prst="rect"/>
+                  </pic:spPr>
+                </pic:pic>
+              </a:graphicData>
+            </a:graphic>
+          </wp:inline>
+        </w:drawing>
+      </w:r>
+    </w:p>
+    <w:p>
+      <w:pPr>
+        <w:spacing w:line="336" w:lineRule="auto" w:after="180"/>
+      </w:pPr>
+      <w:r>
+        <w:rPr>
+          <w:b/>
+        </w:rPr>
+        <w:t>Patience</w:t>
+      </w:r>
+      <w:r>
+        <w:rPr>
+          <w:b w:val="0"/>
+        </w:rPr>
+        <w:t xml:space="preserve"> two with strict improvement. 0 then 1 then 2 | 4 then 2 then 1.5 | Save each improved state. 3 then 4 | 1.6 then 1.4 | Wait once then reset. 5 then 6 | 1.45 then 1.46 | Two misses so stop at 6</w:t>
+      </w:r>
+    </w:p>
+    <w:p>
+      <w:pPr>
+        <w:spacing w:line="336" w:lineRule="auto" w:after="180"/>
+        <w:shd w:fill="F5F1FB"/>
+      </w:pPr>
+      <w:r>
+        <w:rPr>
+          <w:b w:val="0"/>
+        </w:rPr>
+        <w:t>Read the labels and values. Explain the relationship the model shows.</w:t>
+      </w:r>
+    </w:p>
+    <w:p>
+      <w:pPr>
+        <w:pStyle w:val="Heading3"/>
+      </w:pPr>
+      <w:r>
+        <w:t>Discuss while showing the picture</w:t>
+      </w:r>
+    </w:p>
+    <w:p>
+      <w:pPr>
+        <w:spacing w:line="336" w:lineRule="auto" w:after="180"/>
+        <w:shd w:fill="F1F6F8"/>
+      </w:pPr>
+      <w:r>
+        <w:rPr>
+          <w:b w:val="0"/>
+        </w:rPr>
+        <w:t>Teacher prompt: Read the labels and values. Explain the relationship the model shows. Ask learners to describe one label or arrow in ordinary words. Use the adjacent transcript if the image is difficult to see.</w:t>
+      </w:r>
+    </w:p>
+    <w:p>
+      <w:pPr>
+        <w:pStyle w:val="Heading3"/>
+      </w:pPr>
+      <w:r>
+        <w:t>04. Change one thing. Trace what follows.</w:t>
+      </w:r>
+    </w:p>
+    <w:p>
+      <w:r>
+        <w:drawing>
+          <wp:inline xmlns:a="http://schemas.openxmlformats.org/drawingml/2006/main" xmlns:pic="http://schemas.openxmlformats.org/drawingml/2006/picture">
+            <wp:extent cx="5486400" cy="3191256"/>
+            <wp:docPr id="5" name="Picture 5" descr="Original case: Best validation checkpoint is 2 with loss 3; checkpoint 3 is no improvement, so stop at 3. Changed condition: Change patience from 1 to2 under the same tie rule. Expected result: Stop at checkpoint 4; still restore checkpoint 2. Reason: Checkpoints 3 and 4 are two consecutive non-improvements; a later stop does not redefine the best checkpoint."/>
+            <wp:cNvGraphicFramePr>
+              <a:graphicFrameLocks noChangeAspect="1"/>
+            </wp:cNvGraphicFramePr>
+            <a:graphic>
+              <a:graphicData uri="http://schemas.openxmlformats.org/drawingml/2006/picture">
+                <pic:pic>
+                  <pic:nvPicPr>
+                    <pic:cNvPr id="0" name="academy-story-ai-5-16-04.png"/>
+                    <pic:cNvPicPr/>
+                  </pic:nvPicPr>
+                  <pic:blipFill>
+                    <a:blip r:embed="rId13"/>
+                    <a:stretch>
+                      <a:fillRect/>
+                    </a:stretch>
+                  </pic:blipFill>
+                  <pic:spPr>
+                    <a:xfrm>
+                      <a:off x="0" y="0"/>
+                      <a:ext cx="5486400" cy="3191256"/>
+                    </a:xfrm>
+                    <a:prstGeom prst="rect"/>
+                  </pic:spPr>
+                </pic:pic>
+              </a:graphicData>
+            </a:graphic>
+          </wp:inline>
+        </w:drawing>
+      </w:r>
+    </w:p>
+    <w:p>
+      <w:pPr>
+        <w:spacing w:line="336" w:lineRule="auto" w:after="180"/>
+      </w:pPr>
+      <w:r>
+        <w:rPr>
+          <w:b w:val="0"/>
+        </w:rPr>
+        <w:t xml:space="preserve">Original case: Best validation checkpoint is 2 with loss 3; checkpoint 3 is no improvement, so stop at 3. Changed condition: Change </w:t>
+      </w:r>
+      <w:r>
+        <w:rPr>
+          <w:b/>
+        </w:rPr>
+        <w:t>patience</w:t>
+      </w:r>
+      <w:r>
+        <w:rPr>
+          <w:b w:val="0"/>
+        </w:rPr>
+        <w:t xml:space="preserve"> from 1 to2 under the same tie rule.</w:t>
+      </w:r>
+    </w:p>
+    <w:p>
+      <w:pPr>
+        <w:spacing w:line="336" w:lineRule="auto" w:after="180"/>
+      </w:pPr>
+      <w:r>
+        <w:rPr>
+          <w:b w:val="0"/>
+        </w:rPr>
+        <w:t xml:space="preserve">Expected result: Stop at checkpoint 4; still </w:t>
+      </w:r>
+      <w:r>
+        <w:rPr>
+          <w:b/>
+        </w:rPr>
+        <w:t>restore</w:t>
+      </w:r>
+      <w:r>
+        <w:rPr>
+          <w:b w:val="0"/>
+        </w:rPr>
+        <w:t xml:space="preserve"> checkpoint 2. Reason: Checkpoints 3 and 4 are two consecutive non-improvements; a later stop does not redefine the best checkpoint.</w:t>
+      </w:r>
+    </w:p>
+    <w:p>
+      <w:pPr>
+        <w:spacing w:line="336" w:lineRule="auto" w:after="180"/>
+        <w:shd w:fill="F5F1FB"/>
+      </w:pPr>
+      <w:r>
+        <w:rPr>
+          <w:b w:val="0"/>
+        </w:rPr>
+        <w:t>Predict before checking the worked changed-case result. Name what changed and what the supplied facts allow you to conclude.</w:t>
+      </w:r>
+    </w:p>
+    <w:p>
+      <w:pPr>
+        <w:pStyle w:val="Heading3"/>
+      </w:pPr>
+      <w:r>
+        <w:t>Discuss while showing the picture</w:t>
+      </w:r>
+    </w:p>
+    <w:p>
+      <w:pPr>
+        <w:spacing w:line="336" w:lineRule="auto" w:after="180"/>
+        <w:shd w:fill="F1F6F8"/>
+      </w:pPr>
+      <w:r>
+        <w:rPr>
+          <w:b w:val="0"/>
+        </w:rPr>
+        <w:t>Teacher prompt: Predict before checking the worked changed-case result. Name what changed and what the supplied facts allow you to conclude. Ask learners to describe one label or arrow in ordinary words.</w:t>
+      </w:r>
+    </w:p>
+    <w:p>
+      <w:pPr>
+        <w:spacing w:line="336" w:lineRule="auto" w:after="180"/>
+        <w:shd w:fill="F1F6F8"/>
+      </w:pPr>
+      <w:r>
+        <w:rPr>
+          <w:b w:val="0"/>
+        </w:rPr>
+        <w:t>Use the adjacent transcript if the image is difficult to see. Changed-case reasoning: Checkpoints 3 and 4 are two consecutive non-improvements; a later stop does not redefine the best checkpoint.</w:t>
+      </w:r>
+    </w:p>
+    <w:p>
+      <w:pPr>
+        <w:pStyle w:val="Heading3"/>
+      </w:pPr>
+      <w:r>
+        <w:t>05. Connect the explanation to its limit</w:t>
+      </w:r>
+    </w:p>
+    <w:p>
+      <w:r>
+        <w:drawing>
+          <wp:inline xmlns:a="http://schemas.openxmlformats.org/drawingml/2006/main" xmlns:pic="http://schemas.openxmlformats.org/drawingml/2006/picture">
+            <wp:extent cx="5486400" cy="2834640"/>
+            <wp:docPr id="6" name="Picture 6" descr="Regularisation adds a parameter penalty to the training objective. Here it discourages large a, so the objective balances prediction error against that penalty. Early stopping is a different decision based on the supplied validation sequence. A tied validation loss is not improvement under this policy; stop when the patience allowance is used and restore the best checkpoint. Limit: Regularisation and early stopping are different tools; neither guarantees better performance in every dataset."/>
+            <wp:cNvGraphicFramePr>
+              <a:graphicFrameLocks noChangeAspect="1"/>
+            </wp:cNvGraphicFramePr>
+            <a:graphic>
+              <a:graphicData uri="http://schemas.openxmlformats.org/drawingml/2006/picture">
+                <pic:pic>
+                  <pic:nvPicPr>
+                    <pic:cNvPr id="0" name="academy-story-ai-5-16-05.png"/>
+                    <pic:cNvPicPr/>
+                  </pic:nvPicPr>
+                  <pic:blipFill>
+                    <a:blip r:embed="rId14"/>
+                    <a:stretch>
+                      <a:fillRect/>
+                    </a:stretch>
+                  </pic:blipFill>
+                  <pic:spPr>
+                    <a:xfrm>
+                      <a:off x="0" y="0"/>
+                      <a:ext cx="5486400" cy="2834640"/>
+                    </a:xfrm>
+                    <a:prstGeom prst="rect"/>
+                  </pic:spPr>
+                </pic:pic>
+              </a:graphicData>
+            </a:graphic>
+          </wp:inline>
+        </w:drawing>
+      </w:r>
+    </w:p>
+    <w:p>
+      <w:pPr>
+        <w:spacing w:line="336" w:lineRule="auto" w:after="180"/>
+      </w:pPr>
+      <w:r>
+        <w:rPr>
+          <w:b/>
+        </w:rPr>
+        <w:t>Regularisation</w:t>
+      </w:r>
+      <w:r>
+        <w:rPr>
+          <w:b w:val="0"/>
+        </w:rPr>
+        <w:t xml:space="preserve"> adds a parameter penalty to the </w:t>
+      </w:r>
+      <w:r>
+        <w:rPr>
+          <w:b/>
+        </w:rPr>
+        <w:t>training</w:t>
+      </w:r>
+      <w:r>
+        <w:rPr>
+          <w:b w:val="0"/>
+        </w:rPr>
+        <w:t xml:space="preserve"> objective. Here it discourages large a, so the objective balances </w:t>
+      </w:r>
+      <w:r>
+        <w:rPr>
+          <w:b/>
+        </w:rPr>
+        <w:t>prediction</w:t>
+      </w:r>
+      <w:r>
+        <w:rPr>
+          <w:b w:val="0"/>
+        </w:rPr>
+        <w:t xml:space="preserve"> error against that penalty.</w:t>
+      </w:r>
+    </w:p>
+    <w:p>
+      <w:pPr>
+        <w:spacing w:line="336" w:lineRule="auto" w:after="180"/>
+      </w:pPr>
+      <w:r>
+        <w:rPr>
+          <w:b w:val="0"/>
+        </w:rPr>
+        <w:t xml:space="preserve">Early stopping is a different decision based on the supplied validation sequence. A tied validation loss is not improvement under this policy; stop when the </w:t>
+      </w:r>
+      <w:r>
+        <w:rPr>
+          <w:b/>
+        </w:rPr>
+        <w:t>patience</w:t>
+      </w:r>
+      <w:r>
+        <w:rPr>
+          <w:b w:val="0"/>
+        </w:rPr>
+        <w:t xml:space="preserve"> allowance is used and </w:t>
+      </w:r>
+      <w:r>
+        <w:rPr>
+          <w:b/>
+        </w:rPr>
+        <w:t>restore</w:t>
+      </w:r>
+      <w:r>
+        <w:rPr>
+          <w:b w:val="0"/>
+        </w:rPr>
+        <w:t xml:space="preserve"> the best checkpoint.</w:t>
+      </w:r>
+    </w:p>
+    <w:p>
+      <w:pPr>
+        <w:spacing w:line="336" w:lineRule="auto" w:after="180"/>
+      </w:pPr>
+      <w:r>
+        <w:rPr>
+          <w:b w:val="0"/>
+        </w:rPr>
+        <w:t xml:space="preserve">Limit: </w:t>
+      </w:r>
+      <w:r>
+        <w:rPr>
+          <w:b/>
+        </w:rPr>
+        <w:t>Regularisation</w:t>
+      </w:r>
+      <w:r>
+        <w:rPr>
+          <w:b w:val="0"/>
+        </w:rPr>
+        <w:t xml:space="preserve"> and early stopping are different tools; neither guarantees better performance in every dataset.</w:t>
+      </w:r>
+    </w:p>
+    <w:p>
+      <w:pPr>
+        <w:spacing w:line="336" w:lineRule="auto" w:after="180"/>
+        <w:shd w:fill="F5F1FB"/>
+      </w:pPr>
+      <w:r>
+        <w:rPr>
+          <w:b w:val="0"/>
+        </w:rPr>
+        <w:t>Explain the case, then point to a limit on the claim.</w:t>
+      </w:r>
+    </w:p>
+    <w:p>
+      <w:pPr>
+        <w:pStyle w:val="Heading3"/>
+      </w:pPr>
+      <w:r>
+        <w:t>Discuss while showing the picture</w:t>
+      </w:r>
+    </w:p>
+    <w:p>
+      <w:pPr>
+        <w:spacing w:line="336" w:lineRule="auto" w:after="180"/>
+        <w:shd w:fill="F1F6F8"/>
+      </w:pPr>
+      <w:r>
+        <w:rPr>
+          <w:b w:val="0"/>
+        </w:rPr>
+        <w:t>Teacher prompt: Explain the case, then point to a limit on the claim. Ask learners to describe one label or arrow in ordinary words. Use the adjacent transcript if the image is difficult to see.</w:t>
+      </w:r>
+    </w:p>
+    <w:p>
+      <w:pPr>
+        <w:spacing w:line="336" w:lineRule="auto" w:after="180"/>
+        <w:shd w:fill="F1F6F8"/>
+      </w:pPr>
+      <w:r>
+        <w:rPr>
+          <w:b w:val="0"/>
+        </w:rPr>
+        <w:t xml:space="preserve">Keep the stated scope: </w:t>
+      </w:r>
+      <w:r>
+        <w:rPr>
+          <w:b/>
+        </w:rPr>
+        <w:t>Regularisation</w:t>
+      </w:r>
+      <w:r>
+        <w:rPr>
+          <w:b w:val="0"/>
+        </w:rPr>
+        <w:t xml:space="preserve"> and early stopping are different tools; neither guarantees better performance in every dataset.</w:t>
+      </w:r>
+    </w:p>
+    <w:p>
+      <w:pPr>
+        <w:pStyle w:val="Heading3"/>
+      </w:pPr>
+      <w:r>
+        <w:t>06. Make the idea visible in your project</w:t>
+      </w:r>
+    </w:p>
+    <w:p>
+      <w:r>
+        <w:drawing>
+          <wp:inline xmlns:a="http://schemas.openxmlformats.org/drawingml/2006/main" xmlns:pic="http://schemas.openxmlformats.org/drawingml/2006/picture">
+            <wp:extent cx="5486400" cy="3681984"/>
+            <wp:docPr id="7" name="Picture 7" descr="For your Image-pattern Network Investigation, save the input, procedure, observed result and limitation of this check. Label this worked example as practice; use a different, previously unreviewed case when checking independent understanding. Draw your input, deciding step, result and limit. Supported question: Why should the penalty value not be reported as validation error? Point to the relevant step in the picture, then write the changed result and the rule or evidence that supports it."/>
+            <wp:cNvGraphicFramePr>
+              <a:graphicFrameLocks noChangeAspect="1"/>
+            </wp:cNvGraphicFramePr>
+            <a:graphic>
+              <a:graphicData uri="http://schemas.openxmlformats.org/drawingml/2006/picture">
+                <pic:pic>
+                  <pic:nvPicPr>
+                    <pic:cNvPr id="0" name="academy-story-ai-5-16-06.png"/>
+                    <pic:cNvPicPr/>
+                  </pic:nvPicPr>
+                  <pic:blipFill>
+                    <a:blip r:embed="rId15"/>
+                    <a:stretch>
+                      <a:fillRect/>
+                    </a:stretch>
+                  </pic:blipFill>
+                  <pic:spPr>
+                    <a:xfrm>
+                      <a:off x="0" y="0"/>
+                      <a:ext cx="5486400" cy="3681984"/>
+                    </a:xfrm>
+                    <a:prstGeom prst="rect"/>
+                  </pic:spPr>
+                </pic:pic>
+              </a:graphicData>
+            </a:graphic>
+          </wp:inline>
+        </w:drawing>
+      </w:r>
+    </w:p>
+    <w:p>
+      <w:pPr>
+        <w:spacing w:line="336" w:lineRule="auto" w:after="180"/>
+      </w:pPr>
+      <w:r>
+        <w:rPr>
+          <w:b w:val="0"/>
+        </w:rPr>
+        <w:t xml:space="preserve">For your Image-pattern Network Investigation, save the </w:t>
+      </w:r>
+      <w:r>
+        <w:rPr>
+          <w:b/>
+        </w:rPr>
+        <w:t>input</w:t>
+      </w:r>
+      <w:r>
+        <w:rPr>
+          <w:b w:val="0"/>
+        </w:rPr>
+        <w:t>, procedure, observed result and limitation of this check.</w:t>
+      </w:r>
+    </w:p>
+    <w:p>
+      <w:pPr>
+        <w:spacing w:line="336" w:lineRule="auto" w:after="180"/>
+      </w:pPr>
+      <w:r>
+        <w:rPr>
+          <w:b w:val="0"/>
+        </w:rPr>
+        <w:t xml:space="preserve">Label this worked example as practice; use a different, previously unreviewed case when checking independent understanding. Draw your </w:t>
+      </w:r>
+      <w:r>
+        <w:rPr>
+          <w:b/>
+        </w:rPr>
+        <w:t>input</w:t>
+      </w:r>
+      <w:r>
+        <w:rPr>
+          <w:b w:val="0"/>
+        </w:rPr>
+        <w:t>, deciding step, result and limit.</w:t>
+      </w:r>
+    </w:p>
+    <w:p>
+      <w:pPr>
+        <w:spacing w:line="336" w:lineRule="auto" w:after="180"/>
+      </w:pPr>
+      <w:r>
+        <w:rPr>
+          <w:b w:val="0"/>
+        </w:rPr>
+        <w:t xml:space="preserve">Supported question: Why should the penalty value not be reported as validation error? Point to the relevant step in the picture, then write the changed result and the rule or </w:t>
+      </w:r>
+      <w:r>
+        <w:rPr>
+          <w:b/>
+        </w:rPr>
+        <w:t>evidence</w:t>
+      </w:r>
+      <w:r>
+        <w:rPr>
+          <w:b w:val="0"/>
+        </w:rPr>
+        <w:t xml:space="preserve"> that supports it.</w:t>
+      </w:r>
+    </w:p>
+    <w:p>
+      <w:pPr>
+        <w:spacing w:line="336" w:lineRule="auto" w:after="180"/>
+        <w:shd w:fill="F5F1FB"/>
+      </w:pPr>
+      <w:r>
+        <w:rPr>
+          <w:b w:val="0"/>
+        </w:rPr>
+        <w:t xml:space="preserve">Draw your project trace and justify the deciding step using </w:t>
+      </w:r>
+      <w:r>
+        <w:rPr>
+          <w:b/>
+        </w:rPr>
+        <w:t>evidence</w:t>
+      </w:r>
+      <w:r>
+        <w:rPr>
+          <w:b w:val="0"/>
+        </w:rPr>
+        <w:t>.</w:t>
+      </w:r>
+    </w:p>
+    <w:p>
+      <w:pPr>
+        <w:pStyle w:val="Heading3"/>
+      </w:pPr>
+      <w:r>
+        <w:t>Discuss while showing the picture</w:t>
+      </w:r>
+    </w:p>
+    <w:p>
+      <w:pPr>
+        <w:spacing w:line="336" w:lineRule="auto" w:after="180"/>
+        <w:shd w:fill="F1F6F8"/>
+      </w:pPr>
+      <w:r>
+        <w:rPr>
+          <w:b w:val="0"/>
+        </w:rPr>
+        <w:t xml:space="preserve">Teacher prompt: Draw your project trace and justify the deciding step using </w:t>
+      </w:r>
+      <w:r>
+        <w:rPr>
+          <w:b/>
+        </w:rPr>
+        <w:t>evidence</w:t>
+      </w:r>
+      <w:r>
+        <w:rPr>
+          <w:b w:val="0"/>
+        </w:rPr>
+        <w:t>. Ask learners to describe one label or arrow in ordinary words. Use the adjacent transcript if the image is difficult to see.</w:t>
+      </w:r>
+    </w:p>
+    <w:p>
+      <w:pPr>
+        <w:spacing w:line="336" w:lineRule="auto" w:after="180"/>
+        <w:shd w:fill="F1F6F8"/>
+      </w:pPr>
+      <w:r>
+        <w:rPr>
+          <w:b w:val="0"/>
+        </w:rPr>
+        <w:t xml:space="preserve">Supported practice key: It is part of the </w:t>
+      </w:r>
+      <w:r>
+        <w:rPr>
+          <w:b/>
+        </w:rPr>
+        <w:t>training</w:t>
+      </w:r>
+      <w:r>
+        <w:rPr>
+          <w:b w:val="0"/>
+        </w:rPr>
+        <w:t xml:space="preserve"> objective, not the measured validation </w:t>
+      </w:r>
+      <w:r>
+        <w:rPr>
+          <w:b/>
+        </w:rPr>
+        <w:t>prediction</w:t>
+      </w:r>
+      <w:r>
+        <w:rPr>
+          <w:b w:val="0"/>
+        </w:rPr>
+        <w:t xml:space="preserve"> loss. Report these separate quantities with their definitions.</w:t>
+      </w:r>
+    </w:p>
+    <w:p>
+      <w:pPr>
+        <w:spacing w:line="336" w:lineRule="auto" w:after="180"/>
+        <w:shd w:fill="F1F6F8"/>
+      </w:pPr>
+      <w:r>
+        <w:rPr>
+          <w:b w:val="0"/>
+        </w:rPr>
+        <w:t xml:space="preserve">Changed-case check: Stop at checkpoint 4; still </w:t>
+      </w:r>
+      <w:r>
+        <w:rPr>
+          <w:b/>
+        </w:rPr>
+        <w:t>restore</w:t>
+      </w:r>
+      <w:r>
+        <w:rPr>
+          <w:b w:val="0"/>
+        </w:rPr>
+        <w:t xml:space="preserve"> checkpoint 2. Checkpoints 3 and 4 are two consecutive non-improvements; a later stop does not redefine the best checkpoint.</w:t>
       </w:r>
     </w:p>
     <w:sectPr>

--- a/downloads/teacher/ai-5-week-16.docx
+++ b/downloads/teacher/ai-5-week-16.docx
@@ -149,7 +149,7 @@
           </w:tcPr>
           <w:p>
             <w:r>
-              <w:t>Sections 1–6; record the brief recall in the workbook.</w:t>
+              <w:t>Use Your mission, Notice the evidence, See how it works, Words that unlock the idea and Follow a worked example; record recall in the workbook.</w:t>
             </w:r>
           </w:p>
         </w:tc>
@@ -181,7 +181,7 @@
           </w:tcPr>
           <w:p>
             <w:r>
-              <w:t>Sections 7–10; use the matching workbook W2 and misconception check.</w:t>
+              <w:t>Use Find and repair a mistake, Practise together and Build your understanding; use the matching workbook W2 and Individual reasoning check.</w:t>
             </w:r>
           </w:p>
         </w:tc>
@@ -213,7 +213,7 @@
           </w:tcPr>
           <w:p>
             <w:r>
-              <w:t>Sections 9 and 11–14. Give extra time to finish the full task set; use Section 15 when the week includes a coding lab.</w:t>
+              <w:t>Use Run the investigation, Connect your project and Try a new case independently. Allow extra time for the full task set. When code is supplied, use the examples in See how it works or Follow a worked example and the browser lab in Supported practice, repair and portfolio.</w:t>
             </w:r>
           </w:p>
         </w:tc>
@@ -440,7 +440,7 @@
         <w:rPr>
           <w:b w:val="0"/>
         </w:rPr>
-        <w:t xml:space="preserve">Use two 45-minute sessions. Keep </w:t>
+        <w:t xml:space="preserve">For the compact alternative schedule, use two 45-minute sessions. Keep </w:t>
       </w:r>
       <w:r>
         <w:rPr>
@@ -2348,7 +2348,7 @@
         <w:rPr>
           <w:b w:val="0"/>
         </w:rPr>
-        <w:t xml:space="preserve">Use the worked example in Sections 3 and 6. Collect a </w:t>
+        <w:t xml:space="preserve">Use See how it works and Follow a worked example. Collect a </w:t>
       </w:r>
       <w:r>
         <w:rPr>
@@ -2874,7 +2874,7 @@
         <w:rPr>
           <w:b w:val="0"/>
         </w:rPr>
-        <w:t xml:space="preserve">Use Section 9 for the </w:t>
+        <w:t xml:space="preserve">Use Run the investigation for the </w:t>
       </w:r>
       <w:r>
         <w:rPr>
@@ -4588,7 +4588,7 @@
           </w:tcPr>
           <w:p>
             <w:r>
-              <w:t>Sections 1–6; record the brief recall in the workbook.</w:t>
+              <w:t>Use Your mission, Notice the evidence, See how it works, Words that unlock the idea and Follow a worked example; record recall in the workbook.</w:t>
             </w:r>
           </w:p>
         </w:tc>
@@ -4620,7 +4620,7 @@
           </w:tcPr>
           <w:p>
             <w:r>
-              <w:t>Sections 7–10; use the matching workbook W2 and misconception check.</w:t>
+              <w:t>Use Find and repair a mistake, Practise together and Build your understanding; use the matching workbook W2 and Individual reasoning check.</w:t>
             </w:r>
           </w:p>
         </w:tc>
@@ -4652,7 +4652,7 @@
           </w:tcPr>
           <w:p>
             <w:r>
-              <w:t>Sections 9 and 11–14. Give extra time to finish the full task set; use Section 15 when the week includes a coding lab.</w:t>
+              <w:t>Use Run the investigation, Connect your project and Try a new case independently. Allow extra time for the full task set. When code is supplied, use the examples in See how it works or Follow a worked example and the browser lab in Supported practice, repair and portfolio.</w:t>
             </w:r>
           </w:p>
         </w:tc>

--- a/downloads/teacher/ai-5-week-16.docx
+++ b/downloads/teacher/ai-5-week-16.docx
@@ -25,20 +25,38 @@
         <w:pStyle w:val="Heading1"/>
       </w:pPr>
       <w:r>
-        <w:t>01. Prepare the purpose, prerequisites and materials</w:t>
+        <w:t>Keep objective changes and duration decisions distinct.</w:t>
       </w:r>
     </w:p>
     <w:p>
       <w:r>
-        <w:t>Prepare Regularisation and early stopping: check the target, prerequisites, resources and adaptable teaching schedule.</w:t>
+        <w:t>Show full gradients and miss counts,explicit indexing and unobserved future;require actual model snapshots for restoration claims.</w:t>
       </w:r>
     </w:p>
     <w:p>
-      <w:pPr>
-        <w:pStyle w:val="Heading3"/>
-      </w:pPr>
-      <w:r>
-        <w:t>Teach the learning cycle</w:t>
+      <w:r>
+        <w:t>Assess independent terms and stopping/selected epochs with checked keys,keeping loss logs separate from claimed training runs.</w:t>
+      </w:r>
+    </w:p>
+    <w:p>
+      <w:pPr>
+        <w:pStyle w:val="Heading1"/>
+      </w:pPr>
+      <w:r>
+        <w:t>01. Prepare the connected mathematical investigation</w:t>
+      </w:r>
+    </w:p>
+    <w:p>
+      <w:r>
+        <w:t>Keep explanation,shared practice and independent evidence distinct.</w:t>
+      </w:r>
+    </w:p>
+    <w:p>
+      <w:pPr>
+        <w:pStyle w:val="Heading2"/>
+      </w:pPr>
+      <w:r>
+        <w:t>Target and main teaching plan</w:t>
       </w:r>
     </w:p>
     <w:p>
@@ -255,18 +273,21 @@
     </w:p>
     <w:p>
       <w:pPr>
-        <w:pStyle w:val="Heading3"/>
-      </w:pPr>
-      <w:r>
-        <w:t>Retrieval answer guidance</w:t>
+        <w:pStyle w:val="Heading2"/>
+      </w:pPr>
+      <w:r>
+        <w:t>Preparation and prerequisite</w:t>
       </w:r>
     </w:p>
     <w:p>
       <w:pPr>
-        <w:pStyle w:val="Heading3"/>
-      </w:pPr>
-      <w:r>
-        <w:t>Training and validation curves</w:t>
+        <w:spacing w:line="336" w:lineRule="auto" w:after="180"/>
+      </w:pPr>
+      <w:r>
+        <w:rPr>
+          <w:b w:val="0"/>
+        </w:rPr>
+        <w:t>Printed lesson and workbook; paper and pencil</w:t>
       </w:r>
     </w:p>
     <w:p>
@@ -277,19 +298,7 @@
         <w:rPr>
           <w:b w:val="0"/>
         </w:rPr>
-        <w:t xml:space="preserve">Without opening the old lesson, explain one key idea from </w:t>
-      </w:r>
-      <w:r>
-        <w:rPr>
-          <w:b/>
-        </w:rPr>
-        <w:t>Training</w:t>
-      </w:r>
-      <w:r>
-        <w:rPr>
-          <w:b w:val="0"/>
-        </w:rPr>
-        <w:t xml:space="preserve"> and validation curves. Give an example and a mistake that the idea helps you avoid.</w:t>
+        <w:t>Calculator and optional local Python 3 editor; no packages or AI accounts needed</w:t>
       </w:r>
     </w:p>
     <w:p>
@@ -300,19 +309,7 @@
         <w:rPr>
           <w:b w:val="0"/>
         </w:rPr>
-        <w:t xml:space="preserve">Look for: Compute comparable </w:t>
-      </w:r>
-      <w:r>
-        <w:rPr>
-          <w:b/>
-        </w:rPr>
-        <w:t>training</w:t>
-      </w:r>
-      <w:r>
-        <w:rPr>
-          <w:b w:val="0"/>
-        </w:rPr>
-        <w:t xml:space="preserve"> and validation losses at saved checkpoints</w:t>
+        <w:t>Use the fictional examples supplied; prepare the fresh retry before class</w:t>
       </w:r>
     </w:p>
     <w:p>
@@ -321,29 +318,35 @@
       </w:pPr>
       <w:r>
         <w:rPr>
+          <w:b/>
+        </w:rPr>
+        <w:t>Restore</w:t>
+      </w:r>
+      <w:r>
+        <w:rPr>
           <w:b w:val="0"/>
         </w:rPr>
-        <w:t xml:space="preserve">Reference example, not the only acceptable wording: Teacher explanation: </w:t>
+        <w:t xml:space="preserve"> the parameters saved at the chosen checkpoint. The last parameters produced by </w:t>
       </w:r>
       <w:r>
         <w:rPr>
           <w:b/>
         </w:rPr>
-        <w:t>Prediction</w:t>
+        <w:t>training</w:t>
       </w:r>
       <w:r>
         <w:rPr>
           <w:b w:val="0"/>
         </w:rPr>
-        <w:t>s [3, 4], residuals [-1.5, -2], squares [2.25, 4], MSE 3.125.</w:t>
+        <w:t xml:space="preserve"> may have a different validation loss.</w:t>
       </w:r>
     </w:p>
     <w:p>
       <w:pPr>
-        <w:pStyle w:val="Heading3"/>
-      </w:pPr>
-      <w:r>
-        <w:t>Batching and epochs</w:t>
+        <w:pStyle w:val="Heading2"/>
+      </w:pPr>
+      <w:r>
+        <w:t>Opening retrieval</w:t>
       </w:r>
     </w:p>
     <w:p>
@@ -354,7 +357,19 @@
         <w:rPr>
           <w:b w:val="0"/>
         </w:rPr>
-        <w:t>Without opening the old lesson, explain one key idea from Batching and epochs. Give an example and a mistake that the idea helps you avoid.</w:t>
+        <w:t xml:space="preserve">Without opening the old lesson, explain one key idea from </w:t>
+      </w:r>
+      <w:r>
+        <w:rPr>
+          <w:b/>
+        </w:rPr>
+        <w:t>Training</w:t>
+      </w:r>
+      <w:r>
+        <w:rPr>
+          <w:b w:val="0"/>
+        </w:rPr>
+        <w:t xml:space="preserve"> and validation curves. Give an example and a mistake that the idea helps you avoid.</w:t>
       </w:r>
     </w:p>
     <w:p>
@@ -365,7 +380,19 @@
         <w:rPr>
           <w:b w:val="0"/>
         </w:rPr>
-        <w:t>Look for: Distinguish an example a batch an update and an epoch</w:t>
+        <w:t xml:space="preserve">Look for: Compute comparable </w:t>
+      </w:r>
+      <w:r>
+        <w:rPr>
+          <w:b/>
+        </w:rPr>
+        <w:t>training</w:t>
+      </w:r>
+      <w:r>
+        <w:rPr>
+          <w:b w:val="0"/>
+        </w:rPr>
+        <w:t xml:space="preserve"> and validation losses at saved checkpoints</w:t>
       </w:r>
     </w:p>
     <w:p>
@@ -376,15 +403,30 @@
         <w:rPr>
           <w:b w:val="0"/>
         </w:rPr>
-        <w:t>Reference example, not the only acceptable wording: Teacher explanation: Batch lengths 4, 4, 2; three updates per epoch, nine total updates and 30 example visits.</w:t>
+        <w:t xml:space="preserve">Reference example, not the only acceptable wording: Teacher explanation: </w:t>
+      </w:r>
+      <w:r>
+        <w:rPr>
+          <w:b/>
+        </w:rPr>
+        <w:t>Prediction</w:t>
+      </w:r>
+      <w:r>
+        <w:rPr>
+          <w:b w:val="0"/>
+        </w:rPr>
+        <w:t>s [3, 4], residuals [-1.5, -2], squares [2.25, 4], MSE 3.125.</w:t>
       </w:r>
     </w:p>
     <w:p>
       <w:pPr>
-        <w:pStyle w:val="Heading3"/>
-      </w:pPr>
-      <w:r>
-        <w:t>Gradients with a numerical check</w:t>
+        <w:spacing w:line="336" w:lineRule="auto" w:after="180"/>
+      </w:pPr>
+      <w:r>
+        <w:rPr>
+          <w:b w:val="0"/>
+        </w:rPr>
+        <w:t>Without opening the old lesson, explain one key idea from Batching and epochs. Give an example and a mistake that the idea helps you avoid.</w:t>
       </w:r>
     </w:p>
     <w:p>
@@ -395,7 +437,7 @@
         <w:rPr>
           <w:b w:val="0"/>
         </w:rPr>
-        <w:t>Without opening the old lesson, explain one key idea from Gradients with a numerical check. Give an example and a mistake that the idea helps you avoid.</w:t>
+        <w:t>Look for: Distinguish an example a batch an update and an epoch</w:t>
       </w:r>
     </w:p>
     <w:p>
@@ -406,7 +448,7 @@
         <w:rPr>
           <w:b w:val="0"/>
         </w:rPr>
-        <w:t>Look for: Estimate one partial derivative while other parameters stay fixed</w:t>
+        <w:t>Reference example, not the only acceptable wording: Teacher explanation: Batch lengths 4, 4, 2; three updates per epoch, nine total updates and 30 example visits.</w:t>
       </w:r>
     </w:p>
     <w:p>
@@ -417,19 +459,7 @@
         <w:rPr>
           <w:b w:val="0"/>
         </w:rPr>
-        <w:t xml:space="preserve">Reference example, not the only acceptable wording: Teacher explanation: </w:t>
-      </w:r>
-      <w:r>
-        <w:rPr>
-          <w:b/>
-        </w:rPr>
-        <w:t>Prediction</w:t>
-      </w:r>
-      <w:r>
-        <w:rPr>
-          <w:b w:val="0"/>
-        </w:rPr>
-        <w:t xml:space="preserve"> 3, residual 0, loss 0, gradient [0, 0].</w:t>
+        <w:t>Without opening the old lesson, explain one key idea from Gradients with a numerical check. Give an example and a mistake that the idea helps you avoid.</w:t>
       </w:r>
     </w:p>
     <w:p>
@@ -440,31 +470,7 @@
         <w:rPr>
           <w:b w:val="0"/>
         </w:rPr>
-        <w:t xml:space="preserve">For the compact alternative schedule, use two 45-minute sessions. Keep </w:t>
-      </w:r>
-      <w:r>
-        <w:rPr>
-          <w:b/>
-        </w:rPr>
-        <w:t>prediction</w:t>
-      </w:r>
-      <w:r>
-        <w:rPr>
-          <w:b w:val="0"/>
-        </w:rPr>
-        <w:t xml:space="preserve"> error, penalty and total objective in separate columns. Teach early stopping as a second </w:t>
-      </w:r>
-      <w:r>
-        <w:rPr>
-          <w:b/>
-        </w:rPr>
-        <w:t>mechanism</w:t>
-      </w:r>
-      <w:r>
-        <w:rPr>
-          <w:b w:val="0"/>
-        </w:rPr>
-        <w:t xml:space="preserve"> with a precise state machine on paper.</w:t>
+        <w:t>Look for: Estimate one partial derivative while other parameters stay fixed</w:t>
       </w:r>
     </w:p>
     <w:p>
@@ -475,15 +481,27 @@
         <w:rPr>
           <w:b w:val="0"/>
         </w:rPr>
-        <w:t>Cover future curve values until a decision is made; do not reward retrospective selection as if it were a live stopping rule.</w:t>
+        <w:t xml:space="preserve">Reference example, not the only acceptable wording: Teacher explanation: </w:t>
+      </w:r>
+      <w:r>
+        <w:rPr>
+          <w:b/>
+        </w:rPr>
+        <w:t>Prediction</w:t>
+      </w:r>
+      <w:r>
+        <w:rPr>
+          <w:b w:val="0"/>
+        </w:rPr>
+        <w:t xml:space="preserve"> 3, residual 0, loss 0, gradient [0, 0].</w:t>
       </w:r>
     </w:p>
     <w:p>
       <w:pPr>
-        <w:pStyle w:val="Heading3"/>
-      </w:pPr>
-      <w:r>
-        <w:t>Outcomes</w:t>
+        <w:pStyle w:val="Heading2"/>
+      </w:pPr>
+      <w:r>
+        <w:t>Pictured end goal</w:t>
       </w:r>
     </w:p>
     <w:p>
@@ -494,65 +512,35 @@
         <w:rPr>
           <w:b w:val="0"/>
         </w:rPr>
-        <w:t xml:space="preserve">Separate a </w:t>
+        <w:t xml:space="preserve">By the end, I can explain </w:t>
       </w:r>
       <w:r>
         <w:rPr>
           <w:b/>
         </w:rPr>
-        <w:t>weight penalty</w:t>
+        <w:t>regularisation</w:t>
       </w:r>
       <w:r>
         <w:rPr>
           <w:b w:val="0"/>
         </w:rPr>
-        <w:t xml:space="preserve"> from </w:t>
-      </w:r>
-      <w:r>
-        <w:rPr>
-          <w:b/>
-        </w:rPr>
-        <w:t>prediction</w:t>
-      </w:r>
-      <w:r>
-        <w:rPr>
-          <w:b w:val="0"/>
-        </w:rPr>
-        <w:t xml:space="preserve"> error</w:t>
+        <w:t xml:space="preserve"> and early stopping using a traced example and a stated limitation.</w:t>
       </w:r>
     </w:p>
     <w:p>
       <w:pPr>
-        <w:spacing w:line="336" w:lineRule="auto" w:after="180"/>
-      </w:pPr>
-      <w:r>
-        <w:rPr>
-          <w:b w:val="0"/>
-        </w:rPr>
-        <w:t>Trace a regularised update under a stated objective</w:t>
+        <w:pStyle w:val="Heading2"/>
+      </w:pPr>
+      <w:r>
+        <w:t>Earlier wording, alternatives and picture transcripts · reference / check after trying</w:t>
       </w:r>
     </w:p>
     <w:p>
       <w:pPr>
-        <w:spacing w:line="336" w:lineRule="auto" w:after="180"/>
-      </w:pPr>
-      <w:r>
-        <w:rPr>
-          <w:b w:val="0"/>
-        </w:rPr>
-        <w:t xml:space="preserve">Apply a stopping rule and </w:t>
-      </w:r>
-      <w:r>
-        <w:rPr>
-          <w:b/>
-        </w:rPr>
-        <w:t>restore</w:t>
-      </w:r>
-      <w:r>
-        <w:rPr>
-          <w:b w:val="0"/>
-        </w:rPr>
-        <w:t xml:space="preserve"> the best observed checkpoint</w:t>
+        <w:pStyle w:val="Heading3"/>
+      </w:pPr>
+      <w:r>
+        <w:t>Teach the learning cycle</w:t>
       </w:r>
     </w:p>
     <w:p>
@@ -560,48 +548,66 @@
         <w:pStyle w:val="Heading3"/>
       </w:pPr>
       <w:r>
-        <w:t>Preparation</w:t>
+        <w:t>Retrieval answer guidance</w:t>
       </w:r>
     </w:p>
     <w:p>
       <w:pPr>
-        <w:spacing w:line="336" w:lineRule="auto" w:after="180"/>
-      </w:pPr>
-      <w:r>
-        <w:rPr>
-          <w:b w:val="0"/>
-        </w:rPr>
-        <w:t>Printed lesson and workbook; paper and pencil</w:t>
+        <w:pStyle w:val="Heading3"/>
+      </w:pPr>
+      <w:r>
+        <w:t>Training and validation curves</w:t>
       </w:r>
     </w:p>
     <w:p>
       <w:pPr>
-        <w:spacing w:line="336" w:lineRule="auto" w:after="180"/>
-      </w:pPr>
-      <w:r>
-        <w:rPr>
-          <w:b w:val="0"/>
-        </w:rPr>
-        <w:t>Calculator and optional local Python 3 editor; no packages or AI accounts needed</w:t>
+        <w:pStyle w:val="Heading3"/>
+      </w:pPr>
+      <w:r>
+        <w:t>Batching and epochs</w:t>
       </w:r>
     </w:p>
     <w:p>
       <w:pPr>
-        <w:spacing w:line="336" w:lineRule="auto" w:after="180"/>
-      </w:pPr>
-      <w:r>
-        <w:rPr>
-          <w:b w:val="0"/>
-        </w:rPr>
-        <w:t>Use the fictional examples supplied; prepare the fresh retry before class</w:t>
+        <w:pStyle w:val="Heading3"/>
+      </w:pPr>
+      <w:r>
+        <w:t>Gradients with a numerical check</w:t>
       </w:r>
     </w:p>
     <w:p>
       <w:pPr>
-        <w:pStyle w:val="Heading3"/>
-      </w:pPr>
-      <w:r>
-        <w:t>Prerequisite answer</w:t>
+        <w:spacing w:line="336" w:lineRule="auto" w:after="180"/>
+      </w:pPr>
+      <w:r>
+        <w:rPr>
+          <w:b w:val="0"/>
+        </w:rPr>
+        <w:t xml:space="preserve">For the compact alternative schedule, use two 45-minute sessions. Keep </w:t>
+      </w:r>
+      <w:r>
+        <w:rPr>
+          <w:b/>
+        </w:rPr>
+        <w:t>prediction</w:t>
+      </w:r>
+      <w:r>
+        <w:rPr>
+          <w:b w:val="0"/>
+        </w:rPr>
+        <w:t xml:space="preserve"> error, penalty and total objective in separate columns. Teach early stopping as a second </w:t>
+      </w:r>
+      <w:r>
+        <w:rPr>
+          <w:b/>
+        </w:rPr>
+        <w:t>mechanism</w:t>
+      </w:r>
+      <w:r>
+        <w:rPr>
+          <w:b w:val="0"/>
+        </w:rPr>
+        <w:t xml:space="preserve"> with a precise state machine on paper.</w:t>
       </w:r>
     </w:p>
     <w:p>
@@ -610,27 +616,9 @@
       </w:pPr>
       <w:r>
         <w:rPr>
-          <w:b/>
-        </w:rPr>
-        <w:t>Restore</w:t>
-      </w:r>
-      <w:r>
-        <w:rPr>
           <w:b w:val="0"/>
         </w:rPr>
-        <w:t xml:space="preserve"> the parameters saved at the chosen checkpoint. The last parameters produced by </w:t>
-      </w:r>
-      <w:r>
-        <w:rPr>
-          <w:b/>
-        </w:rPr>
-        <w:t>training</w:t>
-      </w:r>
-      <w:r>
-        <w:rPr>
-          <w:b w:val="0"/>
-        </w:rPr>
-        <w:t xml:space="preserve"> may have a different validation loss.</w:t>
+        <w:t>Cover future curve values until a decision is made; do not reward retrospective selection as if it were a live stopping rule.</w:t>
       </w:r>
     </w:p>
     <w:p>
@@ -638,7 +626,7 @@
         <w:pStyle w:val="Heading3"/>
       </w:pPr>
       <w:r>
-        <w:t>End goal for the pictorial case</w:t>
+        <w:t>Outcomes</w:t>
       </w:r>
     </w:p>
     <w:p>
@@ -649,19 +637,31 @@
         <w:rPr>
           <w:b w:val="0"/>
         </w:rPr>
-        <w:t xml:space="preserve">By the end, I can explain </w:t>
+        <w:t xml:space="preserve">Separate a </w:t>
       </w:r>
       <w:r>
         <w:rPr>
           <w:b/>
         </w:rPr>
-        <w:t>regularisation</w:t>
+        <w:t>weight penalty</w:t>
       </w:r>
       <w:r>
         <w:rPr>
           <w:b w:val="0"/>
         </w:rPr>
-        <w:t xml:space="preserve"> and early stopping using a traced example and a stated limitation.</w:t>
+        <w:t xml:space="preserve"> from </w:t>
+      </w:r>
+      <w:r>
+        <w:rPr>
+          <w:b/>
+        </w:rPr>
+        <w:t>prediction</w:t>
+      </w:r>
+      <w:r>
+        <w:rPr>
+          <w:b w:val="0"/>
+        </w:rPr>
+        <w:t xml:space="preserve"> error</w:t>
       </w:r>
     </w:p>
     <w:p>
@@ -672,78 +672,54 @@
         <w:rPr>
           <w:b w:val="0"/>
         </w:rPr>
-        <w:t>This added worked case illustrates the week’s main idea. Retain all original and connected topics; schedule its practice within the teaching cycle.</w:t>
+        <w:t>Trace a regularised update under a stated objective</w:t>
       </w:r>
     </w:p>
     <w:p>
       <w:pPr>
-        <w:pStyle w:val="Heading1"/>
-      </w:pPr>
-      <w:r>
-        <w:t>02. Explain and model the mechanism</w:t>
+        <w:spacing w:line="336" w:lineRule="auto" w:after="180"/>
+      </w:pPr>
+      <w:r>
+        <w:rPr>
+          <w:b w:val="0"/>
+        </w:rPr>
+        <w:t xml:space="preserve">Apply a stopping rule and </w:t>
+      </w:r>
+      <w:r>
+        <w:rPr>
+          <w:b/>
+        </w:rPr>
+        <w:t>restore</w:t>
+      </w:r>
+      <w:r>
+        <w:rPr>
+          <w:b w:val="0"/>
+        </w:rPr>
+        <w:t xml:space="preserve"> the best observed checkpoint</w:t>
       </w:r>
     </w:p>
     <w:p>
-      <w:r>
-        <w:t>Model Regularisation and early stopping using the supplied case, labelled mechanism and reasoning. Make the scope of each conclusion explicit.</w:t>
+      <w:pPr>
+        <w:pStyle w:val="Heading3"/>
+      </w:pPr>
+      <w:r>
+        <w:t>Preparation</w:t>
       </w:r>
     </w:p>
     <w:p>
       <w:pPr>
-        <w:spacing w:line="336" w:lineRule="auto" w:after="180"/>
-      </w:pPr>
-      <w:r>
-        <w:rPr>
-          <w:b w:val="0"/>
-        </w:rPr>
-        <w:t xml:space="preserve">Keep h = ReLU(x), y = vh, train only v on (1, 2) and (2, 4), and freeze all hidden parameters and the zero </w:t>
-      </w:r>
-      <w:r>
-        <w:rPr>
-          <w:b/>
-        </w:rPr>
-        <w:t>output</w:t>
-      </w:r>
-      <w:r>
-        <w:rPr>
-          <w:b w:val="0"/>
-        </w:rPr>
-        <w:t xml:space="preserve"> bias. </w:t>
-      </w:r>
-      <w:r>
-        <w:rPr>
-          <w:b/>
-        </w:rPr>
-        <w:t>Training</w:t>
-      </w:r>
-      <w:r>
-        <w:rPr>
-          <w:b w:val="0"/>
-        </w:rPr>
-        <w:t xml:space="preserve"> MSE is L(v) = 2.5(v - 2) squared.</w:t>
+        <w:pStyle w:val="Heading3"/>
+      </w:pPr>
+      <w:r>
+        <w:t>Prerequisite answer</w:t>
       </w:r>
     </w:p>
     <w:p>
       <w:pPr>
-        <w:spacing w:line="336" w:lineRule="auto" w:after="180"/>
-      </w:pPr>
-      <w:r>
-        <w:rPr>
-          <w:b w:val="0"/>
-        </w:rPr>
-        <w:t xml:space="preserve">Define J(v) = L(v) + lambda times v squared, with lambda nonnegative. Only this one </w:t>
-      </w:r>
-      <w:r>
-        <w:rPr>
-          <w:b/>
-        </w:rPr>
-        <w:t>output</w:t>
-      </w:r>
-      <w:r>
-        <w:rPr>
-          <w:b w:val="0"/>
-        </w:rPr>
-        <w:t xml:space="preserve"> weight is penalised here.</w:t>
+        <w:pStyle w:val="Heading3"/>
+      </w:pPr>
+      <w:r>
+        <w:t>End goal for the pictorial case</w:t>
       </w:r>
     </w:p>
     <w:p>
@@ -754,76 +730,28 @@
         <w:rPr>
           <w:b w:val="0"/>
         </w:rPr>
-        <w:t xml:space="preserve">For lambda = 0.5, the penalty at v = 1.5 is 0.5 times 2.25 = 1.125. </w:t>
-      </w:r>
-      <w:r>
-        <w:rPr>
-          <w:b/>
-        </w:rPr>
-        <w:t>Prediction</w:t>
-      </w:r>
-      <w:r>
-        <w:rPr>
-          <w:b w:val="0"/>
-        </w:rPr>
-        <w:t xml:space="preserve"> MSE is 0.625, so total objective J is 1.75. Keep these quantities separate in logs.</w:t>
+        <w:t>This added worked case illustrates the week’s main idea. Retain all original and connected topics; schedule its practice within the teaching cycle.</w:t>
       </w:r>
     </w:p>
     <w:p>
       <w:pPr>
-        <w:spacing w:line="336" w:lineRule="auto" w:after="180"/>
-      </w:pPr>
-      <w:r>
-        <w:rPr>
-          <w:b w:val="0"/>
-        </w:rPr>
-        <w:t xml:space="preserve">A smaller total objective does not automatically mean a smaller </w:t>
-      </w:r>
-      <w:r>
-        <w:rPr>
-          <w:b/>
-        </w:rPr>
-        <w:t>prediction</w:t>
-      </w:r>
-      <w:r>
-        <w:rPr>
-          <w:b w:val="0"/>
-        </w:rPr>
-        <w:t xml:space="preserve"> error.</w:t>
+        <w:pStyle w:val="Heading1"/>
+      </w:pPr>
+      <w:r>
+        <w:t>02. Teach penalty arithmetic and policy selection independently</w:t>
       </w:r>
     </w:p>
     <w:p>
-      <w:pPr>
-        <w:spacing w:line="336" w:lineRule="auto" w:after="180"/>
-      </w:pPr>
-      <w:r>
-        <w:rPr>
-          <w:b w:val="0"/>
-        </w:rPr>
-        <w:t xml:space="preserve">Among these three candidates, the smallest penalised objective is at v = 1.5, whereas the smallest </w:t>
-      </w:r>
-      <w:r>
-        <w:rPr>
-          <w:b/>
-        </w:rPr>
-        <w:t>training</w:t>
-      </w:r>
-      <w:r>
-        <w:rPr>
-          <w:b w:val="0"/>
-        </w:rPr>
-        <w:t xml:space="preserve"> MSE is at v = 2. Penalising a weight changes the tradeoff.</w:t>
+      <w:r>
+        <w:t>Main epochs start0;picture checkpoints start1;independent task states its own indexing.</w:t>
       </w:r>
     </w:p>
     <w:p>
       <w:pPr>
-        <w:spacing w:line="336" w:lineRule="auto" w:after="180"/>
-      </w:pPr>
-      <w:r>
-        <w:rPr>
-          <w:b w:val="0"/>
-        </w:rPr>
-        <w:t>It does not guarantee better validation performance or fair outcomes.</w:t>
+        <w:pStyle w:val="Heading2"/>
+      </w:pPr>
+      <w:r>
+        <w:t>Main objective,complete term updates and guided key</w:t>
       </w:r>
     </w:p>
     <w:p>
@@ -834,7 +762,31 @@
         <w:rPr>
           <w:b w:val="0"/>
         </w:rPr>
-        <w:t>The data gradient is 5(v - 2). The penalty gradient is 2 times lambda times v, giving total gradient 5(v - 2) + 2 lambda v. At v = 1.5 and lambda = 0.5, these contributions are -2.5 and 1.5, so total gradient is -1.</w:t>
+        <w:t xml:space="preserve">Keep h = ReLU(x), y = vh, train only v on (1, 2) and (2, 4), and freeze all hidden parameters and the zero </w:t>
+      </w:r>
+      <w:r>
+        <w:rPr>
+          <w:b/>
+        </w:rPr>
+        <w:t>output</w:t>
+      </w:r>
+      <w:r>
+        <w:rPr>
+          <w:b w:val="0"/>
+        </w:rPr>
+        <w:t xml:space="preserve"> bias. </w:t>
+      </w:r>
+      <w:r>
+        <w:rPr>
+          <w:b/>
+        </w:rPr>
+        <w:t>Training</w:t>
+      </w:r>
+      <w:r>
+        <w:rPr>
+          <w:b w:val="0"/>
+        </w:rPr>
+        <w:t xml:space="preserve"> MSE is L(v) = 2.5(v - 2) squared.</w:t>
       </w:r>
     </w:p>
     <w:p>
@@ -845,7 +797,19 @@
         <w:rPr>
           <w:b w:val="0"/>
         </w:rPr>
-        <w:t>A rate 0.1 step gives v = 1.6.</w:t>
+        <w:t xml:space="preserve">Define J(v) = L(v) + lambda times v squared, with lambda nonnegative. Only this one </w:t>
+      </w:r>
+      <w:r>
+        <w:rPr>
+          <w:b/>
+        </w:rPr>
+        <w:t>output</w:t>
+      </w:r>
+      <w:r>
+        <w:rPr>
+          <w:b w:val="0"/>
+        </w:rPr>
+        <w:t xml:space="preserve"> weight is penalised here.</w:t>
       </w:r>
     </w:p>
     <w:p>
@@ -856,7 +820,19 @@
         <w:rPr>
           <w:b w:val="0"/>
         </w:rPr>
-        <w:t>Assume finite numeric values and nonnegative penalty. At the new v, data loss is 0.4, penalty 1.28 and total 1.68.</w:t>
+        <w:t xml:space="preserve">For lambda = 0.5, the penalty at v = 1.5 is 0.5 times 2.25 = 1.125. </w:t>
+      </w:r>
+      <w:r>
+        <w:rPr>
+          <w:b/>
+        </w:rPr>
+        <w:t>Prediction</w:t>
+      </w:r>
+      <w:r>
+        <w:rPr>
+          <w:b w:val="0"/>
+        </w:rPr>
+        <w:t xml:space="preserve"> MSE is 0.625, so total objective J is 1.75. Keep these quantities separate in logs.</w:t>
       </w:r>
     </w:p>
     <w:p>
@@ -867,6 +843,96 @@
         <w:rPr>
           <w:b w:val="0"/>
         </w:rPr>
+        <w:t xml:space="preserve">A smaller total objective does not automatically mean a smaller </w:t>
+      </w:r>
+      <w:r>
+        <w:rPr>
+          <w:b/>
+        </w:rPr>
+        <w:t>prediction</w:t>
+      </w:r>
+      <w:r>
+        <w:rPr>
+          <w:b w:val="0"/>
+        </w:rPr>
+        <w:t xml:space="preserve"> error.</w:t>
+      </w:r>
+    </w:p>
+    <w:p>
+      <w:pPr>
+        <w:spacing w:line="336" w:lineRule="auto" w:after="180"/>
+      </w:pPr>
+      <w:r>
+        <w:rPr>
+          <w:b w:val="0"/>
+        </w:rPr>
+        <w:t xml:space="preserve">Among these three candidates, the smallest penalised objective is at v = 1.5, whereas the smallest </w:t>
+      </w:r>
+      <w:r>
+        <w:rPr>
+          <w:b/>
+        </w:rPr>
+        <w:t>training</w:t>
+      </w:r>
+      <w:r>
+        <w:rPr>
+          <w:b w:val="0"/>
+        </w:rPr>
+        <w:t xml:space="preserve"> MSE is at v = 2. Penalising a weight changes the tradeoff.</w:t>
+      </w:r>
+    </w:p>
+    <w:p>
+      <w:pPr>
+        <w:spacing w:line="336" w:lineRule="auto" w:after="180"/>
+      </w:pPr>
+      <w:r>
+        <w:rPr>
+          <w:b w:val="0"/>
+        </w:rPr>
+        <w:t>It does not guarantee better validation performance or fair outcomes.</w:t>
+      </w:r>
+    </w:p>
+    <w:p>
+      <w:pPr>
+        <w:spacing w:line="336" w:lineRule="auto" w:after="180"/>
+      </w:pPr>
+      <w:r>
+        <w:rPr>
+          <w:b w:val="0"/>
+        </w:rPr>
+        <w:t>The data gradient is 5(v - 2). The penalty gradient is 2 times lambda times v, giving total gradient 5(v - 2) + 2 lambda v. At v = 1.5 and lambda = 0.5, these contributions are -2.5 and 1.5, so total gradient is -1.</w:t>
+      </w:r>
+    </w:p>
+    <w:p>
+      <w:pPr>
+        <w:spacing w:line="336" w:lineRule="auto" w:after="180"/>
+      </w:pPr>
+      <w:r>
+        <w:rPr>
+          <w:b w:val="0"/>
+        </w:rPr>
+        <w:t>A rate 0.1 step gives v = 1.6.</w:t>
+      </w:r>
+    </w:p>
+    <w:p>
+      <w:pPr>
+        <w:spacing w:line="336" w:lineRule="auto" w:after="180"/>
+      </w:pPr>
+      <w:r>
+        <w:rPr>
+          <w:b w:val="0"/>
+        </w:rPr>
+        <w:t>Assume finite numeric values and nonnegative penalty. At the new v, data loss is 0.4, penalty 1.28 and total 1.68.</w:t>
+      </w:r>
+    </w:p>
+    <w:p>
+      <w:pPr>
+        <w:spacing w:line="336" w:lineRule="auto" w:after="180"/>
+      </w:pPr>
+      <w:r>
+        <w:rPr>
+          <w:b w:val="0"/>
+        </w:rPr>
         <w:t xml:space="preserve">Choose penalty strength using a declared validation </w:t>
       </w:r>
       <w:r>
@@ -880,6 +946,1278 @@
           <w:b w:val="0"/>
         </w:rPr>
         <w:t xml:space="preserve"> metric, not by comparing total objectives with different lambdas as if they were the same measure.</w:t>
+      </w:r>
+    </w:p>
+    <w:tbl>
+      <w:tblPr>
+        <w:tblStyle w:val="LightShading-Accent1"/>
+        <w:tblW w:type="auto" w:w="0"/>
+        <w:tblLook w:firstColumn="1" w:firstRow="1" w:lastColumn="0" w:lastRow="0" w:noHBand="0" w:noVBand="1" w:val="04A0"/>
+      </w:tblPr>
+      <w:tblGrid>
+        <w:gridCol w:w="3408"/>
+        <w:gridCol w:w="3408"/>
+        <w:gridCol w:w="3408"/>
+      </w:tblGrid>
+      <w:tr>
+        <w:trPr>
+          <w:tblHeader/>
+        </w:trPr>
+        <w:tc>
+          <w:tcPr>
+            <w:tcW w:type="dxa" w:w="3408"/>
+          </w:tcPr>
+          <w:p>
+            <w:r>
+              <w:t>Main lambda.5, rate.1</w:t>
+            </w:r>
+          </w:p>
+        </w:tc>
+        <w:tc>
+          <w:tcPr>
+            <w:tcW w:type="dxa" w:w="3408"/>
+          </w:tcPr>
+          <w:p>
+            <w:r>
+              <w:t>Start v1.5</w:t>
+            </w:r>
+          </w:p>
+        </w:tc>
+        <w:tc>
+          <w:tcPr>
+            <w:tcW w:type="dxa" w:w="3408"/>
+          </w:tcPr>
+          <w:p>
+            <w:r>
+              <w:t>Next start v1.6</w:t>
+            </w:r>
+          </w:p>
+        </w:tc>
+      </w:tr>
+      <w:tr>
+        <w:tc>
+          <w:tcPr>
+            <w:tcW w:type="dxa" w:w="3408"/>
+          </w:tcPr>
+          <w:p>
+            <w:r>
+              <w:t>Data gradient 5(v−2)</w:t>
+            </w:r>
+          </w:p>
+        </w:tc>
+        <w:tc>
+          <w:tcPr>
+            <w:tcW w:type="dxa" w:w="3408"/>
+          </w:tcPr>
+          <w:p>
+            <w:r>
+              <w:t>-2.5</w:t>
+            </w:r>
+          </w:p>
+        </w:tc>
+        <w:tc>
+          <w:tcPr>
+            <w:tcW w:type="dxa" w:w="3408"/>
+          </w:tcPr>
+          <w:p>
+            <w:r>
+              <w:t>-2</w:t>
+            </w:r>
+          </w:p>
+        </w:tc>
+      </w:tr>
+      <w:tr>
+        <w:tc>
+          <w:tcPr>
+            <w:tcW w:type="dxa" w:w="3408"/>
+          </w:tcPr>
+          <w:p>
+            <w:r>
+              <w:t>Penalty gradient 2 lambda v</w:t>
+            </w:r>
+          </w:p>
+        </w:tc>
+        <w:tc>
+          <w:tcPr>
+            <w:tcW w:type="dxa" w:w="3408"/>
+          </w:tcPr>
+          <w:p>
+            <w:r>
+              <w:t>1.5</w:t>
+            </w:r>
+          </w:p>
+        </w:tc>
+        <w:tc>
+          <w:tcPr>
+            <w:tcW w:type="dxa" w:w="3408"/>
+          </w:tcPr>
+          <w:p>
+            <w:r>
+              <w:t>1.6</w:t>
+            </w:r>
+          </w:p>
+        </w:tc>
+      </w:tr>
+      <w:tr>
+        <w:tc>
+          <w:tcPr>
+            <w:tcW w:type="dxa" w:w="3408"/>
+          </w:tcPr>
+          <w:p>
+            <w:r>
+              <w:t>Total gradient</w:t>
+            </w:r>
+          </w:p>
+        </w:tc>
+        <w:tc>
+          <w:tcPr>
+            <w:tcW w:type="dxa" w:w="3408"/>
+          </w:tcPr>
+          <w:p>
+            <w:r>
+              <w:t>-1</w:t>
+            </w:r>
+          </w:p>
+        </w:tc>
+        <w:tc>
+          <w:tcPr>
+            <w:tcW w:type="dxa" w:w="3408"/>
+          </w:tcPr>
+          <w:p>
+            <w:r>
+              <w:t>-0.4</w:t>
+            </w:r>
+          </w:p>
+        </w:tc>
+      </w:tr>
+      <w:tr>
+        <w:tc>
+          <w:tcPr>
+            <w:tcW w:type="dxa" w:w="3408"/>
+          </w:tcPr>
+          <w:p>
+            <w:r>
+              <w:t>New vafter one update</w:t>
+            </w:r>
+          </w:p>
+        </w:tc>
+        <w:tc>
+          <w:tcPr>
+            <w:tcW w:type="dxa" w:w="3408"/>
+          </w:tcPr>
+          <w:p>
+            <w:r>
+              <w:t>1.6</w:t>
+            </w:r>
+          </w:p>
+        </w:tc>
+        <w:tc>
+          <w:tcPr>
+            <w:tcW w:type="dxa" w:w="3408"/>
+          </w:tcPr>
+          <w:p>
+            <w:r>
+              <w:t>1.64</w:t>
+            </w:r>
+          </w:p>
+        </w:tc>
+      </w:tr>
+      <w:tr>
+        <w:tc>
+          <w:tcPr>
+            <w:tcW w:type="dxa" w:w="3408"/>
+          </w:tcPr>
+          <w:p>
+            <w:r>
+              <w:t>New prediction MSE</w:t>
+            </w:r>
+          </w:p>
+        </w:tc>
+        <w:tc>
+          <w:tcPr>
+            <w:tcW w:type="dxa" w:w="3408"/>
+          </w:tcPr>
+          <w:p>
+            <w:r>
+              <w:t>0.4</w:t>
+            </w:r>
+          </w:p>
+        </w:tc>
+        <w:tc>
+          <w:tcPr>
+            <w:tcW w:type="dxa" w:w="3408"/>
+          </w:tcPr>
+          <w:p>
+            <w:r>
+              <w:t>0.324</w:t>
+            </w:r>
+          </w:p>
+        </w:tc>
+      </w:tr>
+      <w:tr>
+        <w:tc>
+          <w:tcPr>
+            <w:tcW w:type="dxa" w:w="3408"/>
+          </w:tcPr>
+          <w:p>
+            <w:r>
+              <w:t>New penalty</w:t>
+            </w:r>
+          </w:p>
+        </w:tc>
+        <w:tc>
+          <w:tcPr>
+            <w:tcW w:type="dxa" w:w="3408"/>
+          </w:tcPr>
+          <w:p>
+            <w:r>
+              <w:t>1.28</w:t>
+            </w:r>
+          </w:p>
+        </w:tc>
+        <w:tc>
+          <w:tcPr>
+            <w:tcW w:type="dxa" w:w="3408"/>
+          </w:tcPr>
+          <w:p>
+            <w:r>
+              <w:t>1.3448</w:t>
+            </w:r>
+          </w:p>
+        </w:tc>
+      </w:tr>
+      <w:tr>
+        <w:tc>
+          <w:tcPr>
+            <w:tcW w:type="dxa" w:w="3408"/>
+          </w:tcPr>
+          <w:p>
+            <w:r>
+              <w:t>New total objective</w:t>
+            </w:r>
+          </w:p>
+        </w:tc>
+        <w:tc>
+          <w:tcPr>
+            <w:tcW w:type="dxa" w:w="3408"/>
+          </w:tcPr>
+          <w:p>
+            <w:r>
+              <w:t>1.68</w:t>
+            </w:r>
+          </w:p>
+        </w:tc>
+        <w:tc>
+          <w:tcPr>
+            <w:tcW w:type="dxa" w:w="3408"/>
+          </w:tcPr>
+          <w:p>
+            <w:r>
+              <w:t>1.6688</w:t>
+            </w:r>
+          </w:p>
+        </w:tc>
+      </w:tr>
+    </w:tbl>
+    <w:p>
+      <w:pPr>
+        <w:spacing w:line="336" w:lineRule="auto" w:after="180"/>
+      </w:pPr>
+      <w:r>
+        <w:rPr>
+          <w:b w:val="0"/>
+        </w:rPr>
+        <w:t>Both gradient contributions are evaluated at the same old v. Keep the data term L=2.5(v−2)²and penalty lambda v²separate before adding them. The one-step code assumes finite numbers and nonnegative lambda; it is not a validator or a search for the best penalty. Comparing total Jvalues across different lambdas changes the measure being compared.</w:t>
+      </w:r>
+    </w:p>
+    <w:p>
+      <w:pPr>
+        <w:spacing w:line="336" w:lineRule="auto" w:after="180"/>
+      </w:pPr>
+      <w:r>
+        <w:rPr>
+          <w:b w:val="0"/>
+        </w:rPr>
+        <w:t>Use the same declared validation prediction metric for development choices. The early-stopping log later is a separate paper-policy exercise, not a training run generated by these steps.</w:t>
+      </w:r>
+    </w:p>
+    <w:p>
+      <w:pPr>
+        <w:spacing w:line="336" w:lineRule="auto" w:after="180"/>
+      </w:pPr>
+      <w:r>
+        <w:rPr>
+          <w:b w:val="0"/>
+        </w:rPr>
+        <w:t xml:space="preserve">Guided: miss counts at epochs 3, 4, 5, 6 are 1, 0, 1, 2. Stop at 6 and </w:t>
+      </w:r>
+      <w:r>
+        <w:rPr>
+          <w:b/>
+        </w:rPr>
+        <w:t>restore</w:t>
+      </w:r>
+      <w:r>
+        <w:rPr>
+          <w:b w:val="0"/>
+        </w:rPr>
+        <w:t xml:space="preserve"> 4. Exit: using final parameters ignores restoration; selecting </w:t>
+      </w:r>
+      <w:r>
+        <w:rPr>
+          <w:b/>
+        </w:rPr>
+        <w:t>patience</w:t>
+      </w:r>
+      <w:r>
+        <w:rPr>
+          <w:b w:val="0"/>
+        </w:rPr>
+        <w:t xml:space="preserve"> with test losses uses test data for development.</w:t>
+      </w:r>
+    </w:p>
+    <w:p>
+      <w:pPr>
+        <w:spacing w:line="336" w:lineRule="auto" w:after="180"/>
+      </w:pPr>
+      <w:r>
+        <w:rPr>
+          <w:b/>
+        </w:rPr>
+        <w:t>Restore</w:t>
+      </w:r>
+      <w:r>
+        <w:rPr>
+          <w:b w:val="0"/>
+        </w:rPr>
+        <w:t xml:space="preserve"> the selected checkpoint, choose policy using validation, then freeze it before evaluating suitable untouched final examples.</w:t>
+      </w:r>
+    </w:p>
+    <w:p>
+      <w:pPr>
+        <w:pStyle w:val="Heading2"/>
+      </w:pPr>
+      <w:r>
+        <w:t>Every main policy decision and unobserved future</w:t>
+      </w:r>
+    </w:p>
+    <w:tbl>
+      <w:tblPr>
+        <w:tblStyle w:val="LightShading-Accent1"/>
+        <w:tblW w:type="auto" w:w="0"/>
+        <w:tblLook w:firstColumn="1" w:firstRow="1" w:lastColumn="0" w:lastRow="0" w:noHBand="0" w:noVBand="1" w:val="04A0"/>
+      </w:tblPr>
+      <w:tblGrid>
+        <w:gridCol w:w="2045"/>
+        <w:gridCol w:w="2045"/>
+        <w:gridCol w:w="2045"/>
+        <w:gridCol w:w="2045"/>
+        <w:gridCol w:w="2045"/>
+      </w:tblGrid>
+      <w:tr>
+        <w:trPr>
+          <w:tblHeader/>
+        </w:trPr>
+        <w:tc>
+          <w:tcPr>
+            <w:tcW w:type="dxa" w:w="2045"/>
+          </w:tcPr>
+          <w:p>
+            <w:r>
+              <w:t>Main supplied epoch</w:t>
+            </w:r>
+          </w:p>
+        </w:tc>
+        <w:tc>
+          <w:tcPr>
+            <w:tcW w:type="dxa" w:w="2045"/>
+          </w:tcPr>
+          <w:p>
+            <w:r>
+              <w:t>Validation MSE</w:t>
+            </w:r>
+          </w:p>
+        </w:tc>
+        <w:tc>
+          <w:tcPr>
+            <w:tcW w:type="dxa" w:w="2045"/>
+          </w:tcPr>
+          <w:p>
+            <w:r>
+              <w:t>Consecutive misses after evaluation</w:t>
+            </w:r>
+          </w:p>
+        </w:tc>
+        <w:tc>
+          <w:tcPr>
+            <w:tcW w:type="dxa" w:w="2045"/>
+          </w:tcPr>
+          <w:p>
+            <w:r>
+              <w:t>Best observed epoch</w:t>
+            </w:r>
+          </w:p>
+        </w:tc>
+        <w:tc>
+          <w:tcPr>
+            <w:tcW w:type="dxa" w:w="2045"/>
+          </w:tcPr>
+          <w:p>
+            <w:r>
+              <w:t>Policy action; patience 2</w:t>
+            </w:r>
+          </w:p>
+        </w:tc>
+      </w:tr>
+      <w:tr>
+        <w:tc>
+          <w:tcPr>
+            <w:tcW w:type="dxa" w:w="2045"/>
+          </w:tcPr>
+          <w:p>
+            <w:r>
+              <w:t>0</w:t>
+            </w:r>
+          </w:p>
+        </w:tc>
+        <w:tc>
+          <w:tcPr>
+            <w:tcW w:type="dxa" w:w="2045"/>
+          </w:tcPr>
+          <w:p>
+            <w:r>
+              <w:t>4</w:t>
+            </w:r>
+          </w:p>
+        </w:tc>
+        <w:tc>
+          <w:tcPr>
+            <w:tcW w:type="dxa" w:w="2045"/>
+          </w:tcPr>
+          <w:p>
+            <w:r>
+              <w:t>0</w:t>
+            </w:r>
+          </w:p>
+        </w:tc>
+        <w:tc>
+          <w:tcPr>
+            <w:tcW w:type="dxa" w:w="2045"/>
+          </w:tcPr>
+          <w:p>
+            <w:r>
+              <w:t>0</w:t>
+            </w:r>
+          </w:p>
+        </w:tc>
+        <w:tc>
+          <w:tcPr>
+            <w:tcW w:type="dxa" w:w="2045"/>
+          </w:tcPr>
+          <w:p>
+            <w:r>
+              <w:t>Save initial best</w:t>
+            </w:r>
+          </w:p>
+        </w:tc>
+      </w:tr>
+      <w:tr>
+        <w:tc>
+          <w:tcPr>
+            <w:tcW w:type="dxa" w:w="2045"/>
+          </w:tcPr>
+          <w:p>
+            <w:r>
+              <w:t>1</w:t>
+            </w:r>
+          </w:p>
+        </w:tc>
+        <w:tc>
+          <w:tcPr>
+            <w:tcW w:type="dxa" w:w="2045"/>
+          </w:tcPr>
+          <w:p>
+            <w:r>
+              <w:t>2</w:t>
+            </w:r>
+          </w:p>
+        </w:tc>
+        <w:tc>
+          <w:tcPr>
+            <w:tcW w:type="dxa" w:w="2045"/>
+          </w:tcPr>
+          <w:p>
+            <w:r>
+              <w:t>0</w:t>
+            </w:r>
+          </w:p>
+        </w:tc>
+        <w:tc>
+          <w:tcPr>
+            <w:tcW w:type="dxa" w:w="2045"/>
+          </w:tcPr>
+          <w:p>
+            <w:r>
+              <w:t>1</w:t>
+            </w:r>
+          </w:p>
+        </w:tc>
+        <w:tc>
+          <w:tcPr>
+            <w:tcW w:type="dxa" w:w="2045"/>
+          </w:tcPr>
+          <w:p>
+            <w:r>
+              <w:t>Strict improvement:save/reset</w:t>
+            </w:r>
+          </w:p>
+        </w:tc>
+      </w:tr>
+      <w:tr>
+        <w:tc>
+          <w:tcPr>
+            <w:tcW w:type="dxa" w:w="2045"/>
+          </w:tcPr>
+          <w:p>
+            <w:r>
+              <w:t>2</w:t>
+            </w:r>
+          </w:p>
+        </w:tc>
+        <w:tc>
+          <w:tcPr>
+            <w:tcW w:type="dxa" w:w="2045"/>
+          </w:tcPr>
+          <w:p>
+            <w:r>
+              <w:t>1.5</w:t>
+            </w:r>
+          </w:p>
+        </w:tc>
+        <w:tc>
+          <w:tcPr>
+            <w:tcW w:type="dxa" w:w="2045"/>
+          </w:tcPr>
+          <w:p>
+            <w:r>
+              <w:t>0</w:t>
+            </w:r>
+          </w:p>
+        </w:tc>
+        <w:tc>
+          <w:tcPr>
+            <w:tcW w:type="dxa" w:w="2045"/>
+          </w:tcPr>
+          <w:p>
+            <w:r>
+              <w:t>2</w:t>
+            </w:r>
+          </w:p>
+        </w:tc>
+        <w:tc>
+          <w:tcPr>
+            <w:tcW w:type="dxa" w:w="2045"/>
+          </w:tcPr>
+          <w:p>
+            <w:r>
+              <w:t>Strict improvement:save/reset</w:t>
+            </w:r>
+          </w:p>
+        </w:tc>
+      </w:tr>
+      <w:tr>
+        <w:tc>
+          <w:tcPr>
+            <w:tcW w:type="dxa" w:w="2045"/>
+          </w:tcPr>
+          <w:p>
+            <w:r>
+              <w:t>3</w:t>
+            </w:r>
+          </w:p>
+        </w:tc>
+        <w:tc>
+          <w:tcPr>
+            <w:tcW w:type="dxa" w:w="2045"/>
+          </w:tcPr>
+          <w:p>
+            <w:r>
+              <w:t>1.6</w:t>
+            </w:r>
+          </w:p>
+        </w:tc>
+        <w:tc>
+          <w:tcPr>
+            <w:tcW w:type="dxa" w:w="2045"/>
+          </w:tcPr>
+          <w:p>
+            <w:r>
+              <w:t>1</w:t>
+            </w:r>
+          </w:p>
+        </w:tc>
+        <w:tc>
+          <w:tcPr>
+            <w:tcW w:type="dxa" w:w="2045"/>
+          </w:tcPr>
+          <w:p>
+            <w:r>
+              <w:t>2</w:t>
+            </w:r>
+          </w:p>
+        </w:tc>
+        <w:tc>
+          <w:tcPr>
+            <w:tcW w:type="dxa" w:w="2045"/>
+          </w:tcPr>
+          <w:p>
+            <w:r>
+              <w:t>Wait</w:t>
+            </w:r>
+          </w:p>
+        </w:tc>
+      </w:tr>
+      <w:tr>
+        <w:tc>
+          <w:tcPr>
+            <w:tcW w:type="dxa" w:w="2045"/>
+          </w:tcPr>
+          <w:p>
+            <w:r>
+              <w:t>4</w:t>
+            </w:r>
+          </w:p>
+        </w:tc>
+        <w:tc>
+          <w:tcPr>
+            <w:tcW w:type="dxa" w:w="2045"/>
+          </w:tcPr>
+          <w:p>
+            <w:r>
+              <w:t>1.4</w:t>
+            </w:r>
+          </w:p>
+        </w:tc>
+        <w:tc>
+          <w:tcPr>
+            <w:tcW w:type="dxa" w:w="2045"/>
+          </w:tcPr>
+          <w:p>
+            <w:r>
+              <w:t>0</w:t>
+            </w:r>
+          </w:p>
+        </w:tc>
+        <w:tc>
+          <w:tcPr>
+            <w:tcW w:type="dxa" w:w="2045"/>
+          </w:tcPr>
+          <w:p>
+            <w:r>
+              <w:t>4</w:t>
+            </w:r>
+          </w:p>
+        </w:tc>
+        <w:tc>
+          <w:tcPr>
+            <w:tcW w:type="dxa" w:w="2045"/>
+          </w:tcPr>
+          <w:p>
+            <w:r>
+              <w:t>Strict improvement:save/reset</w:t>
+            </w:r>
+          </w:p>
+        </w:tc>
+      </w:tr>
+      <w:tr>
+        <w:tc>
+          <w:tcPr>
+            <w:tcW w:type="dxa" w:w="2045"/>
+          </w:tcPr>
+          <w:p>
+            <w:r>
+              <w:t>5</w:t>
+            </w:r>
+          </w:p>
+        </w:tc>
+        <w:tc>
+          <w:tcPr>
+            <w:tcW w:type="dxa" w:w="2045"/>
+          </w:tcPr>
+          <w:p>
+            <w:r>
+              <w:t>1.45</w:t>
+            </w:r>
+          </w:p>
+        </w:tc>
+        <w:tc>
+          <w:tcPr>
+            <w:tcW w:type="dxa" w:w="2045"/>
+          </w:tcPr>
+          <w:p>
+            <w:r>
+              <w:t>1</w:t>
+            </w:r>
+          </w:p>
+        </w:tc>
+        <w:tc>
+          <w:tcPr>
+            <w:tcW w:type="dxa" w:w="2045"/>
+          </w:tcPr>
+          <w:p>
+            <w:r>
+              <w:t>4</w:t>
+            </w:r>
+          </w:p>
+        </w:tc>
+        <w:tc>
+          <w:tcPr>
+            <w:tcW w:type="dxa" w:w="2045"/>
+          </w:tcPr>
+          <w:p>
+            <w:r>
+              <w:t>Wait</w:t>
+            </w:r>
+          </w:p>
+        </w:tc>
+      </w:tr>
+      <w:tr>
+        <w:tc>
+          <w:tcPr>
+            <w:tcW w:type="dxa" w:w="2045"/>
+          </w:tcPr>
+          <w:p>
+            <w:r>
+              <w:t>6</w:t>
+            </w:r>
+          </w:p>
+        </w:tc>
+        <w:tc>
+          <w:tcPr>
+            <w:tcW w:type="dxa" w:w="2045"/>
+          </w:tcPr>
+          <w:p>
+            <w:r>
+              <w:t>1.46</w:t>
+            </w:r>
+          </w:p>
+        </w:tc>
+        <w:tc>
+          <w:tcPr>
+            <w:tcW w:type="dxa" w:w="2045"/>
+          </w:tcPr>
+          <w:p>
+            <w:r>
+              <w:t>2</w:t>
+            </w:r>
+          </w:p>
+        </w:tc>
+        <w:tc>
+          <w:tcPr>
+            <w:tcW w:type="dxa" w:w="2045"/>
+          </w:tcPr>
+          <w:p>
+            <w:r>
+              <w:t>4</w:t>
+            </w:r>
+          </w:p>
+        </w:tc>
+        <w:tc>
+          <w:tcPr>
+            <w:tcW w:type="dxa" w:w="2045"/>
+          </w:tcPr>
+          <w:p>
+            <w:r>
+              <w:t>Stop; select saved epoch 4</w:t>
+            </w:r>
+          </w:p>
+        </w:tc>
+      </w:tr>
+      <w:tr>
+        <w:tc>
+          <w:tcPr>
+            <w:tcW w:type="dxa" w:w="2045"/>
+          </w:tcPr>
+          <w:p>
+            <w:r>
+              <w:t>7</w:t>
+            </w:r>
+          </w:p>
+        </w:tc>
+        <w:tc>
+          <w:tcPr>
+            <w:tcW w:type="dxa" w:w="2045"/>
+          </w:tcPr>
+          <w:p>
+            <w:r>
+              <w:t>1.3</w:t>
+            </w:r>
+          </w:p>
+        </w:tc>
+        <w:tc>
+          <w:tcPr>
+            <w:tcW w:type="dxa" w:w="2045"/>
+          </w:tcPr>
+          <w:p>
+            <w:r>
+              <w:t>Not observed</w:t>
+            </w:r>
+          </w:p>
+        </w:tc>
+        <w:tc>
+          <w:tcPr>
+            <w:tcW w:type="dxa" w:w="2045"/>
+          </w:tcPr>
+          <w:p>
+            <w:r>
+              <w:t>Not eligible</w:t>
+            </w:r>
+          </w:p>
+        </w:tc>
+        <w:tc>
+          <w:tcPr>
+            <w:tcW w:type="dxa" w:w="2045"/>
+          </w:tcPr>
+          <w:p>
+            <w:r>
+              <w:t>Pre-recorded future value; live policy already stopped</w:t>
+            </w:r>
+          </w:p>
+        </w:tc>
+      </w:tr>
+    </w:tbl>
+    <w:p>
+      <w:pPr>
+        <w:pStyle w:val="Heading2"/>
+      </w:pPr>
+      <w:r>
+        <w:t>Complete separate pictured exercises and scope</w:t>
+      </w:r>
+    </w:p>
+    <w:p>
+      <w:pPr>
+        <w:spacing w:line="336" w:lineRule="auto" w:after="180"/>
+      </w:pPr>
+      <w:r>
+        <w:rPr>
+          <w:b w:val="0"/>
+        </w:rPr>
+        <w:t xml:space="preserve">Separate a </w:t>
+      </w:r>
+      <w:r>
+        <w:rPr>
+          <w:b/>
+        </w:rPr>
+        <w:t>regularisation</w:t>
+      </w:r>
+      <w:r>
+        <w:rPr>
+          <w:b w:val="0"/>
+        </w:rPr>
+        <w:t xml:space="preserve"> penalty from </w:t>
+      </w:r>
+      <w:r>
+        <w:rPr>
+          <w:b/>
+        </w:rPr>
+        <w:t>prediction</w:t>
+      </w:r>
+      <w:r>
+        <w:rPr>
+          <w:b w:val="0"/>
+        </w:rPr>
+        <w:t xml:space="preserve"> loss and an early-stopping rule.</w:t>
+      </w:r>
+    </w:p>
+    <w:p>
+      <w:pPr>
+        <w:spacing w:line="336" w:lineRule="auto" w:after="180"/>
+      </w:pPr>
+      <w:r>
+        <w:rPr>
+          <w:b w:val="0"/>
+        </w:rPr>
+        <w:t xml:space="preserve">Toy objective J(a)=(a-3)²+2a²; start a = 0; gradient 6a-6; rate 1/6. Separate validation losses:[5, 3, 3, 4], </w:t>
+      </w:r>
+      <w:r>
+        <w:rPr>
+          <w:b/>
+        </w:rPr>
+        <w:t>patience</w:t>
+      </w:r>
+      <w:r>
+        <w:rPr>
+          <w:b w:val="0"/>
+        </w:rPr>
+        <w:t xml:space="preserve"> 1, no ties as improvement.</w:t>
+      </w:r>
+    </w:p>
+    <w:p>
+      <w:pPr>
+        <w:spacing w:line="336" w:lineRule="auto" w:after="180"/>
+      </w:pPr>
+      <w:r>
+        <w:rPr>
+          <w:b w:val="0"/>
+        </w:rPr>
+        <w:t xml:space="preserve">All </w:t>
+      </w:r>
+      <w:r>
+        <w:rPr>
+          <w:b/>
+        </w:rPr>
+        <w:t>input</w:t>
+      </w:r>
+      <w:r>
+        <w:rPr>
+          <w:b w:val="0"/>
+        </w:rPr>
+        <w:t>s and outcomes in this worked example are invented classroom data; no real model run is claimed.</w:t>
+      </w:r>
+    </w:p>
+    <w:p>
+      <w:pPr>
+        <w:spacing w:line="336" w:lineRule="auto" w:after="180"/>
+      </w:pPr>
+      <w:r>
+        <w:rPr>
+          <w:b w:val="0"/>
+        </w:rPr>
+        <w:t>The picture has two separate exercises. Its penalized objective J(a)=(a−3)²+2a², gradient 6a−6, start 0, rate 1/6 gives a1:prediction term 4, penalty 2, total 6 instead of9. Its independent supplied validation log[5, 3, 3, 4]uses checkpoint numbers 1–4. With strict improvement and patience 1, checkpoint 2is best, checkpoint 3is the first tie/miss, so stop 3 and select saved 2.</w:t>
+      </w:r>
+    </w:p>
+    <w:p>
+      <w:pPr>
+        <w:spacing w:line="336" w:lineRule="auto" w:after="180"/>
+      </w:pPr>
+      <w:r>
+        <w:rPr>
+          <w:b w:val="0"/>
+        </w:rPr>
+        <w:t>With patience 2, stop 4 and still select 2. Those losses are supplied, not computed from this one update. The main stopping log uses epochs 0–7 instead.</w:t>
+      </w:r>
+    </w:p>
+    <w:p>
+      <w:pPr>
+        <w:pStyle w:val="Heading2"/>
+      </w:pPr>
+      <w:r>
+        <w:t>Trace the same strict tie rule under changed patience</w:t>
+      </w:r>
+    </w:p>
+    <w:p>
+      <w:r>
+        <w:drawing>
+          <wp:inline xmlns:a="http://schemas.openxmlformats.org/drawingml/2006/main" xmlns:pic="http://schemas.openxmlformats.org/drawingml/2006/picture">
+            <wp:extent cx="5486400" cy="3337560"/>
+            <wp:docPr id="1" name="Picture 1" descr="Regularised update: At 0 gradient -6; update gives a = 1. → Split objective: At 1 prediction term 4, penalty 2, total 6; at 0 total 9. → Early-stop separately: Best validation checkpoint is 2 with loss 3; checkpoint 3 is no improvement, so stop at 3."/>
+            <wp:cNvGraphicFramePr>
+              <a:graphicFrameLocks noChangeAspect="1"/>
+            </wp:cNvGraphicFramePr>
+            <a:graphic>
+              <a:graphicData uri="http://schemas.openxmlformats.org/drawingml/2006/picture">
+                <pic:pic>
+                  <pic:nvPicPr>
+                    <pic:cNvPr id="0" name="academy-story-ai-5-16-02.png"/>
+                    <pic:cNvPicPr/>
+                  </pic:nvPicPr>
+                  <pic:blipFill>
+                    <a:blip r:embed="rId9"/>
+                    <a:stretch>
+                      <a:fillRect/>
+                    </a:stretch>
+                  </pic:blipFill>
+                  <pic:spPr>
+                    <a:xfrm>
+                      <a:off x="0" y="0"/>
+                      <a:ext cx="5486400" cy="3337560"/>
+                    </a:xfrm>
+                    <a:prstGeom prst="rect"/>
+                  </pic:spPr>
+                </pic:pic>
+              </a:graphicData>
+            </a:graphic>
+          </wp:inline>
+        </w:drawing>
+      </w:r>
+    </w:p>
+    <w:p>
+      <w:pPr>
+        <w:pStyle w:val="Heading3"/>
+      </w:pPr>
+      <w:r>
+        <w:t>Read the picture one step at a time</w:t>
+      </w:r>
+    </w:p>
+    <w:tbl>
+      <w:tblPr>
+        <w:tblStyle w:val="LightShading-Accent1"/>
+        <w:tblW w:type="auto" w:w="0"/>
+        <w:tblLook w:firstColumn="1" w:firstRow="1" w:lastColumn="0" w:lastRow="0" w:noHBand="0" w:noVBand="1" w:val="04A0"/>
+      </w:tblPr>
+      <w:tblGrid>
+        <w:gridCol w:w="5112"/>
+        <w:gridCol w:w="5112"/>
+      </w:tblGrid>
+      <w:tr>
+        <w:trPr>
+          <w:tblHeader/>
+        </w:trPr>
+        <w:tc>
+          <w:tcPr>
+            <w:tcW w:type="dxa" w:w="5112"/>
+          </w:tcPr>
+          <w:p>
+            <w:r>
+              <w:t>Step</w:t>
+            </w:r>
+          </w:p>
+        </w:tc>
+        <w:tc>
+          <w:tcPr>
+            <w:tcW w:type="dxa" w:w="5112"/>
+          </w:tcPr>
+          <w:p>
+            <w:r>
+              <w:t>What happens and why</w:t>
+            </w:r>
+          </w:p>
+        </w:tc>
+      </w:tr>
+      <w:tr>
+        <w:tc>
+          <w:tcPr>
+            <w:tcW w:type="dxa" w:w="5112"/>
+          </w:tcPr>
+          <w:p>
+            <w:r>
+              <w:t>1. Regularised update</w:t>
+            </w:r>
+          </w:p>
+        </w:tc>
+        <w:tc>
+          <w:tcPr>
+            <w:tcW w:type="dxa" w:w="5112"/>
+          </w:tcPr>
+          <w:p>
+            <w:r>
+              <w:t>At 0 gradient -6; update gives a = 1.</w:t>
+            </w:r>
+          </w:p>
+        </w:tc>
+      </w:tr>
+      <w:tr>
+        <w:tc>
+          <w:tcPr>
+            <w:tcW w:type="dxa" w:w="5112"/>
+          </w:tcPr>
+          <w:p>
+            <w:r>
+              <w:t>2. Split objective</w:t>
+            </w:r>
+          </w:p>
+        </w:tc>
+        <w:tc>
+          <w:tcPr>
+            <w:tcW w:type="dxa" w:w="5112"/>
+          </w:tcPr>
+          <w:p>
+            <w:r>
+              <w:t>At 1 prediction term 4, penalty 2, total 6; at 0 total 9.</w:t>
+            </w:r>
+          </w:p>
+        </w:tc>
+      </w:tr>
+      <w:tr>
+        <w:tc>
+          <w:tcPr>
+            <w:tcW w:type="dxa" w:w="5112"/>
+          </w:tcPr>
+          <w:p>
+            <w:r>
+              <w:t>3. Early-stop separately</w:t>
+            </w:r>
+          </w:p>
+        </w:tc>
+        <w:tc>
+          <w:tcPr>
+            <w:tcW w:type="dxa" w:w="5112"/>
+          </w:tcPr>
+          <w:p>
+            <w:r>
+              <w:t>Best validation checkpoint is 2 with loss 3; checkpoint 3 is no improvement, so stop at 3.</w:t>
+            </w:r>
+          </w:p>
+        </w:tc>
+      </w:tr>
+    </w:tbl>
+    <w:p>
+      <w:r>
+        <w:t>Match each pictured step to the supplied facts. This is a worked teaching case, not an independent assessment.</w:t>
+      </w:r>
+    </w:p>
+    <w:p>
+      <w:pPr>
+        <w:spacing w:line="336" w:lineRule="auto" w:after="180"/>
+      </w:pPr>
+      <w:r>
+        <w:rPr>
+          <w:b/>
+        </w:rPr>
+        <w:t>Regularisation</w:t>
+      </w:r>
+      <w:r>
+        <w:rPr>
+          <w:b w:val="0"/>
+        </w:rPr>
+        <w:t xml:space="preserve"> adds a parameter penalty to the </w:t>
+      </w:r>
+      <w:r>
+        <w:rPr>
+          <w:b/>
+        </w:rPr>
+        <w:t>training</w:t>
+      </w:r>
+      <w:r>
+        <w:rPr>
+          <w:b w:val="0"/>
+        </w:rPr>
+        <w:t xml:space="preserve"> objective. Here it discourages large a, so the objective balances </w:t>
+      </w:r>
+      <w:r>
+        <w:rPr>
+          <w:b/>
+        </w:rPr>
+        <w:t>prediction</w:t>
+      </w:r>
+      <w:r>
+        <w:rPr>
+          <w:b w:val="0"/>
+        </w:rPr>
+        <w:t xml:space="preserve"> error against that penalty.</w:t>
+      </w:r>
+    </w:p>
+    <w:p>
+      <w:pPr>
+        <w:spacing w:line="336" w:lineRule="auto" w:after="180"/>
+      </w:pPr>
+      <w:r>
+        <w:rPr>
+          <w:b w:val="0"/>
+        </w:rPr>
+        <w:t xml:space="preserve">Early stopping is a different decision based on the supplied validation sequence. A tied validation loss is not improvement under this policy; stop when the </w:t>
+      </w:r>
+      <w:r>
+        <w:rPr>
+          <w:b/>
+        </w:rPr>
+        <w:t>patience</w:t>
+      </w:r>
+      <w:r>
+        <w:rPr>
+          <w:b w:val="0"/>
+        </w:rPr>
+        <w:t xml:space="preserve"> allowance is used and </w:t>
+      </w:r>
+      <w:r>
+        <w:rPr>
+          <w:b/>
+        </w:rPr>
+        <w:t>restore</w:t>
+      </w:r>
+      <w:r>
+        <w:rPr>
+          <w:b w:val="0"/>
+        </w:rPr>
+        <w:t xml:space="preserve"> the best checkpoint.</w:t>
+      </w:r>
+    </w:p>
+    <w:p>
+      <w:pPr>
+        <w:spacing w:line="336" w:lineRule="auto" w:after="180"/>
+      </w:pPr>
+      <w:r>
+        <w:rPr>
+          <w:b/>
+        </w:rPr>
+        <w:t>Regularisation</w:t>
+      </w:r>
+      <w:r>
+        <w:rPr>
+          <w:b w:val="0"/>
+        </w:rPr>
+        <w:t xml:space="preserve"> and early stopping are different tools; neither guarantees better performance in every dataset.</w:t>
+      </w:r>
+    </w:p>
+    <w:p>
+      <w:pPr>
+        <w:spacing w:line="336" w:lineRule="auto" w:after="180"/>
+      </w:pPr>
+      <w:r>
+        <w:rPr>
+          <w:b w:val="0"/>
+        </w:rPr>
+        <w:t xml:space="preserve">Change: Change </w:t>
+      </w:r>
+      <w:r>
+        <w:rPr>
+          <w:b/>
+        </w:rPr>
+        <w:t>patience</w:t>
+      </w:r>
+      <w:r>
+        <w:rPr>
+          <w:b w:val="0"/>
+        </w:rPr>
+        <w:t xml:space="preserve"> from 1 to2 under the same tie rule.</w:t>
+      </w:r>
+    </w:p>
+    <w:p>
+      <w:pPr>
+        <w:spacing w:line="336" w:lineRule="auto" w:after="180"/>
+      </w:pPr>
+      <w:r>
+        <w:rPr>
+          <w:b/>
+        </w:rPr>
+        <w:t>Prediction</w:t>
+      </w:r>
+      <w:r>
+        <w:rPr>
+          <w:b w:val="0"/>
+        </w:rPr>
+        <w:t xml:space="preserve">: Stop at checkpoint 4; still </w:t>
+      </w:r>
+      <w:r>
+        <w:rPr>
+          <w:b/>
+        </w:rPr>
+        <w:t>restore</w:t>
+      </w:r>
+      <w:r>
+        <w:rPr>
+          <w:b w:val="0"/>
+        </w:rPr>
+        <w:t xml:space="preserve"> checkpoint 2.</w:t>
+      </w:r>
+    </w:p>
+    <w:p>
+      <w:pPr>
+        <w:spacing w:line="336" w:lineRule="auto" w:after="180"/>
+      </w:pPr>
+      <w:r>
+        <w:rPr>
+          <w:b w:val="0"/>
+        </w:rPr>
+        <w:t>Reason: Checkpoints 3 and 4 are two consecutive non-improvements; a later stop does not redefine the best checkpoint.</w:t>
+      </w:r>
+    </w:p>
+    <w:p>
+      <w:pPr>
+        <w:pStyle w:val="Heading2"/>
+      </w:pPr>
+      <w:r>
+        <w:t>Earlier wording, alternatives and picture transcripts · reference / check after trying</w:t>
       </w:r>
     </w:p>
     <w:tbl>
@@ -1167,66 +2505,6 @@
         <w:pStyle w:val="Heading3"/>
       </w:pPr>
       <w:r>
-        <w:t>Explain Regularisation and early stopping · 1</w:t>
-      </w:r>
-    </w:p>
-    <w:p>
-      <w:pPr>
-        <w:spacing w:line="336" w:lineRule="auto" w:after="180"/>
-      </w:pPr>
-      <w:r>
-        <w:rPr>
-          <w:b w:val="0"/>
-        </w:rPr>
-        <w:t xml:space="preserve">Guided: miss counts at epochs 3, 4, 5, 6 are 1, 0, 1, 2. Stop at 6 and </w:t>
-      </w:r>
-      <w:r>
-        <w:rPr>
-          <w:b/>
-        </w:rPr>
-        <w:t>restore</w:t>
-      </w:r>
-      <w:r>
-        <w:rPr>
-          <w:b w:val="0"/>
-        </w:rPr>
-        <w:t xml:space="preserve"> 4. Exit: using final parameters ignores restoration; selecting </w:t>
-      </w:r>
-      <w:r>
-        <w:rPr>
-          <w:b/>
-        </w:rPr>
-        <w:t>patience</w:t>
-      </w:r>
-      <w:r>
-        <w:rPr>
-          <w:b w:val="0"/>
-        </w:rPr>
-        <w:t xml:space="preserve"> with test losses uses test data for development.</w:t>
-      </w:r>
-    </w:p>
-    <w:p>
-      <w:pPr>
-        <w:spacing w:line="336" w:lineRule="auto" w:after="180"/>
-      </w:pPr>
-      <w:r>
-        <w:rPr>
-          <w:b/>
-        </w:rPr>
-        <w:t>Restore</w:t>
-      </w:r>
-      <w:r>
-        <w:rPr>
-          <w:b w:val="0"/>
-        </w:rPr>
-        <w:t xml:space="preserve"> the selected checkpoint, choose policy using validation, then freeze it before evaluating suitable untouched final examples.</w:t>
-      </w:r>
-    </w:p>
-    <w:p>
-      <w:pPr>
-        <w:pStyle w:val="Heading3"/>
-      </w:pPr>
-      <w:r>
         <w:t>Model the reasoning aloud</w:t>
       </w:r>
     </w:p>
@@ -1571,109 +2849,10 @@
     </w:p>
     <w:p>
       <w:pPr>
-        <w:spacing w:line="336" w:lineRule="auto" w:after="180"/>
-      </w:pPr>
-      <w:r>
-        <w:rPr>
-          <w:b w:val="0"/>
-        </w:rPr>
-        <w:t xml:space="preserve">Separate a </w:t>
-      </w:r>
-      <w:r>
-        <w:rPr>
-          <w:b/>
-        </w:rPr>
-        <w:t>regularisation</w:t>
-      </w:r>
-      <w:r>
-        <w:rPr>
-          <w:b w:val="0"/>
-        </w:rPr>
-        <w:t xml:space="preserve"> penalty from </w:t>
-      </w:r>
-      <w:r>
-        <w:rPr>
-          <w:b/>
-        </w:rPr>
-        <w:t>prediction</w:t>
-      </w:r>
-      <w:r>
-        <w:rPr>
-          <w:b w:val="0"/>
-        </w:rPr>
-        <w:t xml:space="preserve"> loss and an early-stopping rule.</w:t>
-      </w:r>
-    </w:p>
-    <w:p>
-      <w:pPr>
         <w:pStyle w:val="Heading3"/>
       </w:pPr>
       <w:r>
         <w:t>The facts we will use</w:t>
-      </w:r>
-    </w:p>
-    <w:p>
-      <w:pPr>
-        <w:pStyle w:val="Heading3"/>
-      </w:pPr>
-      <w:r>
-        <w:t>Supplied facts</w:t>
-      </w:r>
-    </w:p>
-    <w:p>
-      <w:pPr>
-        <w:spacing w:line="336" w:lineRule="auto" w:after="180"/>
-        <w:shd w:fill="F1F6FC"/>
-      </w:pPr>
-      <w:r>
-        <w:rPr>
-          <w:b w:val="0"/>
-        </w:rPr>
-        <w:t xml:space="preserve">Toy objective J(a)=(a-3)²+2a²; start a = 0; gradient 6a-6; rate 1/6. Separate validation losses:[5, 3, 3, 4], </w:t>
-      </w:r>
-      <w:r>
-        <w:rPr>
-          <w:b/>
-        </w:rPr>
-        <w:t>patience</w:t>
-      </w:r>
-      <w:r>
-        <w:rPr>
-          <w:b w:val="0"/>
-        </w:rPr>
-        <w:t xml:space="preserve"> 1, no ties as improvement.</w:t>
-      </w:r>
-    </w:p>
-    <w:p>
-      <w:pPr>
-        <w:pStyle w:val="Heading3"/>
-      </w:pPr>
-      <w:r>
-        <w:t>Supplied facts</w:t>
-      </w:r>
-    </w:p>
-    <w:p>
-      <w:pPr>
-        <w:spacing w:line="336" w:lineRule="auto" w:after="180"/>
-        <w:shd w:fill="F1F6FC"/>
-      </w:pPr>
-      <w:r>
-        <w:rPr>
-          <w:b w:val="0"/>
-        </w:rPr>
-        <w:t xml:space="preserve">All </w:t>
-      </w:r>
-      <w:r>
-        <w:rPr>
-          <w:b/>
-        </w:rPr>
-        <w:t>input</w:t>
-      </w:r>
-      <w:r>
-        <w:rPr>
-          <w:b w:val="0"/>
-        </w:rPr>
-        <w:t>s and outcomes in this worked example are invented classroom data; no real model run is claimed.</w:t>
       </w:r>
     </w:p>
     <w:p>
@@ -1681,7 +2860,7 @@
         <w:drawing>
           <wp:inline xmlns:a="http://schemas.openxmlformats.org/drawingml/2006/main" xmlns:pic="http://schemas.openxmlformats.org/drawingml/2006/picture">
             <wp:extent cx="5486400" cy="5185229"/>
-            <wp:docPr id="1" name="Picture 1" descr="Regularisation and early stopping. Regularised update: At 0 gradient -6; update gives a = 1.. Split objective: At 1 prediction term 4, penalty 2, total 6; at 0 total 9.. Early-stop separately: Best validation checkpoint is 2 with loss 3; checkpoint 3 is no improvement, so stop at 3."/>
+            <wp:docPr id="2" name="Picture 2" descr="Regularisation and early stopping. Regularised update: At 0 gradient -6; update gives a = 1.. Split objective: At 1 prediction term 4, penalty 2, total 6; at 0 total 9.. Early-stop separately: Best validation checkpoint is 2 with loss 3; checkpoint 3 is no improvement, so stop at 3."/>
             <wp:cNvGraphicFramePr>
               <a:graphicFrameLocks noChangeAspect="1"/>
             </wp:cNvGraphicFramePr>
@@ -1693,7 +2872,7 @@
                     <pic:cNvPicPr/>
                   </pic:nvPicPr>
                   <pic:blipFill>
-                    <a:blip r:embed="rId9"/>
+                    <a:blip r:embed="rId10"/>
                     <a:stretch>
                       <a:fillRect/>
                     </a:stretch>
@@ -1717,114 +2896,7 @@
         <w:pStyle w:val="Heading3"/>
       </w:pPr>
       <w:r>
-        <w:t>Read the picture one step at a time</w:t>
-      </w:r>
-    </w:p>
-    <w:tbl>
-      <w:tblPr>
-        <w:tblStyle w:val="LightShading-Accent1"/>
-        <w:tblW w:type="auto" w:w="0"/>
-        <w:tblLook w:firstColumn="1" w:firstRow="1" w:lastColumn="0" w:lastRow="0" w:noHBand="0" w:noVBand="1" w:val="04A0"/>
-      </w:tblPr>
-      <w:tblGrid>
-        <w:gridCol w:w="5112"/>
-        <w:gridCol w:w="5112"/>
-      </w:tblGrid>
-      <w:tr>
-        <w:trPr>
-          <w:tblHeader/>
-        </w:trPr>
-        <w:tc>
-          <w:tcPr>
-            <w:tcW w:type="dxa" w:w="5112"/>
-          </w:tcPr>
-          <w:p>
-            <w:r>
-              <w:t>Step</w:t>
-            </w:r>
-          </w:p>
-        </w:tc>
-        <w:tc>
-          <w:tcPr>
-            <w:tcW w:type="dxa" w:w="5112"/>
-          </w:tcPr>
-          <w:p>
-            <w:r>
-              <w:t>What happens and why</w:t>
-            </w:r>
-          </w:p>
-        </w:tc>
-      </w:tr>
-      <w:tr>
-        <w:tc>
-          <w:tcPr>
-            <w:tcW w:type="dxa" w:w="5112"/>
-          </w:tcPr>
-          <w:p>
-            <w:r>
-              <w:t>1. Regularised update</w:t>
-            </w:r>
-          </w:p>
-        </w:tc>
-        <w:tc>
-          <w:tcPr>
-            <w:tcW w:type="dxa" w:w="5112"/>
-          </w:tcPr>
-          <w:p>
-            <w:r>
-              <w:t>At 0 gradient -6; update gives a = 1.</w:t>
-            </w:r>
-          </w:p>
-        </w:tc>
-      </w:tr>
-      <w:tr>
-        <w:tc>
-          <w:tcPr>
-            <w:tcW w:type="dxa" w:w="5112"/>
-          </w:tcPr>
-          <w:p>
-            <w:r>
-              <w:t>2. Split objective</w:t>
-            </w:r>
-          </w:p>
-        </w:tc>
-        <w:tc>
-          <w:tcPr>
-            <w:tcW w:type="dxa" w:w="5112"/>
-          </w:tcPr>
-          <w:p>
-            <w:r>
-              <w:t>At 1 prediction term 4, penalty 2, total 6; at 0 total 9.</w:t>
-            </w:r>
-          </w:p>
-        </w:tc>
-      </w:tr>
-      <w:tr>
-        <w:tc>
-          <w:tcPr>
-            <w:tcW w:type="dxa" w:w="5112"/>
-          </w:tcPr>
-          <w:p>
-            <w:r>
-              <w:t>3. Early-stop separately</w:t>
-            </w:r>
-          </w:p>
-        </w:tc>
-        <w:tc>
-          <w:tcPr>
-            <w:tcW w:type="dxa" w:w="5112"/>
-          </w:tcPr>
-          <w:p>
-            <w:r>
-              <w:t>Best validation checkpoint is 2 with loss 3; checkpoint 3 is no improvement, so stop at 3.</w:t>
-            </w:r>
-          </w:p>
-        </w:tc>
-      </w:tr>
-    </w:tbl>
-    <w:p>
-      <w:r>
-        <w:t>Match each pictured step to the supplied facts. This is a worked teaching case, not an independent assessment.</w:t>
+        <w:t>Why this result follows</w:t>
       </w:r>
     </w:p>
     <w:p>
@@ -1832,7 +2904,7 @@
         <w:pStyle w:val="Heading3"/>
       </w:pPr>
       <w:r>
-        <w:t>Why this result follows</w:t>
+        <w:t>What this example does not establish</w:t>
       </w:r>
     </w:p>
     <w:p>
@@ -1840,233 +2912,227 @@
         <w:pStyle w:val="Heading3"/>
       </w:pPr>
       <w:r>
-        <w:t>Why the result follows</w:t>
+        <w:t>Change one thing in the pictured case</w:t>
       </w:r>
     </w:p>
     <w:p>
       <w:pPr>
-        <w:spacing w:line="336" w:lineRule="auto" w:after="180"/>
-        <w:shd w:fill="F1F6FC"/>
-      </w:pPr>
-      <w:r>
-        <w:rPr>
-          <w:b/>
-        </w:rPr>
-        <w:t>Regularisation</w:t>
-      </w:r>
-      <w:r>
-        <w:rPr>
-          <w:b w:val="0"/>
-        </w:rPr>
-        <w:t xml:space="preserve"> adds a parameter penalty to the </w:t>
-      </w:r>
-      <w:r>
-        <w:rPr>
-          <w:b/>
-        </w:rPr>
-        <w:t>training</w:t>
-      </w:r>
-      <w:r>
-        <w:rPr>
-          <w:b w:val="0"/>
-        </w:rPr>
-        <w:t xml:space="preserve"> objective. Here it discourages large a, so the objective balances </w:t>
-      </w:r>
-      <w:r>
-        <w:rPr>
-          <w:b/>
-        </w:rPr>
-        <w:t>prediction</w:t>
-      </w:r>
-      <w:r>
-        <w:rPr>
-          <w:b w:val="0"/>
-        </w:rPr>
-        <w:t xml:space="preserve"> error against that penalty.</w:t>
+        <w:pStyle w:val="Heading3"/>
+      </w:pPr>
+      <w:r>
+        <w:t>Ask while showing the picture</w:t>
       </w:r>
     </w:p>
     <w:p>
       <w:pPr>
         <w:spacing w:line="336" w:lineRule="auto" w:after="180"/>
-        <w:shd w:fill="F1F6FC"/>
       </w:pPr>
       <w:r>
         <w:rPr>
           <w:b w:val="0"/>
         </w:rPr>
-        <w:t xml:space="preserve">Early stopping is a different decision based on the supplied validation sequence. A tied validation loss is not improvement under this policy; stop when the </w:t>
+        <w:t xml:space="preserve">Cover the result. Ask learners to name the </w:t>
       </w:r>
       <w:r>
         <w:rPr>
           <w:b/>
         </w:rPr>
-        <w:t>patience</w:t>
+        <w:t>input</w:t>
       </w:r>
       <w:r>
         <w:rPr>
           <w:b w:val="0"/>
         </w:rPr>
-        <w:t xml:space="preserve"> allowance is used and </w:t>
+        <w:t xml:space="preserve">s and predict the next step. Uncover one step, connect the icon to the actual procedure, and explain its </w:t>
       </w:r>
       <w:r>
         <w:rPr>
           <w:b/>
         </w:rPr>
-        <w:t>restore</w:t>
+        <w:t>evidence</w:t>
       </w:r>
       <w:r>
         <w:rPr>
           <w:b w:val="0"/>
         </w:rPr>
-        <w:t xml:space="preserve"> the best checkpoint.</w:t>
+        <w:t>. Then change the supplied condition and compare.</w:t>
       </w:r>
     </w:p>
     <w:p>
       <w:pPr>
-        <w:pStyle w:val="Heading3"/>
-      </w:pPr>
-      <w:r>
-        <w:t>What this example does not establish</w:t>
+        <w:spacing w:line="336" w:lineRule="auto" w:after="180"/>
+      </w:pPr>
+      <w:r>
+        <w:rPr>
+          <w:b w:val="0"/>
+        </w:rPr>
+        <w:t>The picture is a representation; it does not document execution of a real AI model.</w:t>
       </w:r>
     </w:p>
     <w:p>
       <w:pPr>
-        <w:pStyle w:val="Heading3"/>
-      </w:pPr>
-      <w:r>
-        <w:t>Keep the stated limit</w:t>
+        <w:pStyle w:val="Heading1"/>
+      </w:pPr>
+      <w:r>
+        <w:t>03. Model a step,then remove help</w:t>
       </w:r>
     </w:p>
     <w:p>
-      <w:pPr>
-        <w:spacing w:line="336" w:lineRule="auto" w:after="180"/>
-        <w:shd w:fill="FFF5E6"/>
-      </w:pPr>
-      <w:r>
-        <w:rPr>
-          <w:b/>
-        </w:rPr>
-        <w:t>Regularisation</w:t>
-      </w:r>
-      <w:r>
-        <w:rPr>
-          <w:b w:val="0"/>
-        </w:rPr>
-        <w:t xml:space="preserve"> and early stopping are different tools; neither guarantees better performance in every dataset.</w:t>
+      <w:r>
+        <w:t>Collect each learner’s reasoning before showing a key.</w:t>
       </w:r>
     </w:p>
     <w:p>
       <w:pPr>
-        <w:pStyle w:val="Heading3"/>
-      </w:pPr>
-      <w:r>
-        <w:t>Change one thing in the pictured case</w:t>
+        <w:pStyle w:val="Heading2"/>
+      </w:pPr>
+      <w:r>
+        <w:t>Current completion task and checked reasoning</w:t>
       </w:r>
     </w:p>
     <w:p>
       <w:pPr>
-        <w:pStyle w:val="Heading3"/>
-      </w:pPr>
-      <w:r>
-        <w:t>Change one thing</w:t>
+        <w:spacing w:line="336" w:lineRule="auto" w:after="180"/>
+      </w:pPr>
+      <w:r>
+        <w:rPr>
+          <w:b w:val="0"/>
+        </w:rPr>
+        <w:t xml:space="preserve">Completion task: Start v = 1.6 with lambda = 0.5 and rate 0.1. Calculate both gradient contributions, new v and new </w:t>
+      </w:r>
+      <w:r>
+        <w:rPr>
+          <w:b/>
+        </w:rPr>
+        <w:t>prediction</w:t>
+      </w:r>
+      <w:r>
+        <w:rPr>
+          <w:b w:val="0"/>
+        </w:rPr>
+        <w:t xml:space="preserve"> MSE.</w:t>
       </w:r>
     </w:p>
     <w:p>
       <w:pPr>
         <w:spacing w:line="336" w:lineRule="auto" w:after="180"/>
-        <w:shd w:fill="F5F1FB"/>
       </w:pPr>
       <w:r>
         <w:rPr>
           <w:b w:val="0"/>
         </w:rPr>
-        <w:t xml:space="preserve">Change: Change </w:t>
+        <w:t xml:space="preserve">Teacher check: Teacher explanation: Data gradient -2, penalty gradient 1.6, total -0.4. New v = 1.64; </w:t>
       </w:r>
       <w:r>
         <w:rPr>
           <w:b/>
         </w:rPr>
-        <w:t>patience</w:t>
+        <w:t>prediction</w:t>
       </w:r>
       <w:r>
         <w:rPr>
           <w:b w:val="0"/>
         </w:rPr>
-        <w:t xml:space="preserve"> from 1 to2 under the same tie rule.</w:t>
+        <w:t xml:space="preserve"> MSE is 2.5 times 0.36 squared = 0.324.</w:t>
       </w:r>
     </w:p>
     <w:p>
       <w:pPr>
-        <w:pStyle w:val="Heading3"/>
-      </w:pPr>
-      <w:r>
-        <w:t>Predicted result</w:t>
+        <w:spacing w:line="336" w:lineRule="auto" w:after="180"/>
+      </w:pPr>
+      <w:r>
+        <w:rPr>
+          <w:b w:val="0"/>
+        </w:rPr>
+        <w:t xml:space="preserve">Start by identifying the given </w:t>
+      </w:r>
+      <w:r>
+        <w:rPr>
+          <w:b/>
+        </w:rPr>
+        <w:t>input</w:t>
+      </w:r>
+      <w:r>
+        <w:rPr>
+          <w:b w:val="0"/>
+        </w:rPr>
+        <w:t>s together. Leave the intermediate steps blank. If needed, model one step, then withdraw that help on the next step. Move to a full trace only when the partial trace is understood.</w:t>
       </w:r>
     </w:p>
     <w:p>
       <w:pPr>
         <w:spacing w:line="336" w:lineRule="auto" w:after="180"/>
-        <w:shd w:fill="F1F6FC"/>
-      </w:pPr>
-      <w:r>
-        <w:rPr>
-          <w:b/>
-        </w:rPr>
-        <w:t>Prediction</w:t>
-      </w:r>
+      </w:pPr>
       <w:r>
         <w:rPr>
           <w:b w:val="0"/>
         </w:rPr>
-        <w:t xml:space="preserve">: Stop at checkpoint 4; still </w:t>
-      </w:r>
-      <w:r>
-        <w:rPr>
-          <w:b/>
-        </w:rPr>
-        <w:t>restore</w:t>
-      </w:r>
-      <w:r>
-        <w:rPr>
-          <w:b w:val="0"/>
-        </w:rPr>
-        <w:t xml:space="preserve"> checkpoint 2.</w:t>
+        <w:t>For partners, alternate explainer and checker; collect a response from every learner before discussion.</w:t>
       </w:r>
     </w:p>
     <w:p>
       <w:pPr>
-        <w:pStyle w:val="Heading3"/>
-      </w:pPr>
-      <w:r>
-        <w:t>Why the result follows</w:t>
+        <w:pStyle w:val="Heading2"/>
+      </w:pPr>
+      <w:r>
+        <w:t>Individual misconception check</w:t>
       </w:r>
     </w:p>
     <w:p>
       <w:pPr>
         <w:spacing w:line="336" w:lineRule="auto" w:after="180"/>
-        <w:shd w:fill="F1F6FC"/>
       </w:pPr>
       <w:r>
         <w:rPr>
           <w:b w:val="0"/>
         </w:rPr>
-        <w:t>Reason: Checkpoints 3 and 4 are two consecutive non-improvements; a later stop does not redefine the best checkpoint.</w:t>
+        <w:t xml:space="preserve">Use the worked case for </w:t>
+      </w:r>
+      <w:r>
+        <w:rPr>
+          <w:b/>
+        </w:rPr>
+        <w:t>Regularisation</w:t>
+      </w:r>
+      <w:r>
+        <w:rPr>
+          <w:b w:val="0"/>
+        </w:rPr>
+        <w:t xml:space="preserve"> and early stopping. Proposed explanation: “Zero </w:t>
+      </w:r>
+      <w:r>
+        <w:rPr>
+          <w:b/>
+        </w:rPr>
+        <w:t>prediction</w:t>
+      </w:r>
+      <w:r>
+        <w:rPr>
+          <w:b w:val="0"/>
+        </w:rPr>
+        <w:t xml:space="preserve"> error means no regularised update”. Decide whether this explanation is supported.</w:t>
       </w:r>
     </w:p>
     <w:p>
       <w:pPr>
-        <w:pStyle w:val="Heading3"/>
-      </w:pPr>
-      <w:r>
-        <w:t>Ask while showing the picture</w:t>
+        <w:spacing w:line="336" w:lineRule="auto" w:after="180"/>
+      </w:pPr>
+      <w:r>
+        <w:rPr>
+          <w:b w:val="0"/>
+        </w:rPr>
+        <w:t>Point to the step or supplied fact that decides; explain your repair if needed.</w:t>
       </w:r>
     </w:p>
     <w:p>
       <w:pPr>
-        <w:pStyle w:val="Heading3"/>
-      </w:pPr>
-      <w:r>
-        <w:t>Ask while showing the picture · 2</w:t>
+        <w:spacing w:line="336" w:lineRule="auto" w:after="180"/>
+      </w:pPr>
+      <w:r>
+        <w:rPr>
+          <w:b w:val="0"/>
+        </w:rPr>
+        <w:t>Expected correction: The penalty gradient can remain nonzero.</w:t>
       </w:r>
     </w:p>
     <w:p>
@@ -2077,31 +3143,7 @@
         <w:rPr>
           <w:b w:val="0"/>
         </w:rPr>
-        <w:t xml:space="preserve">Cover the result. Ask learners to name the </w:t>
-      </w:r>
-      <w:r>
-        <w:rPr>
-          <w:b/>
-        </w:rPr>
-        <w:t>input</w:t>
-      </w:r>
-      <w:r>
-        <w:rPr>
-          <w:b w:val="0"/>
-        </w:rPr>
-        <w:t xml:space="preserve">s and predict the next step. Uncover one step, connect the icon to the actual procedure, and explain its </w:t>
-      </w:r>
-      <w:r>
-        <w:rPr>
-          <w:b/>
-        </w:rPr>
-        <w:t>evidence</w:t>
-      </w:r>
-      <w:r>
-        <w:rPr>
-          <w:b w:val="0"/>
-        </w:rPr>
-        <w:t>. Then change the supplied condition and compare.</w:t>
+        <w:t>Collect explanations, not only yes/no votes. If a misunderstanding is common, re-model the relevant step for the class.</w:t>
       </w:r>
     </w:p>
     <w:p>
@@ -2112,20 +3154,227 @@
         <w:rPr>
           <w:b w:val="0"/>
         </w:rPr>
-        <w:t>The picture is a representation; it does not document execution of a real AI model.</w:t>
+        <w:t>If it affects a few learners, give a short targeted group explanation while others solve a more demanding variation.</w:t>
       </w:r>
     </w:p>
     <w:p>
       <w:pPr>
-        <w:pStyle w:val="Heading1"/>
-      </w:pPr>
-      <w:r>
-        <w:t>03. Demonstrate and guide practice</w:t>
+        <w:pStyle w:val="Heading2"/>
+      </w:pPr>
+      <w:r>
+        <w:t>Pictured reasoning and changed case</w:t>
       </w:r>
     </w:p>
     <w:p>
-      <w:r>
-        <w:t>Demonstrate Regularisation and early stopping, reduce support deliberately and check individual reasoning before discussing answers.</w:t>
+      <w:pPr>
+        <w:spacing w:line="336" w:lineRule="auto" w:after="180"/>
+      </w:pPr>
+      <w:r>
+        <w:rPr>
+          <w:b w:val="0"/>
+        </w:rPr>
+        <w:t xml:space="preserve">Why should the penalty value not be reported as validation error? Point to the relevant step in the picture, then write the changed result and the rule or </w:t>
+      </w:r>
+      <w:r>
+        <w:rPr>
+          <w:b/>
+        </w:rPr>
+        <w:t>evidence</w:t>
+      </w:r>
+      <w:r>
+        <w:rPr>
+          <w:b w:val="0"/>
+        </w:rPr>
+        <w:t xml:space="preserve"> that supports it.</w:t>
+      </w:r>
+    </w:p>
+    <w:p>
+      <w:pPr>
+        <w:spacing w:line="336" w:lineRule="auto" w:after="180"/>
+      </w:pPr>
+      <w:r>
+        <w:rPr>
+          <w:b w:val="0"/>
+        </w:rPr>
+        <w:t xml:space="preserve">It is part of the </w:t>
+      </w:r>
+      <w:r>
+        <w:rPr>
+          <w:b/>
+        </w:rPr>
+        <w:t>training</w:t>
+      </w:r>
+      <w:r>
+        <w:rPr>
+          <w:b w:val="0"/>
+        </w:rPr>
+        <w:t xml:space="preserve"> objective, not the measured validation </w:t>
+      </w:r>
+      <w:r>
+        <w:rPr>
+          <w:b/>
+        </w:rPr>
+        <w:t>prediction</w:t>
+      </w:r>
+      <w:r>
+        <w:rPr>
+          <w:b w:val="0"/>
+        </w:rPr>
+        <w:t xml:space="preserve"> loss. Report these separate quantities with their definitions. Changed-case check: Stop at checkpoint 4; still </w:t>
+      </w:r>
+      <w:r>
+        <w:rPr>
+          <w:b/>
+        </w:rPr>
+        <w:t>restore</w:t>
+      </w:r>
+      <w:r>
+        <w:rPr>
+          <w:b w:val="0"/>
+        </w:rPr>
+        <w:t xml:space="preserve"> checkpoint 2.</w:t>
+      </w:r>
+    </w:p>
+    <w:p>
+      <w:pPr>
+        <w:spacing w:line="336" w:lineRule="auto" w:after="180"/>
+      </w:pPr>
+      <w:r>
+        <w:rPr>
+          <w:b w:val="0"/>
+        </w:rPr>
+        <w:t>Checkpoints 3 and 4 are two consecutive non-improvements; a later stop does not redefine the best checkpoint.</w:t>
+      </w:r>
+    </w:p>
+    <w:p>
+      <w:pPr>
+        <w:spacing w:line="336" w:lineRule="auto" w:after="180"/>
+      </w:pPr>
+      <w:r>
+        <w:rPr>
+          <w:b w:val="0"/>
+        </w:rPr>
+        <w:t xml:space="preserve">Changed-case reasoning: Stop at checkpoint 4; still </w:t>
+      </w:r>
+      <w:r>
+        <w:rPr>
+          <w:b/>
+        </w:rPr>
+        <w:t>restore</w:t>
+      </w:r>
+      <w:r>
+        <w:rPr>
+          <w:b w:val="0"/>
+        </w:rPr>
+        <w:t xml:space="preserve"> checkpoint 2. Checkpoints 3 and 4 are two consecutive non-improvements; a later stop does not redefine the best checkpoint.</w:t>
+      </w:r>
+    </w:p>
+    <w:p>
+      <w:pPr>
+        <w:spacing w:line="336" w:lineRule="auto" w:after="180"/>
+      </w:pPr>
+      <w:r>
+        <w:rPr>
+          <w:b w:val="0"/>
+        </w:rPr>
+        <w:t xml:space="preserve">Collect each learner’s explanation before discussion. Use the first missing connection between </w:t>
+      </w:r>
+      <w:r>
+        <w:rPr>
+          <w:b/>
+        </w:rPr>
+        <w:t>input</w:t>
+      </w:r>
+      <w:r>
+        <w:rPr>
+          <w:b w:val="0"/>
+        </w:rPr>
+        <w:t xml:space="preserve">, deciding step and result to choose support. This question is worked-case practice, not fresh mastery </w:t>
+      </w:r>
+      <w:r>
+        <w:rPr>
+          <w:b/>
+        </w:rPr>
+        <w:t>evidence</w:t>
+      </w:r>
+      <w:r>
+        <w:rPr>
+          <w:b w:val="0"/>
+        </w:rPr>
+        <w:t>.</w:t>
+      </w:r>
+    </w:p>
+    <w:p>
+      <w:pPr>
+        <w:pStyle w:val="Heading2"/>
+      </w:pPr>
+      <w:r>
+        <w:t>Accessible support and extension</w:t>
+      </w:r>
+    </w:p>
+    <w:p>
+      <w:pPr>
+        <w:spacing w:line="336" w:lineRule="auto" w:after="180"/>
+      </w:pPr>
+      <w:r>
+        <w:rPr>
+          <w:b w:val="0"/>
+        </w:rPr>
+        <w:t xml:space="preserve">Use See how it works and Follow a worked example. Collect a </w:t>
+      </w:r>
+      <w:r>
+        <w:rPr>
+          <w:b/>
+        </w:rPr>
+        <w:t>prediction</w:t>
+      </w:r>
+      <w:r>
+        <w:rPr>
+          <w:b w:val="0"/>
+        </w:rPr>
+        <w:t xml:space="preserve"> before revealing its result; ask the learner to point to each intermediate fact.</w:t>
+      </w:r>
+    </w:p>
+    <w:p>
+      <w:pPr>
+        <w:spacing w:line="336" w:lineRule="auto" w:after="180"/>
+      </w:pPr>
+      <w:r>
+        <w:rPr>
+          <w:b w:val="0"/>
+        </w:rPr>
+        <w:t>Use a ledger with columns epoch, metric, best epoch and miss count; cover future rows. Extension: solve 5(v - 2) + 2 lambda v = 0 to obtain v = 10 / (5 + 2 lambda).</w:t>
+      </w:r>
+    </w:p>
+    <w:p>
+      <w:pPr>
+        <w:spacing w:line="336" w:lineRule="auto" w:after="180"/>
+      </w:pPr>
+      <w:r>
+        <w:rPr>
+          <w:b w:val="0"/>
+        </w:rPr>
+        <w:t xml:space="preserve">For nonnegative lambda, discuss why the optimum moves toward zero without claiming this always improves </w:t>
+      </w:r>
+      <w:r>
+        <w:rPr>
+          <w:b/>
+        </w:rPr>
+        <w:t>prediction</w:t>
+      </w:r>
+      <w:r>
+        <w:rPr>
+          <w:b w:val="0"/>
+        </w:rPr>
+        <w:t>.</w:t>
+      </w:r>
+    </w:p>
+    <w:p>
+      <w:pPr>
+        <w:pStyle w:val="Heading2"/>
+      </w:pPr>
+      <w:r>
+        <w:t>Earlier wording, alternatives and picture transcripts · reference / check after trying</w:t>
       </w:r>
     </w:p>
     <w:tbl>
@@ -2342,59 +3591,26 @@
     </w:tbl>
     <w:p>
       <w:pPr>
-        <w:spacing w:line="336" w:lineRule="auto" w:after="180"/>
-      </w:pPr>
-      <w:r>
-        <w:rPr>
-          <w:b w:val="0"/>
-        </w:rPr>
-        <w:t xml:space="preserve">Use See how it works and Follow a worked example. Collect a </w:t>
-      </w:r>
-      <w:r>
-        <w:rPr>
-          <w:b/>
-        </w:rPr>
-        <w:t>prediction</w:t>
-      </w:r>
-      <w:r>
-        <w:rPr>
-          <w:b w:val="0"/>
-        </w:rPr>
-        <w:t xml:space="preserve"> before revealing its result; ask the learner to point to each intermediate fact.</w:t>
+        <w:pStyle w:val="Heading3"/>
+      </w:pPr>
+      <w:r>
+        <w:t>Reduce help deliberately</w:t>
       </w:r>
     </w:p>
     <w:p>
       <w:pPr>
-        <w:spacing w:line="336" w:lineRule="auto" w:after="180"/>
-      </w:pPr>
-      <w:r>
-        <w:rPr>
-          <w:b w:val="0"/>
-        </w:rPr>
-        <w:t>Use a ledger with columns epoch, metric, best epoch and miss count; cover future rows. Extension: solve 5(v - 2) + 2 lambda v = 0 to obtain v = 10 / (5 + 2 lambda).</w:t>
+        <w:pStyle w:val="Heading3"/>
+      </w:pPr>
+      <w:r>
+        <w:t>Individual reasoning check</w:t>
       </w:r>
     </w:p>
     <w:p>
       <w:pPr>
-        <w:spacing w:line="336" w:lineRule="auto" w:after="180"/>
-      </w:pPr>
-      <w:r>
-        <w:rPr>
-          <w:b w:val="0"/>
-        </w:rPr>
-        <w:t xml:space="preserve">For nonnegative lambda, discuss why the optimum moves toward zero without claiming this always improves </w:t>
-      </w:r>
-      <w:r>
-        <w:rPr>
-          <w:b/>
-        </w:rPr>
-        <w:t>prediction</w:t>
-      </w:r>
-      <w:r>
-        <w:rPr>
-          <w:b w:val="0"/>
-        </w:rPr>
-        <w:t>.</w:t>
+        <w:pStyle w:val="Heading3"/>
+      </w:pPr>
+      <w:r>
+        <w:t>Pictorial practice question</w:t>
       </w:r>
     </w:p>
     <w:p>
@@ -2402,71 +3618,39 @@
         <w:pStyle w:val="Heading3"/>
       </w:pPr>
       <w:r>
-        <w:t>Reduce help deliberately</w:t>
+        <w:t>Reasoned teacher answer</w:t>
       </w:r>
     </w:p>
     <w:p>
       <w:pPr>
-        <w:pStyle w:val="Heading3"/>
-      </w:pPr>
-      <w:r>
-        <w:t>Completion practice</w:t>
+        <w:pStyle w:val="Heading1"/>
+      </w:pPr>
+      <w:r>
+        <w:t>04. Run the complete supplied investigation</w:t>
       </w:r>
     </w:p>
     <w:p>
-      <w:pPr>
-        <w:spacing w:line="336" w:lineRule="auto" w:after="180"/>
-        <w:shd w:fill="F5F1FB"/>
-      </w:pPr>
-      <w:r>
-        <w:rPr>
-          <w:b w:val="0"/>
-        </w:rPr>
-        <w:t xml:space="preserve">Completion task: Start v = 1.6 with lambda = 0.5 and rate 0.1. Calculate both gradient contributions, new v and new </w:t>
-      </w:r>
-      <w:r>
-        <w:rPr>
-          <w:b/>
-        </w:rPr>
-        <w:t>prediction</w:t>
-      </w:r>
-      <w:r>
-        <w:rPr>
-          <w:b w:val="0"/>
-        </w:rPr>
-        <w:t xml:space="preserve"> MSE.</w:t>
+      <w:r>
+        <w:t>Separate predictions,actual runs and paper traces.</w:t>
       </w:r>
     </w:p>
     <w:p>
       <w:pPr>
-        <w:pStyle w:val="Heading3"/>
-      </w:pPr>
-      <w:r>
-        <w:t>Reasoning to listen for</w:t>
+        <w:pStyle w:val="Heading2"/>
+      </w:pPr>
+      <w:r>
+        <w:t>Complete inputs,expected results and limits</w:t>
       </w:r>
     </w:p>
     <w:p>
       <w:pPr>
         <w:spacing w:line="336" w:lineRule="auto" w:after="180"/>
-        <w:shd w:fill="F1F6FC"/>
       </w:pPr>
       <w:r>
         <w:rPr>
           <w:b w:val="0"/>
         </w:rPr>
-        <w:t xml:space="preserve">Teacher check: Teacher explanation: Data gradient -2, penalty gradient 1.6, total -0.4. New v = 1.64; </w:t>
-      </w:r>
-      <w:r>
-        <w:rPr>
-          <w:b/>
-        </w:rPr>
-        <w:t>prediction</w:t>
-      </w:r>
-      <w:r>
-        <w:rPr>
-          <w:b w:val="0"/>
-        </w:rPr>
-        <w:t xml:space="preserve"> MSE is 2.5 times 0.36 squared = 0.324.</w:t>
+        <w:t>Main penalty terms and complete logs supplied. W2 new1.64/dataMSE.324. Main misses 3/4/5/6=1/0/1/2, stop 6/select 4; neverlookahead 7. W3 fullpolicy as supplied. W5 compare a fixed validation prediction metric acrosslambda, not differently defined total objectives. Independent(a−2)²+a², gradient 4a−4, start 0, rate.25→a1, predictionterm 1, penalty 1, total 2.</w:t>
       </w:r>
     </w:p>
     <w:p>
@@ -2477,38 +3661,38 @@
         <w:rPr>
           <w:b w:val="0"/>
         </w:rPr>
-        <w:t xml:space="preserve">Start by identifying the given </w:t>
-      </w:r>
-      <w:r>
-        <w:rPr>
-          <w:b/>
-        </w:rPr>
-        <w:t>input</w:t>
-      </w:r>
-      <w:r>
-        <w:rPr>
-          <w:b w:val="0"/>
-        </w:rPr>
-        <w:t>s together. Leave the intermediate steps blank. If needed, model one step, then withdraw that help on the next step. Move to a full trace only when the partial trace is understood.</w:t>
+        <w:t>Separateepochs0–4[3, 2, 2, 2, 1], patience 2:stop 3/select 1, epoch 4 unobserved. The policy program selects epochs only; actual saved model files must be loaded and verified separately.</w:t>
       </w:r>
     </w:p>
     <w:p>
       <w:pPr>
-        <w:spacing w:line="336" w:lineRule="auto" w:after="180"/>
-      </w:pPr>
-      <w:r>
-        <w:rPr>
-          <w:b w:val="0"/>
-        </w:rPr>
-        <w:t>For partners, alternate explainer and checker; collect a response from every learner before discussion.</w:t>
+        <w:pStyle w:val="Heading2"/>
+      </w:pPr>
+      <w:r>
+        <w:t>Diagnose the current misconceptions</w:t>
       </w:r>
     </w:p>
     <w:p>
       <w:pPr>
-        <w:pStyle w:val="Heading3"/>
-      </w:pPr>
-      <w:r>
-        <w:t>Individual reasoning check</w:t>
+        <w:spacing w:line="336" w:lineRule="auto" w:after="180"/>
+      </w:pPr>
+      <w:r>
+        <w:rPr>
+          <w:b w:val="0"/>
+        </w:rPr>
+        <w:t xml:space="preserve">Zero </w:t>
+      </w:r>
+      <w:r>
+        <w:rPr>
+          <w:b/>
+        </w:rPr>
+        <w:t>prediction</w:t>
+      </w:r>
+      <w:r>
+        <w:rPr>
+          <w:b w:val="0"/>
+        </w:rPr>
+        <w:t xml:space="preserve"> error means no regularised update: The penalty gradient can remain nonzero.</w:t>
       </w:r>
     </w:p>
     <w:p>
@@ -2519,31 +3703,43 @@
         <w:rPr>
           <w:b w:val="0"/>
         </w:rPr>
-        <w:t xml:space="preserve">Use the worked case for </w:t>
+        <w:t xml:space="preserve">Early stopping adds a </w:t>
       </w:r>
       <w:r>
         <w:rPr>
           <w:b/>
         </w:rPr>
-        <w:t>Regularisation</w:t>
+        <w:t>weight penalty</w:t>
       </w:r>
       <w:r>
         <w:rPr>
           <w:b w:val="0"/>
         </w:rPr>
-        <w:t xml:space="preserve"> and early stopping. Proposed explanation: “Zero </w:t>
+        <w:t xml:space="preserve">: It limits </w:t>
       </w:r>
       <w:r>
         <w:rPr>
           <w:b/>
         </w:rPr>
-        <w:t>prediction</w:t>
+        <w:t>training</w:t>
       </w:r>
       <w:r>
         <w:rPr>
           <w:b w:val="0"/>
         </w:rPr>
-        <w:t xml:space="preserve"> error means no regularised update”. Decide whether this explanation is supported.</w:t>
+        <w:t xml:space="preserve"> duration using a validation rule; a </w:t>
+      </w:r>
+      <w:r>
+        <w:rPr>
+          <w:b/>
+        </w:rPr>
+        <w:t>weight penalty</w:t>
+      </w:r>
+      <w:r>
+        <w:rPr>
+          <w:b w:val="0"/>
+        </w:rPr>
+        <w:t xml:space="preserve"> changes the objective.</w:t>
       </w:r>
     </w:p>
     <w:p>
@@ -2552,361 +3748,70 @@
       </w:pPr>
       <w:r>
         <w:rPr>
+          <w:b/>
+        </w:rPr>
+        <w:t>Restore</w:t>
+      </w:r>
+      <w:r>
+        <w:rPr>
           <w:b w:val="0"/>
         </w:rPr>
-        <w:t>Point to the step or supplied fact that decides; explain your repair if needed.</w:t>
+        <w:t xml:space="preserve"> the epoch where stopping happened: </w:t>
+      </w:r>
+      <w:r>
+        <w:rPr>
+          <w:b/>
+        </w:rPr>
+        <w:t>Restore</w:t>
+      </w:r>
+      <w:r>
+        <w:rPr>
+          <w:b w:val="0"/>
+        </w:rPr>
+        <w:t xml:space="preserve"> the best observed checkpoint under the declared rule, which can be earlier.</w:t>
       </w:r>
     </w:p>
     <w:p>
       <w:pPr>
-        <w:pStyle w:val="Heading3"/>
-      </w:pPr>
-      <w:r>
-        <w:t>Expected repair</w:t>
+        <w:spacing w:line="336" w:lineRule="auto" w:after="180"/>
+      </w:pPr>
+      <w:r>
+        <w:rPr>
+          <w:b w:val="0"/>
+        </w:rPr>
+        <w:t xml:space="preserve">Use Run the investigation for the </w:t>
+      </w:r>
+      <w:r>
+        <w:rPr>
+          <w:b/>
+        </w:rPr>
+        <w:t>evidence</w:t>
+      </w:r>
+      <w:r>
+        <w:rPr>
+          <w:b w:val="0"/>
+        </w:rPr>
+        <w:t xml:space="preserve"> ledger. Add a boundary or missing-</w:t>
+      </w:r>
+      <w:r>
+        <w:rPr>
+          <w:b/>
+        </w:rPr>
+        <w:t>input</w:t>
+      </w:r>
+      <w:r>
+        <w:rPr>
+          <w:b w:val="0"/>
+        </w:rPr>
+        <w:t xml:space="preserve"> case and record the expected response before checking. More successful repeats of one case do not establish wider coverage.</w:t>
       </w:r>
     </w:p>
     <w:p>
       <w:pPr>
-        <w:spacing w:line="336" w:lineRule="auto" w:after="180"/>
-        <w:shd w:fill="F1F6FC"/>
-      </w:pPr>
-      <w:r>
-        <w:rPr>
-          <w:b w:val="0"/>
-        </w:rPr>
-        <w:t>Expected correction: The penalty gradient can remain nonzero.</w:t>
-      </w:r>
-    </w:p>
-    <w:p>
-      <w:pPr>
-        <w:spacing w:line="336" w:lineRule="auto" w:after="180"/>
-      </w:pPr>
-      <w:r>
-        <w:rPr>
-          <w:b w:val="0"/>
-        </w:rPr>
-        <w:t>Collect explanations, not only yes/no votes. If a misunderstanding is common, re-model the relevant step for the class.</w:t>
-      </w:r>
-    </w:p>
-    <w:p>
-      <w:pPr>
-        <w:spacing w:line="336" w:lineRule="auto" w:after="180"/>
-      </w:pPr>
-      <w:r>
-        <w:rPr>
-          <w:b w:val="0"/>
-        </w:rPr>
-        <w:t>If it affects a few learners, give a short targeted group explanation while others solve a more demanding variation.</w:t>
-      </w:r>
-    </w:p>
-    <w:p>
-      <w:pPr>
-        <w:pStyle w:val="Heading3"/>
-      </w:pPr>
-      <w:r>
-        <w:t>Pictorial practice question</w:t>
-      </w:r>
-    </w:p>
-    <w:p>
-      <w:pPr>
-        <w:spacing w:line="336" w:lineRule="auto" w:after="180"/>
-      </w:pPr>
-      <w:r>
-        <w:rPr>
-          <w:b w:val="0"/>
-        </w:rPr>
-        <w:t xml:space="preserve">Why should the penalty value not be reported as validation error? Point to the relevant step in the picture, then write the changed result and the rule or </w:t>
-      </w:r>
-      <w:r>
-        <w:rPr>
-          <w:b/>
-        </w:rPr>
-        <w:t>evidence</w:t>
-      </w:r>
-      <w:r>
-        <w:rPr>
-          <w:b w:val="0"/>
-        </w:rPr>
-        <w:t xml:space="preserve"> that supports it.</w:t>
-      </w:r>
-    </w:p>
-    <w:p>
-      <w:pPr>
-        <w:pStyle w:val="Heading3"/>
-      </w:pPr>
-      <w:r>
-        <w:t>Reasoned teacher answer</w:t>
-      </w:r>
-    </w:p>
-    <w:p>
-      <w:pPr>
-        <w:spacing w:line="336" w:lineRule="auto" w:after="180"/>
-      </w:pPr>
-      <w:r>
-        <w:rPr>
-          <w:b w:val="0"/>
-        </w:rPr>
-        <w:t xml:space="preserve">It is part of the </w:t>
-      </w:r>
-      <w:r>
-        <w:rPr>
-          <w:b/>
-        </w:rPr>
-        <w:t>training</w:t>
-      </w:r>
-      <w:r>
-        <w:rPr>
-          <w:b w:val="0"/>
-        </w:rPr>
-        <w:t xml:space="preserve"> objective, not the measured validation </w:t>
-      </w:r>
-      <w:r>
-        <w:rPr>
-          <w:b/>
-        </w:rPr>
-        <w:t>prediction</w:t>
-      </w:r>
-      <w:r>
-        <w:rPr>
-          <w:b w:val="0"/>
-        </w:rPr>
-        <w:t xml:space="preserve"> loss. Report these separate quantities with their definitions. Changed-case check: Stop at checkpoint 4; still </w:t>
-      </w:r>
-      <w:r>
-        <w:rPr>
-          <w:b/>
-        </w:rPr>
-        <w:t>restore</w:t>
-      </w:r>
-      <w:r>
-        <w:rPr>
-          <w:b w:val="0"/>
-        </w:rPr>
-        <w:t xml:space="preserve"> checkpoint 2.</w:t>
-      </w:r>
-    </w:p>
-    <w:p>
-      <w:pPr>
-        <w:spacing w:line="336" w:lineRule="auto" w:after="180"/>
-      </w:pPr>
-      <w:r>
-        <w:rPr>
-          <w:b w:val="0"/>
-        </w:rPr>
-        <w:t>Checkpoints 3 and 4 are two consecutive non-improvements; a later stop does not redefine the best checkpoint.</w:t>
-      </w:r>
-    </w:p>
-    <w:p>
-      <w:pPr>
-        <w:spacing w:line="336" w:lineRule="auto" w:after="180"/>
-      </w:pPr>
-      <w:r>
-        <w:rPr>
-          <w:b w:val="0"/>
-        </w:rPr>
-        <w:t xml:space="preserve">Changed-case reasoning: Stop at checkpoint 4; still </w:t>
-      </w:r>
-      <w:r>
-        <w:rPr>
-          <w:b/>
-        </w:rPr>
-        <w:t>restore</w:t>
-      </w:r>
-      <w:r>
-        <w:rPr>
-          <w:b w:val="0"/>
-        </w:rPr>
-        <w:t xml:space="preserve"> checkpoint 2. Checkpoints 3 and 4 are two consecutive non-improvements; a later stop does not redefine the best checkpoint.</w:t>
-      </w:r>
-    </w:p>
-    <w:p>
-      <w:pPr>
-        <w:spacing w:line="336" w:lineRule="auto" w:after="180"/>
-      </w:pPr>
-      <w:r>
-        <w:rPr>
-          <w:b w:val="0"/>
-        </w:rPr>
-        <w:t xml:space="preserve">Collect each learner’s explanation before discussion. Use the first missing connection between </w:t>
-      </w:r>
-      <w:r>
-        <w:rPr>
-          <w:b/>
-        </w:rPr>
-        <w:t>input</w:t>
-      </w:r>
-      <w:r>
-        <w:rPr>
-          <w:b w:val="0"/>
-        </w:rPr>
-        <w:t xml:space="preserve">, deciding step and result to choose support. This question is worked-case practice, not fresh mastery </w:t>
-      </w:r>
-      <w:r>
-        <w:rPr>
-          <w:b/>
-        </w:rPr>
-        <w:t>evidence</w:t>
-      </w:r>
-      <w:r>
-        <w:rPr>
-          <w:b w:val="0"/>
-        </w:rPr>
-        <w:t>.</w:t>
-      </w:r>
-    </w:p>
-    <w:p>
-      <w:pPr>
-        <w:pStyle w:val="Heading1"/>
-      </w:pPr>
-      <w:r>
-        <w:t>04. Run the investigation and diagnose misconceptions</w:t>
-      </w:r>
-    </w:p>
-    <w:p>
-      <w:r>
-        <w:t>Run the Regularisation and early stopping investigation and use the first unsupported step to choose a teaching response.</w:t>
-      </w:r>
-    </w:p>
-    <w:p>
-      <w:pPr>
-        <w:spacing w:line="336" w:lineRule="auto" w:after="180"/>
-      </w:pPr>
-      <w:r>
-        <w:rPr>
-          <w:b w:val="0"/>
-        </w:rPr>
-        <w:t xml:space="preserve">Zero </w:t>
-      </w:r>
-      <w:r>
-        <w:rPr>
-          <w:b/>
-        </w:rPr>
-        <w:t>prediction</w:t>
-      </w:r>
-      <w:r>
-        <w:rPr>
-          <w:b w:val="0"/>
-        </w:rPr>
-        <w:t xml:space="preserve"> error means no regularised update: The penalty gradient can remain nonzero.</w:t>
-      </w:r>
-    </w:p>
-    <w:p>
-      <w:pPr>
-        <w:spacing w:line="336" w:lineRule="auto" w:after="180"/>
-      </w:pPr>
-      <w:r>
-        <w:rPr>
-          <w:b w:val="0"/>
-        </w:rPr>
-        <w:t xml:space="preserve">Early stopping adds a </w:t>
-      </w:r>
-      <w:r>
-        <w:rPr>
-          <w:b/>
-        </w:rPr>
-        <w:t>weight penalty</w:t>
-      </w:r>
-      <w:r>
-        <w:rPr>
-          <w:b w:val="0"/>
-        </w:rPr>
-        <w:t xml:space="preserve">: It limits </w:t>
-      </w:r>
-      <w:r>
-        <w:rPr>
-          <w:b/>
-        </w:rPr>
-        <w:t>training</w:t>
-      </w:r>
-      <w:r>
-        <w:rPr>
-          <w:b w:val="0"/>
-        </w:rPr>
-        <w:t xml:space="preserve"> duration using a validation rule; a </w:t>
-      </w:r>
-      <w:r>
-        <w:rPr>
-          <w:b/>
-        </w:rPr>
-        <w:t>weight penalty</w:t>
-      </w:r>
-      <w:r>
-        <w:rPr>
-          <w:b w:val="0"/>
-        </w:rPr>
-        <w:t xml:space="preserve"> changes the objective.</w:t>
-      </w:r>
-    </w:p>
-    <w:p>
-      <w:pPr>
-        <w:spacing w:line="336" w:lineRule="auto" w:after="180"/>
-      </w:pPr>
-      <w:r>
-        <w:rPr>
-          <w:b/>
-        </w:rPr>
-        <w:t>Restore</w:t>
-      </w:r>
-      <w:r>
-        <w:rPr>
-          <w:b w:val="0"/>
-        </w:rPr>
-        <w:t xml:space="preserve"> the epoch where stopping happened: </w:t>
-      </w:r>
-      <w:r>
-        <w:rPr>
-          <w:b/>
-        </w:rPr>
-        <w:t>Restore</w:t>
-      </w:r>
-      <w:r>
-        <w:rPr>
-          <w:b w:val="0"/>
-        </w:rPr>
-        <w:t xml:space="preserve"> the best observed checkpoint under the declared rule, which can be earlier.</w:t>
-      </w:r>
-    </w:p>
-    <w:p>
-      <w:pPr>
-        <w:spacing w:line="336" w:lineRule="auto" w:after="180"/>
-      </w:pPr>
-      <w:r>
-        <w:rPr>
-          <w:b w:val="0"/>
-        </w:rPr>
-        <w:t xml:space="preserve">Use Run the investigation for the </w:t>
-      </w:r>
-      <w:r>
-        <w:rPr>
-          <w:b/>
-        </w:rPr>
-        <w:t>evidence</w:t>
-      </w:r>
-      <w:r>
-        <w:rPr>
-          <w:b w:val="0"/>
-        </w:rPr>
-        <w:t xml:space="preserve"> ledger. Add a boundary or missing-</w:t>
-      </w:r>
-      <w:r>
-        <w:rPr>
-          <w:b/>
-        </w:rPr>
-        <w:t>input</w:t>
-      </w:r>
-      <w:r>
-        <w:rPr>
-          <w:b w:val="0"/>
-        </w:rPr>
-        <w:t xml:space="preserve"> case and record the expected response before checking. More successful repeats of one case do not establish wider coverage.</w:t>
-      </w:r>
-    </w:p>
-    <w:p>
-      <w:pPr>
-        <w:pStyle w:val="Heading3"/>
-      </w:pPr>
-      <w:r>
-        <w:t>Match the support to the first error</w:t>
+        <w:pStyle w:val="Heading2"/>
+      </w:pPr>
+      <w:r>
+        <w:t>Choose accessible support</w:t>
       </w:r>
     </w:p>
     <w:tbl>
@@ -3079,759 +3984,151 @@
     </w:p>
     <w:p>
       <w:pPr>
-        <w:pStyle w:val="Heading1"/>
-      </w:pPr>
-      <w:r>
-        <w:t>05. Assess and explain the answers</w:t>
+        <w:pStyle w:val="Heading2"/>
+      </w:pPr>
+      <w:r>
+        <w:t>Earlier wording, alternatives and picture transcripts · reference / check after trying</w:t>
       </w:r>
     </w:p>
     <w:p>
-      <w:r>
-        <w:t>Use the Regularisation and early stopping questions, teacher keys and criteria after the relevant attempts. Previously discussed cases are practice; protect the separately selected independent task.</w:t>
+      <w:pPr>
+        <w:pStyle w:val="Heading3"/>
+      </w:pPr>
+      <w:r>
+        <w:t>Match the support to the first error</w:t>
       </w:r>
     </w:p>
     <w:p>
       <w:pPr>
-        <w:pStyle w:val="Heading3"/>
-      </w:pPr>
-      <w:r>
-        <w:t>Guided and exit questions</w:t>
+        <w:pStyle w:val="Heading1"/>
+      </w:pPr>
+      <w:r>
+        <w:t>05. Assess the new schema or calculation transfer</w:t>
       </w:r>
     </w:p>
     <w:p>
-      <w:pPr>
-        <w:spacing w:line="336" w:lineRule="auto" w:after="180"/>
-      </w:pPr>
-      <w:r>
-        <w:rPr>
-          <w:b w:val="0"/>
-        </w:rPr>
-        <w:t xml:space="preserve">Guided: miss counts at epochs 3, 4, 5, 6 are 1, 0, 1, 2. Stop at 6 and </w:t>
-      </w:r>
-      <w:r>
-        <w:rPr>
-          <w:b/>
-        </w:rPr>
-        <w:t>restore</w:t>
-      </w:r>
-      <w:r>
-        <w:rPr>
-          <w:b w:val="0"/>
-        </w:rPr>
-        <w:t xml:space="preserve"> 4. Exit: using final parameters ignores restoration; selecting </w:t>
-      </w:r>
-      <w:r>
-        <w:rPr>
-          <w:b/>
-        </w:rPr>
-        <w:t>patience</w:t>
-      </w:r>
-      <w:r>
-        <w:rPr>
-          <w:b w:val="0"/>
-        </w:rPr>
-        <w:t xml:space="preserve"> with test losses uses test data for development.</w:t>
+      <w:r>
+        <w:t>Keep the selected answer private until after a first attempt.</w:t>
       </w:r>
     </w:p>
     <w:p>
       <w:pPr>
-        <w:spacing w:line="336" w:lineRule="auto" w:after="180"/>
-      </w:pPr>
-      <w:r>
-        <w:rPr>
-          <w:b/>
-        </w:rPr>
-        <w:t>Restore</w:t>
-      </w:r>
-      <w:r>
-        <w:rPr>
-          <w:b w:val="0"/>
-        </w:rPr>
-        <w:t xml:space="preserve"> the selected checkpoint, choose policy using validation, then freeze it before evaluating suitable untouched final examples.</w:t>
+        <w:pStyle w:val="Heading2"/>
+      </w:pPr>
+      <w:r>
+        <w:t>Selected independent task and checked answer</w:t>
       </w:r>
     </w:p>
     <w:p>
       <w:pPr>
-        <w:pStyle w:val="Heading3"/>
-      </w:pPr>
-      <w:r>
-        <w:t>W1 Separate the objective terms</w:t>
+        <w:spacing w:line="336" w:lineRule="auto" w:after="180"/>
+      </w:pPr>
+      <w:r>
+        <w:rPr>
+          <w:b w:val="0"/>
+        </w:rPr>
+        <w:t xml:space="preserve">Selected case: For a new objective J(a) = (a - 2) squared + a squared, gradient 4a - 4, start a = 0 and take one step at rate 0.25. Give new a, </w:t>
+      </w:r>
+      <w:r>
+        <w:rPr>
+          <w:b/>
+        </w:rPr>
+        <w:t>prediction</w:t>
+      </w:r>
+      <w:r>
+        <w:rPr>
+          <w:b w:val="0"/>
+        </w:rPr>
+        <w:t xml:space="preserve"> error term, penalty and total J.</w:t>
       </w:r>
     </w:p>
     <w:p>
       <w:pPr>
-        <w:pStyle w:val="Heading3"/>
-      </w:pPr>
-      <w:r>
-        <w:t>Workbook question · W1</w:t>
+        <w:spacing w:line="336" w:lineRule="auto" w:after="180"/>
+      </w:pPr>
+      <w:r>
+        <w:rPr>
+          <w:b w:val="0"/>
+        </w:rPr>
+        <w:t xml:space="preserve">Separately apply </w:t>
+      </w:r>
+      <w:r>
+        <w:rPr>
+          <w:b/>
+        </w:rPr>
+        <w:t>patience</w:t>
+      </w:r>
+      <w:r>
+        <w:rPr>
+          <w:b w:val="0"/>
+        </w:rPr>
+        <w:t xml:space="preserve"> 2 with strict improvement to validation values [3, 2, 2, 2, 1] at epochs 0 to 4; report the stop and </w:t>
+      </w:r>
+      <w:r>
+        <w:rPr>
+          <w:b/>
+        </w:rPr>
+        <w:t>restore</w:t>
+      </w:r>
+      <w:r>
+        <w:rPr>
+          <w:b w:val="0"/>
+        </w:rPr>
+        <w:t>d epochs.</w:t>
       </w:r>
     </w:p>
     <w:p>
       <w:pPr>
         <w:spacing w:line="336" w:lineRule="auto" w:after="180"/>
-        <w:shd w:fill="F5F1FB"/>
       </w:pPr>
       <w:r>
         <w:rPr>
           <w:b w:val="0"/>
         </w:rPr>
-        <w:t xml:space="preserve">At v = 2 and lambda = 0.5 in the lesson, compute </w:t>
+        <w:t xml:space="preserve">Teacher explanation: The update gives a = 1. </w:t>
       </w:r>
       <w:r>
         <w:rPr>
           <w:b/>
         </w:rPr>
-        <w:t>prediction</w:t>
+        <w:t>Prediction</w:t>
       </w:r>
       <w:r>
         <w:rPr>
           <w:b w:val="0"/>
         </w:rPr>
-        <w:t xml:space="preserve"> MSE, penalty, total objective and total gradient. Does zero </w:t>
+        <w:t xml:space="preserve"> error 1, penalty 1, total J 2. For the separate curve, epoch 1 is best at 2; ties at 2 and 3 are two misses, so stop at epoch 3 and </w:t>
       </w:r>
       <w:r>
         <w:rPr>
           <w:b/>
         </w:rPr>
-        <w:t>training</w:t>
+        <w:t>restore</w:t>
       </w:r>
       <w:r>
         <w:rPr>
           <w:b w:val="0"/>
         </w:rPr>
-        <w:t xml:space="preserve"> MSE make this gradient zero?</w:t>
+        <w:t xml:space="preserve"> epoch 1.</w:t>
       </w:r>
     </w:p>
     <w:p>
       <w:pPr>
-        <w:pStyle w:val="Heading3"/>
-      </w:pPr>
-      <w:r>
-        <w:t>Teacher reasoning · W1</w:t>
+        <w:spacing w:line="336" w:lineRule="auto" w:after="180"/>
+      </w:pPr>
+      <w:r>
+        <w:rPr>
+          <w:b w:val="0"/>
+        </w:rPr>
+        <w:t>Epoch 4 is not observed by that live policy.</w:t>
       </w:r>
     </w:p>
     <w:p>
       <w:pPr>
-        <w:spacing w:line="336" w:lineRule="auto" w:after="180"/>
-        <w:shd w:fill="F1F6FC"/>
-      </w:pPr>
-      <w:r>
-        <w:rPr>
-          <w:b w:val="0"/>
-        </w:rPr>
-        <w:t>Teacher explanation: MSE 0, penalty 2, total J 2, total gradient 2. Zero data gradient does not remove the penalty gradient.</w:t>
-      </w:r>
-    </w:p>
-    <w:p>
-      <w:pPr>
-        <w:pStyle w:val="Heading3"/>
-      </w:pPr>
-      <w:r>
-        <w:t>W2 Trace the next update</w:t>
-      </w:r>
-    </w:p>
-    <w:p>
-      <w:pPr>
-        <w:pStyle w:val="Heading3"/>
-      </w:pPr>
-      <w:r>
-        <w:t>Workbook question · W2</w:t>
-      </w:r>
-    </w:p>
-    <w:p>
-      <w:pPr>
-        <w:spacing w:line="336" w:lineRule="auto" w:after="180"/>
-        <w:shd w:fill="F5F1FB"/>
-      </w:pPr>
-      <w:r>
-        <w:rPr>
-          <w:b w:val="0"/>
-        </w:rPr>
-        <w:t xml:space="preserve">Start v = 1.6 with lambda = 0.5 and rate 0.1. Calculate both gradient contributions, new v and new </w:t>
-      </w:r>
-      <w:r>
-        <w:rPr>
-          <w:b/>
-        </w:rPr>
-        <w:t>prediction</w:t>
-      </w:r>
-      <w:r>
-        <w:rPr>
-          <w:b w:val="0"/>
-        </w:rPr>
-        <w:t xml:space="preserve"> MSE.</w:t>
-      </w:r>
-    </w:p>
-    <w:p>
-      <w:pPr>
-        <w:pStyle w:val="Heading3"/>
-      </w:pPr>
-      <w:r>
-        <w:t>Teacher reasoning · W2</w:t>
-      </w:r>
-    </w:p>
-    <w:p>
-      <w:pPr>
-        <w:spacing w:line="336" w:lineRule="auto" w:after="180"/>
-        <w:shd w:fill="F1F6FC"/>
-      </w:pPr>
-      <w:r>
-        <w:rPr>
-          <w:b w:val="0"/>
-        </w:rPr>
-        <w:t xml:space="preserve">Teacher explanation: Data gradient -2, penalty gradient 1.6, total -0.4. New v = 1.64; </w:t>
-      </w:r>
-      <w:r>
-        <w:rPr>
-          <w:b/>
-        </w:rPr>
-        <w:t>prediction</w:t>
-      </w:r>
-      <w:r>
-        <w:rPr>
-          <w:b w:val="0"/>
-        </w:rPr>
-        <w:t xml:space="preserve"> MSE is 2.5 times 0.36 squared = 0.324.</w:t>
-      </w:r>
-    </w:p>
-    <w:p>
-      <w:pPr>
-        <w:pStyle w:val="Heading3"/>
-      </w:pPr>
-      <w:r>
-        <w:t>W3 Apply patience without peeking</w:t>
-      </w:r>
-    </w:p>
-    <w:p>
-      <w:pPr>
-        <w:pStyle w:val="Heading3"/>
-      </w:pPr>
-      <w:r>
-        <w:t>Workbook question · W3</w:t>
-      </w:r>
-    </w:p>
-    <w:p>
-      <w:pPr>
-        <w:spacing w:line="336" w:lineRule="auto" w:after="180"/>
-        <w:shd w:fill="F5F1FB"/>
-      </w:pPr>
-      <w:r>
-        <w:rPr>
-          <w:b w:val="0"/>
-        </w:rPr>
-        <w:t xml:space="preserve">Validation MSE at epochs 0 to 7 is [4, 2, 1.5, 1.6, 1.4, 1.45, 1.46, 1.3]. Apply the lesson policy with </w:t>
-      </w:r>
-      <w:r>
-        <w:rPr>
-          <w:b/>
-        </w:rPr>
-        <w:t>patience</w:t>
-      </w:r>
-      <w:r>
-        <w:rPr>
-          <w:b w:val="0"/>
-        </w:rPr>
-        <w:t xml:space="preserve"> 2. Give the stop epoch, </w:t>
-      </w:r>
-      <w:r>
-        <w:rPr>
-          <w:b/>
-        </w:rPr>
-        <w:t>restore</w:t>
-      </w:r>
-      <w:r>
-        <w:rPr>
-          <w:b w:val="0"/>
-        </w:rPr>
-        <w:t>d epoch and why the listed epoch 7 cannot change this decision.</w:t>
-      </w:r>
-    </w:p>
-    <w:p>
-      <w:pPr>
-        <w:pStyle w:val="Heading3"/>
-      </w:pPr>
-      <w:r>
-        <w:t>Teacher reasoning · W3</w:t>
-      </w:r>
-    </w:p>
-    <w:p>
-      <w:pPr>
-        <w:spacing w:line="336" w:lineRule="auto" w:after="180"/>
-        <w:shd w:fill="F1F6FC"/>
-      </w:pPr>
-      <w:r>
-        <w:rPr>
-          <w:b w:val="0"/>
-        </w:rPr>
-        <w:t xml:space="preserve">Teacher explanation: Stop at epoch 6 after misses at 5 and 6; </w:t>
-      </w:r>
-      <w:r>
-        <w:rPr>
-          <w:b/>
-        </w:rPr>
-        <w:t>restore</w:t>
-      </w:r>
-      <w:r>
-        <w:rPr>
-          <w:b w:val="0"/>
-        </w:rPr>
-        <w:t xml:space="preserve"> epoch 4 with MSE 1.4. A live run has stopped before observing epoch 7; hindsight cannot be included in that policy decision.</w:t>
-      </w:r>
-    </w:p>
-    <w:p>
-      <w:pPr>
-        <w:pStyle w:val="Heading3"/>
-      </w:pPr>
-      <w:r>
-        <w:t>W4 Transfer both rules independently</w:t>
-      </w:r>
-    </w:p>
-    <w:p>
-      <w:pPr>
-        <w:pStyle w:val="Heading3"/>
-      </w:pPr>
-      <w:r>
-        <w:t>Workbook question · W4</w:t>
-      </w:r>
-    </w:p>
-    <w:p>
-      <w:pPr>
-        <w:spacing w:line="336" w:lineRule="auto" w:after="180"/>
-        <w:shd w:fill="F5F1FB"/>
-      </w:pPr>
-      <w:r>
-        <w:rPr>
-          <w:b w:val="0"/>
-        </w:rPr>
-        <w:t xml:space="preserve">For a new objective J(a) = (a - 2) squared + a squared, gradient 4a - 4, start a = 0 and take one step at rate 0.25. Give new a, </w:t>
-      </w:r>
-      <w:r>
-        <w:rPr>
-          <w:b/>
-        </w:rPr>
-        <w:t>prediction</w:t>
-      </w:r>
-      <w:r>
-        <w:rPr>
-          <w:b w:val="0"/>
-        </w:rPr>
-        <w:t xml:space="preserve"> error term, penalty and total J.</w:t>
-      </w:r>
-    </w:p>
-    <w:p>
-      <w:pPr>
-        <w:spacing w:line="336" w:lineRule="auto" w:after="180"/>
-        <w:shd w:fill="F5F1FB"/>
-      </w:pPr>
-      <w:r>
-        <w:rPr>
-          <w:b w:val="0"/>
-        </w:rPr>
-        <w:t xml:space="preserve">Separately apply </w:t>
-      </w:r>
-      <w:r>
-        <w:rPr>
-          <w:b/>
-        </w:rPr>
-        <w:t>patience</w:t>
-      </w:r>
-      <w:r>
-        <w:rPr>
-          <w:b w:val="0"/>
-        </w:rPr>
-        <w:t xml:space="preserve"> 2 with strict improvement to validation values [3, 2, 2, 2, 1] at epochs 0 to 4; report the stop and </w:t>
-      </w:r>
-      <w:r>
-        <w:rPr>
-          <w:b/>
-        </w:rPr>
-        <w:t>restore</w:t>
-      </w:r>
-      <w:r>
-        <w:rPr>
-          <w:b w:val="0"/>
-        </w:rPr>
-        <w:t>d epochs.</w:t>
-      </w:r>
-    </w:p>
-    <w:p>
-      <w:pPr>
-        <w:pStyle w:val="Heading3"/>
-      </w:pPr>
-      <w:r>
-        <w:t>Teacher reasoning · W4</w:t>
-      </w:r>
-    </w:p>
-    <w:p>
-      <w:pPr>
-        <w:spacing w:line="336" w:lineRule="auto" w:after="180"/>
-        <w:shd w:fill="F1F6FC"/>
-      </w:pPr>
-      <w:r>
-        <w:rPr>
-          <w:b w:val="0"/>
-        </w:rPr>
-        <w:t xml:space="preserve">Teacher explanation: The update gives a = 1. </w:t>
-      </w:r>
-      <w:r>
-        <w:rPr>
-          <w:b/>
-        </w:rPr>
-        <w:t>Prediction</w:t>
-      </w:r>
-      <w:r>
-        <w:rPr>
-          <w:b w:val="0"/>
-        </w:rPr>
-        <w:t xml:space="preserve"> error 1, penalty 1, total J 2. For the separate curve, epoch 1 is best at 2; ties at 2 and 3 are two misses, so stop at epoch 3 and </w:t>
-      </w:r>
-      <w:r>
-        <w:rPr>
-          <w:b/>
-        </w:rPr>
-        <w:t>restore</w:t>
-      </w:r>
-      <w:r>
-        <w:rPr>
-          <w:b w:val="0"/>
-        </w:rPr>
-        <w:t xml:space="preserve"> epoch 1.</w:t>
-      </w:r>
-    </w:p>
-    <w:p>
-      <w:pPr>
-        <w:spacing w:line="336" w:lineRule="auto" w:after="180"/>
-        <w:shd w:fill="F1F6FC"/>
-      </w:pPr>
-      <w:r>
-        <w:rPr>
-          <w:b w:val="0"/>
-        </w:rPr>
-        <w:t>Epoch 4 is not observed by that live policy.</w:t>
-      </w:r>
-    </w:p>
-    <w:p>
-      <w:pPr>
-        <w:pStyle w:val="Heading3"/>
-      </w:pPr>
-      <w:r>
-        <w:t>W5 Compare penalties fairly</w:t>
-      </w:r>
-    </w:p>
-    <w:p>
-      <w:pPr>
-        <w:pStyle w:val="Heading3"/>
-      </w:pPr>
-      <w:r>
-        <w:t>Workbook question · W5</w:t>
-      </w:r>
-    </w:p>
-    <w:p>
-      <w:pPr>
-        <w:spacing w:line="336" w:lineRule="auto" w:after="180"/>
-        <w:shd w:fill="F5F1FB"/>
-      </w:pPr>
-      <w:r>
-        <w:rPr>
-          <w:b w:val="0"/>
-        </w:rPr>
-        <w:t xml:space="preserve">A team compares lambda 0 and lambda 0.5 by choosing whichever has the smaller penalised </w:t>
-      </w:r>
-      <w:r>
-        <w:rPr>
-          <w:b/>
-        </w:rPr>
-        <w:t>training</w:t>
-      </w:r>
-      <w:r>
-        <w:rPr>
-          <w:b w:val="0"/>
-        </w:rPr>
-        <w:t xml:space="preserve"> objective. Explain why this does not establish the better </w:t>
-      </w:r>
-      <w:r>
-        <w:rPr>
-          <w:b/>
-        </w:rPr>
-        <w:t>prediction</w:t>
-      </w:r>
-      <w:r>
-        <w:rPr>
-          <w:b w:val="0"/>
-        </w:rPr>
-        <w:t xml:space="preserve"> model and name a suitable development comparison.</w:t>
-      </w:r>
-    </w:p>
-    <w:p>
-      <w:pPr>
-        <w:pStyle w:val="Heading3"/>
-      </w:pPr>
-      <w:r>
-        <w:t>Teacher reasoning · W5</w:t>
-      </w:r>
-    </w:p>
-    <w:p>
-      <w:pPr>
-        <w:spacing w:line="336" w:lineRule="auto" w:after="180"/>
-        <w:shd w:fill="F1F6FC"/>
-      </w:pPr>
-      <w:r>
-        <w:rPr>
-          <w:b w:val="0"/>
-        </w:rPr>
-        <w:t xml:space="preserve">Teacher explanation: The objectives use different penalties, and both are </w:t>
-      </w:r>
-      <w:r>
-        <w:rPr>
-          <w:b/>
-        </w:rPr>
-        <w:t>training</w:t>
-      </w:r>
-      <w:r>
-        <w:rPr>
-          <w:b w:val="0"/>
-        </w:rPr>
-        <w:t xml:space="preserve"> quantities. Compare the candidates on the same fixed validation examples using the same declared </w:t>
-      </w:r>
-      <w:r>
-        <w:rPr>
-          <w:b/>
-        </w:rPr>
-        <w:t>prediction</w:t>
-      </w:r>
-      <w:r>
-        <w:rPr>
-          <w:b w:val="0"/>
-        </w:rPr>
-        <w:t xml:space="preserve"> metric, such as ordinary MSE.</w:t>
-      </w:r>
-    </w:p>
-    <w:p>
-      <w:pPr>
-        <w:spacing w:line="336" w:lineRule="auto" w:after="180"/>
-        <w:shd w:fill="F1F6FC"/>
-      </w:pPr>
-      <w:r>
-        <w:rPr>
-          <w:b w:val="0"/>
-        </w:rPr>
-        <w:t>Reserve final test examples from setting selection.</w:t>
-      </w:r>
-    </w:p>
-    <w:p>
-      <w:pPr>
-        <w:pStyle w:val="Heading3"/>
-      </w:pPr>
-      <w:r>
-        <w:t>Independent assessment and fresh retry</w:t>
-      </w:r>
-    </w:p>
-    <w:p>
-      <w:pPr>
-        <w:pStyle w:val="Heading3"/>
-      </w:pPr>
-      <w:r>
-        <w:t>Teacher key · Independent assessment and fresh retry</w:t>
-      </w:r>
-    </w:p>
-    <w:p>
-      <w:pPr>
-        <w:spacing w:line="336" w:lineRule="auto" w:after="180"/>
-        <w:shd w:fill="F1F6FC"/>
-      </w:pPr>
-      <w:r>
-        <w:rPr>
-          <w:b w:val="0"/>
-        </w:rPr>
-        <w:t xml:space="preserve">W4 requires a = 1 and terms 1, 1, 2 plus stop epoch 3 and </w:t>
-      </w:r>
-      <w:r>
-        <w:rPr>
-          <w:b/>
-        </w:rPr>
-        <w:t>restore</w:t>
-      </w:r>
-      <w:r>
-        <w:rPr>
-          <w:b w:val="0"/>
-        </w:rPr>
-        <w:t>d epoch 1. Fresh retry: J(b) = (b - 3) squared + 0.5b squared, gradient 3b - 6; start b = 0, rate 0.25. New b = 1.5, data term 2.25, penalty 1.125, total 3.375.</w:t>
-      </w:r>
-    </w:p>
-    <w:p>
-      <w:pPr>
-        <w:spacing w:line="336" w:lineRule="auto" w:after="180"/>
-        <w:shd w:fill="F1F6FC"/>
-      </w:pPr>
-      <w:r>
-        <w:rPr>
-          <w:b w:val="0"/>
-        </w:rPr>
-        <w:t xml:space="preserve">On validation [5, 3, 3.2, 3.1] with </w:t>
-      </w:r>
-      <w:r>
-        <w:rPr>
-          <w:b/>
-        </w:rPr>
-        <w:t>patience</w:t>
-      </w:r>
-      <w:r>
-        <w:rPr>
-          <w:b w:val="0"/>
-        </w:rPr>
-        <w:t xml:space="preserve"> 2, stop at 3 and </w:t>
-      </w:r>
-      <w:r>
-        <w:rPr>
-          <w:b/>
-        </w:rPr>
-        <w:t>restore</w:t>
-      </w:r>
-      <w:r>
-        <w:rPr>
-          <w:b w:val="0"/>
-        </w:rPr>
-        <w:t xml:space="preserve"> 1.</w:t>
-      </w:r>
-    </w:p>
-    <w:p>
-      <w:pPr>
-        <w:pStyle w:val="Heading3"/>
-      </w:pPr>
-      <w:r>
-        <w:t>Assess independent transfer</w:t>
-      </w:r>
-    </w:p>
-    <w:p>
-      <w:pPr>
-        <w:pStyle w:val="Heading3"/>
-      </w:pPr>
-      <w:r>
-        <w:t>Independent question · withhold the key</w:t>
-      </w:r>
-    </w:p>
-    <w:p>
-      <w:pPr>
-        <w:spacing w:line="336" w:lineRule="auto" w:after="180"/>
-        <w:shd w:fill="F5F1FB"/>
-      </w:pPr>
-      <w:r>
-        <w:rPr>
-          <w:b w:val="0"/>
-        </w:rPr>
-        <w:t xml:space="preserve">Selected case: For a new objective J(a) = (a - 2) squared + a squared, gradient 4a - 4, start a = 0 and take one step at rate 0.25. Give new a, </w:t>
-      </w:r>
-      <w:r>
-        <w:rPr>
-          <w:b/>
-        </w:rPr>
-        <w:t>prediction</w:t>
-      </w:r>
-      <w:r>
-        <w:rPr>
-          <w:b w:val="0"/>
-        </w:rPr>
-        <w:t xml:space="preserve"> error term, penalty and total J.</w:t>
-      </w:r>
-    </w:p>
-    <w:p>
-      <w:pPr>
-        <w:spacing w:line="336" w:lineRule="auto" w:after="180"/>
-        <w:shd w:fill="F5F1FB"/>
-      </w:pPr>
-      <w:r>
-        <w:rPr>
-          <w:b w:val="0"/>
-        </w:rPr>
-        <w:t xml:space="preserve">Separately apply </w:t>
-      </w:r>
-      <w:r>
-        <w:rPr>
-          <w:b/>
-        </w:rPr>
-        <w:t>patience</w:t>
-      </w:r>
-      <w:r>
-        <w:rPr>
-          <w:b w:val="0"/>
-        </w:rPr>
-        <w:t xml:space="preserve"> 2 with strict improvement to validation values [3, 2, 2, 2, 1] at epochs 0 to 4; report the stop and </w:t>
-      </w:r>
-      <w:r>
-        <w:rPr>
-          <w:b/>
-        </w:rPr>
-        <w:t>restore</w:t>
-      </w:r>
-      <w:r>
-        <w:rPr>
-          <w:b w:val="0"/>
-        </w:rPr>
-        <w:t>d epochs.</w:t>
-      </w:r>
-    </w:p>
-    <w:p>
-      <w:pPr>
-        <w:pStyle w:val="Heading3"/>
-      </w:pPr>
-      <w:r>
-        <w:t>Selected case answer</w:t>
-      </w:r>
-    </w:p>
-    <w:p>
-      <w:pPr>
-        <w:pStyle w:val="Heading3"/>
-      </w:pPr>
-      <w:r>
-        <w:t>Teacher key · Selected case answer</w:t>
-      </w:r>
-    </w:p>
-    <w:p>
-      <w:pPr>
-        <w:spacing w:line="336" w:lineRule="auto" w:after="180"/>
-        <w:shd w:fill="F1F6FC"/>
-      </w:pPr>
-      <w:r>
-        <w:rPr>
-          <w:b w:val="0"/>
-        </w:rPr>
-        <w:t xml:space="preserve">Teacher explanation: The update gives a = 1. </w:t>
-      </w:r>
-      <w:r>
-        <w:rPr>
-          <w:b/>
-        </w:rPr>
-        <w:t>Prediction</w:t>
-      </w:r>
-      <w:r>
-        <w:rPr>
-          <w:b w:val="0"/>
-        </w:rPr>
-        <w:t xml:space="preserve"> error 1, penalty 1, total J 2. For the separate curve, epoch 1 is best at 2; ties at 2 and 3 are two misses, so stop at epoch 3 and </w:t>
-      </w:r>
-      <w:r>
-        <w:rPr>
-          <w:b/>
-        </w:rPr>
-        <w:t>restore</w:t>
-      </w:r>
-      <w:r>
-        <w:rPr>
-          <w:b w:val="0"/>
-        </w:rPr>
-        <w:t xml:space="preserve"> epoch 1.</w:t>
-      </w:r>
-    </w:p>
-    <w:p>
-      <w:pPr>
-        <w:spacing w:line="336" w:lineRule="auto" w:after="180"/>
-        <w:shd w:fill="F1F6FC"/>
-      </w:pPr>
-      <w:r>
-        <w:rPr>
-          <w:b w:val="0"/>
-        </w:rPr>
-        <w:t>Epoch 4 is not observed by that live policy.</w:t>
+        <w:pStyle w:val="Heading2"/>
+      </w:pPr>
+      <w:r>
+        <w:t>Judge explanation,trace and limits</w:t>
       </w:r>
     </w:p>
     <w:tbl>
@@ -3938,54 +4235,55 @@
     </w:tbl>
     <w:p>
       <w:pPr>
-        <w:pStyle w:val="Heading3"/>
-      </w:pPr>
-      <w:r>
-        <w:t>Teacher key · Selected case answer</w:t>
+        <w:spacing w:line="336" w:lineRule="auto" w:after="180"/>
+      </w:pPr>
+      <w:r>
+        <w:rPr>
+          <w:b w:val="0"/>
+        </w:rPr>
+        <w:t>Record each dimension as not yet, with support, or independent. Accept a valid alternative procedure with a defensible trace.</w:t>
       </w:r>
     </w:p>
     <w:p>
       <w:pPr>
         <w:spacing w:line="336" w:lineRule="auto" w:after="180"/>
-        <w:shd w:fill="F1F6FC"/>
       </w:pPr>
       <w:r>
         <w:rPr>
           <w:b w:val="0"/>
         </w:rPr>
-        <w:t>Record each dimension as not yet, with support, or independent. Accept a valid alternative procedure with a defensible trace.</w:t>
+        <w:t xml:space="preserve">Do not penalise an honestly recorded model failure if the learner correctly explains its </w:t>
+      </w:r>
+      <w:r>
+        <w:rPr>
+          <w:b/>
+        </w:rPr>
+        <w:t>evidence</w:t>
+      </w:r>
+      <w:r>
+        <w:rPr>
+          <w:b w:val="0"/>
+        </w:rPr>
+        <w:t xml:space="preserve"> and limits.</w:t>
       </w:r>
     </w:p>
     <w:p>
       <w:pPr>
-        <w:spacing w:line="336" w:lineRule="auto" w:after="180"/>
-        <w:shd w:fill="F1F6FC"/>
-      </w:pPr>
-      <w:r>
-        <w:rPr>
-          <w:b w:val="0"/>
-        </w:rPr>
-        <w:t xml:space="preserve">Do not penalise an honestly recorded model failure if the learner correctly explains its </w:t>
-      </w:r>
-      <w:r>
-        <w:rPr>
-          <w:b/>
-        </w:rPr>
-        <w:t>evidence</w:t>
-      </w:r>
-      <w:r>
-        <w:rPr>
-          <w:b w:val="0"/>
-        </w:rPr>
-        <w:t xml:space="preserve"> and limits.</w:t>
+        <w:pStyle w:val="Heading2"/>
+      </w:pPr>
+      <w:r>
+        <w:t>Give one usable repair</w:t>
       </w:r>
     </w:p>
     <w:p>
       <w:pPr>
-        <w:pStyle w:val="Heading3"/>
-      </w:pPr>
-      <w:r>
-        <w:t>Feedback that the learner uses</w:t>
+        <w:spacing w:line="336" w:lineRule="auto" w:after="180"/>
+      </w:pPr>
+      <w:r>
+        <w:rPr>
+          <w:b w:val="0"/>
+        </w:rPr>
+        <w:t>Name the earliest unsupported step and give one action to repair it. Have the learner make that repair now and explain why. Then assess the relevant skill on a fresh, fully specified case.</w:t>
       </w:r>
     </w:p>
     <w:p>
@@ -3996,90 +4294,69 @@
         <w:rPr>
           <w:b w:val="0"/>
         </w:rPr>
-        <w:t>Name the earliest unsupported step and give one action to repair it. Have the learner make that repair now and explain why. Then assess the relevant skill on a fresh, fully specified case.</w:t>
+        <w:t>Confirm it was not previously practised with feedback; solve and check the new case before assigning it. A follow-up design prompt is a starting brief, not automatically an equivalent test.</w:t>
       </w:r>
     </w:p>
     <w:p>
       <w:pPr>
-        <w:spacing w:line="336" w:lineRule="auto" w:after="180"/>
-      </w:pPr>
-      <w:r>
-        <w:rPr>
-          <w:b w:val="0"/>
-        </w:rPr>
-        <w:t>Confirm it was not previously practised with feedback; solve and check the new case before assigning it. A follow-up design prompt is a starting brief, not automatically an equivalent test.</w:t>
+        <w:pStyle w:val="Heading2"/>
+      </w:pPr>
+      <w:r>
+        <w:t>W1 Separate the objective terms</w:t>
       </w:r>
     </w:p>
     <w:p>
       <w:pPr>
-        <w:pStyle w:val="Heading1"/>
-      </w:pPr>
-      <w:r>
-        <w:t>06. Connect the project, support and next lesson</w:t>
+        <w:spacing w:line="336" w:lineRule="auto" w:after="180"/>
+      </w:pPr>
+      <w:r>
+        <w:rPr>
+          <w:b w:val="0"/>
+        </w:rPr>
+        <w:t xml:space="preserve">At v = 2 and lambda = 0.5 in the lesson, compute </w:t>
+      </w:r>
+      <w:r>
+        <w:rPr>
+          <w:b/>
+        </w:rPr>
+        <w:t>prediction</w:t>
+      </w:r>
+      <w:r>
+        <w:rPr>
+          <w:b w:val="0"/>
+        </w:rPr>
+        <w:t xml:space="preserve"> MSE, penalty, total objective and total gradient. Does zero </w:t>
+      </w:r>
+      <w:r>
+        <w:rPr>
+          <w:b/>
+        </w:rPr>
+        <w:t>training</w:t>
+      </w:r>
+      <w:r>
+        <w:rPr>
+          <w:b w:val="0"/>
+        </w:rPr>
+        <w:t xml:space="preserve"> MSE make this gradient zero?</w:t>
       </w:r>
     </w:p>
     <w:p>
-      <w:r>
-        <w:t>Connect Regularisation and early stopping to Image-pattern Network Investigation, adapt support and plan a later changed-case check.</w:t>
+      <w:pPr>
+        <w:spacing w:line="336" w:lineRule="auto" w:after="180"/>
+      </w:pPr>
+      <w:r>
+        <w:rPr>
+          <w:b w:val="0"/>
+        </w:rPr>
+        <w:t>Teacher explanation: MSE 0, penalty 2, total J 2, total gradient 2. Zero data gradient does not remove the penalty gradient.</w:t>
       </w:r>
     </w:p>
     <w:p>
       <w:pPr>
-        <w:spacing w:line="336" w:lineRule="auto" w:after="180"/>
-      </w:pPr>
-      <w:r>
-        <w:rPr>
-          <w:b w:val="0"/>
-        </w:rPr>
-        <w:t xml:space="preserve">Add a labelled </w:t>
-      </w:r>
-      <w:r>
-        <w:rPr>
-          <w:b/>
-        </w:rPr>
-        <w:t>regularisation</w:t>
-      </w:r>
-      <w:r>
-        <w:rPr>
-          <w:b w:val="0"/>
-        </w:rPr>
-        <w:t xml:space="preserve"> and early stopping </w:t>
-      </w:r>
-      <w:r>
-        <w:rPr>
-          <w:b/>
-        </w:rPr>
-        <w:t>evidence</w:t>
-      </w:r>
-      <w:r>
-        <w:rPr>
-          <w:b w:val="0"/>
-        </w:rPr>
-        <w:t xml:space="preserve"> sheet to Image-pattern Network Investigation. Show how you can separate a </w:t>
-      </w:r>
-      <w:r>
-        <w:rPr>
-          <w:b/>
-        </w:rPr>
-        <w:t>weight penalty</w:t>
-      </w:r>
-      <w:r>
-        <w:rPr>
-          <w:b w:val="0"/>
-        </w:rPr>
-        <w:t xml:space="preserve"> from </w:t>
-      </w:r>
-      <w:r>
-        <w:rPr>
-          <w:b/>
-        </w:rPr>
-        <w:t>prediction</w:t>
-      </w:r>
-      <w:r>
-        <w:rPr>
-          <w:b w:val="0"/>
-        </w:rPr>
-        <w:t xml:space="preserve"> error.</w:t>
+        <w:pStyle w:val="Heading2"/>
+      </w:pPr>
+      <w:r>
+        <w:t>W2 Trace the next update</w:t>
       </w:r>
     </w:p>
     <w:p>
@@ -4090,31 +4367,19 @@
         <w:rPr>
           <w:b w:val="0"/>
         </w:rPr>
-        <w:t xml:space="preserve">Use the supplied fictional case and keep its </w:t>
+        <w:t xml:space="preserve">Start v = 1.6 with lambda = 0.5 and rate 0.1. Calculate both gradient contributions, new v and new </w:t>
       </w:r>
       <w:r>
         <w:rPr>
           <w:b/>
         </w:rPr>
-        <w:t>input</w:t>
+        <w:t>prediction</w:t>
       </w:r>
       <w:r>
         <w:rPr>
           <w:b w:val="0"/>
         </w:rPr>
-        <w:t xml:space="preserve">s, intermediate steps, calculation or </w:t>
-      </w:r>
-      <w:r>
-        <w:rPr>
-          <w:b/>
-        </w:rPr>
-        <w:t>prediction</w:t>
-      </w:r>
-      <w:r>
-        <w:rPr>
-          <w:b w:val="0"/>
-        </w:rPr>
-        <w:t>, and limitation. Connect this record to last week’s record; a matching answer without a trace is insufficient.</w:t>
+        <w:t xml:space="preserve"> MSE.</w:t>
       </w:r>
     </w:p>
     <w:p>
@@ -4125,30 +4390,27 @@
         <w:rPr>
           <w:b w:val="0"/>
         </w:rPr>
-        <w:t>Use a ledger with columns epoch, metric, best epoch and miss count; cover future rows. Extension: solve 5(v - 2) + 2 lambda v = 0 to obtain v = 10 / (5 + 2 lambda).</w:t>
+        <w:t xml:space="preserve">Teacher explanation: Data gradient -2, penalty gradient 1.6, total -0.4. New v = 1.64; </w:t>
+      </w:r>
+      <w:r>
+        <w:rPr>
+          <w:b/>
+        </w:rPr>
+        <w:t>prediction</w:t>
+      </w:r>
+      <w:r>
+        <w:rPr>
+          <w:b w:val="0"/>
+        </w:rPr>
+        <w:t xml:space="preserve"> MSE is 2.5 times 0.36 squared = 0.324.</w:t>
       </w:r>
     </w:p>
     <w:p>
       <w:pPr>
-        <w:spacing w:line="336" w:lineRule="auto" w:after="180"/>
-      </w:pPr>
-      <w:r>
-        <w:rPr>
-          <w:b w:val="0"/>
-        </w:rPr>
-        <w:t xml:space="preserve">For nonnegative lambda, discuss why the optimum moves toward zero without claiming this always improves </w:t>
-      </w:r>
-      <w:r>
-        <w:rPr>
-          <w:b/>
-        </w:rPr>
-        <w:t>prediction</w:t>
-      </w:r>
-      <w:r>
-        <w:rPr>
-          <w:b w:val="0"/>
-        </w:rPr>
-        <w:t>.</w:t>
+        <w:pStyle w:val="Heading2"/>
+      </w:pPr>
+      <w:r>
+        <w:t>W3 Apply patience without peeking</w:t>
       </w:r>
     </w:p>
     <w:p>
@@ -4159,7 +4421,31 @@
         <w:rPr>
           <w:b w:val="0"/>
         </w:rPr>
-        <w:t>Week 17 investigates initialisation and reproducibility.</w:t>
+        <w:t xml:space="preserve">Validation MSE at epochs 0 to 7 is [4, 2, 1.5, 1.6, 1.4, 1.45, 1.46, 1.3]. Apply the lesson policy with </w:t>
+      </w:r>
+      <w:r>
+        <w:rPr>
+          <w:b/>
+        </w:rPr>
+        <w:t>patience</w:t>
+      </w:r>
+      <w:r>
+        <w:rPr>
+          <w:b w:val="0"/>
+        </w:rPr>
+        <w:t xml:space="preserve"> 2. Give the stop epoch, </w:t>
+      </w:r>
+      <w:r>
+        <w:rPr>
+          <w:b/>
+        </w:rPr>
+        <w:t>restore</w:t>
+      </w:r>
+      <w:r>
+        <w:rPr>
+          <w:b w:val="0"/>
+        </w:rPr>
+        <w:t>d epoch and why the listed epoch 7 cannot change this decision.</w:t>
       </w:r>
     </w:p>
     <w:p>
@@ -4170,15 +4456,623 @@
         <w:rPr>
           <w:b w:val="0"/>
         </w:rPr>
-        <w:t>Retain the project ledger and assess a changed case after support. Check the relevant prerequisite before carrying this component forward.</w:t>
+        <w:t xml:space="preserve">Teacher explanation: Stop at epoch 6 after misses at 5 and 6; </w:t>
+      </w:r>
+      <w:r>
+        <w:rPr>
+          <w:b/>
+        </w:rPr>
+        <w:t>restore</w:t>
+      </w:r>
+      <w:r>
+        <w:rPr>
+          <w:b w:val="0"/>
+        </w:rPr>
+        <w:t xml:space="preserve"> epoch 4 with MSE 1.4. A live run has stopped before observing epoch 7; hindsight cannot be included in that policy decision.</w:t>
       </w:r>
     </w:p>
     <w:p>
       <w:pPr>
+        <w:pStyle w:val="Heading2"/>
+      </w:pPr>
+      <w:r>
+        <w:t>W5 Compare penalties fairly</w:t>
+      </w:r>
+    </w:p>
+    <w:p>
+      <w:pPr>
+        <w:spacing w:line="336" w:lineRule="auto" w:after="180"/>
+      </w:pPr>
+      <w:r>
+        <w:rPr>
+          <w:b w:val="0"/>
+        </w:rPr>
+        <w:t xml:space="preserve">A team compares lambda 0 and lambda 0.5 by choosing whichever has the smaller penalised </w:t>
+      </w:r>
+      <w:r>
+        <w:rPr>
+          <w:b/>
+        </w:rPr>
+        <w:t>training</w:t>
+      </w:r>
+      <w:r>
+        <w:rPr>
+          <w:b w:val="0"/>
+        </w:rPr>
+        <w:t xml:space="preserve"> objective. Explain why this does not establish the better </w:t>
+      </w:r>
+      <w:r>
+        <w:rPr>
+          <w:b/>
+        </w:rPr>
+        <w:t>prediction</w:t>
+      </w:r>
+      <w:r>
+        <w:rPr>
+          <w:b w:val="0"/>
+        </w:rPr>
+        <w:t xml:space="preserve"> model and name a suitable development comparison.</w:t>
+      </w:r>
+    </w:p>
+    <w:p>
+      <w:pPr>
+        <w:spacing w:line="336" w:lineRule="auto" w:after="180"/>
+      </w:pPr>
+      <w:r>
+        <w:rPr>
+          <w:b w:val="0"/>
+        </w:rPr>
+        <w:t xml:space="preserve">Teacher explanation: The objectives use different penalties, and both are </w:t>
+      </w:r>
+      <w:r>
+        <w:rPr>
+          <w:b/>
+        </w:rPr>
+        <w:t>training</w:t>
+      </w:r>
+      <w:r>
+        <w:rPr>
+          <w:b w:val="0"/>
+        </w:rPr>
+        <w:t xml:space="preserve"> quantities. Compare the candidates on the same fixed validation examples using the same declared </w:t>
+      </w:r>
+      <w:r>
+        <w:rPr>
+          <w:b/>
+        </w:rPr>
+        <w:t>prediction</w:t>
+      </w:r>
+      <w:r>
+        <w:rPr>
+          <w:b w:val="0"/>
+        </w:rPr>
+        <w:t xml:space="preserve"> metric, such as ordinary MSE.</w:t>
+      </w:r>
+    </w:p>
+    <w:p>
+      <w:pPr>
+        <w:spacing w:line="336" w:lineRule="auto" w:after="180"/>
+      </w:pPr>
+      <w:r>
+        <w:rPr>
+          <w:b w:val="0"/>
+        </w:rPr>
+        <w:t>Reserve final test examples from setting selection.</w:t>
+      </w:r>
+    </w:p>
+    <w:p>
+      <w:pPr>
+        <w:pStyle w:val="Heading2"/>
+      </w:pPr>
+      <w:r>
+        <w:t>Earlier wording, alternatives and picture transcripts · reference / check after trying</w:t>
+      </w:r>
+    </w:p>
+    <w:p>
+      <w:pPr>
         <w:pStyle w:val="Heading3"/>
       </w:pPr>
       <w:r>
-        <w:t>Plan the delayed return</w:t>
+        <w:t>Guided and exit questions</w:t>
+      </w:r>
+    </w:p>
+    <w:p>
+      <w:pPr>
+        <w:spacing w:line="336" w:lineRule="auto" w:after="180"/>
+      </w:pPr>
+      <w:r>
+        <w:rPr>
+          <w:b w:val="0"/>
+        </w:rPr>
+        <w:t xml:space="preserve">Guided: miss counts at epochs 3, 4, 5, 6 are 1, 0, 1, 2. Stop at 6 and </w:t>
+      </w:r>
+      <w:r>
+        <w:rPr>
+          <w:b/>
+        </w:rPr>
+        <w:t>restore</w:t>
+      </w:r>
+      <w:r>
+        <w:rPr>
+          <w:b w:val="0"/>
+        </w:rPr>
+        <w:t xml:space="preserve"> 4. Exit: using final parameters ignores restoration; selecting </w:t>
+      </w:r>
+      <w:r>
+        <w:rPr>
+          <w:b/>
+        </w:rPr>
+        <w:t>patience</w:t>
+      </w:r>
+      <w:r>
+        <w:rPr>
+          <w:b w:val="0"/>
+        </w:rPr>
+        <w:t xml:space="preserve"> with test losses uses test data for development.</w:t>
+      </w:r>
+    </w:p>
+    <w:p>
+      <w:pPr>
+        <w:spacing w:line="336" w:lineRule="auto" w:after="180"/>
+      </w:pPr>
+      <w:r>
+        <w:rPr>
+          <w:b/>
+        </w:rPr>
+        <w:t>Restore</w:t>
+      </w:r>
+      <w:r>
+        <w:rPr>
+          <w:b w:val="0"/>
+        </w:rPr>
+        <w:t xml:space="preserve"> the selected checkpoint, choose policy using validation, then freeze it before evaluating suitable untouched final examples.</w:t>
+      </w:r>
+    </w:p>
+    <w:p>
+      <w:pPr>
+        <w:pStyle w:val="Heading3"/>
+      </w:pPr>
+      <w:r>
+        <w:t>W1 Separate the objective terms</w:t>
+      </w:r>
+    </w:p>
+    <w:p>
+      <w:pPr>
+        <w:pStyle w:val="Heading3"/>
+      </w:pPr>
+      <w:r>
+        <w:t>W2 Trace the next update</w:t>
+      </w:r>
+    </w:p>
+    <w:p>
+      <w:pPr>
+        <w:pStyle w:val="Heading3"/>
+      </w:pPr>
+      <w:r>
+        <w:t>W3 Apply patience without peeking</w:t>
+      </w:r>
+    </w:p>
+    <w:p>
+      <w:pPr>
+        <w:pStyle w:val="Heading3"/>
+      </w:pPr>
+      <w:r>
+        <w:t>W4 Transfer both rules independently</w:t>
+      </w:r>
+    </w:p>
+    <w:p>
+      <w:pPr>
+        <w:spacing w:line="336" w:lineRule="auto" w:after="180"/>
+      </w:pPr>
+      <w:r>
+        <w:rPr>
+          <w:b w:val="0"/>
+        </w:rPr>
+        <w:t xml:space="preserve">For a new objective J(a) = (a - 2) squared + a squared, gradient 4a - 4, start a = 0 and take one step at rate 0.25. Give new a, </w:t>
+      </w:r>
+      <w:r>
+        <w:rPr>
+          <w:b/>
+        </w:rPr>
+        <w:t>prediction</w:t>
+      </w:r>
+      <w:r>
+        <w:rPr>
+          <w:b w:val="0"/>
+        </w:rPr>
+        <w:t xml:space="preserve"> error term, penalty and total J.</w:t>
+      </w:r>
+    </w:p>
+    <w:p>
+      <w:pPr>
+        <w:spacing w:line="336" w:lineRule="auto" w:after="180"/>
+      </w:pPr>
+      <w:r>
+        <w:rPr>
+          <w:b w:val="0"/>
+        </w:rPr>
+        <w:t xml:space="preserve">Separately apply </w:t>
+      </w:r>
+      <w:r>
+        <w:rPr>
+          <w:b/>
+        </w:rPr>
+        <w:t>patience</w:t>
+      </w:r>
+      <w:r>
+        <w:rPr>
+          <w:b w:val="0"/>
+        </w:rPr>
+        <w:t xml:space="preserve"> 2 with strict improvement to validation values [3, 2, 2, 2, 1] at epochs 0 to 4; report the stop and </w:t>
+      </w:r>
+      <w:r>
+        <w:rPr>
+          <w:b/>
+        </w:rPr>
+        <w:t>restore</w:t>
+      </w:r>
+      <w:r>
+        <w:rPr>
+          <w:b w:val="0"/>
+        </w:rPr>
+        <w:t>d epochs.</w:t>
+      </w:r>
+    </w:p>
+    <w:p>
+      <w:pPr>
+        <w:spacing w:line="336" w:lineRule="auto" w:after="180"/>
+      </w:pPr>
+      <w:r>
+        <w:rPr>
+          <w:b w:val="0"/>
+        </w:rPr>
+        <w:t xml:space="preserve">Teacher explanation: The update gives a = 1. </w:t>
+      </w:r>
+      <w:r>
+        <w:rPr>
+          <w:b/>
+        </w:rPr>
+        <w:t>Prediction</w:t>
+      </w:r>
+      <w:r>
+        <w:rPr>
+          <w:b w:val="0"/>
+        </w:rPr>
+        <w:t xml:space="preserve"> error 1, penalty 1, total J 2. For the separate curve, epoch 1 is best at 2; ties at 2 and 3 are two misses, so stop at epoch 3 and </w:t>
+      </w:r>
+      <w:r>
+        <w:rPr>
+          <w:b/>
+        </w:rPr>
+        <w:t>restore</w:t>
+      </w:r>
+      <w:r>
+        <w:rPr>
+          <w:b w:val="0"/>
+        </w:rPr>
+        <w:t xml:space="preserve"> epoch 1.</w:t>
+      </w:r>
+    </w:p>
+    <w:p>
+      <w:pPr>
+        <w:spacing w:line="336" w:lineRule="auto" w:after="180"/>
+      </w:pPr>
+      <w:r>
+        <w:rPr>
+          <w:b w:val="0"/>
+        </w:rPr>
+        <w:t>Epoch 4 is not observed by that live policy.</w:t>
+      </w:r>
+    </w:p>
+    <w:p>
+      <w:pPr>
+        <w:pStyle w:val="Heading3"/>
+      </w:pPr>
+      <w:r>
+        <w:t>W5 Compare penalties fairly</w:t>
+      </w:r>
+    </w:p>
+    <w:p>
+      <w:pPr>
+        <w:pStyle w:val="Heading3"/>
+      </w:pPr>
+      <w:r>
+        <w:t>Independent assessment and fresh retry</w:t>
+      </w:r>
+    </w:p>
+    <w:p>
+      <w:pPr>
+        <w:spacing w:line="336" w:lineRule="auto" w:after="180"/>
+      </w:pPr>
+      <w:r>
+        <w:rPr>
+          <w:b w:val="0"/>
+        </w:rPr>
+        <w:t xml:space="preserve">W4 requires a = 1 and terms 1, 1, 2 plus stop epoch 3 and </w:t>
+      </w:r>
+      <w:r>
+        <w:rPr>
+          <w:b/>
+        </w:rPr>
+        <w:t>restore</w:t>
+      </w:r>
+      <w:r>
+        <w:rPr>
+          <w:b w:val="0"/>
+        </w:rPr>
+        <w:t>d epoch 1. Fresh retry: J(b) = (b - 3) squared + 0.5b squared, gradient 3b - 6; start b = 0, rate 0.25. New b = 1.5, data term 2.25, penalty 1.125, total 3.375.</w:t>
+      </w:r>
+    </w:p>
+    <w:p>
+      <w:pPr>
+        <w:spacing w:line="336" w:lineRule="auto" w:after="180"/>
+      </w:pPr>
+      <w:r>
+        <w:rPr>
+          <w:b w:val="0"/>
+        </w:rPr>
+        <w:t xml:space="preserve">On validation [5, 3, 3.2, 3.1] with </w:t>
+      </w:r>
+      <w:r>
+        <w:rPr>
+          <w:b/>
+        </w:rPr>
+        <w:t>patience</w:t>
+      </w:r>
+      <w:r>
+        <w:rPr>
+          <w:b w:val="0"/>
+        </w:rPr>
+        <w:t xml:space="preserve"> 2, stop at 3 and </w:t>
+      </w:r>
+      <w:r>
+        <w:rPr>
+          <w:b/>
+        </w:rPr>
+        <w:t>restore</w:t>
+      </w:r>
+      <w:r>
+        <w:rPr>
+          <w:b w:val="0"/>
+        </w:rPr>
+        <w:t xml:space="preserve"> 1.</w:t>
+      </w:r>
+    </w:p>
+    <w:p>
+      <w:pPr>
+        <w:pStyle w:val="Heading3"/>
+      </w:pPr>
+      <w:r>
+        <w:t>Assess independent transfer</w:t>
+      </w:r>
+    </w:p>
+    <w:p>
+      <w:pPr>
+        <w:pStyle w:val="Heading3"/>
+      </w:pPr>
+      <w:r>
+        <w:t>Selected case answer</w:t>
+      </w:r>
+    </w:p>
+    <w:p>
+      <w:pPr>
+        <w:pStyle w:val="Heading3"/>
+      </w:pPr>
+      <w:r>
+        <w:t>Feedback that the learner uses</w:t>
+      </w:r>
+    </w:p>
+    <w:p>
+      <w:pPr>
+        <w:pStyle w:val="Heading1"/>
+      </w:pPr>
+      <w:r>
+        <w:t>06. Connect,support and revisit the mathematics</w:t>
+      </w:r>
+    </w:p>
+    <w:p>
+      <w:r>
+        <w:t>Use the saved evidence to choose the next step.</w:t>
+      </w:r>
+    </w:p>
+    <w:p>
+      <w:pPr>
+        <w:pStyle w:val="Heading2"/>
+      </w:pPr>
+      <w:r>
+        <w:t>Project and next-week bridge</w:t>
+      </w:r>
+    </w:p>
+    <w:p>
+      <w:pPr>
+        <w:spacing w:line="336" w:lineRule="auto" w:after="180"/>
+      </w:pPr>
+      <w:r>
+        <w:rPr>
+          <w:b w:val="0"/>
+        </w:rPr>
+        <w:t xml:space="preserve">Add a labelled </w:t>
+      </w:r>
+      <w:r>
+        <w:rPr>
+          <w:b/>
+        </w:rPr>
+        <w:t>regularisation</w:t>
+      </w:r>
+      <w:r>
+        <w:rPr>
+          <w:b w:val="0"/>
+        </w:rPr>
+        <w:t xml:space="preserve"> and early stopping </w:t>
+      </w:r>
+      <w:r>
+        <w:rPr>
+          <w:b/>
+        </w:rPr>
+        <w:t>evidence</w:t>
+      </w:r>
+      <w:r>
+        <w:rPr>
+          <w:b w:val="0"/>
+        </w:rPr>
+        <w:t xml:space="preserve"> sheet to Image-pattern Network Investigation. Show how you can separate a </w:t>
+      </w:r>
+      <w:r>
+        <w:rPr>
+          <w:b/>
+        </w:rPr>
+        <w:t>weight penalty</w:t>
+      </w:r>
+      <w:r>
+        <w:rPr>
+          <w:b w:val="0"/>
+        </w:rPr>
+        <w:t xml:space="preserve"> from </w:t>
+      </w:r>
+      <w:r>
+        <w:rPr>
+          <w:b/>
+        </w:rPr>
+        <w:t>prediction</w:t>
+      </w:r>
+      <w:r>
+        <w:rPr>
+          <w:b w:val="0"/>
+        </w:rPr>
+        <w:t xml:space="preserve"> error.</w:t>
+      </w:r>
+    </w:p>
+    <w:p>
+      <w:pPr>
+        <w:spacing w:line="336" w:lineRule="auto" w:after="180"/>
+      </w:pPr>
+      <w:r>
+        <w:rPr>
+          <w:b w:val="0"/>
+        </w:rPr>
+        <w:t xml:space="preserve">Use the supplied fictional case and keep its </w:t>
+      </w:r>
+      <w:r>
+        <w:rPr>
+          <w:b/>
+        </w:rPr>
+        <w:t>input</w:t>
+      </w:r>
+      <w:r>
+        <w:rPr>
+          <w:b w:val="0"/>
+        </w:rPr>
+        <w:t xml:space="preserve">s, intermediate steps, calculation or </w:t>
+      </w:r>
+      <w:r>
+        <w:rPr>
+          <w:b/>
+        </w:rPr>
+        <w:t>prediction</w:t>
+      </w:r>
+      <w:r>
+        <w:rPr>
+          <w:b w:val="0"/>
+        </w:rPr>
+        <w:t>, and limitation. Connect this record to last week’s record; a matching answer without a trace is insufficient.</w:t>
+      </w:r>
+    </w:p>
+    <w:p>
+      <w:pPr>
+        <w:spacing w:line="336" w:lineRule="auto" w:after="180"/>
+      </w:pPr>
+      <w:r>
+        <w:rPr>
+          <w:b w:val="0"/>
+        </w:rPr>
+        <w:t>Use a ledger with columns epoch, metric, best epoch and miss count; cover future rows. Extension: solve 5(v - 2) + 2 lambda v = 0 to obtain v = 10 / (5 + 2 lambda).</w:t>
+      </w:r>
+    </w:p>
+    <w:p>
+      <w:pPr>
+        <w:spacing w:line="336" w:lineRule="auto" w:after="180"/>
+      </w:pPr>
+      <w:r>
+        <w:rPr>
+          <w:b w:val="0"/>
+        </w:rPr>
+        <w:t xml:space="preserve">For nonnegative lambda, discuss why the optimum moves toward zero without claiming this always improves </w:t>
+      </w:r>
+      <w:r>
+        <w:rPr>
+          <w:b/>
+        </w:rPr>
+        <w:t>prediction</w:t>
+      </w:r>
+      <w:r>
+        <w:rPr>
+          <w:b w:val="0"/>
+        </w:rPr>
+        <w:t>.</w:t>
+      </w:r>
+    </w:p>
+    <w:p>
+      <w:pPr>
+        <w:spacing w:line="336" w:lineRule="auto" w:after="180"/>
+      </w:pPr>
+      <w:r>
+        <w:rPr>
+          <w:b w:val="0"/>
+        </w:rPr>
+        <w:t>Week 17 investigates initialisation and reproducibility.</w:t>
+      </w:r>
+    </w:p>
+    <w:p>
+      <w:pPr>
+        <w:spacing w:line="336" w:lineRule="auto" w:after="180"/>
+      </w:pPr>
+      <w:r>
+        <w:rPr>
+          <w:b w:val="0"/>
+        </w:rPr>
+        <w:t>Retain the project ledger and assess a changed case after support. Check the relevant prerequisite before carrying this component forward.</w:t>
+      </w:r>
+    </w:p>
+    <w:p>
+      <w:pPr>
+        <w:spacing w:line="336" w:lineRule="auto" w:after="180"/>
+      </w:pPr>
+      <w:r>
+        <w:rPr>
+          <w:b w:val="0"/>
+        </w:rPr>
+        <w:t xml:space="preserve">For your Image-pattern Network Investigation, save the </w:t>
+      </w:r>
+      <w:r>
+        <w:rPr>
+          <w:b/>
+        </w:rPr>
+        <w:t>input</w:t>
+      </w:r>
+      <w:r>
+        <w:rPr>
+          <w:b w:val="0"/>
+        </w:rPr>
+        <w:t>, procedure, observed result and limitation of this check.</w:t>
+      </w:r>
+    </w:p>
+    <w:p>
+      <w:pPr>
+        <w:spacing w:line="336" w:lineRule="auto" w:after="180"/>
+      </w:pPr>
+      <w:r>
+        <w:rPr>
+          <w:b w:val="0"/>
+        </w:rPr>
+        <w:t>Label this worked example as practice; use a different, previously unreviewed case when checking independent understanding.</w:t>
+      </w:r>
+    </w:p>
+    <w:p>
+      <w:pPr>
+        <w:pStyle w:val="Heading2"/>
+      </w:pPr>
+      <w:r>
+        <w:t>Delayed return and support record</w:t>
       </w:r>
     </w:p>
     <w:p>
@@ -4395,44 +5289,26 @@
     </w:p>
     <w:p>
       <w:pPr>
-        <w:pStyle w:val="Heading3"/>
-      </w:pPr>
-      <w:r>
-        <w:t>Project evidence from this case</w:t>
+        <w:pStyle w:val="Heading2"/>
+      </w:pPr>
+      <w:r>
+        <w:t>Earlier wording, alternatives and picture transcripts · reference / check after trying</w:t>
       </w:r>
     </w:p>
     <w:p>
       <w:pPr>
-        <w:spacing w:line="336" w:lineRule="auto" w:after="180"/>
-      </w:pPr>
-      <w:r>
-        <w:rPr>
-          <w:b w:val="0"/>
-        </w:rPr>
-        <w:t xml:space="preserve">For your Image-pattern Network Investigation, save the </w:t>
-      </w:r>
-      <w:r>
-        <w:rPr>
-          <w:b/>
-        </w:rPr>
-        <w:t>input</w:t>
-      </w:r>
-      <w:r>
-        <w:rPr>
-          <w:b w:val="0"/>
-        </w:rPr>
-        <w:t>, procedure, observed result and limitation of this check.</w:t>
+        <w:pStyle w:val="Heading3"/>
+      </w:pPr>
+      <w:r>
+        <w:t>Plan the delayed return</w:t>
       </w:r>
     </w:p>
     <w:p>
       <w:pPr>
-        <w:spacing w:line="336" w:lineRule="auto" w:after="180"/>
-      </w:pPr>
-      <w:r>
-        <w:rPr>
-          <w:b w:val="0"/>
-        </w:rPr>
-        <w:t>Label this worked example as practice; use a different, previously unreviewed case when checking independent understanding.</w:t>
+        <w:pStyle w:val="Heading3"/>
+      </w:pPr>
+      <w:r>
+        <w:t>Project evidence from this case</w:t>
       </w:r>
     </w:p>
     <w:p>
@@ -4440,26 +5316,33 @@
         <w:pStyle w:val="Heading1"/>
       </w:pPr>
       <w:r>
-        <w:t>07. Prepare, teach and assess</w:t>
+        <w:t>Reference bank and extra practice</w:t>
       </w:r>
     </w:p>
     <w:p>
-      <w:r>
-        <w:t>Use this preparation summary alongside the detailed Regularisation and early stopping lesson; it is a checklist rather than a replacement for the full sequence.</w:t>
+      <w:pPr>
+        <w:pStyle w:val="Heading1"/>
+      </w:pPr>
+      <w:r>
+        <w:t>07. Reference · Alternative planning checklist</w:t>
       </w:r>
     </w:p>
     <w:p>
-      <w:pPr>
-        <w:pStyle w:val="Heading3"/>
-      </w:pPr>
-      <w:r>
-        <w:t>Teaching target</w:t>
+      <w:r>
+        <w:t>Use alongside the main route when helpful.</w:t>
       </w:r>
     </w:p>
     <w:p>
       <w:pPr>
+        <w:pStyle w:val="Heading2"/>
+      </w:pPr>
+      <w:r>
+        <w:t>Planning,assessment and project reminders</w:t>
+      </w:r>
+    </w:p>
+    <w:p>
+      <w:pPr>
         <w:spacing w:line="336" w:lineRule="auto" w:after="180"/>
-        <w:shd w:fill="EDF7F3"/>
       </w:pPr>
       <w:r>
         <w:rPr>
@@ -4683,34 +5566,60 @@
     </w:p>
     <w:p>
       <w:pPr>
-        <w:pStyle w:val="Heading3"/>
-      </w:pPr>
-      <w:r>
-        <w:t>Supported practice answer</w:t>
+        <w:spacing w:line="336" w:lineRule="auto" w:after="180"/>
+      </w:pPr>
+      <w:r>
+        <w:rPr>
+          <w:b w:val="0"/>
+        </w:rPr>
+        <w:t xml:space="preserve">Reasoned practice answer: Teacher explanation: Data gradient -2, penalty gradient 1.6, total -0.4. New v = 1.64; </w:t>
+      </w:r>
+      <w:r>
+        <w:rPr>
+          <w:b/>
+        </w:rPr>
+        <w:t>prediction</w:t>
+      </w:r>
+      <w:r>
+        <w:rPr>
+          <w:b w:val="0"/>
+        </w:rPr>
+        <w:t xml:space="preserve"> MSE is 2.5 times 0.36 squared = 0.324.</w:t>
       </w:r>
     </w:p>
     <w:p>
       <w:pPr>
         <w:spacing w:line="336" w:lineRule="auto" w:after="180"/>
-        <w:shd w:fill="F1F6FC"/>
       </w:pPr>
       <w:r>
         <w:rPr>
           <w:b w:val="0"/>
         </w:rPr>
-        <w:t xml:space="preserve">Reasoned practice answer: Teacher explanation: Data gradient -2, penalty gradient 1.6, total -0.4. New v = 1.64; </w:t>
+        <w:t xml:space="preserve">Check every learner before discussion: Use the worked case for </w:t>
       </w:r>
       <w:r>
         <w:rPr>
           <w:b/>
         </w:rPr>
+        <w:t>Regularisation</w:t>
+      </w:r>
+      <w:r>
+        <w:rPr>
+          <w:b w:val="0"/>
+        </w:rPr>
+        <w:t xml:space="preserve"> and early stopping. Proposed explanation: “Zero </w:t>
+      </w:r>
+      <w:r>
+        <w:rPr>
+          <w:b/>
+        </w:rPr>
         <w:t>prediction</w:t>
       </w:r>
       <w:r>
         <w:rPr>
           <w:b w:val="0"/>
         </w:rPr>
-        <w:t xml:space="preserve"> MSE is 2.5 times 0.36 squared = 0.324.</w:t>
+        <w:t xml:space="preserve"> error means no regularised update”. Decide whether this explanation is supported.</w:t>
       </w:r>
     </w:p>
     <w:p>
@@ -4721,31 +5630,7 @@
         <w:rPr>
           <w:b w:val="0"/>
         </w:rPr>
-        <w:t xml:space="preserve">Check every learner before discussion: Use the worked case for </w:t>
-      </w:r>
-      <w:r>
-        <w:rPr>
-          <w:b/>
-        </w:rPr>
-        <w:t>Regularisation</w:t>
-      </w:r>
-      <w:r>
-        <w:rPr>
-          <w:b w:val="0"/>
-        </w:rPr>
-        <w:t xml:space="preserve"> and early stopping. Proposed explanation: “Zero </w:t>
-      </w:r>
-      <w:r>
-        <w:rPr>
-          <w:b/>
-        </w:rPr>
-        <w:t>prediction</w:t>
-      </w:r>
-      <w:r>
-        <w:rPr>
-          <w:b w:val="0"/>
-        </w:rPr>
-        <w:t xml:space="preserve"> error means no regularised update”. Decide whether this explanation is supported.</w:t>
+        <w:t>Point to the step or supplied fact that decides; explain your repair if needed.</w:t>
       </w:r>
     </w:p>
     <w:p>
@@ -4756,141 +5641,93 @@
         <w:rPr>
           <w:b w:val="0"/>
         </w:rPr>
-        <w:t>Point to the step or supplied fact that decides; explain your repair if needed.</w:t>
+        <w:t>Misconception repair: The penalty gradient can remain nonzero.</w:t>
       </w:r>
     </w:p>
     <w:p>
       <w:pPr>
-        <w:pStyle w:val="Heading3"/>
-      </w:pPr>
-      <w:r>
-        <w:t>Repair the misconception</w:t>
+        <w:spacing w:line="336" w:lineRule="auto" w:after="180"/>
+      </w:pPr>
+      <w:r>
+        <w:rPr>
+          <w:b w:val="0"/>
+        </w:rPr>
+        <w:t xml:space="preserve">Support: read the exact case aloud, enlarge the labelled picture, supply </w:t>
+      </w:r>
+      <w:r>
+        <w:rPr>
+          <w:b/>
+        </w:rPr>
+        <w:t>input</w:t>
+      </w:r>
+      <w:r>
+        <w:rPr>
+          <w:b w:val="0"/>
+        </w:rPr>
+        <w:t xml:space="preserve"> cards and model only the first deciding step. Accept a spoken explanation or drawing; retain the reasoning goal.</w:t>
       </w:r>
     </w:p>
     <w:p>
       <w:pPr>
         <w:spacing w:line="336" w:lineRule="auto" w:after="180"/>
-        <w:shd w:fill="FFF5E6"/>
       </w:pPr>
       <w:r>
         <w:rPr>
           <w:b w:val="0"/>
         </w:rPr>
-        <w:t>Misconception repair: The penalty gradient can remain nonzero.</w:t>
+        <w:t xml:space="preserve">Extension: Change </w:t>
+      </w:r>
+      <w:r>
+        <w:rPr>
+          <w:b/>
+        </w:rPr>
+        <w:t>patience</w:t>
+      </w:r>
+      <w:r>
+        <w:rPr>
+          <w:b w:val="0"/>
+        </w:rPr>
+        <w:t xml:space="preserve"> from 1 to2 under the same tie rule. Require a </w:t>
+      </w:r>
+      <w:r>
+        <w:rPr>
+          <w:b/>
+        </w:rPr>
+        <w:t>prediction</w:t>
+      </w:r>
+      <w:r>
+        <w:rPr>
+          <w:b w:val="0"/>
+        </w:rPr>
+        <w:t xml:space="preserve"> and a reason before comparing. Expected result: Stop at checkpoint 4; still </w:t>
+      </w:r>
+      <w:r>
+        <w:rPr>
+          <w:b/>
+        </w:rPr>
+        <w:t>restore</w:t>
+      </w:r>
+      <w:r>
+        <w:rPr>
+          <w:b w:val="0"/>
+        </w:rPr>
+        <w:t xml:space="preserve"> checkpoint 2.</w:t>
       </w:r>
     </w:p>
     <w:p>
       <w:pPr>
-        <w:pStyle w:val="Heading3"/>
-      </w:pPr>
-      <w:r>
-        <w:t>Support without giving away the answer</w:t>
+        <w:spacing w:line="336" w:lineRule="auto" w:after="180"/>
+      </w:pPr>
+      <w:r>
+        <w:rPr>
+          <w:b w:val="0"/>
+        </w:rPr>
+        <w:t>Reason: Checkpoints 3 and 4 are two consecutive non-improvements; a later stop does not redefine the best checkpoint.</w:t>
       </w:r>
     </w:p>
     <w:p>
       <w:pPr>
         <w:spacing w:line="336" w:lineRule="auto" w:after="180"/>
-        <w:shd w:fill="F1F6F8"/>
-      </w:pPr>
-      <w:r>
-        <w:rPr>
-          <w:b w:val="0"/>
-        </w:rPr>
-        <w:t xml:space="preserve">Support: read the exact case aloud, enlarge the labelled picture, supply </w:t>
-      </w:r>
-      <w:r>
-        <w:rPr>
-          <w:b/>
-        </w:rPr>
-        <w:t>input</w:t>
-      </w:r>
-      <w:r>
-        <w:rPr>
-          <w:b w:val="0"/>
-        </w:rPr>
-        <w:t xml:space="preserve"> cards and model only the first deciding step. Accept a spoken explanation or drawing; retain the reasoning goal.</w:t>
-      </w:r>
-    </w:p>
-    <w:p>
-      <w:pPr>
-        <w:pStyle w:val="Heading3"/>
-      </w:pPr>
-      <w:r>
-        <w:t>Extend the reasoning</w:t>
-      </w:r>
-    </w:p>
-    <w:p>
-      <w:pPr>
-        <w:spacing w:line="336" w:lineRule="auto" w:after="180"/>
-        <w:shd w:fill="F5F1FB"/>
-      </w:pPr>
-      <w:r>
-        <w:rPr>
-          <w:b w:val="0"/>
-        </w:rPr>
-        <w:t xml:space="preserve">Extension: Change </w:t>
-      </w:r>
-      <w:r>
-        <w:rPr>
-          <w:b/>
-        </w:rPr>
-        <w:t>patience</w:t>
-      </w:r>
-      <w:r>
-        <w:rPr>
-          <w:b w:val="0"/>
-        </w:rPr>
-        <w:t xml:space="preserve"> from 1 to2 under the same tie rule. Require a </w:t>
-      </w:r>
-      <w:r>
-        <w:rPr>
-          <w:b/>
-        </w:rPr>
-        <w:t>prediction</w:t>
-      </w:r>
-      <w:r>
-        <w:rPr>
-          <w:b w:val="0"/>
-        </w:rPr>
-        <w:t xml:space="preserve"> and a reason before comparing. Expected result: Stop at checkpoint 4; still </w:t>
-      </w:r>
-      <w:r>
-        <w:rPr>
-          <w:b/>
-        </w:rPr>
-        <w:t>restore</w:t>
-      </w:r>
-      <w:r>
-        <w:rPr>
-          <w:b w:val="0"/>
-        </w:rPr>
-        <w:t xml:space="preserve"> checkpoint 2.</w:t>
-      </w:r>
-    </w:p>
-    <w:p>
-      <w:pPr>
-        <w:spacing w:line="336" w:lineRule="auto" w:after="180"/>
-        <w:shd w:fill="F5F1FB"/>
-      </w:pPr>
-      <w:r>
-        <w:rPr>
-          <w:b w:val="0"/>
-        </w:rPr>
-        <w:t>Reason: Checkpoints 3 and 4 are two consecutive non-improvements; a later stop does not redefine the best checkpoint.</w:t>
-      </w:r>
-    </w:p>
-    <w:p>
-      <w:pPr>
-        <w:pStyle w:val="Heading3"/>
-      </w:pPr>
-      <w:r>
-        <w:t>Protect the independent attempt</w:t>
-      </w:r>
-    </w:p>
-    <w:p>
-      <w:pPr>
-        <w:spacing w:line="336" w:lineRule="auto" w:after="180"/>
-        <w:shd w:fill="FFF5E6"/>
       </w:pPr>
       <w:r>
         <w:rPr>
@@ -5085,58 +5922,57 @@
     </w:tbl>
     <w:p>
       <w:pPr>
-        <w:pStyle w:val="Heading3"/>
-      </w:pPr>
-      <w:r>
-        <w:t>Project checkpoint</w:t>
+        <w:spacing w:line="336" w:lineRule="auto" w:after="180"/>
+      </w:pPr>
+      <w:r>
+        <w:rPr>
+          <w:b w:val="0"/>
+        </w:rPr>
+        <w:t>Project checkpoint: Test changed cases. Keep normal, boundary and failure cases; compare expected and observed results.</w:t>
       </w:r>
     </w:p>
     <w:p>
       <w:pPr>
         <w:spacing w:line="336" w:lineRule="auto" w:after="180"/>
-        <w:shd w:fill="EDF7F3"/>
       </w:pPr>
       <w:r>
         <w:rPr>
           <w:b w:val="0"/>
         </w:rPr>
-        <w:t>Project checkpoint: Test changed cases. Keep normal, boundary and failure cases; compare expected and observed results.</w:t>
+        <w:t xml:space="preserve">Use the weekly teacher answer for topic-specific reasoning. A saved progress tick is an activity record; judge mastery from the learner’s explanation and </w:t>
+      </w:r>
+      <w:r>
+        <w:rPr>
+          <w:b/>
+        </w:rPr>
+        <w:t>evidence</w:t>
+      </w:r>
+      <w:r>
+        <w:rPr>
+          <w:b w:val="0"/>
+        </w:rPr>
+        <w:t>.</w:t>
       </w:r>
     </w:p>
     <w:p>
       <w:pPr>
-        <w:spacing w:line="336" w:lineRule="auto" w:after="180"/>
-      </w:pPr>
-      <w:r>
-        <w:rPr>
-          <w:b w:val="0"/>
-        </w:rPr>
-        <w:t xml:space="preserve">Use the weekly teacher answer for topic-specific reasoning. A saved progress tick is an activity record; judge mastery from the learner’s explanation and </w:t>
-      </w:r>
-      <w:r>
-        <w:rPr>
-          <w:b/>
-        </w:rPr>
-        <w:t>evidence</w:t>
-      </w:r>
-      <w:r>
-        <w:rPr>
-          <w:b w:val="0"/>
-        </w:rPr>
-        <w:t>.</w:t>
+        <w:pStyle w:val="Heading1"/>
+      </w:pPr>
+      <w:r>
+        <w:t>08. Reference · Feedback,labs and repair paths</w:t>
       </w:r>
     </w:p>
     <w:p>
-      <w:pPr>
-        <w:pStyle w:val="Heading1"/>
-      </w:pPr>
-      <w:r>
-        <w:t>08. Use feedback, labs and repair paths</w:t>
+      <w:r>
+        <w:t>Retain the first attempt and the evidence used for a repair.</w:t>
       </w:r>
     </w:p>
     <w:p>
-      <w:r>
-        <w:t>Use feedback, earlier review and portfolios purposefully. Apply the coding routine only when this lesson has an executable lab.</w:t>
+      <w:pPr>
+        <w:pStyle w:val="Heading2"/>
+      </w:pPr>
+      <w:r>
+        <w:t>Feedback and record guidance</w:t>
       </w:r>
     </w:p>
     <w:p>
@@ -5235,40 +6071,17 @@
         <w:pStyle w:val="Heading1"/>
       </w:pPr>
       <w:r>
-        <w:t>09. Visual concept journey</w:t>
+        <w:t>09. Reference · Teach with the six pictures</w:t>
       </w:r>
     </w:p>
     <w:p>
       <w:r>
-        <w:t>Show one Regularisation and early stopping graphic at a time, request a prediction and discuss its trace before the independent assessment.</w:t>
+        <w:t>Choose one picture for a particular reasoning move.</w:t>
       </w:r>
     </w:p>
     <w:p>
       <w:pPr>
-        <w:spacing w:line="336" w:lineRule="auto" w:after="180"/>
-      </w:pPr>
-      <w:r>
-        <w:rPr>
-          <w:b w:val="0"/>
-        </w:rPr>
-        <w:t xml:space="preserve">Use one picture at a time. Hide a worked result before asking for a </w:t>
-      </w:r>
-      <w:r>
-        <w:rPr>
-          <w:b/>
-        </w:rPr>
-        <w:t>prediction</w:t>
-      </w:r>
-      <w:r>
-        <w:rPr>
-          <w:b w:val="0"/>
-        </w:rPr>
-        <w:t>, then reveal it for feedback. These are supported teaching cases; retain the separate independent assessment for a fresh first attempt.</w:t>
-      </w:r>
-    </w:p>
-    <w:p>
-      <w:pPr>
-        <w:pStyle w:val="Heading3"/>
+        <w:pStyle w:val="Heading2"/>
       </w:pPr>
       <w:r>
         <w:t>01. Regularisation and early stopping: the case</w:t>
@@ -5279,7 +6092,7 @@
         <w:drawing>
           <wp:inline xmlns:a="http://schemas.openxmlformats.org/drawingml/2006/main" xmlns:pic="http://schemas.openxmlformats.org/drawingml/2006/picture">
             <wp:extent cx="5486400" cy="3291840"/>
-            <wp:docPr id="2" name="Picture 2" descr="Separate a regularisation penalty from prediction loss and an early-stopping rule. Supplied facts: Toy objective J(a)=(a-3)²+2a²; start a = 0; gradient 6a-6; rate 1/6. Separate validation losses:[5, 3, 3, 4], patience 1, no ties as improvement. All inputs and outcomes in this worked example are invented classroom data; no real model run is claimed."/>
+            <wp:docPr id="3" name="Picture 3" descr="Separate a regularisation penalty from prediction loss and an early-stopping rule. Supplied facts: Toy objective J(a)=(a-3)²+2a²; start a = 0; gradient 6a-6; rate 1/6. Separate validation losses:[5, 3, 3, 4], patience 1, no ties as improvement. All inputs and outcomes in this worked example are invented classroom data; no real model run is claimed."/>
             <wp:cNvGraphicFramePr>
               <a:graphicFrameLocks noChangeAspect="1"/>
             </wp:cNvGraphicFramePr>
@@ -5291,7 +6104,7 @@
                     <pic:cNvPicPr/>
                   </pic:nvPicPr>
                   <pic:blipFill>
-                    <a:blip r:embed="rId10"/>
+                    <a:blip r:embed="rId11"/>
                     <a:stretch>
                       <a:fillRect/>
                     </a:stretch>
@@ -5383,7 +6196,6 @@
     <w:p>
       <w:pPr>
         <w:spacing w:line="336" w:lineRule="auto" w:after="180"/>
-        <w:shd w:fill="F5F1FB"/>
       </w:pPr>
       <w:r>
         <w:rPr>
@@ -5394,27 +6206,18 @@
     </w:p>
     <w:p>
       <w:pPr>
-        <w:pStyle w:val="Heading3"/>
-      </w:pPr>
-      <w:r>
-        <w:t>Discuss while showing the picture</w:t>
+        <w:spacing w:line="336" w:lineRule="auto" w:after="180"/>
+      </w:pPr>
+      <w:r>
+        <w:rPr>
+          <w:b w:val="0"/>
+        </w:rPr>
+        <w:t>Teacher prompt: Point to the given fact that matters most. Explain why it matters. Ask learners to describe one label or arrow in ordinary words. Use the adjacent transcript if the image is difficult to see.</w:t>
       </w:r>
     </w:p>
     <w:p>
       <w:pPr>
-        <w:spacing w:line="336" w:lineRule="auto" w:after="180"/>
-        <w:shd w:fill="F1F6F8"/>
-      </w:pPr>
-      <w:r>
-        <w:rPr>
-          <w:b w:val="0"/>
-        </w:rPr>
-        <w:t>Teacher prompt: Point to the given fact that matters most. Explain why it matters. Ask learners to describe one label or arrow in ordinary words. Use the adjacent transcript if the image is difficult to see.</w:t>
-      </w:r>
-    </w:p>
-    <w:p>
-      <w:pPr>
-        <w:pStyle w:val="Heading3"/>
+        <w:pStyle w:val="Heading2"/>
       </w:pPr>
       <w:r>
         <w:t>02. Follow the deciding steps</w:t>
@@ -5425,7 +6228,7 @@
         <w:drawing>
           <wp:inline xmlns:a="http://schemas.openxmlformats.org/drawingml/2006/main" xmlns:pic="http://schemas.openxmlformats.org/drawingml/2006/picture">
             <wp:extent cx="5486400" cy="3337560"/>
-            <wp:docPr id="3" name="Picture 3" descr="Regularised update: At 0 gradient -6; update gives a = 1. → Split objective: At 1 prediction term 4, penalty 2, total 6; at 0 total 9. → Early-stop separately: Best validation checkpoint is 2 with loss 3; checkpoint 3 is no improvement, so stop at 3."/>
+            <wp:docPr id="4" name="Picture 4" descr="Regularised update: At 0 gradient -6; update gives a = 1. → Split objective: At 1 prediction term 4, penalty 2, total 6; at 0 total 9. → Early-stop separately: Best validation checkpoint is 2 with loss 3; checkpoint 3 is no improvement, so stop at 3."/>
             <wp:cNvGraphicFramePr>
               <a:graphicFrameLocks noChangeAspect="1"/>
             </wp:cNvGraphicFramePr>
@@ -5437,7 +6240,7 @@
                     <pic:cNvPicPr/>
                   </pic:nvPicPr>
                   <pic:blipFill>
-                    <a:blip r:embed="rId11"/>
+                    <a:blip r:embed="rId9"/>
                     <a:stretch>
                       <a:fillRect/>
                     </a:stretch>
@@ -5482,7 +6285,6 @@
     <w:p>
       <w:pPr>
         <w:spacing w:line="336" w:lineRule="auto" w:after="180"/>
-        <w:shd w:fill="F5F1FB"/>
       </w:pPr>
       <w:r>
         <w:rPr>
@@ -5505,39 +6307,30 @@
     </w:p>
     <w:p>
       <w:pPr>
-        <w:pStyle w:val="Heading3"/>
-      </w:pPr>
-      <w:r>
-        <w:t>Discuss while showing the picture</w:t>
+        <w:spacing w:line="336" w:lineRule="auto" w:after="180"/>
+      </w:pPr>
+      <w:r>
+        <w:rPr>
+          <w:b w:val="0"/>
+        </w:rPr>
+        <w:t xml:space="preserve">Teacher prompt: Point to each numbered stage and explain which recorded </w:t>
+      </w:r>
+      <w:r>
+        <w:rPr>
+          <w:b/>
+        </w:rPr>
+        <w:t>input</w:t>
+      </w:r>
+      <w:r>
+        <w:rPr>
+          <w:b w:val="0"/>
+        </w:rPr>
+        <w:t xml:space="preserve"> it uses. Ask learners to describe one label or arrow in ordinary words. Use the adjacent transcript if the image is difficult to see.</w:t>
       </w:r>
     </w:p>
     <w:p>
       <w:pPr>
-        <w:spacing w:line="336" w:lineRule="auto" w:after="180"/>
-        <w:shd w:fill="F1F6F8"/>
-      </w:pPr>
-      <w:r>
-        <w:rPr>
-          <w:b w:val="0"/>
-        </w:rPr>
-        <w:t xml:space="preserve">Teacher prompt: Point to each numbered stage and explain which recorded </w:t>
-      </w:r>
-      <w:r>
-        <w:rPr>
-          <w:b/>
-        </w:rPr>
-        <w:t>input</w:t>
-      </w:r>
-      <w:r>
-        <w:rPr>
-          <w:b w:val="0"/>
-        </w:rPr>
-        <w:t xml:space="preserve"> it uses. Ask learners to describe one label or arrow in ordinary words. Use the adjacent transcript if the image is difficult to see.</w:t>
-      </w:r>
-    </w:p>
-    <w:p>
-      <w:pPr>
-        <w:pStyle w:val="Heading3"/>
+        <w:pStyle w:val="Heading2"/>
       </w:pPr>
       <w:r>
         <w:t>03. Patience two with strict improvement</w:t>
@@ -5548,7 +6341,7 @@
         <w:drawing>
           <wp:inline xmlns:a="http://schemas.openxmlformats.org/drawingml/2006/main" xmlns:pic="http://schemas.openxmlformats.org/drawingml/2006/picture">
             <wp:extent cx="5486400" cy="2834640"/>
-            <wp:docPr id="4" name="Picture 4" descr="Patience two with strict improvement. 0 then 1 then 2 | 4 then 2 then 1.5 | Save each improved state. 3 then 4 | 1.6 then 1.4 | Wait once then reset. 5 then 6 | 1.45 then 1.46 | Two misses so stop at 6"/>
+            <wp:docPr id="5" name="Picture 5" descr="Patience two with strict improvement. 0 then 1 then 2 | 4 then 2 then 1.5 | Save each improved state. 3 then 4 | 1.6 then 1.4 | Wait once then reset. 5 then 6 | 1.45 then 1.46 | Two misses so stop at 6"/>
             <wp:cNvGraphicFramePr>
               <a:graphicFrameLocks noChangeAspect="1"/>
             </wp:cNvGraphicFramePr>
@@ -5599,7 +6392,6 @@
     <w:p>
       <w:pPr>
         <w:spacing w:line="336" w:lineRule="auto" w:after="180"/>
-        <w:shd w:fill="F5F1FB"/>
       </w:pPr>
       <w:r>
         <w:rPr>
@@ -5610,27 +6402,18 @@
     </w:p>
     <w:p>
       <w:pPr>
-        <w:pStyle w:val="Heading3"/>
-      </w:pPr>
-      <w:r>
-        <w:t>Discuss while showing the picture</w:t>
+        <w:spacing w:line="336" w:lineRule="auto" w:after="180"/>
+      </w:pPr>
+      <w:r>
+        <w:rPr>
+          <w:b w:val="0"/>
+        </w:rPr>
+        <w:t>Teacher prompt: Read the labels and values. Explain the relationship the model shows. Ask learners to describe one label or arrow in ordinary words. Use the adjacent transcript if the image is difficult to see.</w:t>
       </w:r>
     </w:p>
     <w:p>
       <w:pPr>
-        <w:spacing w:line="336" w:lineRule="auto" w:after="180"/>
-        <w:shd w:fill="F1F6F8"/>
-      </w:pPr>
-      <w:r>
-        <w:rPr>
-          <w:b w:val="0"/>
-        </w:rPr>
-        <w:t>Teacher prompt: Read the labels and values. Explain the relationship the model shows. Ask learners to describe one label or arrow in ordinary words. Use the adjacent transcript if the image is difficult to see.</w:t>
-      </w:r>
-    </w:p>
-    <w:p>
-      <w:pPr>
-        <w:pStyle w:val="Heading3"/>
+        <w:pStyle w:val="Heading2"/>
       </w:pPr>
       <w:r>
         <w:t>04. Change one thing. Trace what follows.</w:t>
@@ -5641,7 +6424,7 @@
         <w:drawing>
           <wp:inline xmlns:a="http://schemas.openxmlformats.org/drawingml/2006/main" xmlns:pic="http://schemas.openxmlformats.org/drawingml/2006/picture">
             <wp:extent cx="5486400" cy="3191256"/>
-            <wp:docPr id="5" name="Picture 5" descr="Original case: Best validation checkpoint is 2 with loss 3; checkpoint 3 is no improvement, so stop at 3. Changed condition: Change patience from 1 to2 under the same tie rule. Expected result: Stop at checkpoint 4; still restore checkpoint 2. Reason: Checkpoints 3 and 4 are two consecutive non-improvements; a later stop does not redefine the best checkpoint."/>
+            <wp:docPr id="6" name="Picture 6" descr="Original case: Best validation checkpoint is 2 with loss 3; checkpoint 3 is no improvement, so stop at 3. Changed condition: Change patience from 1 to2 under the same tie rule. Expected result: Stop at checkpoint 4; still restore checkpoint 2. Reason: Checkpoints 3 and 4 are two consecutive non-improvements; a later stop does not redefine the best checkpoint."/>
             <wp:cNvGraphicFramePr>
               <a:graphicFrameLocks noChangeAspect="1"/>
             </wp:cNvGraphicFramePr>
@@ -5721,7 +6504,6 @@
     <w:p>
       <w:pPr>
         <w:spacing w:line="336" w:lineRule="auto" w:after="180"/>
-        <w:shd w:fill="F5F1FB"/>
       </w:pPr>
       <w:r>
         <w:rPr>
@@ -5732,39 +6514,29 @@
     </w:p>
     <w:p>
       <w:pPr>
-        <w:pStyle w:val="Heading3"/>
-      </w:pPr>
-      <w:r>
-        <w:t>Discuss while showing the picture</w:t>
+        <w:spacing w:line="336" w:lineRule="auto" w:after="180"/>
+      </w:pPr>
+      <w:r>
+        <w:rPr>
+          <w:b w:val="0"/>
+        </w:rPr>
+        <w:t>Teacher prompt: Predict before checking the worked changed-case result. Name what changed and what the supplied facts allow you to conclude. Ask learners to describe one label or arrow in ordinary words.</w:t>
       </w:r>
     </w:p>
     <w:p>
       <w:pPr>
         <w:spacing w:line="336" w:lineRule="auto" w:after="180"/>
-        <w:shd w:fill="F1F6F8"/>
       </w:pPr>
       <w:r>
         <w:rPr>
           <w:b w:val="0"/>
         </w:rPr>
-        <w:t>Teacher prompt: Predict before checking the worked changed-case result. Name what changed and what the supplied facts allow you to conclude. Ask learners to describe one label or arrow in ordinary words.</w:t>
+        <w:t>Use the adjacent transcript if the image is difficult to see. Changed-case reasoning: Checkpoints 3 and 4 are two consecutive non-improvements; a later stop does not redefine the best checkpoint.</w:t>
       </w:r>
     </w:p>
     <w:p>
       <w:pPr>
-        <w:spacing w:line="336" w:lineRule="auto" w:after="180"/>
-        <w:shd w:fill="F1F6F8"/>
-      </w:pPr>
-      <w:r>
-        <w:rPr>
-          <w:b w:val="0"/>
-        </w:rPr>
-        <w:t>Use the adjacent transcript if the image is difficult to see. Changed-case reasoning: Checkpoints 3 and 4 are two consecutive non-improvements; a later stop does not redefine the best checkpoint.</w:t>
-      </w:r>
-    </w:p>
-    <w:p>
-      <w:pPr>
-        <w:pStyle w:val="Heading3"/>
+        <w:pStyle w:val="Heading2"/>
       </w:pPr>
       <w:r>
         <w:t>05. Connect the explanation to its limit</w:t>
@@ -5775,7 +6547,7 @@
         <w:drawing>
           <wp:inline xmlns:a="http://schemas.openxmlformats.org/drawingml/2006/main" xmlns:pic="http://schemas.openxmlformats.org/drawingml/2006/picture">
             <wp:extent cx="5486400" cy="2834640"/>
-            <wp:docPr id="6" name="Picture 6" descr="Regularisation adds a parameter penalty to the training objective. Here it discourages large a, so the objective balances prediction error against that penalty. Early stopping is a different decision based on the supplied validation sequence. A tied validation loss is not improvement under this policy; stop when the patience allowance is used and restore the best checkpoint. Limit: Regularisation and early stopping are different tools; neither guarantees better performance in every dataset."/>
+            <wp:docPr id="7" name="Picture 7" descr="Regularisation adds a parameter penalty to the training objective. Here it discourages large a, so the objective balances prediction error against that penalty. Early stopping is a different decision based on the supplied validation sequence. A tied validation loss is not improvement under this policy; stop when the patience allowance is used and restore the best checkpoint. Limit: Regularisation and early stopping are different tools; neither guarantees better performance in every dataset."/>
             <wp:cNvGraphicFramePr>
               <a:graphicFrameLocks noChangeAspect="1"/>
             </wp:cNvGraphicFramePr>
@@ -5908,7 +6680,6 @@
     <w:p>
       <w:pPr>
         <w:spacing w:line="336" w:lineRule="auto" w:after="180"/>
-        <w:shd w:fill="F5F1FB"/>
       </w:pPr>
       <w:r>
         <w:rPr>
@@ -5919,51 +6690,41 @@
     </w:p>
     <w:p>
       <w:pPr>
-        <w:pStyle w:val="Heading3"/>
-      </w:pPr>
-      <w:r>
-        <w:t>Discuss while showing the picture</w:t>
+        <w:spacing w:line="336" w:lineRule="auto" w:after="180"/>
+      </w:pPr>
+      <w:r>
+        <w:rPr>
+          <w:b w:val="0"/>
+        </w:rPr>
+        <w:t>Teacher prompt: Explain the case, then point to a limit on the claim. Ask learners to describe one label or arrow in ordinary words. Use the adjacent transcript if the image is difficult to see.</w:t>
       </w:r>
     </w:p>
     <w:p>
       <w:pPr>
         <w:spacing w:line="336" w:lineRule="auto" w:after="180"/>
-        <w:shd w:fill="F1F6F8"/>
       </w:pPr>
       <w:r>
         <w:rPr>
           <w:b w:val="0"/>
         </w:rPr>
-        <w:t>Teacher prompt: Explain the case, then point to a limit on the claim. Ask learners to describe one label or arrow in ordinary words. Use the adjacent transcript if the image is difficult to see.</w:t>
+        <w:t xml:space="preserve">Keep the stated scope: </w:t>
+      </w:r>
+      <w:r>
+        <w:rPr>
+          <w:b/>
+        </w:rPr>
+        <w:t>Regularisation</w:t>
+      </w:r>
+      <w:r>
+        <w:rPr>
+          <w:b w:val="0"/>
+        </w:rPr>
+        <w:t xml:space="preserve"> and early stopping are different tools; neither guarantees better performance in every dataset.</w:t>
       </w:r>
     </w:p>
     <w:p>
       <w:pPr>
-        <w:spacing w:line="336" w:lineRule="auto" w:after="180"/>
-        <w:shd w:fill="F1F6F8"/>
-      </w:pPr>
-      <w:r>
-        <w:rPr>
-          <w:b w:val="0"/>
-        </w:rPr>
-        <w:t xml:space="preserve">Keep the stated scope: </w:t>
-      </w:r>
-      <w:r>
-        <w:rPr>
-          <w:b/>
-        </w:rPr>
-        <w:t>Regularisation</w:t>
-      </w:r>
-      <w:r>
-        <w:rPr>
-          <w:b w:val="0"/>
-        </w:rPr>
-        <w:t xml:space="preserve"> and early stopping are different tools; neither guarantees better performance in every dataset.</w:t>
-      </w:r>
-    </w:p>
-    <w:p>
-      <w:pPr>
-        <w:pStyle w:val="Heading3"/>
+        <w:pStyle w:val="Heading2"/>
       </w:pPr>
       <w:r>
         <w:t>06. Make the idea visible in your project</w:t>
@@ -5974,7 +6735,7 @@
         <w:drawing>
           <wp:inline xmlns:a="http://schemas.openxmlformats.org/drawingml/2006/main" xmlns:pic="http://schemas.openxmlformats.org/drawingml/2006/picture">
             <wp:extent cx="5486400" cy="3681984"/>
-            <wp:docPr id="7" name="Picture 7" descr="For your Image-pattern Network Investigation, save the input, procedure, observed result and limitation of this check. Label this worked example as practice; use a different, previously unreviewed case when checking independent understanding. Draw your input, deciding step, result and limit. Supported question: Why should the penalty value not be reported as validation error? Point to the relevant step in the picture, then write the changed result and the rule or evidence that supports it."/>
+            <wp:docPr id="8" name="Picture 8" descr="For your Image-pattern Network Investigation, save the input, procedure, observed result and limitation of this check. Label this worked example as practice; use a different, previously unreviewed case when checking independent understanding. Draw your input, deciding step, result and limit. Supported question: Why should the penalty value not be reported as validation error? Point to the relevant step in the picture, then write the changed result and the rule or evidence that supports it."/>
             <wp:cNvGraphicFramePr>
               <a:graphicFrameLocks noChangeAspect="1"/>
             </wp:cNvGraphicFramePr>
@@ -6077,7 +6838,6 @@
     <w:p>
       <w:pPr>
         <w:spacing w:line="336" w:lineRule="auto" w:after="180"/>
-        <w:shd w:fill="F5F1FB"/>
       </w:pPr>
       <w:r>
         <w:rPr>
@@ -6100,94 +6860,162 @@
     </w:p>
     <w:p>
       <w:pPr>
-        <w:pStyle w:val="Heading3"/>
-      </w:pPr>
-      <w:r>
-        <w:t>Discuss while showing the picture</w:t>
+        <w:spacing w:line="336" w:lineRule="auto" w:after="180"/>
+      </w:pPr>
+      <w:r>
+        <w:rPr>
+          <w:b w:val="0"/>
+        </w:rPr>
+        <w:t xml:space="preserve">Teacher prompt: Draw your project trace and justify the deciding step using </w:t>
+      </w:r>
+      <w:r>
+        <w:rPr>
+          <w:b/>
+        </w:rPr>
+        <w:t>evidence</w:t>
+      </w:r>
+      <w:r>
+        <w:rPr>
+          <w:b w:val="0"/>
+        </w:rPr>
+        <w:t>. Ask learners to describe one label or arrow in ordinary words. Use the adjacent transcript if the image is difficult to see.</w:t>
       </w:r>
     </w:p>
     <w:p>
       <w:pPr>
         <w:spacing w:line="336" w:lineRule="auto" w:after="180"/>
-        <w:shd w:fill="F1F6F8"/>
       </w:pPr>
       <w:r>
         <w:rPr>
           <w:b w:val="0"/>
         </w:rPr>
-        <w:t xml:space="preserve">Teacher prompt: Draw your project trace and justify the deciding step using </w:t>
+        <w:t xml:space="preserve">Supported practice key: It is part of the </w:t>
       </w:r>
       <w:r>
         <w:rPr>
           <w:b/>
         </w:rPr>
-        <w:t>evidence</w:t>
+        <w:t>training</w:t>
       </w:r>
       <w:r>
         <w:rPr>
           <w:b w:val="0"/>
         </w:rPr>
-        <w:t>. Ask learners to describe one label or arrow in ordinary words. Use the adjacent transcript if the image is difficult to see.</w:t>
+        <w:t xml:space="preserve"> objective, not the measured validation </w:t>
+      </w:r>
+      <w:r>
+        <w:rPr>
+          <w:b/>
+        </w:rPr>
+        <w:t>prediction</w:t>
+      </w:r>
+      <w:r>
+        <w:rPr>
+          <w:b w:val="0"/>
+        </w:rPr>
+        <w:t xml:space="preserve"> loss. Report these separate quantities with their definitions.</w:t>
       </w:r>
     </w:p>
     <w:p>
       <w:pPr>
         <w:spacing w:line="336" w:lineRule="auto" w:after="180"/>
-        <w:shd w:fill="F1F6F8"/>
       </w:pPr>
       <w:r>
         <w:rPr>
           <w:b w:val="0"/>
         </w:rPr>
-        <w:t xml:space="preserve">Supported practice key: It is part of the </w:t>
+        <w:t xml:space="preserve">Changed-case check: Stop at checkpoint 4; still </w:t>
       </w:r>
       <w:r>
         <w:rPr>
           <w:b/>
         </w:rPr>
-        <w:t>training</w:t>
+        <w:t>restore</w:t>
       </w:r>
       <w:r>
         <w:rPr>
           <w:b w:val="0"/>
         </w:rPr>
-        <w:t xml:space="preserve"> objective, not the measured validation </w:t>
-      </w:r>
-      <w:r>
-        <w:rPr>
-          <w:b/>
-        </w:rPr>
-        <w:t>prediction</w:t>
-      </w:r>
-      <w:r>
-        <w:rPr>
-          <w:b w:val="0"/>
-        </w:rPr>
-        <w:t xml:space="preserve"> loss. Report these separate quantities with their definitions.</w:t>
+        <w:t xml:space="preserve"> checkpoint 2. Checkpoints 3 and 4 are two consecutive non-improvements; a later stop does not redefine the best checkpoint.</w:t>
       </w:r>
     </w:p>
     <w:p>
       <w:pPr>
+        <w:pStyle w:val="Heading2"/>
+      </w:pPr>
+      <w:r>
+        <w:t>Earlier wording, alternatives and picture transcripts · reference / check after trying</w:t>
+      </w:r>
+    </w:p>
+    <w:p>
+      <w:pPr>
         <w:spacing w:line="336" w:lineRule="auto" w:after="180"/>
-        <w:shd w:fill="F1F6F8"/>
       </w:pPr>
       <w:r>
         <w:rPr>
           <w:b w:val="0"/>
         </w:rPr>
-        <w:t xml:space="preserve">Changed-case check: Stop at checkpoint 4; still </w:t>
+        <w:t xml:space="preserve">Use one picture at a time. Hide a worked result before asking for a </w:t>
       </w:r>
       <w:r>
         <w:rPr>
           <w:b/>
         </w:rPr>
-        <w:t>restore</w:t>
+        <w:t>prediction</w:t>
       </w:r>
       <w:r>
         <w:rPr>
           <w:b w:val="0"/>
         </w:rPr>
-        <w:t xml:space="preserve"> checkpoint 2. Checkpoints 3 and 4 are two consecutive non-improvements; a later stop does not redefine the best checkpoint.</w:t>
+        <w:t>, then reveal it for feedback. These are supported teaching cases; retain the separate independent assessment for a fresh first attempt.</w:t>
+      </w:r>
+    </w:p>
+    <w:p>
+      <w:pPr>
+        <w:pStyle w:val="Heading3"/>
+      </w:pPr>
+      <w:r>
+        <w:t>01. Regularisation and early stopping: the case</w:t>
+      </w:r>
+    </w:p>
+    <w:p>
+      <w:pPr>
+        <w:pStyle w:val="Heading3"/>
+      </w:pPr>
+      <w:r>
+        <w:t>02. Follow the deciding steps</w:t>
+      </w:r>
+    </w:p>
+    <w:p>
+      <w:pPr>
+        <w:pStyle w:val="Heading3"/>
+      </w:pPr>
+      <w:r>
+        <w:t>03. Patience two with strict improvement</w:t>
+      </w:r>
+    </w:p>
+    <w:p>
+      <w:pPr>
+        <w:pStyle w:val="Heading3"/>
+      </w:pPr>
+      <w:r>
+        <w:t>04. Change one thing. Trace what follows.</w:t>
+      </w:r>
+    </w:p>
+    <w:p>
+      <w:pPr>
+        <w:pStyle w:val="Heading3"/>
+      </w:pPr>
+      <w:r>
+        <w:t>05. Connect the explanation to its limit</w:t>
+      </w:r>
+    </w:p>
+    <w:p>
+      <w:pPr>
+        <w:pStyle w:val="Heading3"/>
+      </w:pPr>
+      <w:r>
+        <w:t>06. Make the idea visible in your project</w:t>
       </w:r>
     </w:p>
     <w:sectPr>
